--- a/taniguchi/api/Fix/API設計書_施設グループ管理.docx
+++ b/taniguchi/api/Fix/API設計書_施設グループ管理.docx
@@ -1029,7 +1029,7 @@
       <w:r>
         <w:fldChar w:fldCharType="separate"/>
       </w:r>
-      <w:hyperlink w:anchor="_Toc229929320" w:history="1">
+      <w:hyperlink w:anchor="_Toc230013979" w:history="1">
         <w:r>
           <w:rPr>
             <w:rStyle w:val="afffffff5"/>
@@ -1056,7 +1056,7 @@
             <w:noProof/>
             <w:webHidden/>
           </w:rPr>
-          <w:instrText xml:space="preserve"> PAGEREF _Toc229929320 \h </w:instrText>
+          <w:instrText xml:space="preserve"> PAGEREF _Toc230013979 \h </w:instrText>
         </w:r>
         <w:r>
           <w:rPr>
@@ -1104,7 +1104,7 @@
           <w14:ligatures w14:val="standardContextual"/>
         </w:rPr>
       </w:pPr>
-      <w:hyperlink w:anchor="_Toc229929321" w:history="1">
+      <w:hyperlink w:anchor="_Toc230013980" w:history="1">
         <w:r>
           <w:rPr>
             <w:rStyle w:val="afffffff5"/>
@@ -1131,7 +1131,7 @@
             <w:noProof/>
             <w:webHidden/>
           </w:rPr>
-          <w:instrText xml:space="preserve"> PAGEREF _Toc229929321 \h </w:instrText>
+          <w:instrText xml:space="preserve"> PAGEREF _Toc230013980 \h </w:instrText>
         </w:r>
         <w:r>
           <w:rPr>
@@ -1179,7 +1179,7 @@
           <w14:ligatures w14:val="standardContextual"/>
         </w:rPr>
       </w:pPr>
-      <w:hyperlink w:anchor="_Toc229929322" w:history="1">
+      <w:hyperlink w:anchor="_Toc230013981" w:history="1">
         <w:r>
           <w:rPr>
             <w:rStyle w:val="afffffff5"/>
@@ -1206,7 +1206,7 @@
             <w:noProof/>
             <w:webHidden/>
           </w:rPr>
-          <w:instrText xml:space="preserve"> PAGEREF _Toc229929322 \h </w:instrText>
+          <w:instrText xml:space="preserve"> PAGEREF _Toc230013981 \h </w:instrText>
         </w:r>
         <w:r>
           <w:rPr>
@@ -1254,7 +1254,7 @@
           <w14:ligatures w14:val="standardContextual"/>
         </w:rPr>
       </w:pPr>
-      <w:hyperlink w:anchor="_Toc229929323" w:history="1">
+      <w:hyperlink w:anchor="_Toc230013982" w:history="1">
         <w:r>
           <w:rPr>
             <w:rStyle w:val="afffffff5"/>
@@ -1281,7 +1281,7 @@
             <w:noProof/>
             <w:webHidden/>
           </w:rPr>
-          <w:instrText xml:space="preserve"> PAGEREF _Toc229929323 \h </w:instrText>
+          <w:instrText xml:space="preserve"> PAGEREF _Toc230013982 \h </w:instrText>
         </w:r>
         <w:r>
           <w:rPr>
@@ -1329,7 +1329,7 @@
           <w14:ligatures w14:val="standardContextual"/>
         </w:rPr>
       </w:pPr>
-      <w:hyperlink w:anchor="_Toc229929324" w:history="1">
+      <w:hyperlink w:anchor="_Toc230013983" w:history="1">
         <w:r>
           <w:rPr>
             <w:rStyle w:val="afffffff5"/>
@@ -1356,7 +1356,7 @@
             <w:noProof/>
             <w:webHidden/>
           </w:rPr>
-          <w:instrText xml:space="preserve"> PAGEREF _Toc229929324 \h </w:instrText>
+          <w:instrText xml:space="preserve"> PAGEREF _Toc230013983 \h </w:instrText>
         </w:r>
         <w:r>
           <w:rPr>
@@ -1405,7 +1405,7 @@
           <w14:ligatures w14:val="standardContextual"/>
         </w:rPr>
       </w:pPr>
-      <w:hyperlink w:anchor="_Toc229929325" w:history="1">
+      <w:hyperlink w:anchor="_Toc230013984" w:history="1">
         <w:r>
           <w:rPr>
             <w:rStyle w:val="afffffff5"/>
@@ -1432,7 +1432,7 @@
             <w:noProof/>
             <w:webHidden/>
           </w:rPr>
-          <w:instrText xml:space="preserve"> PAGEREF _Toc229929325 \h </w:instrText>
+          <w:instrText xml:space="preserve"> PAGEREF _Toc230013984 \h </w:instrText>
         </w:r>
         <w:r>
           <w:rPr>
@@ -1480,7 +1480,7 @@
           <w14:ligatures w14:val="standardContextual"/>
         </w:rPr>
       </w:pPr>
-      <w:hyperlink w:anchor="_Toc229929326" w:history="1">
+      <w:hyperlink w:anchor="_Toc230013985" w:history="1">
         <w:r>
           <w:rPr>
             <w:rStyle w:val="afffffff5"/>
@@ -1507,7 +1507,7 @@
             <w:noProof/>
             <w:webHidden/>
           </w:rPr>
-          <w:instrText xml:space="preserve"> PAGEREF _Toc229929326 \h </w:instrText>
+          <w:instrText xml:space="preserve"> PAGEREF _Toc230013985 \h </w:instrText>
         </w:r>
         <w:r>
           <w:rPr>
@@ -1555,7 +1555,7 @@
           <w14:ligatures w14:val="standardContextual"/>
         </w:rPr>
       </w:pPr>
-      <w:hyperlink w:anchor="_Toc229929327" w:history="1">
+      <w:hyperlink w:anchor="_Toc230013986" w:history="1">
         <w:r>
           <w:rPr>
             <w:rStyle w:val="afffffff5"/>
@@ -1582,7 +1582,7 @@
             <w:noProof/>
             <w:webHidden/>
           </w:rPr>
-          <w:instrText xml:space="preserve"> PAGEREF _Toc229929327 \h </w:instrText>
+          <w:instrText xml:space="preserve"> PAGEREF _Toc230013986 \h </w:instrText>
         </w:r>
         <w:r>
           <w:rPr>
@@ -1630,7 +1630,7 @@
           <w14:ligatures w14:val="standardContextual"/>
         </w:rPr>
       </w:pPr>
-      <w:hyperlink w:anchor="_Toc229929328" w:history="1">
+      <w:hyperlink w:anchor="_Toc230013987" w:history="1">
         <w:r>
           <w:rPr>
             <w:rStyle w:val="afffffff5"/>
@@ -1657,7 +1657,7 @@
             <w:noProof/>
             <w:webHidden/>
           </w:rPr>
-          <w:instrText xml:space="preserve"> PAGEREF _Toc229929328 \h </w:instrText>
+          <w:instrText xml:space="preserve"> PAGEREF _Toc230013987 \h </w:instrText>
         </w:r>
         <w:r>
           <w:rPr>
@@ -1706,7 +1706,7 @@
           <w14:ligatures w14:val="standardContextual"/>
         </w:rPr>
       </w:pPr>
-      <w:hyperlink w:anchor="_Toc229929329" w:history="1">
+      <w:hyperlink w:anchor="_Toc230013988" w:history="1">
         <w:r>
           <w:rPr>
             <w:rStyle w:val="afffffff5"/>
@@ -1733,7 +1733,7 @@
             <w:noProof/>
             <w:webHidden/>
           </w:rPr>
-          <w:instrText xml:space="preserve"> PAGEREF _Toc229929329 \h </w:instrText>
+          <w:instrText xml:space="preserve"> PAGEREF _Toc230013988 \h </w:instrText>
         </w:r>
         <w:r>
           <w:rPr>
@@ -1781,7 +1781,7 @@
           <w14:ligatures w14:val="standardContextual"/>
         </w:rPr>
       </w:pPr>
-      <w:hyperlink w:anchor="_Toc229929330" w:history="1">
+      <w:hyperlink w:anchor="_Toc230013989" w:history="1">
         <w:r>
           <w:rPr>
             <w:rStyle w:val="afffffff5"/>
@@ -1808,7 +1808,7 @@
             <w:noProof/>
             <w:webHidden/>
           </w:rPr>
-          <w:instrText xml:space="preserve"> PAGEREF _Toc229929330 \h </w:instrText>
+          <w:instrText xml:space="preserve"> PAGEREF _Toc230013989 \h </w:instrText>
         </w:r>
         <w:r>
           <w:rPr>
@@ -1856,7 +1856,7 @@
           <w14:ligatures w14:val="standardContextual"/>
         </w:rPr>
       </w:pPr>
-      <w:hyperlink w:anchor="_Toc229929331" w:history="1">
+      <w:hyperlink w:anchor="_Toc230013990" w:history="1">
         <w:r>
           <w:rPr>
             <w:rStyle w:val="afffffff5"/>
@@ -1883,7 +1883,7 @@
             <w:noProof/>
             <w:webHidden/>
           </w:rPr>
-          <w:instrText xml:space="preserve"> PAGEREF _Toc229929331 \h </w:instrText>
+          <w:instrText xml:space="preserve"> PAGEREF _Toc230013990 \h </w:instrText>
         </w:r>
         <w:r>
           <w:rPr>
@@ -1931,7 +1931,7 @@
           <w14:ligatures w14:val="standardContextual"/>
         </w:rPr>
       </w:pPr>
-      <w:hyperlink w:anchor="_Toc229929332" w:history="1">
+      <w:hyperlink w:anchor="_Toc230013991" w:history="1">
         <w:r>
           <w:rPr>
             <w:rStyle w:val="afffffff5"/>
@@ -1958,7 +1958,7 @@
             <w:noProof/>
             <w:webHidden/>
           </w:rPr>
-          <w:instrText xml:space="preserve"> PAGEREF _Toc229929332 \h </w:instrText>
+          <w:instrText xml:space="preserve"> PAGEREF _Toc230013991 \h </w:instrText>
         </w:r>
         <w:r>
           <w:rPr>
@@ -2006,7 +2006,7 @@
           <w14:ligatures w14:val="standardContextual"/>
         </w:rPr>
       </w:pPr>
-      <w:hyperlink w:anchor="_Toc229929333" w:history="1">
+      <w:hyperlink w:anchor="_Toc230013992" w:history="1">
         <w:r>
           <w:rPr>
             <w:rStyle w:val="afffffff5"/>
@@ -2033,7 +2033,7 @@
             <w:noProof/>
             <w:webHidden/>
           </w:rPr>
-          <w:instrText xml:space="preserve"> PAGEREF _Toc229929333 \h </w:instrText>
+          <w:instrText xml:space="preserve"> PAGEREF _Toc230013992 \h </w:instrText>
         </w:r>
         <w:r>
           <w:rPr>
@@ -2053,7 +2053,7 @@
             <w:noProof/>
             <w:webHidden/>
           </w:rPr>
-          <w:t>9</w:t>
+          <w:t>10</w:t>
         </w:r>
         <w:r>
           <w:rPr>
@@ -2081,7 +2081,7 @@
           <w14:ligatures w14:val="standardContextual"/>
         </w:rPr>
       </w:pPr>
-      <w:hyperlink w:anchor="_Toc229929334" w:history="1">
+      <w:hyperlink w:anchor="_Toc230013993" w:history="1">
         <w:r>
           <w:rPr>
             <w:rStyle w:val="afffffff5"/>
@@ -2108,7 +2108,7 @@
             <w:noProof/>
             <w:webHidden/>
           </w:rPr>
-          <w:instrText xml:space="preserve"> PAGEREF _Toc229929334 \h </w:instrText>
+          <w:instrText xml:space="preserve"> PAGEREF _Toc230013993 \h </w:instrText>
         </w:r>
         <w:r>
           <w:rPr>
@@ -2156,7 +2156,7 @@
           <w14:ligatures w14:val="standardContextual"/>
         </w:rPr>
       </w:pPr>
-      <w:hyperlink w:anchor="_Toc229929335" w:history="1">
+      <w:hyperlink w:anchor="_Toc230013994" w:history="1">
         <w:r>
           <w:rPr>
             <w:rStyle w:val="afffffff5"/>
@@ -2183,7 +2183,7 @@
             <w:noProof/>
             <w:webHidden/>
           </w:rPr>
-          <w:instrText xml:space="preserve"> PAGEREF _Toc229929335 \h </w:instrText>
+          <w:instrText xml:space="preserve"> PAGEREF _Toc230013994 \h </w:instrText>
         </w:r>
         <w:r>
           <w:rPr>
@@ -2203,7 +2203,7 @@
             <w:noProof/>
             <w:webHidden/>
           </w:rPr>
-          <w:t>10</w:t>
+          <w:t>11</w:t>
         </w:r>
         <w:r>
           <w:rPr>
@@ -2230,7 +2230,7 @@
           <w14:ligatures w14:val="standardContextual"/>
         </w:rPr>
       </w:pPr>
-      <w:hyperlink w:anchor="_Toc229929336" w:history="1">
+      <w:hyperlink w:anchor="_Toc230013995" w:history="1">
         <w:r>
           <w:rPr>
             <w:rStyle w:val="afffffff5"/>
@@ -2257,7 +2257,7 @@
             <w:noProof/>
             <w:webHidden/>
           </w:rPr>
-          <w:instrText xml:space="preserve"> PAGEREF _Toc229929336 \h </w:instrText>
+          <w:instrText xml:space="preserve"> PAGEREF _Toc230013995 \h </w:instrText>
         </w:r>
         <w:r>
           <w:rPr>
@@ -2277,7 +2277,7 @@
             <w:noProof/>
             <w:webHidden/>
           </w:rPr>
-          <w:t>10</w:t>
+          <w:t>11</w:t>
         </w:r>
         <w:r>
           <w:rPr>
@@ -2305,7 +2305,7 @@
           <w14:ligatures w14:val="standardContextual"/>
         </w:rPr>
       </w:pPr>
-      <w:hyperlink w:anchor="_Toc229929337" w:history="1">
+      <w:hyperlink w:anchor="_Toc230013996" w:history="1">
         <w:r>
           <w:rPr>
             <w:rStyle w:val="afffffff5"/>
@@ -2332,7 +2332,7 @@
             <w:noProof/>
             <w:webHidden/>
           </w:rPr>
-          <w:instrText xml:space="preserve"> PAGEREF _Toc229929337 \h </w:instrText>
+          <w:instrText xml:space="preserve"> PAGEREF _Toc230013996 \h </w:instrText>
         </w:r>
         <w:r>
           <w:rPr>
@@ -2379,7 +2379,7 @@
           <w14:ligatures w14:val="standardContextual"/>
         </w:rPr>
       </w:pPr>
-      <w:hyperlink w:anchor="_Toc229929338" w:history="1">
+      <w:hyperlink w:anchor="_Toc230013997" w:history="1">
         <w:r>
           <w:rPr>
             <w:rStyle w:val="afffffff5"/>
@@ -2406,7 +2406,7 @@
             <w:noProof/>
             <w:webHidden/>
           </w:rPr>
-          <w:instrText xml:space="preserve"> PAGEREF _Toc229929338 \h </w:instrText>
+          <w:instrText xml:space="preserve"> PAGEREF _Toc230013997 \h </w:instrText>
         </w:r>
         <w:r>
           <w:rPr>
@@ -2453,7 +2453,7 @@
           <w14:ligatures w14:val="standardContextual"/>
         </w:rPr>
       </w:pPr>
-      <w:hyperlink w:anchor="_Toc229929339" w:history="1">
+      <w:hyperlink w:anchor="_Toc230013998" w:history="1">
         <w:r>
           <w:rPr>
             <w:rStyle w:val="afffffff5"/>
@@ -2480,7 +2480,7 @@
             <w:noProof/>
             <w:webHidden/>
           </w:rPr>
-          <w:instrText xml:space="preserve"> PAGEREF _Toc229929339 \h </w:instrText>
+          <w:instrText xml:space="preserve"> PAGEREF _Toc230013998 \h </w:instrText>
         </w:r>
         <w:r>
           <w:rPr>
@@ -2527,7 +2527,7 @@
           <w14:ligatures w14:val="standardContextual"/>
         </w:rPr>
       </w:pPr>
-      <w:hyperlink w:anchor="_Toc229929340" w:history="1">
+      <w:hyperlink w:anchor="_Toc230013999" w:history="1">
         <w:r>
           <w:rPr>
             <w:rStyle w:val="afffffff5"/>
@@ -2554,7 +2554,7 @@
             <w:noProof/>
             <w:webHidden/>
           </w:rPr>
-          <w:instrText xml:space="preserve"> PAGEREF _Toc229929340 \h </w:instrText>
+          <w:instrText xml:space="preserve"> PAGEREF _Toc230013999 \h </w:instrText>
         </w:r>
         <w:r>
           <w:rPr>
@@ -2574,7 +2574,7 @@
             <w:noProof/>
             <w:webHidden/>
           </w:rPr>
-          <w:t>11</w:t>
+          <w:t>12</w:t>
         </w:r>
         <w:r>
           <w:rPr>
@@ -2601,7 +2601,7 @@
           <w14:ligatures w14:val="standardContextual"/>
         </w:rPr>
       </w:pPr>
-      <w:hyperlink w:anchor="_Toc229929341" w:history="1">
+      <w:hyperlink w:anchor="_Toc230014000" w:history="1">
         <w:r>
           <w:rPr>
             <w:rStyle w:val="afffffff5"/>
@@ -2628,7 +2628,7 @@
             <w:noProof/>
             <w:webHidden/>
           </w:rPr>
-          <w:instrText xml:space="preserve"> PAGEREF _Toc229929341 \h </w:instrText>
+          <w:instrText xml:space="preserve"> PAGEREF _Toc230014000 \h </w:instrText>
         </w:r>
         <w:r>
           <w:rPr>
@@ -2677,7 +2677,7 @@
           <w14:ligatures w14:val="standardContextual"/>
         </w:rPr>
       </w:pPr>
-      <w:hyperlink w:anchor="_Toc229929342" w:history="1">
+      <w:hyperlink w:anchor="_Toc230014001" w:history="1">
         <w:r>
           <w:rPr>
             <w:rStyle w:val="afffffff5"/>
@@ -2704,7 +2704,7 @@
             <w:noProof/>
             <w:webHidden/>
           </w:rPr>
-          <w:instrText xml:space="preserve"> PAGEREF _Toc229929342 \h </w:instrText>
+          <w:instrText xml:space="preserve"> PAGEREF _Toc230014001 \h </w:instrText>
         </w:r>
         <w:r>
           <w:rPr>
@@ -2724,7 +2724,7 @@
             <w:noProof/>
             <w:webHidden/>
           </w:rPr>
-          <w:t>12</w:t>
+          <w:t>13</w:t>
         </w:r>
         <w:r>
           <w:rPr>
@@ -2752,7 +2752,7 @@
           <w14:ligatures w14:val="standardContextual"/>
         </w:rPr>
       </w:pPr>
-      <w:hyperlink w:anchor="_Toc229929343" w:history="1">
+      <w:hyperlink w:anchor="_Toc230014002" w:history="1">
         <w:r>
           <w:rPr>
             <w:rStyle w:val="afffffff5"/>
@@ -2779,7 +2779,7 @@
             <w:noProof/>
             <w:webHidden/>
           </w:rPr>
-          <w:instrText xml:space="preserve"> PAGEREF _Toc229929343 \h </w:instrText>
+          <w:instrText xml:space="preserve"> PAGEREF _Toc230014002 \h </w:instrText>
         </w:r>
         <w:r>
           <w:rPr>
@@ -2799,7 +2799,7 @@
             <w:noProof/>
             <w:webHidden/>
           </w:rPr>
-          <w:t>12</w:t>
+          <w:t>13</w:t>
         </w:r>
         <w:r>
           <w:rPr>
@@ -2828,7 +2828,7 @@
           <w14:ligatures w14:val="standardContextual"/>
         </w:rPr>
       </w:pPr>
-      <w:hyperlink w:anchor="_Toc229929344" w:history="1">
+      <w:hyperlink w:anchor="_Toc230014003" w:history="1">
         <w:r>
           <w:rPr>
             <w:rStyle w:val="afffffff5"/>
@@ -2855,7 +2855,7 @@
             <w:noProof/>
             <w:webHidden/>
           </w:rPr>
-          <w:instrText xml:space="preserve"> PAGEREF _Toc229929344 \h </w:instrText>
+          <w:instrText xml:space="preserve"> PAGEREF _Toc230014003 \h </w:instrText>
         </w:r>
         <w:r>
           <w:rPr>
@@ -2903,7 +2903,7 @@
           <w14:ligatures w14:val="standardContextual"/>
         </w:rPr>
       </w:pPr>
-      <w:hyperlink w:anchor="_Toc229929345" w:history="1">
+      <w:hyperlink w:anchor="_Toc230014004" w:history="1">
         <w:r>
           <w:rPr>
             <w:rStyle w:val="afffffff5"/>
@@ -2930,7 +2930,7 @@
             <w:noProof/>
             <w:webHidden/>
           </w:rPr>
-          <w:instrText xml:space="preserve"> PAGEREF _Toc229929345 \h </w:instrText>
+          <w:instrText xml:space="preserve"> PAGEREF _Toc230014004 \h </w:instrText>
         </w:r>
         <w:r>
           <w:rPr>
@@ -2977,7 +2977,7 @@
           <w14:ligatures w14:val="standardContextual"/>
         </w:rPr>
       </w:pPr>
-      <w:hyperlink w:anchor="_Toc229929346" w:history="1">
+      <w:hyperlink w:anchor="_Toc230014005" w:history="1">
         <w:r>
           <w:rPr>
             <w:rStyle w:val="afffffff5"/>
@@ -3004,7 +3004,7 @@
             <w:noProof/>
             <w:webHidden/>
           </w:rPr>
-          <w:instrText xml:space="preserve"> PAGEREF _Toc229929346 \h </w:instrText>
+          <w:instrText xml:space="preserve"> PAGEREF _Toc230014005 \h </w:instrText>
         </w:r>
         <w:r>
           <w:rPr>
@@ -3051,7 +3051,7 @@
           <w14:ligatures w14:val="standardContextual"/>
         </w:rPr>
       </w:pPr>
-      <w:hyperlink w:anchor="_Toc229929347" w:history="1">
+      <w:hyperlink w:anchor="_Toc230014006" w:history="1">
         <w:r>
           <w:rPr>
             <w:rStyle w:val="afffffff5"/>
@@ -3078,7 +3078,7 @@
             <w:noProof/>
             <w:webHidden/>
           </w:rPr>
-          <w:instrText xml:space="preserve"> PAGEREF _Toc229929347 \h </w:instrText>
+          <w:instrText xml:space="preserve"> PAGEREF _Toc230014006 \h </w:instrText>
         </w:r>
         <w:r>
           <w:rPr>
@@ -3125,7 +3125,7 @@
           <w14:ligatures w14:val="standardContextual"/>
         </w:rPr>
       </w:pPr>
-      <w:hyperlink w:anchor="_Toc229929348" w:history="1">
+      <w:hyperlink w:anchor="_Toc230014007" w:history="1">
         <w:r>
           <w:rPr>
             <w:rStyle w:val="afffffff5"/>
@@ -3152,7 +3152,7 @@
             <w:noProof/>
             <w:webHidden/>
           </w:rPr>
-          <w:instrText xml:space="preserve"> PAGEREF _Toc229929348 \h </w:instrText>
+          <w:instrText xml:space="preserve"> PAGEREF _Toc230014007 \h </w:instrText>
         </w:r>
         <w:r>
           <w:rPr>
@@ -3200,7 +3200,7 @@
           <w14:ligatures w14:val="standardContextual"/>
         </w:rPr>
       </w:pPr>
-      <w:hyperlink w:anchor="_Toc229929349" w:history="1">
+      <w:hyperlink w:anchor="_Toc230014008" w:history="1">
         <w:r>
           <w:rPr>
             <w:rStyle w:val="afffffff5"/>
@@ -3227,7 +3227,7 @@
             <w:noProof/>
             <w:webHidden/>
           </w:rPr>
-          <w:instrText xml:space="preserve"> PAGEREF _Toc229929349 \h </w:instrText>
+          <w:instrText xml:space="preserve"> PAGEREF _Toc230014008 \h </w:instrText>
         </w:r>
         <w:r>
           <w:rPr>
@@ -3274,7 +3274,7 @@
           <w14:ligatures w14:val="standardContextual"/>
         </w:rPr>
       </w:pPr>
-      <w:hyperlink w:anchor="_Toc229929350" w:history="1">
+      <w:hyperlink w:anchor="_Toc230014009" w:history="1">
         <w:r>
           <w:rPr>
             <w:rStyle w:val="afffffff5"/>
@@ -3301,7 +3301,7 @@
             <w:noProof/>
             <w:webHidden/>
           </w:rPr>
-          <w:instrText xml:space="preserve"> PAGEREF _Toc229929350 \h </w:instrText>
+          <w:instrText xml:space="preserve"> PAGEREF _Toc230014009 \h </w:instrText>
         </w:r>
         <w:r>
           <w:rPr>
@@ -3348,7 +3348,7 @@
           <w14:ligatures w14:val="standardContextual"/>
         </w:rPr>
       </w:pPr>
-      <w:hyperlink w:anchor="_Toc229929351" w:history="1">
+      <w:hyperlink w:anchor="_Toc230014010" w:history="1">
         <w:r>
           <w:rPr>
             <w:rStyle w:val="afffffff5"/>
@@ -3375,7 +3375,7 @@
             <w:noProof/>
             <w:webHidden/>
           </w:rPr>
-          <w:instrText xml:space="preserve"> PAGEREF _Toc229929351 \h </w:instrText>
+          <w:instrText xml:space="preserve"> PAGEREF _Toc230014010 \h </w:instrText>
         </w:r>
         <w:r>
           <w:rPr>
@@ -3422,7 +3422,7 @@
           <w14:ligatures w14:val="standardContextual"/>
         </w:rPr>
       </w:pPr>
-      <w:hyperlink w:anchor="_Toc229929352" w:history="1">
+      <w:hyperlink w:anchor="_Toc230014011" w:history="1">
         <w:r>
           <w:rPr>
             <w:rStyle w:val="afffffff5"/>
@@ -3449,7 +3449,7 @@
             <w:noProof/>
             <w:webHidden/>
           </w:rPr>
-          <w:instrText xml:space="preserve"> PAGEREF _Toc229929352 \h </w:instrText>
+          <w:instrText xml:space="preserve"> PAGEREF _Toc230014011 \h </w:instrText>
         </w:r>
         <w:r>
           <w:rPr>
@@ -3497,7 +3497,7 @@
           <w14:ligatures w14:val="standardContextual"/>
         </w:rPr>
       </w:pPr>
-      <w:hyperlink w:anchor="_Toc229929353" w:history="1">
+      <w:hyperlink w:anchor="_Toc230014012" w:history="1">
         <w:r>
           <w:rPr>
             <w:rStyle w:val="afffffff5"/>
@@ -3524,7 +3524,7 @@
             <w:noProof/>
             <w:webHidden/>
           </w:rPr>
-          <w:instrText xml:space="preserve"> PAGEREF _Toc229929353 \h </w:instrText>
+          <w:instrText xml:space="preserve"> PAGEREF _Toc230014012 \h </w:instrText>
         </w:r>
         <w:r>
           <w:rPr>
@@ -3571,7 +3571,7 @@
           <w14:ligatures w14:val="standardContextual"/>
         </w:rPr>
       </w:pPr>
-      <w:hyperlink w:anchor="_Toc229929354" w:history="1">
+      <w:hyperlink w:anchor="_Toc230014013" w:history="1">
         <w:r>
           <w:rPr>
             <w:rStyle w:val="afffffff5"/>
@@ -3598,7 +3598,7 @@
             <w:noProof/>
             <w:webHidden/>
           </w:rPr>
-          <w:instrText xml:space="preserve"> PAGEREF _Toc229929354 \h </w:instrText>
+          <w:instrText xml:space="preserve"> PAGEREF _Toc230014013 \h </w:instrText>
         </w:r>
         <w:r>
           <w:rPr>
@@ -3645,7 +3645,7 @@
           <w14:ligatures w14:val="standardContextual"/>
         </w:rPr>
       </w:pPr>
-      <w:hyperlink w:anchor="_Toc229929355" w:history="1">
+      <w:hyperlink w:anchor="_Toc230014014" w:history="1">
         <w:r>
           <w:rPr>
             <w:rStyle w:val="afffffff5"/>
@@ -3672,7 +3672,7 @@
             <w:noProof/>
             <w:webHidden/>
           </w:rPr>
-          <w:instrText xml:space="preserve"> PAGEREF _Toc229929355 \h </w:instrText>
+          <w:instrText xml:space="preserve"> PAGEREF _Toc230014014 \h </w:instrText>
         </w:r>
         <w:r>
           <w:rPr>
@@ -3692,7 +3692,7 @@
             <w:noProof/>
             <w:webHidden/>
           </w:rPr>
-          <w:t>17</w:t>
+          <w:t>18</w:t>
         </w:r>
         <w:r>
           <w:rPr>
@@ -3719,7 +3719,7 @@
           <w14:ligatures w14:val="standardContextual"/>
         </w:rPr>
       </w:pPr>
-      <w:hyperlink w:anchor="_Toc229929356" w:history="1">
+      <w:hyperlink w:anchor="_Toc230014015" w:history="1">
         <w:r>
           <w:rPr>
             <w:rStyle w:val="afffffff5"/>
@@ -3746,7 +3746,7 @@
             <w:noProof/>
             <w:webHidden/>
           </w:rPr>
-          <w:instrText xml:space="preserve"> PAGEREF _Toc229929356 \h </w:instrText>
+          <w:instrText xml:space="preserve"> PAGEREF _Toc230014015 \h </w:instrText>
         </w:r>
         <w:r>
           <w:rPr>
@@ -3793,7 +3793,7 @@
           <w14:ligatures w14:val="standardContextual"/>
         </w:rPr>
       </w:pPr>
-      <w:hyperlink w:anchor="_Toc229929357" w:history="1">
+      <w:hyperlink w:anchor="_Toc230014016" w:history="1">
         <w:r>
           <w:rPr>
             <w:rStyle w:val="afffffff5"/>
@@ -3820,7 +3820,7 @@
             <w:noProof/>
             <w:webHidden/>
           </w:rPr>
-          <w:instrText xml:space="preserve"> PAGEREF _Toc229929357 \h </w:instrText>
+          <w:instrText xml:space="preserve"> PAGEREF _Toc230014016 \h </w:instrText>
         </w:r>
         <w:r>
           <w:rPr>
@@ -3868,7 +3868,7 @@
           <w14:ligatures w14:val="standardContextual"/>
         </w:rPr>
       </w:pPr>
-      <w:hyperlink w:anchor="_Toc229929358" w:history="1">
+      <w:hyperlink w:anchor="_Toc230014017" w:history="1">
         <w:r>
           <w:rPr>
             <w:rStyle w:val="afffffff5"/>
@@ -3895,7 +3895,7 @@
             <w:noProof/>
             <w:webHidden/>
           </w:rPr>
-          <w:instrText xml:space="preserve"> PAGEREF _Toc229929358 \h </w:instrText>
+          <w:instrText xml:space="preserve"> PAGEREF _Toc230014017 \h </w:instrText>
         </w:r>
         <w:r>
           <w:rPr>
@@ -3942,7 +3942,7 @@
           <w14:ligatures w14:val="standardContextual"/>
         </w:rPr>
       </w:pPr>
-      <w:hyperlink w:anchor="_Toc229929359" w:history="1">
+      <w:hyperlink w:anchor="_Toc230014018" w:history="1">
         <w:r>
           <w:rPr>
             <w:rStyle w:val="afffffff5"/>
@@ -3969,7 +3969,7 @@
             <w:noProof/>
             <w:webHidden/>
           </w:rPr>
-          <w:instrText xml:space="preserve"> PAGEREF _Toc229929359 \h </w:instrText>
+          <w:instrText xml:space="preserve"> PAGEREF _Toc230014018 \h </w:instrText>
         </w:r>
         <w:r>
           <w:rPr>
@@ -4016,7 +4016,7 @@
           <w14:ligatures w14:val="standardContextual"/>
         </w:rPr>
       </w:pPr>
-      <w:hyperlink w:anchor="_Toc229929360" w:history="1">
+      <w:hyperlink w:anchor="_Toc230014019" w:history="1">
         <w:r>
           <w:rPr>
             <w:rStyle w:val="afffffff5"/>
@@ -4043,7 +4043,7 @@
             <w:noProof/>
             <w:webHidden/>
           </w:rPr>
-          <w:instrText xml:space="preserve"> PAGEREF _Toc229929360 \h </w:instrText>
+          <w:instrText xml:space="preserve"> PAGEREF _Toc230014019 \h </w:instrText>
         </w:r>
         <w:r>
           <w:rPr>
@@ -4090,7 +4090,7 @@
           <w14:ligatures w14:val="standardContextual"/>
         </w:rPr>
       </w:pPr>
-      <w:hyperlink w:anchor="_Toc229929361" w:history="1">
+      <w:hyperlink w:anchor="_Toc230014020" w:history="1">
         <w:r>
           <w:rPr>
             <w:rStyle w:val="afffffff5"/>
@@ -4117,7 +4117,7 @@
             <w:noProof/>
             <w:webHidden/>
           </w:rPr>
-          <w:instrText xml:space="preserve"> PAGEREF _Toc229929361 \h </w:instrText>
+          <w:instrText xml:space="preserve"> PAGEREF _Toc230014020 \h </w:instrText>
         </w:r>
         <w:r>
           <w:rPr>
@@ -4165,7 +4165,7 @@
           <w14:ligatures w14:val="standardContextual"/>
         </w:rPr>
       </w:pPr>
-      <w:hyperlink w:anchor="_Toc229929362" w:history="1">
+      <w:hyperlink w:anchor="_Toc230014021" w:history="1">
         <w:r>
           <w:rPr>
             <w:rStyle w:val="afffffff5"/>
@@ -4192,7 +4192,7 @@
             <w:noProof/>
             <w:webHidden/>
           </w:rPr>
-          <w:instrText xml:space="preserve"> PAGEREF _Toc229929362 \h </w:instrText>
+          <w:instrText xml:space="preserve"> PAGEREF _Toc230014021 \h </w:instrText>
         </w:r>
         <w:r>
           <w:rPr>
@@ -4239,7 +4239,7 @@
           <w14:ligatures w14:val="standardContextual"/>
         </w:rPr>
       </w:pPr>
-      <w:hyperlink w:anchor="_Toc229929363" w:history="1">
+      <w:hyperlink w:anchor="_Toc230014022" w:history="1">
         <w:r>
           <w:rPr>
             <w:rStyle w:val="afffffff5"/>
@@ -4266,7 +4266,7 @@
             <w:noProof/>
             <w:webHidden/>
           </w:rPr>
-          <w:instrText xml:space="preserve"> PAGEREF _Toc229929363 \h </w:instrText>
+          <w:instrText xml:space="preserve"> PAGEREF _Toc230014022 \h </w:instrText>
         </w:r>
         <w:r>
           <w:rPr>
@@ -4313,7 +4313,7 @@
           <w14:ligatures w14:val="standardContextual"/>
         </w:rPr>
       </w:pPr>
-      <w:hyperlink w:anchor="_Toc229929364" w:history="1">
+      <w:hyperlink w:anchor="_Toc230014023" w:history="1">
         <w:r>
           <w:rPr>
             <w:rStyle w:val="afffffff5"/>
@@ -4340,7 +4340,7 @@
             <w:noProof/>
             <w:webHidden/>
           </w:rPr>
-          <w:instrText xml:space="preserve"> PAGEREF _Toc229929364 \h </w:instrText>
+          <w:instrText xml:space="preserve"> PAGEREF _Toc230014023 \h </w:instrText>
         </w:r>
         <w:r>
           <w:rPr>
@@ -4360,7 +4360,7 @@
             <w:noProof/>
             <w:webHidden/>
           </w:rPr>
-          <w:t>21</w:t>
+          <w:t>22</w:t>
         </w:r>
         <w:r>
           <w:rPr>
@@ -4387,7 +4387,7 @@
           <w14:ligatures w14:val="standardContextual"/>
         </w:rPr>
       </w:pPr>
-      <w:hyperlink w:anchor="_Toc229929365" w:history="1">
+      <w:hyperlink w:anchor="_Toc230014024" w:history="1">
         <w:r>
           <w:rPr>
             <w:rStyle w:val="afffffff5"/>
@@ -4414,7 +4414,7 @@
             <w:noProof/>
             <w:webHidden/>
           </w:rPr>
-          <w:instrText xml:space="preserve"> PAGEREF _Toc229929365 \h </w:instrText>
+          <w:instrText xml:space="preserve"> PAGEREF _Toc230014024 \h </w:instrText>
         </w:r>
         <w:r>
           <w:rPr>
@@ -4462,7 +4462,7 @@
           <w14:ligatures w14:val="standardContextual"/>
         </w:rPr>
       </w:pPr>
-      <w:hyperlink w:anchor="_Toc229929366" w:history="1">
+      <w:hyperlink w:anchor="_Toc230014025" w:history="1">
         <w:r>
           <w:rPr>
             <w:rStyle w:val="afffffff5"/>
@@ -4489,7 +4489,7 @@
             <w:noProof/>
             <w:webHidden/>
           </w:rPr>
-          <w:instrText xml:space="preserve"> PAGEREF _Toc229929366 \h </w:instrText>
+          <w:instrText xml:space="preserve"> PAGEREF _Toc230014025 \h </w:instrText>
         </w:r>
         <w:r>
           <w:rPr>
@@ -4536,7 +4536,7 @@
           <w14:ligatures w14:val="standardContextual"/>
         </w:rPr>
       </w:pPr>
-      <w:hyperlink w:anchor="_Toc229929367" w:history="1">
+      <w:hyperlink w:anchor="_Toc230014026" w:history="1">
         <w:r>
           <w:rPr>
             <w:rStyle w:val="afffffff5"/>
@@ -4563,7 +4563,7 @@
             <w:noProof/>
             <w:webHidden/>
           </w:rPr>
-          <w:instrText xml:space="preserve"> PAGEREF _Toc229929367 \h </w:instrText>
+          <w:instrText xml:space="preserve"> PAGEREF _Toc230014026 \h </w:instrText>
         </w:r>
         <w:r>
           <w:rPr>
@@ -4610,7 +4610,7 @@
           <w14:ligatures w14:val="standardContextual"/>
         </w:rPr>
       </w:pPr>
-      <w:hyperlink w:anchor="_Toc229929368" w:history="1">
+      <w:hyperlink w:anchor="_Toc230014027" w:history="1">
         <w:r>
           <w:rPr>
             <w:rStyle w:val="afffffff5"/>
@@ -4637,7 +4637,7 @@
             <w:noProof/>
             <w:webHidden/>
           </w:rPr>
-          <w:instrText xml:space="preserve"> PAGEREF _Toc229929368 \h </w:instrText>
+          <w:instrText xml:space="preserve"> PAGEREF _Toc230014027 \h </w:instrText>
         </w:r>
         <w:r>
           <w:rPr>
@@ -4657,7 +4657,7 @@
             <w:noProof/>
             <w:webHidden/>
           </w:rPr>
-          <w:t>22</w:t>
+          <w:t>23</w:t>
         </w:r>
         <w:r>
           <w:rPr>
@@ -4684,7 +4684,7 @@
           <w14:ligatures w14:val="standardContextual"/>
         </w:rPr>
       </w:pPr>
-      <w:hyperlink w:anchor="_Toc229929369" w:history="1">
+      <w:hyperlink w:anchor="_Toc230014028" w:history="1">
         <w:r>
           <w:rPr>
             <w:rStyle w:val="afffffff5"/>
@@ -4711,7 +4711,7 @@
             <w:noProof/>
             <w:webHidden/>
           </w:rPr>
-          <w:instrText xml:space="preserve"> PAGEREF _Toc229929369 \h </w:instrText>
+          <w:instrText xml:space="preserve"> PAGEREF _Toc230014028 \h </w:instrText>
         </w:r>
         <w:r>
           <w:rPr>
@@ -4758,7 +4758,7 @@
           <w14:ligatures w14:val="standardContextual"/>
         </w:rPr>
       </w:pPr>
-      <w:hyperlink w:anchor="_Toc229929370" w:history="1">
+      <w:hyperlink w:anchor="_Toc230014029" w:history="1">
         <w:r>
           <w:rPr>
             <w:rStyle w:val="afffffff5"/>
@@ -4785,7 +4785,7 @@
             <w:noProof/>
             <w:webHidden/>
           </w:rPr>
-          <w:instrText xml:space="preserve"> PAGEREF _Toc229929370 \h </w:instrText>
+          <w:instrText xml:space="preserve"> PAGEREF _Toc230014029 \h </w:instrText>
         </w:r>
         <w:r>
           <w:rPr>
@@ -4805,7 +4805,7 @@
             <w:noProof/>
             <w:webHidden/>
           </w:rPr>
-          <w:t>23</w:t>
+          <w:t>24</w:t>
         </w:r>
         <w:r>
           <w:rPr>
@@ -4833,7 +4833,7 @@
           <w14:ligatures w14:val="standardContextual"/>
         </w:rPr>
       </w:pPr>
-      <w:hyperlink w:anchor="_Toc229929371" w:history="1">
+      <w:hyperlink w:anchor="_Toc230014030" w:history="1">
         <w:r>
           <w:rPr>
             <w:rStyle w:val="afffffff5"/>
@@ -4860,7 +4860,7 @@
             <w:noProof/>
             <w:webHidden/>
           </w:rPr>
-          <w:instrText xml:space="preserve"> PAGEREF _Toc229929371 \h </w:instrText>
+          <w:instrText xml:space="preserve"> PAGEREF _Toc230014030 \h </w:instrText>
         </w:r>
         <w:r>
           <w:rPr>
@@ -4907,7 +4907,7 @@
           <w14:ligatures w14:val="standardContextual"/>
         </w:rPr>
       </w:pPr>
-      <w:hyperlink w:anchor="_Toc229929372" w:history="1">
+      <w:hyperlink w:anchor="_Toc230014031" w:history="1">
         <w:r>
           <w:rPr>
             <w:rStyle w:val="afffffff5"/>
@@ -4934,7 +4934,7 @@
             <w:noProof/>
             <w:webHidden/>
           </w:rPr>
-          <w:instrText xml:space="preserve"> PAGEREF _Toc229929372 \h </w:instrText>
+          <w:instrText xml:space="preserve"> PAGEREF _Toc230014031 \h </w:instrText>
         </w:r>
         <w:r>
           <w:rPr>
@@ -4981,7 +4981,7 @@
           <w14:ligatures w14:val="standardContextual"/>
         </w:rPr>
       </w:pPr>
-      <w:hyperlink w:anchor="_Toc229929373" w:history="1">
+      <w:hyperlink w:anchor="_Toc230014032" w:history="1">
         <w:r>
           <w:rPr>
             <w:rStyle w:val="afffffff5"/>
@@ -5008,7 +5008,7 @@
             <w:noProof/>
             <w:webHidden/>
           </w:rPr>
-          <w:instrText xml:space="preserve"> PAGEREF _Toc229929373 \h </w:instrText>
+          <w:instrText xml:space="preserve"> PAGEREF _Toc230014032 \h </w:instrText>
         </w:r>
         <w:r>
           <w:rPr>
@@ -5055,7 +5055,7 @@
           <w14:ligatures w14:val="standardContextual"/>
         </w:rPr>
       </w:pPr>
-      <w:hyperlink w:anchor="_Toc229929374" w:history="1">
+      <w:hyperlink w:anchor="_Toc230014033" w:history="1">
         <w:r>
           <w:rPr>
             <w:rStyle w:val="afffffff5"/>
@@ -5082,7 +5082,7 @@
             <w:noProof/>
             <w:webHidden/>
           </w:rPr>
-          <w:instrText xml:space="preserve"> PAGEREF _Toc229929374 \h </w:instrText>
+          <w:instrText xml:space="preserve"> PAGEREF _Toc230014033 \h </w:instrText>
         </w:r>
         <w:r>
           <w:rPr>
@@ -5130,7 +5130,7 @@
           <w14:ligatures w14:val="standardContextual"/>
         </w:rPr>
       </w:pPr>
-      <w:hyperlink w:anchor="_Toc229929375" w:history="1">
+      <w:hyperlink w:anchor="_Toc230014034" w:history="1">
         <w:r>
           <w:rPr>
             <w:rStyle w:val="afffffff5"/>
@@ -5157,7 +5157,7 @@
             <w:noProof/>
             <w:webHidden/>
           </w:rPr>
-          <w:instrText xml:space="preserve"> PAGEREF _Toc229929375 \h </w:instrText>
+          <w:instrText xml:space="preserve"> PAGEREF _Toc230014034 \h </w:instrText>
         </w:r>
         <w:r>
           <w:rPr>
@@ -5204,7 +5204,7 @@
           <w14:ligatures w14:val="standardContextual"/>
         </w:rPr>
       </w:pPr>
-      <w:hyperlink w:anchor="_Toc229929376" w:history="1">
+      <w:hyperlink w:anchor="_Toc230014035" w:history="1">
         <w:r>
           <w:rPr>
             <w:rStyle w:val="afffffff5"/>
@@ -5231,7 +5231,7 @@
             <w:noProof/>
             <w:webHidden/>
           </w:rPr>
-          <w:instrText xml:space="preserve"> PAGEREF _Toc229929376 \h </w:instrText>
+          <w:instrText xml:space="preserve"> PAGEREF _Toc230014035 \h </w:instrText>
         </w:r>
         <w:r>
           <w:rPr>
@@ -5251,7 +5251,7 @@
             <w:noProof/>
             <w:webHidden/>
           </w:rPr>
-          <w:t>25</w:t>
+          <w:t>26</w:t>
         </w:r>
         <w:r>
           <w:rPr>
@@ -5278,7 +5278,7 @@
           <w14:ligatures w14:val="standardContextual"/>
         </w:rPr>
       </w:pPr>
-      <w:hyperlink w:anchor="_Toc229929377" w:history="1">
+      <w:hyperlink w:anchor="_Toc230014036" w:history="1">
         <w:r>
           <w:rPr>
             <w:rStyle w:val="afffffff5"/>
@@ -5305,7 +5305,7 @@
             <w:noProof/>
             <w:webHidden/>
           </w:rPr>
-          <w:instrText xml:space="preserve"> PAGEREF _Toc229929377 \h </w:instrText>
+          <w:instrText xml:space="preserve"> PAGEREF _Toc230014036 \h </w:instrText>
         </w:r>
         <w:r>
           <w:rPr>
@@ -5352,7 +5352,7 @@
           <w14:ligatures w14:val="standardContextual"/>
         </w:rPr>
       </w:pPr>
-      <w:hyperlink w:anchor="_Toc229929378" w:history="1">
+      <w:hyperlink w:anchor="_Toc230014037" w:history="1">
         <w:r>
           <w:rPr>
             <w:rStyle w:val="afffffff5"/>
@@ -5379,7 +5379,7 @@
             <w:noProof/>
             <w:webHidden/>
           </w:rPr>
-          <w:instrText xml:space="preserve"> PAGEREF _Toc229929378 \h </w:instrText>
+          <w:instrText xml:space="preserve"> PAGEREF _Toc230014037 \h </w:instrText>
         </w:r>
         <w:r>
           <w:rPr>
@@ -5426,7 +5426,7 @@
           <w14:ligatures w14:val="standardContextual"/>
         </w:rPr>
       </w:pPr>
-      <w:hyperlink w:anchor="_Toc229929379" w:history="1">
+      <w:hyperlink w:anchor="_Toc230014038" w:history="1">
         <w:r>
           <w:rPr>
             <w:rStyle w:val="afffffff5"/>
@@ -5453,7 +5453,7 @@
             <w:noProof/>
             <w:webHidden/>
           </w:rPr>
-          <w:instrText xml:space="preserve"> PAGEREF _Toc229929379 \h </w:instrText>
+          <w:instrText xml:space="preserve"> PAGEREF _Toc230014038 \h </w:instrText>
         </w:r>
         <w:r>
           <w:rPr>
@@ -5502,7 +5502,7 @@
           <w14:ligatures w14:val="standardContextual"/>
         </w:rPr>
       </w:pPr>
-      <w:hyperlink w:anchor="_Toc229929380" w:history="1">
+      <w:hyperlink w:anchor="_Toc230014039" w:history="1">
         <w:r>
           <w:rPr>
             <w:rStyle w:val="afffffff5"/>
@@ -5529,7 +5529,7 @@
             <w:noProof/>
             <w:webHidden/>
           </w:rPr>
-          <w:instrText xml:space="preserve"> PAGEREF _Toc229929380 \h </w:instrText>
+          <w:instrText xml:space="preserve"> PAGEREF _Toc230014039 \h </w:instrText>
         </w:r>
         <w:r>
           <w:rPr>
@@ -5577,7 +5577,7 @@
           <w14:ligatures w14:val="standardContextual"/>
         </w:rPr>
       </w:pPr>
-      <w:hyperlink w:anchor="_Toc229929381" w:history="1">
+      <w:hyperlink w:anchor="_Toc230014040" w:history="1">
         <w:r>
           <w:rPr>
             <w:rStyle w:val="afffffff5"/>
@@ -5604,7 +5604,7 @@
             <w:noProof/>
             <w:webHidden/>
           </w:rPr>
-          <w:instrText xml:space="preserve"> PAGEREF _Toc229929381 \h </w:instrText>
+          <w:instrText xml:space="preserve"> PAGEREF _Toc230014040 \h </w:instrText>
         </w:r>
         <w:r>
           <w:rPr>
@@ -5652,7 +5652,7 @@
           <w14:ligatures w14:val="standardContextual"/>
         </w:rPr>
       </w:pPr>
-      <w:hyperlink w:anchor="_Toc229929382" w:history="1">
+      <w:hyperlink w:anchor="_Toc230014041" w:history="1">
         <w:r>
           <w:rPr>
             <w:rStyle w:val="afffffff5"/>
@@ -5679,7 +5679,7 @@
             <w:noProof/>
             <w:webHidden/>
           </w:rPr>
-          <w:instrText xml:space="preserve"> PAGEREF _Toc229929382 \h </w:instrText>
+          <w:instrText xml:space="preserve"> PAGEREF _Toc230014041 \h </w:instrText>
         </w:r>
         <w:r>
           <w:rPr>
@@ -5699,7 +5699,7 @@
             <w:noProof/>
             <w:webHidden/>
           </w:rPr>
-          <w:t>29</w:t>
+          <w:t>30</w:t>
         </w:r>
         <w:r>
           <w:rPr>
@@ -5727,7 +5727,7 @@
           <w14:ligatures w14:val="standardContextual"/>
         </w:rPr>
       </w:pPr>
-      <w:hyperlink w:anchor="_Toc229929383" w:history="1">
+      <w:hyperlink w:anchor="_Toc230014042" w:history="1">
         <w:r>
           <w:rPr>
             <w:rStyle w:val="afffffff5"/>
@@ -5754,7 +5754,7 @@
             <w:noProof/>
             <w:webHidden/>
           </w:rPr>
-          <w:instrText xml:space="preserve"> PAGEREF _Toc229929383 \h </w:instrText>
+          <w:instrText xml:space="preserve"> PAGEREF _Toc230014042 \h </w:instrText>
         </w:r>
         <w:r>
           <w:rPr>
@@ -5774,7 +5774,7 @@
             <w:noProof/>
             <w:webHidden/>
           </w:rPr>
-          <w:t>29</w:t>
+          <w:t>30</w:t>
         </w:r>
         <w:r>
           <w:rPr>
@@ -5802,7 +5802,7 @@
           <w14:ligatures w14:val="standardContextual"/>
         </w:rPr>
       </w:pPr>
-      <w:hyperlink w:anchor="_Toc229929384" w:history="1">
+      <w:hyperlink w:anchor="_Toc230014043" w:history="1">
         <w:r>
           <w:rPr>
             <w:rStyle w:val="afffffff5"/>
@@ -5829,7 +5829,7 @@
             <w:noProof/>
             <w:webHidden/>
           </w:rPr>
-          <w:instrText xml:space="preserve"> PAGEREF _Toc229929384 \h </w:instrText>
+          <w:instrText xml:space="preserve"> PAGEREF _Toc230014043 \h </w:instrText>
         </w:r>
         <w:r>
           <w:rPr>
@@ -5878,7 +5878,7 @@
           <w14:ligatures w14:val="standardContextual"/>
         </w:rPr>
       </w:pPr>
-      <w:hyperlink w:anchor="_Toc229929385" w:history="1">
+      <w:hyperlink w:anchor="_Toc230014044" w:history="1">
         <w:r>
           <w:rPr>
             <w:rStyle w:val="afffffff5"/>
@@ -5905,7 +5905,7 @@
             <w:noProof/>
             <w:webHidden/>
           </w:rPr>
-          <w:instrText xml:space="preserve"> PAGEREF _Toc229929385 \h </w:instrText>
+          <w:instrText xml:space="preserve"> PAGEREF _Toc230014044 \h </w:instrText>
         </w:r>
         <w:r>
           <w:rPr>
@@ -5925,7 +5925,7 @@
             <w:noProof/>
             <w:webHidden/>
           </w:rPr>
-          <w:t>30</w:t>
+          <w:t>31</w:t>
         </w:r>
         <w:r>
           <w:rPr>
@@ -5954,7 +5954,7 @@
           <w14:ligatures w14:val="standardContextual"/>
         </w:rPr>
       </w:pPr>
-      <w:hyperlink w:anchor="_Toc229929386" w:history="1">
+      <w:hyperlink w:anchor="_Toc230014045" w:history="1">
         <w:r>
           <w:rPr>
             <w:rStyle w:val="afffffff5"/>
@@ -5981,7 +5981,7 @@
             <w:noProof/>
             <w:webHidden/>
           </w:rPr>
-          <w:instrText xml:space="preserve"> PAGEREF _Toc229929386 \h </w:instrText>
+          <w:instrText xml:space="preserve"> PAGEREF _Toc230014045 \h </w:instrText>
         </w:r>
         <w:r>
           <w:rPr>
@@ -6001,7 +6001,7 @@
             <w:noProof/>
             <w:webHidden/>
           </w:rPr>
-          <w:t>31</w:t>
+          <w:t>32</w:t>
         </w:r>
         <w:r>
           <w:rPr>
@@ -6029,7 +6029,7 @@
           <w14:ligatures w14:val="standardContextual"/>
         </w:rPr>
       </w:pPr>
-      <w:hyperlink w:anchor="_Toc229929387" w:history="1">
+      <w:hyperlink w:anchor="_Toc230014046" w:history="1">
         <w:r>
           <w:rPr>
             <w:rStyle w:val="afffffff5"/>
@@ -6056,7 +6056,7 @@
             <w:noProof/>
             <w:webHidden/>
           </w:rPr>
-          <w:instrText xml:space="preserve"> PAGEREF _Toc229929387 \h </w:instrText>
+          <w:instrText xml:space="preserve"> PAGEREF _Toc230014046 \h </w:instrText>
         </w:r>
         <w:r>
           <w:rPr>
@@ -6076,7 +6076,7 @@
             <w:noProof/>
             <w:webHidden/>
           </w:rPr>
-          <w:t>31</w:t>
+          <w:t>32</w:t>
         </w:r>
         <w:r>
           <w:rPr>
@@ -6097,7 +6097,7 @@
       <w:r>
         <w:fldChar w:fldCharType="end"/>
       </w:r>
-      <w:bookmarkStart w:id="1" w:name="_Toc229929320"/>
+      <w:bookmarkStart w:id="1" w:name="_Toc230013979"/>
       <w:r>
         <w:rPr>
           <w:rFonts w:hint="eastAsia"/>
@@ -6113,7 +6113,7 @@
           <w:rFonts w:hint="eastAsia"/>
         </w:rPr>
       </w:pPr>
-      <w:bookmarkStart w:id="2" w:name="_Toc229929321"/>
+      <w:bookmarkStart w:id="2" w:name="_Toc230013980"/>
       <w:r>
         <w:rPr>
           <w:rFonts w:hint="eastAsia"/>
@@ -6132,7 +6132,7 @@
         <w:rPr>
           <w:rFonts w:hint="eastAsia"/>
         </w:rPr>
-        <w:t>本書は、施設グループ管理画面（`/facility-group-management`）で利用する API の設計内容を整理し、SHIPシステム管理者が施設グループ、所属施設、他施設向け公開設定を管理するための実装基準を明確にすることを目的とする。</w:t>
+        <w:t>本書は、施設グループ管理画面（`/facility-group-management`）で利用する API の設計内容を整理し、共有システム管理者アカウントが施設グループ、所属施設、他施設向け公開設定を管理するための実装基準を明確にすることを目的とする。</w:t>
       </w:r>
     </w:p>
     <w:p>
@@ -6263,7 +6263,7 @@
           <w:rFonts w:hint="eastAsia"/>
         </w:rPr>
       </w:pPr>
-      <w:bookmarkStart w:id="3" w:name="_Toc229929322"/>
+      <w:bookmarkStart w:id="3" w:name="_Toc230013981"/>
       <w:r>
         <w:rPr>
           <w:rFonts w:hint="eastAsia"/>
@@ -6283,7 +6283,7 @@
         <w:rPr>
           <w:rFonts w:hint="eastAsia"/>
         </w:rPr>
-        <w:t>施設グループ管理は、メイン画面のマスタ管理モーダルから遷移する独立画面である。SHIPシステム管理者が任意の施設グループを作成し、グループに所属する施設を管理する。</w:t>
+        <w:t>施設グループ管理は、メイン画面のマスタ管理モーダルから遷移する独立画面である。共有システム管理者アカウントが任意の施設グループを作成し、グループに所属する施設を管理する。</w:t>
       </w:r>
     </w:p>
     <w:p>
@@ -6306,7 +6306,7 @@
           <w:rFonts w:hint="eastAsia"/>
         </w:rPr>
       </w:pPr>
-      <w:bookmarkStart w:id="4" w:name="_Toc229929323"/>
+      <w:bookmarkStart w:id="4" w:name="_Toc230013982"/>
       <w:r>
         <w:rPr>
           <w:rFonts w:hint="eastAsia"/>
@@ -6639,7 +6639,7 @@
           <w:rFonts w:hint="eastAsia"/>
         </w:rPr>
       </w:pPr>
-      <w:bookmarkStart w:id="5" w:name="_Toc229929324"/>
+      <w:bookmarkStart w:id="5" w:name="_Toc230013983"/>
       <w:r>
         <w:rPr>
           <w:rFonts w:hint="eastAsia"/>
@@ -6802,7 +6802,7 @@
           <w:rFonts w:hint="eastAsia"/>
         </w:rPr>
       </w:pPr>
-      <w:bookmarkStart w:id="6" w:name="_Toc229929325"/>
+      <w:bookmarkStart w:id="6" w:name="_Toc230013984"/>
       <w:r>
         <w:rPr>
           <w:rFonts w:hint="eastAsia"/>
@@ -6818,7 +6818,7 @@
           <w:rFonts w:hint="eastAsia"/>
         </w:rPr>
       </w:pPr>
-      <w:bookmarkStart w:id="7" w:name="_Toc229929326"/>
+      <w:bookmarkStart w:id="7" w:name="_Toc230013985"/>
       <w:r>
         <w:rPr>
           <w:rFonts w:hint="eastAsia"/>
@@ -6873,7 +6873,7 @@
           <w:rFonts w:hint="eastAsia"/>
         </w:rPr>
       </w:pPr>
-      <w:bookmarkStart w:id="8" w:name="_Toc229929327"/>
+      <w:bookmarkStart w:id="8" w:name="_Toc230013986"/>
       <w:r>
         <w:rPr>
           <w:rFonts w:hint="eastAsia"/>
@@ -7279,7 +7279,7 @@
           <w:rFonts w:hint="eastAsia"/>
         </w:rPr>
       </w:pPr>
-      <w:bookmarkStart w:id="9" w:name="_Toc229929328"/>
+      <w:bookmarkStart w:id="9" w:name="_Toc230013987"/>
       <w:r>
         <w:rPr>
           <w:rFonts w:hint="eastAsia"/>
@@ -7626,7 +7626,7 @@
           <w:rFonts w:hint="eastAsia"/>
         </w:rPr>
       </w:pPr>
-      <w:bookmarkStart w:id="10" w:name="_Toc229929329"/>
+      <w:bookmarkStart w:id="10" w:name="_Toc230013988"/>
       <w:r>
         <w:rPr>
           <w:rFonts w:hint="eastAsia"/>
@@ -7643,7 +7643,7 @@
           <w:rFonts w:hint="eastAsia"/>
         </w:rPr>
       </w:pPr>
-      <w:bookmarkStart w:id="11" w:name="_Toc229929330"/>
+      <w:bookmarkStart w:id="11" w:name="_Toc230013989"/>
       <w:r>
         <w:rPr>
           <w:rFonts w:hint="eastAsia"/>
@@ -7849,7 +7849,7 @@
           <w:rFonts w:hint="eastAsia"/>
         </w:rPr>
       </w:pPr>
-      <w:bookmarkStart w:id="12" w:name="_Toc229929331"/>
+      <w:bookmarkStart w:id="12" w:name="_Toc230013990"/>
       <w:r>
         <w:rPr>
           <w:rFonts w:hint="eastAsia"/>
@@ -7878,7 +7878,7 @@
           <w:rFonts w:hint="eastAsia"/>
         </w:rPr>
       </w:pPr>
-      <w:bookmarkStart w:id="13" w:name="_Toc229929332"/>
+      <w:bookmarkStart w:id="13" w:name="_Toc230013991"/>
       <w:r>
         <w:rPr>
           <w:rFonts w:hint="eastAsia"/>
@@ -7897,7 +7897,7 @@
         <w:rPr>
           <w:rFonts w:hint="eastAsia"/>
         </w:rPr>
-        <w:t>本API群で使用する `feature_code` は以下の通りとする。画面要件上、施設グループ管理は SHIPシステム管理者のみが利用できる。API 実行時は認証コンテキストが SHIPシステム管理者であることに加え、認証／認可 API 設計書の共通認可モデルに従って作業対象施設に対する実効 `feature_code` を都度再判定する。</w:t>
+        <w:t>本API群で使用する `feature_code` は以下の通りとする。画面要件上、施設グループ管理は共有システム管理者アカウントのみが利用できる。API 実行時は認証コンテキストが共有システム管理者アカウント（`users.account_type='SYSTEM_ADMIN'`）であることに加え、認証／認可 API 設計書の共通認可モデルに従って作業対象施設に対する実効 `feature_code` を都度再判定する。</w:t>
       </w:r>
     </w:p>
     <w:tbl>
@@ -8200,7 +8200,7 @@
               <w:rPr>
                 <w:rFonts w:hint="eastAsia"/>
               </w:rPr>
-              <w:t>認証コンテキストが SHIPシステム管理者であり、作業対象施設に対する実効 `facility_group_list` を持つこと</w:t>
+              <w:t>認証コンテキストが共有システム管理者アカウント（`users.account_type='SYSTEM_ADMIN'`）であり、作業対象施設に対する実効 `facility_group_list` を持つこと</w:t>
             </w:r>
           </w:p>
         </w:tc>
@@ -8251,7 +8251,7 @@
               <w:rPr>
                 <w:rFonts w:hint="eastAsia"/>
               </w:rPr>
-              <w:t>認証コンテキストが SHIPシステム管理者であり、作業対象施設に対する実効 `facility_group_edit` を持つこと</w:t>
+              <w:t>認証コンテキストが共有システム管理者アカウント（`users.account_type='SYSTEM_ADMIN'`）であり、作業対象施設に対する実効 `facility_group_edit` を持つこと</w:t>
             </w:r>
           </w:p>
         </w:tc>
@@ -8302,7 +8302,7 @@
               <w:rPr>
                 <w:rFonts w:hint="eastAsia"/>
               </w:rPr>
-              <w:t>認証コンテキストが SHIPシステム管理者であり、作業対象施設に対する実効 `facility_group_edit` を持つこと</w:t>
+              <w:t>認証コンテキストが共有システム管理者アカウント（`users.account_type='SYSTEM_ADMIN'`）であり、作業対象施設に対する実効 `facility_group_edit` を持つこと</w:t>
             </w:r>
           </w:p>
         </w:tc>
@@ -8329,11 +8329,12 @@
           <w:rFonts w:hint="eastAsia"/>
         </w:rPr>
       </w:pPr>
-      <w:bookmarkStart w:id="14" w:name="_Toc229929333"/>
-      <w:r>
-        <w:rPr>
-          <w:rFonts w:hint="eastAsia"/>
-        </w:rPr>
+      <w:bookmarkStart w:id="14" w:name="_Toc230013992"/>
+      <w:r>
+        <w:rPr>
+          <w:rFonts w:hint="eastAsia"/>
+        </w:rPr>
+        <w:lastRenderedPageBreak/>
         <w:t>他施設閲覧判定との関係</w:t>
       </w:r>
       <w:bookmarkEnd w:id="14"/>
@@ -8421,12 +8422,11 @@
           <w:rFonts w:hint="eastAsia"/>
         </w:rPr>
       </w:pPr>
-      <w:bookmarkStart w:id="15" w:name="_Toc229929334"/>
-      <w:r>
-        <w:rPr>
-          <w:rFonts w:hint="eastAsia"/>
-        </w:rPr>
-        <w:lastRenderedPageBreak/>
+      <w:bookmarkStart w:id="15" w:name="_Toc230013993"/>
+      <w:r>
+        <w:rPr>
+          <w:rFonts w:hint="eastAsia"/>
+        </w:rPr>
         <w:t>共有データ種別の扱い</w:t>
       </w:r>
       <w:bookmarkEnd w:id="15"/>
@@ -8751,11 +8751,12 @@
           <w:rFonts w:hint="eastAsia"/>
         </w:rPr>
       </w:pPr>
-      <w:bookmarkStart w:id="16" w:name="_Toc229929335"/>
-      <w:r>
-        <w:rPr>
-          <w:rFonts w:hint="eastAsia"/>
-        </w:rPr>
+      <w:bookmarkStart w:id="16" w:name="_Toc230013994"/>
+      <w:r>
+        <w:rPr>
+          <w:rFonts w:hint="eastAsia"/>
+        </w:rPr>
+        <w:lastRenderedPageBreak/>
         <w:t>エラーレスポンス仕様</w:t>
       </w:r>
       <w:bookmarkEnd w:id="16"/>
@@ -8767,7 +8768,7 @@
           <w:rFonts w:hint="eastAsia"/>
         </w:rPr>
       </w:pPr>
-      <w:bookmarkStart w:id="17" w:name="_Toc229929336"/>
+      <w:bookmarkStart w:id="17" w:name="_Toc230013995"/>
       <w:r>
         <w:rPr>
           <w:rFonts w:hint="eastAsia"/>
@@ -9025,12 +9026,11 @@
           <w:rFonts w:hint="eastAsia"/>
         </w:rPr>
       </w:pPr>
-      <w:bookmarkStart w:id="18" w:name="_Toc229929337"/>
-      <w:r>
-        <w:rPr>
-          <w:rFonts w:hint="eastAsia"/>
-        </w:rPr>
-        <w:lastRenderedPageBreak/>
+      <w:bookmarkStart w:id="18" w:name="_Toc230013996"/>
+      <w:r>
+        <w:rPr>
+          <w:rFonts w:hint="eastAsia"/>
+        </w:rPr>
         <w:t>共通レスポンスDTO</w:t>
       </w:r>
       <w:bookmarkEnd w:id="18"/>
@@ -9039,7 +9039,7 @@
       <w:pPr>
         <w:pStyle w:val="3"/>
       </w:pPr>
-      <w:bookmarkStart w:id="19" w:name="_Toc229929338"/>
+      <w:bookmarkStart w:id="19" w:name="_Toc230013997"/>
       <w:r>
         <w:t>FacilityGroupSummary</w:t>
       </w:r>
@@ -9513,7 +9513,7 @@
       <w:pPr>
         <w:pStyle w:val="3"/>
       </w:pPr>
-      <w:bookmarkStart w:id="20" w:name="_Toc229929339"/>
+      <w:bookmarkStart w:id="20" w:name="_Toc230013998"/>
       <w:r>
         <w:t>GroupFacilityItem</w:t>
       </w:r>
@@ -9673,6 +9673,7 @@
           </w:tcPr>
           <w:p>
             <w:r>
+              <w:lastRenderedPageBreak/>
               <w:t>facilityCode</w:t>
             </w:r>
           </w:p>
@@ -9852,7 +9853,7 @@
       <w:pPr>
         <w:pStyle w:val="3"/>
       </w:pPr>
-      <w:bookmarkStart w:id="21" w:name="_Toc229929340"/>
+      <w:bookmarkStart w:id="21" w:name="_Toc230013999"/>
       <w:r>
         <w:t>ExternalSharingSettingItem</w:t>
       </w:r>
@@ -10015,7 +10016,6 @@
           </w:tcPr>
           <w:p>
             <w:r>
-              <w:lastRenderedPageBreak/>
               <w:t>sharingDataType</w:t>
             </w:r>
           </w:p>
@@ -10195,7 +10195,7 @@
       <w:pPr>
         <w:pStyle w:val="3"/>
       </w:pPr>
-      <w:bookmarkStart w:id="22" w:name="_Toc229929341"/>
+      <w:bookmarkStart w:id="22" w:name="_Toc230014000"/>
       <w:r>
         <w:t>ExternalColumnSharingSettingItem</w:t>
       </w:r>
@@ -10495,7 +10495,7 @@
           <w:rFonts w:hint="eastAsia"/>
         </w:rPr>
       </w:pPr>
-      <w:bookmarkStart w:id="23" w:name="_Toc229929342"/>
+      <w:bookmarkStart w:id="23" w:name="_Toc230014001"/>
       <w:r>
         <w:rPr>
           <w:rFonts w:hint="eastAsia"/>
@@ -10511,7 +10511,7 @@
           <w:rFonts w:hint="eastAsia"/>
         </w:rPr>
       </w:pPr>
-      <w:bookmarkStart w:id="24" w:name="_Toc229929343"/>
+      <w:bookmarkStart w:id="24" w:name="_Toc230014002"/>
       <w:r>
         <w:rPr>
           <w:rFonts w:hint="eastAsia"/>
@@ -10687,14 +10687,7 @@
               <w:rPr>
                 <w:rFonts w:hint="eastAsia"/>
               </w:rPr>
-              <w:t>施設グループ一覧、所属施設、</w:t>
-            </w:r>
-            <w:r>
-              <w:rPr>
-                <w:rFonts w:hint="eastAsia"/>
-              </w:rPr>
-              <w:lastRenderedPageBreak/>
-              <w:t>共有設定を取得する</w:t>
+              <w:t>施設グループ一覧、所属施設、共有設定を取得する</w:t>
             </w:r>
           </w:p>
         </w:tc>
@@ -10707,7 +10700,6 @@
               <w:rPr>
                 <w:rFonts w:hint="eastAsia"/>
               </w:rPr>
-              <w:lastRenderedPageBreak/>
               <w:t>要</w:t>
             </w:r>
           </w:p>
@@ -11109,7 +11101,11 @@
           </w:tcPr>
           <w:p>
             <w:r>
-              <w:t>/facility-group-management/groups/{groupId}/sharing</w:t>
+              <w:t>/facility-group-management</w:t>
+            </w:r>
+            <w:r>
+              <w:lastRenderedPageBreak/>
+              <w:t>/groups/{groupId}/sharing</w:t>
             </w:r>
           </w:p>
         </w:tc>
@@ -11122,7 +11118,15 @@
               <w:rPr>
                 <w:rFonts w:hint="eastAsia"/>
               </w:rPr>
-              <w:t>公開元施設単位の共有データ種別・共有カラム設定を保存する</w:t>
+              <w:lastRenderedPageBreak/>
+              <w:t>公開元施設単位の共有データ種</w:t>
+            </w:r>
+            <w:r>
+              <w:rPr>
+                <w:rFonts w:hint="eastAsia"/>
+              </w:rPr>
+              <w:lastRenderedPageBreak/>
+              <w:t>別・共有カラム設定を保存する</w:t>
             </w:r>
           </w:p>
         </w:tc>
@@ -11135,6 +11139,7 @@
               <w:rPr>
                 <w:rFonts w:hint="eastAsia"/>
               </w:rPr>
+              <w:lastRenderedPageBreak/>
               <w:t>要</w:t>
             </w:r>
           </w:p>
@@ -11149,12 +11154,11 @@
           <w:rFonts w:hint="eastAsia"/>
         </w:rPr>
       </w:pPr>
-      <w:bookmarkStart w:id="25" w:name="_Toc229929344"/>
-      <w:r>
-        <w:rPr>
-          <w:rFonts w:hint="eastAsia"/>
-        </w:rPr>
-        <w:lastRenderedPageBreak/>
+      <w:bookmarkStart w:id="25" w:name="_Toc230014003"/>
+      <w:r>
+        <w:rPr>
+          <w:rFonts w:hint="eastAsia"/>
+        </w:rPr>
         <w:t>第5章 施設グループ管理機能設計</w:t>
       </w:r>
       <w:bookmarkEnd w:id="25"/>
@@ -11166,7 +11170,7 @@
           <w:rFonts w:hint="eastAsia"/>
         </w:rPr>
       </w:pPr>
-      <w:bookmarkStart w:id="26" w:name="_Toc229929345"/>
+      <w:bookmarkStart w:id="26" w:name="_Toc230014004"/>
       <w:r>
         <w:rPr>
           <w:rFonts w:hint="eastAsia"/>
@@ -11232,7 +11236,7 @@
           <w:rFonts w:hint="eastAsia"/>
         </w:rPr>
       </w:pPr>
-      <w:bookmarkStart w:id="27" w:name="_Toc229929346"/>
+      <w:bookmarkStart w:id="27" w:name="_Toc230014005"/>
       <w:r>
         <w:rPr>
           <w:rFonts w:hint="eastAsia"/>
@@ -11515,7 +11519,7 @@
         <w:rPr>
           <w:rFonts w:hint="eastAsia"/>
         </w:rPr>
-        <w:t>認可条件: 認証コンテキストが SHIPシステム管理者であること</w:t>
+        <w:t>認可条件: 認証コンテキストが共有システム管理者アカウント（`users.account_type='SYSTEM_ADMIN'`）であること</w:t>
       </w:r>
     </w:p>
     <w:p>
@@ -11542,6 +11546,7 @@
         <w:rPr>
           <w:rFonts w:hint="eastAsia"/>
         </w:rPr>
+        <w:lastRenderedPageBreak/>
         <w:t>処理仕様</w:t>
       </w:r>
     </w:p>
@@ -11594,7 +11599,6 @@
         <w:rPr>
           <w:rFonts w:hint="eastAsia"/>
         </w:rPr>
-        <w:lastRenderedPageBreak/>
         <w:t>`facility_external_view_settings` / `facility_external_column_settings` を公開元施設単位で取得し、所属施設ごとの共有設定として返却する。設定行が存在しない共有データ種別およびカラムは `isEnabled=false` とする</w:t>
       </w:r>
     </w:p>
@@ -11618,7 +11622,7 @@
           <w:rFonts w:hint="eastAsia"/>
         </w:rPr>
       </w:pPr>
-      <w:bookmarkStart w:id="28" w:name="_Toc229929347"/>
+      <w:bookmarkStart w:id="28" w:name="_Toc230014006"/>
       <w:r>
         <w:rPr>
           <w:rFonts w:hint="eastAsia"/>
@@ -11831,7 +11835,7 @@
           <w:rFonts w:hint="eastAsia"/>
         </w:rPr>
       </w:pPr>
-      <w:bookmarkStart w:id="29" w:name="_Toc229929348"/>
+      <w:bookmarkStart w:id="29" w:name="_Toc230014007"/>
       <w:r>
         <w:rPr>
           <w:rFonts w:hint="eastAsia"/>
@@ -12013,7 +12017,7 @@
               <w:rPr>
                 <w:rFonts w:hint="eastAsia"/>
               </w:rPr>
-              <w:t>SHIPシステム管理者ではない、または実効 `facility_group_list` なし</w:t>
+              <w:t>共有システム管理者アカウントではない、または実効 `facility_group_list` なし</w:t>
             </w:r>
           </w:p>
         </w:tc>
@@ -12072,7 +12076,7 @@
           <w:rFonts w:hint="eastAsia"/>
         </w:rPr>
       </w:pPr>
-      <w:bookmarkStart w:id="30" w:name="_Toc229929349"/>
+      <w:bookmarkStart w:id="30" w:name="_Toc230014008"/>
       <w:r>
         <w:rPr>
           <w:rFonts w:hint="eastAsia"/>
@@ -12105,6 +12109,7 @@
         <w:rPr>
           <w:rFonts w:hint="eastAsia"/>
         </w:rPr>
+        <w:lastRenderedPageBreak/>
         <w:t>エンドポイント</w:t>
       </w:r>
     </w:p>
@@ -12138,12 +12143,11 @@
           <w:rFonts w:hint="eastAsia"/>
         </w:rPr>
       </w:pPr>
-      <w:bookmarkStart w:id="31" w:name="_Toc229929350"/>
-      <w:r>
-        <w:rPr>
-          <w:rFonts w:hint="eastAsia"/>
-        </w:rPr>
-        <w:lastRenderedPageBreak/>
+      <w:bookmarkStart w:id="31" w:name="_Toc230014009"/>
+      <w:r>
+        <w:rPr>
+          <w:rFonts w:hint="eastAsia"/>
+        </w:rPr>
         <w:t>リクエスト（FacilityGroupCreateRequest）</w:t>
       </w:r>
       <w:bookmarkEnd w:id="31"/>
@@ -12337,7 +12341,7 @@
         <w:rPr>
           <w:rFonts w:hint="eastAsia"/>
         </w:rPr>
-        <w:t>認可条件: 認証コンテキストが SHIPシステム管理者であること</w:t>
+        <w:t>認可条件: 認証コンテキストが共有システム管理者アカウント（`users.account_type='SYSTEM_ADMIN'`）であること</w:t>
       </w:r>
     </w:p>
     <w:p>
@@ -12426,7 +12430,7 @@
           <w:rFonts w:hint="eastAsia"/>
         </w:rPr>
       </w:pPr>
-      <w:bookmarkStart w:id="32" w:name="_Toc229929351"/>
+      <w:bookmarkStart w:id="32" w:name="_Toc230014010"/>
       <w:r>
         <w:rPr>
           <w:rFonts w:hint="eastAsia"/>
@@ -12727,6 +12731,7 @@
           </w:tcPr>
           <w:p>
             <w:r>
+              <w:lastRenderedPageBreak/>
               <w:t>memberFacilities</w:t>
             </w:r>
           </w:p>
@@ -12819,12 +12824,11 @@
           <w:rFonts w:hint="eastAsia"/>
         </w:rPr>
       </w:pPr>
-      <w:bookmarkStart w:id="33" w:name="_Toc229929352"/>
-      <w:r>
-        <w:rPr>
-          <w:rFonts w:hint="eastAsia"/>
-        </w:rPr>
-        <w:lastRenderedPageBreak/>
+      <w:bookmarkStart w:id="33" w:name="_Toc230014011"/>
+      <w:r>
+        <w:rPr>
+          <w:rFonts w:hint="eastAsia"/>
+        </w:rPr>
         <w:t>ステータスコード</w:t>
       </w:r>
       <w:bookmarkEnd w:id="33"/>
@@ -13037,7 +13041,7 @@
               <w:rPr>
                 <w:rFonts w:hint="eastAsia"/>
               </w:rPr>
-              <w:t>SHIPシステム管理者ではない、または実効 `facility_group_edit` なし</w:t>
+              <w:t>共有システム管理者アカウントではない、または実効 `facility_group_edit` なし</w:t>
             </w:r>
           </w:p>
         </w:tc>
@@ -13131,7 +13135,7 @@
           <w:rFonts w:hint="eastAsia"/>
         </w:rPr>
       </w:pPr>
-      <w:bookmarkStart w:id="34" w:name="_Toc229929353"/>
+      <w:bookmarkStart w:id="34" w:name="_Toc230014012"/>
       <w:r>
         <w:rPr>
           <w:rFonts w:hint="eastAsia"/>
@@ -13197,7 +13201,7 @@
           <w:rFonts w:hint="eastAsia"/>
         </w:rPr>
       </w:pPr>
-      <w:bookmarkStart w:id="35" w:name="_Toc229929354"/>
+      <w:bookmarkStart w:id="35" w:name="_Toc230014013"/>
       <w:r>
         <w:rPr>
           <w:rFonts w:hint="eastAsia"/>
@@ -13395,11 +13399,12 @@
           <w:rFonts w:hint="eastAsia"/>
         </w:rPr>
       </w:pPr>
-      <w:bookmarkStart w:id="36" w:name="_Toc229929355"/>
-      <w:r>
-        <w:rPr>
-          <w:rFonts w:hint="eastAsia"/>
-        </w:rPr>
+      <w:bookmarkStart w:id="36" w:name="_Toc230014014"/>
+      <w:r>
+        <w:rPr>
+          <w:rFonts w:hint="eastAsia"/>
+        </w:rPr>
+        <w:lastRenderedPageBreak/>
         <w:t>リクエスト（FacilityGroupUpdateRequest）</w:t>
       </w:r>
       <w:bookmarkEnd w:id="36"/>
@@ -13561,7 +13566,6 @@
           </w:tcPr>
           <w:p>
             <w:r>
-              <w:lastRenderedPageBreak/>
               <w:t>isActive</w:t>
             </w:r>
           </w:p>
@@ -13639,7 +13643,7 @@
         <w:rPr>
           <w:rFonts w:hint="eastAsia"/>
         </w:rPr>
-        <w:t>認可条件: 認証コンテキストが SHIPシステム管理者であること</w:t>
+        <w:t>認可条件: 認証コンテキストが共有システム管理者アカウント（`users.account_type='SYSTEM_ADMIN'`）であること</w:t>
       </w:r>
     </w:p>
     <w:p>
@@ -13741,7 +13745,7 @@
           <w:rFonts w:hint="eastAsia"/>
         </w:rPr>
       </w:pPr>
-      <w:bookmarkStart w:id="37" w:name="_Toc229929356"/>
+      <w:bookmarkStart w:id="37" w:name="_Toc230014015"/>
       <w:r>
         <w:rPr>
           <w:rFonts w:hint="eastAsia"/>
@@ -14087,6 +14091,7 @@
           </w:tcPr>
           <w:p>
             <w:r>
+              <w:lastRenderedPageBreak/>
               <w:t>sharingSettings</w:t>
             </w:r>
           </w:p>
@@ -14134,12 +14139,11 @@
           <w:rFonts w:hint="eastAsia"/>
         </w:rPr>
       </w:pPr>
-      <w:bookmarkStart w:id="38" w:name="_Toc229929357"/>
-      <w:r>
-        <w:rPr>
-          <w:rFonts w:hint="eastAsia"/>
-        </w:rPr>
-        <w:lastRenderedPageBreak/>
+      <w:bookmarkStart w:id="38" w:name="_Toc230014016"/>
+      <w:r>
+        <w:rPr>
+          <w:rFonts w:hint="eastAsia"/>
+        </w:rPr>
         <w:t>ステータスコード</w:t>
       </w:r>
       <w:bookmarkEnd w:id="38"/>
@@ -14352,7 +14356,7 @@
               <w:rPr>
                 <w:rFonts w:hint="eastAsia"/>
               </w:rPr>
-              <w:t>SHIPシステム管理者ではない、または実効 `facility_group_edit` なし</w:t>
+              <w:t>共有システム管理者アカウントではない、または実効 `facility_group_edit` なし</w:t>
             </w:r>
           </w:p>
         </w:tc>
@@ -14481,7 +14485,7 @@
           <w:rFonts w:hint="eastAsia"/>
         </w:rPr>
       </w:pPr>
-      <w:bookmarkStart w:id="39" w:name="_Toc229929358"/>
+      <w:bookmarkStart w:id="39" w:name="_Toc230014017"/>
       <w:r>
         <w:rPr>
           <w:rFonts w:hint="eastAsia"/>
@@ -14547,7 +14551,7 @@
           <w:rFonts w:hint="eastAsia"/>
         </w:rPr>
       </w:pPr>
-      <w:bookmarkStart w:id="40" w:name="_Toc229929359"/>
+      <w:bookmarkStart w:id="40" w:name="_Toc230014018"/>
       <w:r>
         <w:rPr>
           <w:rFonts w:hint="eastAsia"/>
@@ -14749,6 +14753,7 @@
         <w:rPr>
           <w:rFonts w:hint="eastAsia"/>
         </w:rPr>
+        <w:lastRenderedPageBreak/>
         <w:t>権限チェック</w:t>
       </w:r>
     </w:p>
@@ -14775,7 +14780,7 @@
         <w:rPr>
           <w:rFonts w:hint="eastAsia"/>
         </w:rPr>
-        <w:t>認可条件: 認証コンテキストが SHIPシステム管理者であること</w:t>
+        <w:t>認可条件: 認証コンテキストが共有システム管理者アカウント（`users.account_type='SYSTEM_ADMIN'`）であること</w:t>
       </w:r>
     </w:p>
     <w:p>
@@ -14802,7 +14807,6 @@
         <w:rPr>
           <w:rFonts w:hint="eastAsia"/>
         </w:rPr>
-        <w:lastRenderedPageBreak/>
         <w:t>処理仕様</w:t>
       </w:r>
     </w:p>
@@ -14878,7 +14882,7 @@
           <w:rFonts w:hint="eastAsia"/>
         </w:rPr>
       </w:pPr>
-      <w:bookmarkStart w:id="41" w:name="_Toc229929360"/>
+      <w:bookmarkStart w:id="41" w:name="_Toc230014019"/>
       <w:r>
         <w:rPr>
           <w:rFonts w:hint="eastAsia"/>
@@ -14907,7 +14911,7 @@
           <w:rFonts w:hint="eastAsia"/>
         </w:rPr>
       </w:pPr>
-      <w:bookmarkStart w:id="42" w:name="_Toc229929361"/>
+      <w:bookmarkStart w:id="42" w:name="_Toc230014020"/>
       <w:r>
         <w:rPr>
           <w:rFonts w:hint="eastAsia"/>
@@ -15089,7 +15093,7 @@
               <w:rPr>
                 <w:rFonts w:hint="eastAsia"/>
               </w:rPr>
-              <w:t>SHIPシステム管理者ではない、または実効 `facility_group_edit` なし</w:t>
+              <w:t>共有システム管理者アカウントではない、または実効 `facility_group_edit` なし</w:t>
             </w:r>
           </w:p>
         </w:tc>
@@ -15183,7 +15187,7 @@
           <w:rFonts w:hint="eastAsia"/>
         </w:rPr>
       </w:pPr>
-      <w:bookmarkStart w:id="43" w:name="_Toc229929362"/>
+      <w:bookmarkStart w:id="43" w:name="_Toc230014021"/>
       <w:r>
         <w:rPr>
           <w:rFonts w:hint="eastAsia"/>
@@ -15216,6 +15220,7 @@
         <w:rPr>
           <w:rFonts w:hint="eastAsia"/>
         </w:rPr>
+        <w:lastRenderedPageBreak/>
         <w:t>エンドポイント</w:t>
       </w:r>
     </w:p>
@@ -15249,12 +15254,11 @@
           <w:rFonts w:hint="eastAsia"/>
         </w:rPr>
       </w:pPr>
-      <w:bookmarkStart w:id="44" w:name="_Toc229929363"/>
-      <w:r>
-        <w:rPr>
-          <w:rFonts w:hint="eastAsia"/>
-        </w:rPr>
-        <w:lastRenderedPageBreak/>
+      <w:bookmarkStart w:id="44" w:name="_Toc230014022"/>
+      <w:r>
+        <w:rPr>
+          <w:rFonts w:hint="eastAsia"/>
+        </w:rPr>
         <w:t>リクエストパラメータ</w:t>
       </w:r>
       <w:bookmarkEnd w:id="44"/>
@@ -15588,7 +15592,7 @@
         <w:rPr>
           <w:rFonts w:hint="eastAsia"/>
         </w:rPr>
-        <w:t>認可条件: 認証コンテキストが SHIPシステム管理者であること</w:t>
+        <w:t>認可条件: 認証コンテキストが共有システム管理者アカウント（`users.account_type='SYSTEM_ADMIN'`）であること</w:t>
       </w:r>
     </w:p>
     <w:p>
@@ -15690,11 +15694,12 @@
           <w:rFonts w:hint="eastAsia"/>
         </w:rPr>
       </w:pPr>
-      <w:bookmarkStart w:id="45" w:name="_Toc229929364"/>
-      <w:r>
-        <w:rPr>
-          <w:rFonts w:hint="eastAsia"/>
-        </w:rPr>
+      <w:bookmarkStart w:id="45" w:name="_Toc230014023"/>
+      <w:r>
+        <w:rPr>
+          <w:rFonts w:hint="eastAsia"/>
+        </w:rPr>
+        <w:lastRenderedPageBreak/>
         <w:t>レスポンス（200：FacilityCandidateListResponse）</w:t>
       </w:r>
       <w:bookmarkEnd w:id="45"/>
@@ -15858,12 +15863,11 @@
           <w:rFonts w:hint="eastAsia"/>
         </w:rPr>
       </w:pPr>
-      <w:bookmarkStart w:id="46" w:name="_Toc229929365"/>
-      <w:r>
-        <w:rPr>
-          <w:rFonts w:hint="eastAsia"/>
-        </w:rPr>
-        <w:lastRenderedPageBreak/>
+      <w:bookmarkStart w:id="46" w:name="_Toc230014024"/>
+      <w:r>
+        <w:rPr>
+          <w:rFonts w:hint="eastAsia"/>
+        </w:rPr>
         <w:t>ステータスコード</w:t>
       </w:r>
       <w:bookmarkEnd w:id="46"/>
@@ -16076,7 +16080,7 @@
               <w:rPr>
                 <w:rFonts w:hint="eastAsia"/>
               </w:rPr>
-              <w:t>SHIPシステム管理者ではない、または実効 `facility_group_list` なし</w:t>
+              <w:t>共有システム管理者アカウントではない、または実効 `facility_group_list` なし</w:t>
             </w:r>
           </w:p>
         </w:tc>
@@ -16170,7 +16174,7 @@
           <w:rFonts w:hint="eastAsia"/>
         </w:rPr>
       </w:pPr>
-      <w:bookmarkStart w:id="47" w:name="_Toc229929366"/>
+      <w:bookmarkStart w:id="47" w:name="_Toc230014025"/>
       <w:r>
         <w:rPr>
           <w:rFonts w:hint="eastAsia"/>
@@ -16236,7 +16240,7 @@
           <w:rFonts w:hint="eastAsia"/>
         </w:rPr>
       </w:pPr>
-      <w:bookmarkStart w:id="48" w:name="_Toc229929367"/>
+      <w:bookmarkStart w:id="48" w:name="_Toc230014026"/>
       <w:r>
         <w:rPr>
           <w:rFonts w:hint="eastAsia"/>
@@ -16434,7 +16438,7 @@
           <w:rFonts w:hint="eastAsia"/>
         </w:rPr>
       </w:pPr>
-      <w:bookmarkStart w:id="49" w:name="_Toc229929368"/>
+      <w:bookmarkStart w:id="49" w:name="_Toc230014027"/>
       <w:r>
         <w:rPr>
           <w:rFonts w:hint="eastAsia"/>
@@ -16606,7 +16610,6 @@
         <w:rPr>
           <w:rFonts w:hint="eastAsia"/>
         </w:rPr>
-        <w:lastRenderedPageBreak/>
         <w:t>権限チェック</w:t>
       </w:r>
     </w:p>
@@ -16633,7 +16636,7 @@
         <w:rPr>
           <w:rFonts w:hint="eastAsia"/>
         </w:rPr>
-        <w:t>認可条件: 認証コンテキストが SHIPシステム管理者であること</w:t>
+        <w:t>認可条件: 認証コンテキストが共有システム管理者アカウント（`users.account_type='SYSTEM_ADMIN'`）であること</w:t>
       </w:r>
     </w:p>
     <w:p>
@@ -16735,7 +16738,7 @@
           <w:rFonts w:hint="eastAsia"/>
         </w:rPr>
       </w:pPr>
-      <w:bookmarkStart w:id="50" w:name="_Toc229929369"/>
+      <w:bookmarkStart w:id="50" w:name="_Toc230014028"/>
       <w:r>
         <w:rPr>
           <w:rFonts w:hint="eastAsia"/>
@@ -17038,11 +17041,12 @@
           <w:rFonts w:hint="eastAsia"/>
         </w:rPr>
       </w:pPr>
-      <w:bookmarkStart w:id="51" w:name="_Toc229929370"/>
-      <w:r>
-        <w:rPr>
-          <w:rFonts w:hint="eastAsia"/>
-        </w:rPr>
+      <w:bookmarkStart w:id="51" w:name="_Toc230014029"/>
+      <w:r>
+        <w:rPr>
+          <w:rFonts w:hint="eastAsia"/>
+        </w:rPr>
+        <w:lastRenderedPageBreak/>
         <w:t>ステータスコード</w:t>
       </w:r>
       <w:bookmarkEnd w:id="51"/>
@@ -17255,7 +17259,7 @@
               <w:rPr>
                 <w:rFonts w:hint="eastAsia"/>
               </w:rPr>
-              <w:t>SHIPシステム管理者ではない、または実効 `facility_group_edit` なし</w:t>
+              <w:t>共有システム管理者アカウントではない、または実効 `facility_group_edit` なし</w:t>
             </w:r>
           </w:p>
         </w:tc>
@@ -17347,7 +17351,6 @@
           </w:tcPr>
           <w:p>
             <w:r>
-              <w:lastRenderedPageBreak/>
               <w:t>500</w:t>
             </w:r>
           </w:p>
@@ -17385,7 +17388,7 @@
           <w:rFonts w:hint="eastAsia"/>
         </w:rPr>
       </w:pPr>
-      <w:bookmarkStart w:id="52" w:name="_Toc229929371"/>
+      <w:bookmarkStart w:id="52" w:name="_Toc230014030"/>
       <w:r>
         <w:rPr>
           <w:rFonts w:hint="eastAsia"/>
@@ -17451,7 +17454,7 @@
           <w:rFonts w:hint="eastAsia"/>
         </w:rPr>
       </w:pPr>
-      <w:bookmarkStart w:id="53" w:name="_Toc229929372"/>
+      <w:bookmarkStart w:id="53" w:name="_Toc230014031"/>
       <w:r>
         <w:rPr>
           <w:rFonts w:hint="eastAsia"/>
@@ -17734,19 +17737,20 @@
         <w:rPr>
           <w:rFonts w:hint="eastAsia"/>
         </w:rPr>
-        <w:t>認可条件: 認証コンテキストが SHIPシステム管理者であること</w:t>
-      </w:r>
-    </w:p>
-    <w:p>
-      <w:pPr>
-        <w:rPr>
-          <w:rFonts w:hint="eastAsia"/>
-        </w:rPr>
-      </w:pPr>
-      <w:r>
-        <w:rPr>
-          <w:rFonts w:hint="eastAsia"/>
-        </w:rPr>
+        <w:t>認可条件: 認証コンテキストが共有システム管理者アカウント（`users.account_type='SYSTEM_ADMIN'`）であること</w:t>
+      </w:r>
+    </w:p>
+    <w:p>
+      <w:pPr>
+        <w:rPr>
+          <w:rFonts w:hint="eastAsia"/>
+        </w:rPr>
+      </w:pPr>
+      <w:r>
+        <w:rPr>
+          <w:rFonts w:hint="eastAsia"/>
+        </w:rPr>
+        <w:lastRenderedPageBreak/>
         <w:t>認可条件: 作業対象施設に対する実効 `facility_group_edit` が有効であること</w:t>
       </w:r>
     </w:p>
@@ -17836,12 +17840,11 @@
           <w:rFonts w:hint="eastAsia"/>
         </w:rPr>
       </w:pPr>
-      <w:bookmarkStart w:id="54" w:name="_Toc229929373"/>
-      <w:r>
-        <w:rPr>
-          <w:rFonts w:hint="eastAsia"/>
-        </w:rPr>
-        <w:lastRenderedPageBreak/>
+      <w:bookmarkStart w:id="54" w:name="_Toc230014032"/>
+      <w:r>
+        <w:rPr>
+          <w:rFonts w:hint="eastAsia"/>
+        </w:rPr>
         <w:t>レスポンス</w:t>
       </w:r>
       <w:bookmarkEnd w:id="54"/>
@@ -17866,7 +17869,7 @@
           <w:rFonts w:hint="eastAsia"/>
         </w:rPr>
       </w:pPr>
-      <w:bookmarkStart w:id="55" w:name="_Toc229929374"/>
+      <w:bookmarkStart w:id="55" w:name="_Toc230014033"/>
       <w:r>
         <w:rPr>
           <w:rFonts w:hint="eastAsia"/>
@@ -18048,7 +18051,7 @@
               <w:rPr>
                 <w:rFonts w:hint="eastAsia"/>
               </w:rPr>
-              <w:t>SHIPシステム管理者ではない、または実効 `facility_group_edit` なし</w:t>
+              <w:t>共有システム管理者アカウントではない、または実効 `facility_group_edit` なし</w:t>
             </w:r>
           </w:p>
         </w:tc>
@@ -18142,7 +18145,7 @@
           <w:rFonts w:hint="eastAsia"/>
         </w:rPr>
       </w:pPr>
-      <w:bookmarkStart w:id="56" w:name="_Toc229929375"/>
+      <w:bookmarkStart w:id="56" w:name="_Toc230014034"/>
       <w:r>
         <w:rPr>
           <w:rFonts w:hint="eastAsia"/>
@@ -18198,6 +18201,7 @@
         <w:rPr>
           <w:rFonts w:hint="eastAsia"/>
         </w:rPr>
+        <w:lastRenderedPageBreak/>
         <w:t>認証: 要（Bearer）</w:t>
       </w:r>
     </w:p>
@@ -18208,7 +18212,7 @@
           <w:rFonts w:hint="eastAsia"/>
         </w:rPr>
       </w:pPr>
-      <w:bookmarkStart w:id="57" w:name="_Toc229929376"/>
+      <w:bookmarkStart w:id="57" w:name="_Toc230014035"/>
       <w:r>
         <w:rPr>
           <w:rFonts w:hint="eastAsia"/>
@@ -18406,12 +18410,11 @@
           <w:rFonts w:hint="eastAsia"/>
         </w:rPr>
       </w:pPr>
-      <w:bookmarkStart w:id="58" w:name="_Toc229929377"/>
-      <w:r>
-        <w:rPr>
-          <w:rFonts w:hint="eastAsia"/>
-        </w:rPr>
-        <w:lastRenderedPageBreak/>
+      <w:bookmarkStart w:id="58" w:name="_Toc230014036"/>
+      <w:r>
+        <w:rPr>
+          <w:rFonts w:hint="eastAsia"/>
+        </w:rPr>
         <w:t>リクエスト（FacilityGroupSharingUpdateRequest）</w:t>
       </w:r>
       <w:bookmarkEnd w:id="58"/>
@@ -19040,6 +19043,7 @@
           </w:tcPr>
           <w:p>
             <w:r>
+              <w:lastRenderedPageBreak/>
               <w:t>isEnabled</w:t>
             </w:r>
           </w:p>
@@ -19117,7 +19121,7 @@
         <w:rPr>
           <w:rFonts w:hint="eastAsia"/>
         </w:rPr>
-        <w:t>認可条件: 認証コンテキストが SHIPシステム管理者であること</w:t>
+        <w:t>認可条件: 認証コンテキストが共有システム管理者アカウント（`users.account_type='SYSTEM_ADMIN'`）であること</w:t>
       </w:r>
     </w:p>
     <w:p>
@@ -19144,7 +19148,6 @@
         <w:rPr>
           <w:rFonts w:hint="eastAsia"/>
         </w:rPr>
-        <w:lastRenderedPageBreak/>
         <w:t>処理仕様</w:t>
       </w:r>
     </w:p>
@@ -19272,7 +19275,7 @@
           <w:rFonts w:hint="eastAsia"/>
         </w:rPr>
       </w:pPr>
-      <w:bookmarkStart w:id="59" w:name="_Toc229929378"/>
+      <w:bookmarkStart w:id="59" w:name="_Toc230014037"/>
       <w:r>
         <w:rPr>
           <w:rFonts w:hint="eastAsia"/>
@@ -19438,6 +19441,7 @@
           </w:tcPr>
           <w:p>
             <w:r>
+              <w:lastRenderedPageBreak/>
               <w:t>groupName</w:t>
             </w:r>
           </w:p>
@@ -19620,12 +19624,11 @@
           <w:rFonts w:hint="eastAsia"/>
         </w:rPr>
       </w:pPr>
-      <w:bookmarkStart w:id="60" w:name="_Toc229929379"/>
-      <w:r>
-        <w:rPr>
-          <w:rFonts w:hint="eastAsia"/>
-        </w:rPr>
-        <w:lastRenderedPageBreak/>
+      <w:bookmarkStart w:id="60" w:name="_Toc230014038"/>
+      <w:r>
+        <w:rPr>
+          <w:rFonts w:hint="eastAsia"/>
+        </w:rPr>
         <w:t>ステータスコード</w:t>
       </w:r>
       <w:bookmarkEnd w:id="60"/>
@@ -19838,7 +19841,7 @@
               <w:rPr>
                 <w:rFonts w:hint="eastAsia"/>
               </w:rPr>
-              <w:t>SHIPシステム管理者ではない、または実効 `facility_group_edit` なし</w:t>
+              <w:t>共有システム管理者アカウントではない、または実効 `facility_group_edit` なし</w:t>
             </w:r>
           </w:p>
         </w:tc>
@@ -19967,7 +19970,7 @@
           <w:rFonts w:hint="eastAsia"/>
         </w:rPr>
       </w:pPr>
-      <w:bookmarkStart w:id="61" w:name="_Toc229929380"/>
+      <w:bookmarkStart w:id="61" w:name="_Toc230014039"/>
       <w:r>
         <w:rPr>
           <w:rFonts w:hint="eastAsia"/>
@@ -19983,7 +19986,7 @@
           <w:rFonts w:hint="eastAsia"/>
         </w:rPr>
       </w:pPr>
-      <w:bookmarkStart w:id="62" w:name="_Toc229929381"/>
+      <w:bookmarkStart w:id="62" w:name="_Toc230014040"/>
       <w:r>
         <w:rPr>
           <w:rFonts w:hint="eastAsia"/>
@@ -20130,19 +20133,27 @@
               <w:rPr>
                 <w:rFonts w:hint="eastAsia"/>
               </w:rPr>
-              <w:t>SHIPシステム管理者であり、作業対象施設に対する実効 `facility_group_list` を持つこと</w:t>
-            </w:r>
-          </w:p>
-        </w:tc>
-        <w:tc>
-          <w:tcPr>
-            <w:tcW w:w="1250" w:type="pct"/>
-          </w:tcPr>
-          <w:p>
-            <w:r>
-              <w:rPr>
-                <w:rFonts w:hint="eastAsia"/>
-              </w:rPr>
+              <w:t>共有システム管理者アカウント（`users.acc</w:t>
+            </w:r>
+            <w:r>
+              <w:rPr>
+                <w:rFonts w:hint="eastAsia"/>
+              </w:rPr>
+              <w:lastRenderedPageBreak/>
+              <w:t>ount_type='SYSTEM_ADMIN'`）であり、作業対象施設に対する実効 `facility_group_list` を持つこと</w:t>
+            </w:r>
+          </w:p>
+        </w:tc>
+        <w:tc>
+          <w:tcPr>
+            <w:tcW w:w="1250" w:type="pct"/>
+          </w:tcPr>
+          <w:p>
+            <w:r>
+              <w:rPr>
+                <w:rFonts w:hint="eastAsia"/>
+              </w:rPr>
+              <w:lastRenderedPageBreak/>
               <w:t>施設グループ一覧と所属施設を参照する</w:t>
             </w:r>
           </w:p>
@@ -20181,7 +20192,7 @@
               <w:rPr>
                 <w:rFonts w:hint="eastAsia"/>
               </w:rPr>
-              <w:t>SHIPシステム管理者であり、作業対象施設に対する実効 `facility_group_list` を持つこと</w:t>
+              <w:t>共有システム管理者アカウント（`users.account_type='SYSTEM_ADMIN'`）であり、作業対象施設に対する実効 `facility_group_list` を持つこと</w:t>
             </w:r>
           </w:p>
         </w:tc>
@@ -20232,27 +20243,19 @@
               <w:rPr>
                 <w:rFonts w:hint="eastAsia"/>
               </w:rPr>
-              <w:t>SHIPシステム管理者であり、作業対象施設に対する実効 `facilit</w:t>
-            </w:r>
-            <w:r>
-              <w:rPr>
-                <w:rFonts w:hint="eastAsia"/>
-              </w:rPr>
-              <w:lastRenderedPageBreak/>
-              <w:t>y_group_edit` を持つこと</w:t>
-            </w:r>
-          </w:p>
-        </w:tc>
-        <w:tc>
-          <w:tcPr>
-            <w:tcW w:w="1250" w:type="pct"/>
-          </w:tcPr>
-          <w:p>
-            <w:r>
-              <w:rPr>
-                <w:rFonts w:hint="eastAsia"/>
-              </w:rPr>
-              <w:lastRenderedPageBreak/>
+              <w:t>共有システム管理者アカウント（`users.account_type='SYSTEM_ADMIN'`）であり、作業対象施設に対する実効 `facility_group_edit` を持つこと</w:t>
+            </w:r>
+          </w:p>
+        </w:tc>
+        <w:tc>
+          <w:tcPr>
+            <w:tcW w:w="1250" w:type="pct"/>
+          </w:tcPr>
+          <w:p>
+            <w:r>
+              <w:rPr>
+                <w:rFonts w:hint="eastAsia"/>
+              </w:rPr>
               <w:t>施設グループ本体を管理する</w:t>
             </w:r>
           </w:p>
@@ -20291,7 +20294,7 @@
               <w:rPr>
                 <w:rFonts w:hint="eastAsia"/>
               </w:rPr>
-              <w:t>SHIPシステム管理者であり、作業対象施設に対する実効 `facility_group_edit` を持つこと</w:t>
+              <w:t>共有システム管理者アカウント（`users.account_type='SYSTEM_ADMIN'`）であり、作業対象施設に対する実効 `facility_group_edit` を持つこと</w:t>
             </w:r>
           </w:p>
         </w:tc>
@@ -20342,7 +20345,7 @@
               <w:rPr>
                 <w:rFonts w:hint="eastAsia"/>
               </w:rPr>
-              <w:t>SHIPシステム管理者であり、作業対象施設に対する実効 `facility_group_edit` を持つこと</w:t>
+              <w:t>共有システム管理者アカウント（`users.account_type='SYSTEM_ADMIN'`）であり、作業対象施設に対する実効 `facility_group_edit` を持つこと</w:t>
             </w:r>
           </w:p>
         </w:tc>
@@ -20369,7 +20372,7 @@
           <w:rFonts w:hint="eastAsia"/>
         </w:rPr>
       </w:pPr>
-      <w:bookmarkStart w:id="63" w:name="_Toc229929382"/>
+      <w:bookmarkStart w:id="63" w:name="_Toc230014041"/>
       <w:r>
         <w:rPr>
           <w:rFonts w:hint="eastAsia"/>
@@ -20480,7 +20483,7 @@
           <w:rFonts w:hint="eastAsia"/>
         </w:rPr>
       </w:pPr>
-      <w:bookmarkStart w:id="64" w:name="_Toc229929383"/>
+      <w:bookmarkStart w:id="64" w:name="_Toc230014042"/>
       <w:r>
         <w:rPr>
           <w:rFonts w:hint="eastAsia"/>
@@ -20600,7 +20603,6 @@
         <w:rPr>
           <w:rFonts w:hint="eastAsia"/>
         </w:rPr>
-        <w:lastRenderedPageBreak/>
         <w:t>設定行が存在しない共有データ種別およびカラムは無効状態として扱い、一覧取得レスポンスでは `isEnabled=false` を返却する</w:t>
       </w:r>
     </w:p>
@@ -20668,7 +20670,7 @@
           <w:rFonts w:hint="eastAsia"/>
         </w:rPr>
       </w:pPr>
-      <w:bookmarkStart w:id="65" w:name="_Toc229929384"/>
+      <w:bookmarkStart w:id="65" w:name="_Toc230014043"/>
       <w:r>
         <w:rPr>
           <w:rFonts w:hint="eastAsia"/>
@@ -20731,6 +20733,7 @@
         <w:rPr>
           <w:rFonts w:hint="eastAsia"/>
         </w:rPr>
+        <w:lastRenderedPageBreak/>
         <w:t>閲覧者側施設と公開元施設の双方が `deleted_at IS NULL` かつ `system_contract_status='ACTIVE'` であること</w:t>
       </w:r>
     </w:p>
@@ -20779,7 +20782,7 @@
           <w:rFonts w:hint="eastAsia"/>
         </w:rPr>
       </w:pPr>
-      <w:bookmarkStart w:id="66" w:name="_Toc229929385"/>
+      <w:bookmarkStart w:id="66" w:name="_Toc230014044"/>
       <w:r>
         <w:rPr>
           <w:rFonts w:hint="eastAsia"/>
@@ -20971,7 +20974,7 @@
               <w:rPr>
                 <w:rFonts w:hint="eastAsia"/>
               </w:rPr>
-              <w:t>SHIPシステム管理者ではない、または作業対象施設に対する実効 `facility_group_list` がない</w:t>
+              <w:t>共有システム管理者アカウントではない、または作業対象施設に対する実効 `facility_group_list` がない</w:t>
             </w:r>
           </w:p>
         </w:tc>
@@ -21006,7 +21009,7 @@
               <w:rPr>
                 <w:rFonts w:hint="eastAsia"/>
               </w:rPr>
-              <w:t>SHIPシステム管理者ではない、または作業対象施設に対する実効 `facility_group_edit` がない</w:t>
+              <w:t>共有システム管理者アカウントではない、または作業対象施設に対する実効 `facility_group_edit` がない</w:t>
             </w:r>
           </w:p>
         </w:tc>
@@ -21053,7 +21056,6 @@
           </w:tcPr>
           <w:p>
             <w:r>
-              <w:lastRenderedPageBreak/>
               <w:t>FACILITY_NOT_FOUND</w:t>
             </w:r>
           </w:p>
@@ -21229,6 +21231,7 @@
           </w:tcPr>
           <w:p>
             <w:r>
+              <w:lastRenderedPageBreak/>
               <w:t>SHARING_CODE_INVALID</w:t>
             </w:r>
           </w:p>
@@ -21336,7 +21339,7 @@
           <w:rFonts w:hint="eastAsia"/>
         </w:rPr>
       </w:pPr>
-      <w:bookmarkStart w:id="67" w:name="_Toc229929386"/>
+      <w:bookmarkStart w:id="67" w:name="_Toc230014045"/>
       <w:r>
         <w:rPr>
           <w:rFonts w:hint="eastAsia"/>
@@ -21352,7 +21355,7 @@
           <w:rFonts w:hint="eastAsia"/>
         </w:rPr>
       </w:pPr>
-      <w:bookmarkStart w:id="68" w:name="_Toc229929387"/>
+      <w:bookmarkStart w:id="68" w:name="_Toc230014046"/>
       <w:r>
         <w:rPr>
           <w:rFonts w:hint="eastAsia"/>
@@ -21503,285 +21506,7 @@
 <file path=word/numbering.xml><?xml version="1.0" encoding="utf-8"?>
 <w:numbering xmlns:wpc="http://schemas.microsoft.com/office/word/2010/wordprocessingCanvas" xmlns:cx="http://schemas.microsoft.com/office/drawing/2014/chartex" xmlns:cx1="http://schemas.microsoft.com/office/drawing/2015/9/8/chartex" xmlns:cx2="http://schemas.microsoft.com/office/drawing/2015/10/21/chartex" xmlns:cx3="http://schemas.microsoft.com/office/drawing/2016/5/9/chartex" xmlns:cx4="http://schemas.microsoft.com/office/drawing/2016/5/10/chartex" xmlns:cx5="http://schemas.microsoft.com/office/drawing/2016/5/11/chartex" xmlns:cx6="http://schemas.microsoft.com/office/drawing/2016/5/12/chartex" xmlns:cx7="http://schemas.microsoft.com/office/drawing/2016/5/13/chartex" xmlns:cx8="http://schemas.microsoft.com/office/drawing/2016/5/14/chartex" xmlns:mc="http://schemas.openxmlformats.org/markup-compatibility/2006" xmlns:aink="http://schemas.microsoft.com/office/drawing/2016/ink" xmlns:am3d="http://schemas.microsoft.com/office/drawing/2017/model3d" xmlns:o="urn:schemas-microsoft-com:office:office" xmlns:oel="http://schemas.microsoft.com/office/2019/extlst" xmlns:r="http://schemas.openxmlformats.org/officeDocument/2006/relationships" xmlns:m="http://schemas.openxmlformats.org/officeDocument/2006/math" xmlns:v="urn:schemas-microsoft-com:vml" xmlns:wp14="http://schemas.microsoft.com/office/word/2010/wordprocessingDrawing" xmlns:wp="http://schemas.openxmlformats.org/drawingml/2006/wordprocessingDrawing" xmlns:w10="urn:schemas-microsoft-com:office:word" xmlns:w="http://schemas.openxmlformats.org/wordprocessingml/2006/main" xmlns:w14="http://schemas.microsoft.com/office/word/2010/wordml" xmlns:w15="http://schemas.microsoft.com/office/word/2012/wordml" xmlns:w16cex="http://schemas.microsoft.com/office/word/2018/wordml/cex" xmlns:w16cid="http://schemas.microsoft.com/office/word/2016/wordml/cid" xmlns:w16="http://schemas.microsoft.com/office/word/2018/wordml" xmlns:w16du="http://schemas.microsoft.com/office/word/2023/wordml/word16du" xmlns:w16sdtdh="http://schemas.microsoft.com/office/word/2020/wordml/sdtdatahash" xmlns:w16sdtfl="http://schemas.microsoft.com/office/word/2024/wordml/sdtformatlock" xmlns:w16se="http://schemas.microsoft.com/office/word/2015/wordml/symex" xmlns:wpg="http://schemas.microsoft.com/office/word/2010/wordprocessingGroup" xmlns:wpi="http://schemas.microsoft.com/office/word/2010/wordprocessingInk" xmlns:wne="http://schemas.microsoft.com/office/word/2006/wordml" xmlns:wps="http://schemas.microsoft.com/office/word/2010/wordprocessingShape" mc:Ignorable="w14 w15 w16se w16cid w16 w16cex w16sdtdh w16sdtfl w16du wp14">
   <w:abstractNum w:abstractNumId="0" w15:restartNumberingAfterBreak="0">
-    <w:nsid w:val="1F623121"/>
-    <w:multiLevelType w:val="hybridMultilevel"/>
-    <w:tmpl w:val="F91C2F64"/>
-    <w:name w:val="__API_DOC_SQUARE_BULLET__2222"/>
-    <w:lvl w:ilvl="0" w:tplc="0409000F">
-      <w:start w:val="1"/>
-      <w:numFmt w:val="decimal"/>
-      <w:lvlText w:val="%1."/>
-      <w:lvlJc w:val="left"/>
-      <w:pPr>
-        <w:ind w:left="440" w:hanging="440"/>
-      </w:pPr>
-    </w:lvl>
-    <w:lvl w:ilvl="1" w:tplc="04090017" w:tentative="1">
-      <w:start w:val="1"/>
-      <w:numFmt w:val="aiueoFullWidth"/>
-      <w:lvlText w:val="(%2)"/>
-      <w:lvlJc w:val="left"/>
-      <w:pPr>
-        <w:ind w:left="880" w:hanging="440"/>
-      </w:pPr>
-    </w:lvl>
-    <w:lvl w:ilvl="2" w:tplc="04090011" w:tentative="1">
-      <w:start w:val="1"/>
-      <w:numFmt w:val="decimalEnclosedCircle"/>
-      <w:lvlText w:val="%3"/>
-      <w:lvlJc w:val="left"/>
-      <w:pPr>
-        <w:ind w:left="1320" w:hanging="440"/>
-      </w:pPr>
-    </w:lvl>
-    <w:lvl w:ilvl="3" w:tplc="0409000F" w:tentative="1">
-      <w:start w:val="1"/>
-      <w:numFmt w:val="decimal"/>
-      <w:lvlText w:val="%4."/>
-      <w:lvlJc w:val="left"/>
-      <w:pPr>
-        <w:ind w:left="1760" w:hanging="440"/>
-      </w:pPr>
-    </w:lvl>
-    <w:lvl w:ilvl="4" w:tplc="04090017" w:tentative="1">
-      <w:start w:val="1"/>
-      <w:numFmt w:val="aiueoFullWidth"/>
-      <w:lvlText w:val="(%5)"/>
-      <w:lvlJc w:val="left"/>
-      <w:pPr>
-        <w:ind w:left="2200" w:hanging="440"/>
-      </w:pPr>
-    </w:lvl>
-    <w:lvl w:ilvl="5" w:tplc="04090011" w:tentative="1">
-      <w:start w:val="1"/>
-      <w:numFmt w:val="decimalEnclosedCircle"/>
-      <w:lvlText w:val="%6"/>
-      <w:lvlJc w:val="left"/>
-      <w:pPr>
-        <w:ind w:left="2640" w:hanging="440"/>
-      </w:pPr>
-    </w:lvl>
-    <w:lvl w:ilvl="6" w:tplc="0409000F" w:tentative="1">
-      <w:start w:val="1"/>
-      <w:numFmt w:val="decimal"/>
-      <w:lvlText w:val="%7."/>
-      <w:lvlJc w:val="left"/>
-      <w:pPr>
-        <w:ind w:left="3080" w:hanging="440"/>
-      </w:pPr>
-    </w:lvl>
-    <w:lvl w:ilvl="7" w:tplc="04090017" w:tentative="1">
-      <w:start w:val="1"/>
-      <w:numFmt w:val="aiueoFullWidth"/>
-      <w:lvlText w:val="(%8)"/>
-      <w:lvlJc w:val="left"/>
-      <w:pPr>
-        <w:ind w:left="3520" w:hanging="440"/>
-      </w:pPr>
-    </w:lvl>
-    <w:lvl w:ilvl="8" w:tplc="04090011" w:tentative="1">
-      <w:start w:val="1"/>
-      <w:numFmt w:val="decimalEnclosedCircle"/>
-      <w:lvlText w:val="%9"/>
-      <w:lvlJc w:val="left"/>
-      <w:pPr>
-        <w:ind w:left="3960" w:hanging="440"/>
-      </w:pPr>
-    </w:lvl>
-  </w:abstractNum>
-  <w:abstractNum w:abstractNumId="1" w15:restartNumberingAfterBreak="0">
-    <w:nsid w:val="2DC4763E"/>
-    <w:multiLevelType w:val="singleLevel"/>
-    <w:tmpl w:val="04090001"/>
-    <w:lvl w:ilvl="0">
-      <w:start w:val="1"/>
-      <w:numFmt w:val="bullet"/>
-      <w:lvlText w:val="■"/>
-      <w:lvlJc w:val="left"/>
-      <w:pPr>
-        <w:ind w:left="440" w:hanging="440"/>
-      </w:pPr>
-      <w:rPr>
-        <w:rFonts w:ascii="Meiryo UI" w:hAnsi="Meiryo UI" w:eastAsia="Meiryo UI" w:cs="Meiryo UI" w:hint="default"/>
-      </w:rPr>
-    </w:lvl>
-  </w:abstractNum>
-  <w:abstractNum w:abstractNumId="2" w15:restartNumberingAfterBreak="0">
-    <w:nsid w:val="46A1512D"/>
-    <w:multiLevelType w:val="hybridMultilevel"/>
-    <w:tmpl w:val="D4601FA2"/>
-    <w:name w:val="__API_DOC_SQUARE_BULLET__22"/>
-    <w:lvl w:ilvl="0" w:tplc="0409000F">
-      <w:start w:val="1"/>
-      <w:numFmt w:val="decimal"/>
-      <w:lvlText w:val="%1."/>
-      <w:lvlJc w:val="left"/>
-      <w:pPr>
-        <w:ind w:left="440" w:hanging="440"/>
-      </w:pPr>
-    </w:lvl>
-    <w:lvl w:ilvl="1" w:tplc="04090017" w:tentative="1">
-      <w:start w:val="1"/>
-      <w:numFmt w:val="aiueoFullWidth"/>
-      <w:lvlText w:val="(%2)"/>
-      <w:lvlJc w:val="left"/>
-      <w:pPr>
-        <w:ind w:left="880" w:hanging="440"/>
-      </w:pPr>
-    </w:lvl>
-    <w:lvl w:ilvl="2" w:tplc="04090011" w:tentative="1">
-      <w:start w:val="1"/>
-      <w:numFmt w:val="decimalEnclosedCircle"/>
-      <w:lvlText w:val="%3"/>
-      <w:lvlJc w:val="left"/>
-      <w:pPr>
-        <w:ind w:left="1320" w:hanging="440"/>
-      </w:pPr>
-    </w:lvl>
-    <w:lvl w:ilvl="3" w:tplc="0409000F" w:tentative="1">
-      <w:start w:val="1"/>
-      <w:numFmt w:val="decimal"/>
-      <w:lvlText w:val="%4."/>
-      <w:lvlJc w:val="left"/>
-      <w:pPr>
-        <w:ind w:left="1760" w:hanging="440"/>
-      </w:pPr>
-    </w:lvl>
-    <w:lvl w:ilvl="4" w:tplc="04090017" w:tentative="1">
-      <w:start w:val="1"/>
-      <w:numFmt w:val="aiueoFullWidth"/>
-      <w:lvlText w:val="(%5)"/>
-      <w:lvlJc w:val="left"/>
-      <w:pPr>
-        <w:ind w:left="2200" w:hanging="440"/>
-      </w:pPr>
-    </w:lvl>
-    <w:lvl w:ilvl="5" w:tplc="04090011" w:tentative="1">
-      <w:start w:val="1"/>
-      <w:numFmt w:val="decimalEnclosedCircle"/>
-      <w:lvlText w:val="%6"/>
-      <w:lvlJc w:val="left"/>
-      <w:pPr>
-        <w:ind w:left="2640" w:hanging="440"/>
-      </w:pPr>
-    </w:lvl>
-    <w:lvl w:ilvl="6" w:tplc="0409000F" w:tentative="1">
-      <w:start w:val="1"/>
-      <w:numFmt w:val="decimal"/>
-      <w:lvlText w:val="%7."/>
-      <w:lvlJc w:val="left"/>
-      <w:pPr>
-        <w:ind w:left="3080" w:hanging="440"/>
-      </w:pPr>
-    </w:lvl>
-    <w:lvl w:ilvl="7" w:tplc="04090017" w:tentative="1">
-      <w:start w:val="1"/>
-      <w:numFmt w:val="aiueoFullWidth"/>
-      <w:lvlText w:val="(%8)"/>
-      <w:lvlJc w:val="left"/>
-      <w:pPr>
-        <w:ind w:left="3520" w:hanging="440"/>
-      </w:pPr>
-    </w:lvl>
-    <w:lvl w:ilvl="8" w:tplc="04090011" w:tentative="1">
-      <w:start w:val="1"/>
-      <w:numFmt w:val="decimalEnclosedCircle"/>
-      <w:lvlText w:val="%9"/>
-      <w:lvlJc w:val="left"/>
-      <w:pPr>
-        <w:ind w:left="3960" w:hanging="440"/>
-      </w:pPr>
-    </w:lvl>
-  </w:abstractNum>
-  <w:abstractNum w:abstractNumId="3" w15:restartNumberingAfterBreak="0">
-    <w:nsid w:val="4DC413BD"/>
-    <w:multiLevelType w:val="hybridMultilevel"/>
-    <w:tmpl w:val="D7B865EC"/>
-    <w:name w:val="__API_DOC_SQUARE_BULLET__2"/>
-    <w:lvl w:ilvl="0" w:tplc="0409000F">
-      <w:start w:val="1"/>
-      <w:numFmt w:val="decimal"/>
-      <w:lvlText w:val="%1."/>
-      <w:lvlJc w:val="left"/>
-      <w:pPr>
-        <w:ind w:left="440" w:hanging="440"/>
-      </w:pPr>
-    </w:lvl>
-    <w:lvl w:ilvl="1" w:tplc="04090017" w:tentative="1">
-      <w:start w:val="1"/>
-      <w:numFmt w:val="aiueoFullWidth"/>
-      <w:lvlText w:val="(%2)"/>
-      <w:lvlJc w:val="left"/>
-      <w:pPr>
-        <w:ind w:left="880" w:hanging="440"/>
-      </w:pPr>
-    </w:lvl>
-    <w:lvl w:ilvl="2" w:tplc="04090011" w:tentative="1">
-      <w:start w:val="1"/>
-      <w:numFmt w:val="decimalEnclosedCircle"/>
-      <w:lvlText w:val="%3"/>
-      <w:lvlJc w:val="left"/>
-      <w:pPr>
-        <w:ind w:left="1320" w:hanging="440"/>
-      </w:pPr>
-    </w:lvl>
-    <w:lvl w:ilvl="3" w:tplc="0409000F" w:tentative="1">
-      <w:start w:val="1"/>
-      <w:numFmt w:val="decimal"/>
-      <w:lvlText w:val="%4."/>
-      <w:lvlJc w:val="left"/>
-      <w:pPr>
-        <w:ind w:left="1760" w:hanging="440"/>
-      </w:pPr>
-    </w:lvl>
-    <w:lvl w:ilvl="4" w:tplc="04090017" w:tentative="1">
-      <w:start w:val="1"/>
-      <w:numFmt w:val="aiueoFullWidth"/>
-      <w:lvlText w:val="(%5)"/>
-      <w:lvlJc w:val="left"/>
-      <w:pPr>
-        <w:ind w:left="2200" w:hanging="440"/>
-      </w:pPr>
-    </w:lvl>
-    <w:lvl w:ilvl="5" w:tplc="04090011" w:tentative="1">
-      <w:start w:val="1"/>
-      <w:numFmt w:val="decimalEnclosedCircle"/>
-      <w:lvlText w:val="%6"/>
-      <w:lvlJc w:val="left"/>
-      <w:pPr>
-        <w:ind w:left="2640" w:hanging="440"/>
-      </w:pPr>
-    </w:lvl>
-    <w:lvl w:ilvl="6" w:tplc="0409000F" w:tentative="1">
-      <w:start w:val="1"/>
-      <w:numFmt w:val="decimal"/>
-      <w:lvlText w:val="%7."/>
-      <w:lvlJc w:val="left"/>
-      <w:pPr>
-        <w:ind w:left="3080" w:hanging="440"/>
-      </w:pPr>
-    </w:lvl>
-    <w:lvl w:ilvl="7" w:tplc="04090017" w:tentative="1">
-      <w:start w:val="1"/>
-      <w:numFmt w:val="aiueoFullWidth"/>
-      <w:lvlText w:val="(%8)"/>
-      <w:lvlJc w:val="left"/>
-      <w:pPr>
-        <w:ind w:left="3520" w:hanging="440"/>
-      </w:pPr>
-    </w:lvl>
-    <w:lvl w:ilvl="8" w:tplc="04090011" w:tentative="1">
-      <w:start w:val="1"/>
-      <w:numFmt w:val="decimalEnclosedCircle"/>
-      <w:lvlText w:val="%9"/>
-      <w:lvlJc w:val="left"/>
-      <w:pPr>
-        <w:ind w:left="3960" w:hanging="440"/>
-      </w:pPr>
-    </w:lvl>
-  </w:abstractNum>
-  <w:abstractNum w:abstractNumId="4" w15:restartNumberingAfterBreak="0">
-    <w:nsid w:val="55427DE0"/>
+    <w:nsid w:val="05234C77"/>
     <w:multiLevelType w:val="singleLevel"/>
     <w:tmpl w:val="0409000F"/>
     <w:name w:val="__API_DOC_SQUARE_BULLET__"/>
@@ -21795,10 +21520,201 @@
       </w:pPr>
     </w:lvl>
   </w:abstractNum>
-  <w:abstractNum w:abstractNumId="5" w15:restartNumberingAfterBreak="0">
-    <w:nsid w:val="63DD6E32"/>
+  <w:abstractNum w:abstractNumId="1" w15:restartNumberingAfterBreak="0">
+    <w:nsid w:val="0A660E2A"/>
     <w:multiLevelType w:val="hybridMultilevel"/>
-    <w:tmpl w:val="A1FCE350"/>
+    <w:tmpl w:val="14766320"/>
+    <w:name w:val="__API_DOC_SQUARE_BULLET__22"/>
+    <w:lvl w:ilvl="0" w:tplc="0409000F">
+      <w:start w:val="1"/>
+      <w:numFmt w:val="decimal"/>
+      <w:lvlText w:val="%1."/>
+      <w:lvlJc w:val="left"/>
+      <w:pPr>
+        <w:ind w:left="440" w:hanging="440"/>
+      </w:pPr>
+    </w:lvl>
+    <w:lvl w:ilvl="1" w:tplc="04090017" w:tentative="1">
+      <w:start w:val="1"/>
+      <w:numFmt w:val="aiueoFullWidth"/>
+      <w:lvlText w:val="(%2)"/>
+      <w:lvlJc w:val="left"/>
+      <w:pPr>
+        <w:ind w:left="880" w:hanging="440"/>
+      </w:pPr>
+    </w:lvl>
+    <w:lvl w:ilvl="2" w:tplc="04090011" w:tentative="1">
+      <w:start w:val="1"/>
+      <w:numFmt w:val="decimalEnclosedCircle"/>
+      <w:lvlText w:val="%3"/>
+      <w:lvlJc w:val="left"/>
+      <w:pPr>
+        <w:ind w:left="1320" w:hanging="440"/>
+      </w:pPr>
+    </w:lvl>
+    <w:lvl w:ilvl="3" w:tplc="0409000F" w:tentative="1">
+      <w:start w:val="1"/>
+      <w:numFmt w:val="decimal"/>
+      <w:lvlText w:val="%4."/>
+      <w:lvlJc w:val="left"/>
+      <w:pPr>
+        <w:ind w:left="1760" w:hanging="440"/>
+      </w:pPr>
+    </w:lvl>
+    <w:lvl w:ilvl="4" w:tplc="04090017" w:tentative="1">
+      <w:start w:val="1"/>
+      <w:numFmt w:val="aiueoFullWidth"/>
+      <w:lvlText w:val="(%5)"/>
+      <w:lvlJc w:val="left"/>
+      <w:pPr>
+        <w:ind w:left="2200" w:hanging="440"/>
+      </w:pPr>
+    </w:lvl>
+    <w:lvl w:ilvl="5" w:tplc="04090011" w:tentative="1">
+      <w:start w:val="1"/>
+      <w:numFmt w:val="decimalEnclosedCircle"/>
+      <w:lvlText w:val="%6"/>
+      <w:lvlJc w:val="left"/>
+      <w:pPr>
+        <w:ind w:left="2640" w:hanging="440"/>
+      </w:pPr>
+    </w:lvl>
+    <w:lvl w:ilvl="6" w:tplc="0409000F" w:tentative="1">
+      <w:start w:val="1"/>
+      <w:numFmt w:val="decimal"/>
+      <w:lvlText w:val="%7."/>
+      <w:lvlJc w:val="left"/>
+      <w:pPr>
+        <w:ind w:left="3080" w:hanging="440"/>
+      </w:pPr>
+    </w:lvl>
+    <w:lvl w:ilvl="7" w:tplc="04090017" w:tentative="1">
+      <w:start w:val="1"/>
+      <w:numFmt w:val="aiueoFullWidth"/>
+      <w:lvlText w:val="(%8)"/>
+      <w:lvlJc w:val="left"/>
+      <w:pPr>
+        <w:ind w:left="3520" w:hanging="440"/>
+      </w:pPr>
+    </w:lvl>
+    <w:lvl w:ilvl="8" w:tplc="04090011" w:tentative="1">
+      <w:start w:val="1"/>
+      <w:numFmt w:val="decimalEnclosedCircle"/>
+      <w:lvlText w:val="%9"/>
+      <w:lvlJc w:val="left"/>
+      <w:pPr>
+        <w:ind w:left="3960" w:hanging="440"/>
+      </w:pPr>
+    </w:lvl>
+  </w:abstractNum>
+  <w:abstractNum w:abstractNumId="2" w15:restartNumberingAfterBreak="0">
+    <w:nsid w:val="33590D8E"/>
+    <w:multiLevelType w:val="hybridMultilevel"/>
+    <w:tmpl w:val="6A141D0A"/>
+    <w:name w:val="__API_DOC_SQUARE_BULLET__2"/>
+    <w:lvl w:ilvl="0" w:tplc="0409000F">
+      <w:start w:val="1"/>
+      <w:numFmt w:val="decimal"/>
+      <w:lvlText w:val="%1."/>
+      <w:lvlJc w:val="left"/>
+      <w:pPr>
+        <w:ind w:left="440" w:hanging="440"/>
+      </w:pPr>
+    </w:lvl>
+    <w:lvl w:ilvl="1" w:tplc="04090017" w:tentative="1">
+      <w:start w:val="1"/>
+      <w:numFmt w:val="aiueoFullWidth"/>
+      <w:lvlText w:val="(%2)"/>
+      <w:lvlJc w:val="left"/>
+      <w:pPr>
+        <w:ind w:left="880" w:hanging="440"/>
+      </w:pPr>
+    </w:lvl>
+    <w:lvl w:ilvl="2" w:tplc="04090011" w:tentative="1">
+      <w:start w:val="1"/>
+      <w:numFmt w:val="decimalEnclosedCircle"/>
+      <w:lvlText w:val="%3"/>
+      <w:lvlJc w:val="left"/>
+      <w:pPr>
+        <w:ind w:left="1320" w:hanging="440"/>
+      </w:pPr>
+    </w:lvl>
+    <w:lvl w:ilvl="3" w:tplc="0409000F" w:tentative="1">
+      <w:start w:val="1"/>
+      <w:numFmt w:val="decimal"/>
+      <w:lvlText w:val="%4."/>
+      <w:lvlJc w:val="left"/>
+      <w:pPr>
+        <w:ind w:left="1760" w:hanging="440"/>
+      </w:pPr>
+    </w:lvl>
+    <w:lvl w:ilvl="4" w:tplc="04090017" w:tentative="1">
+      <w:start w:val="1"/>
+      <w:numFmt w:val="aiueoFullWidth"/>
+      <w:lvlText w:val="(%5)"/>
+      <w:lvlJc w:val="left"/>
+      <w:pPr>
+        <w:ind w:left="2200" w:hanging="440"/>
+      </w:pPr>
+    </w:lvl>
+    <w:lvl w:ilvl="5" w:tplc="04090011" w:tentative="1">
+      <w:start w:val="1"/>
+      <w:numFmt w:val="decimalEnclosedCircle"/>
+      <w:lvlText w:val="%6"/>
+      <w:lvlJc w:val="left"/>
+      <w:pPr>
+        <w:ind w:left="2640" w:hanging="440"/>
+      </w:pPr>
+    </w:lvl>
+    <w:lvl w:ilvl="6" w:tplc="0409000F" w:tentative="1">
+      <w:start w:val="1"/>
+      <w:numFmt w:val="decimal"/>
+      <w:lvlText w:val="%7."/>
+      <w:lvlJc w:val="left"/>
+      <w:pPr>
+        <w:ind w:left="3080" w:hanging="440"/>
+      </w:pPr>
+    </w:lvl>
+    <w:lvl w:ilvl="7" w:tplc="04090017" w:tentative="1">
+      <w:start w:val="1"/>
+      <w:numFmt w:val="aiueoFullWidth"/>
+      <w:lvlText w:val="(%8)"/>
+      <w:lvlJc w:val="left"/>
+      <w:pPr>
+        <w:ind w:left="3520" w:hanging="440"/>
+      </w:pPr>
+    </w:lvl>
+    <w:lvl w:ilvl="8" w:tplc="04090011" w:tentative="1">
+      <w:start w:val="1"/>
+      <w:numFmt w:val="decimalEnclosedCircle"/>
+      <w:lvlText w:val="%9"/>
+      <w:lvlJc w:val="left"/>
+      <w:pPr>
+        <w:ind w:left="3960" w:hanging="440"/>
+      </w:pPr>
+    </w:lvl>
+  </w:abstractNum>
+  <w:abstractNum w:abstractNumId="3" w15:restartNumberingAfterBreak="0">
+    <w:nsid w:val="5E896DF3"/>
+    <w:multiLevelType w:val="singleLevel"/>
+    <w:tmpl w:val="04090001"/>
+    <w:lvl w:ilvl="0">
+      <w:start w:val="1"/>
+      <w:numFmt w:val="bullet"/>
+      <w:lvlText w:val="■"/>
+      <w:lvlJc w:val="left"/>
+      <w:pPr>
+        <w:ind w:left="440" w:hanging="440"/>
+      </w:pPr>
+      <w:rPr>
+        <w:rFonts w:ascii="Meiryo UI" w:hAnsi="Meiryo UI" w:eastAsia="Meiryo UI" w:cs="Meiryo UI" w:hint="default"/>
+      </w:rPr>
+    </w:lvl>
+  </w:abstractNum>
+  <w:abstractNum w:abstractNumId="4" w15:restartNumberingAfterBreak="0">
+    <w:nsid w:val="62337CFF"/>
+    <w:multiLevelType w:val="hybridMultilevel"/>
+    <w:tmpl w:val="52C25464"/>
     <w:name w:val="__API_DOC_SQUARE_BULLET__22222"/>
     <w:lvl w:ilvl="0" w:tplc="0409000F">
       <w:start w:val="1"/>
@@ -21882,10 +21798,97 @@
       </w:pPr>
     </w:lvl>
   </w:abstractNum>
+  <w:abstractNum w:abstractNumId="5" w15:restartNumberingAfterBreak="0">
+    <w:nsid w:val="6A853AA0"/>
+    <w:multiLevelType w:val="hybridMultilevel"/>
+    <w:tmpl w:val="A1781A3A"/>
+    <w:name w:val="__API_DOC_SQUARE_BULLET__2222"/>
+    <w:lvl w:ilvl="0" w:tplc="0409000F">
+      <w:start w:val="1"/>
+      <w:numFmt w:val="decimal"/>
+      <w:lvlText w:val="%1."/>
+      <w:lvlJc w:val="left"/>
+      <w:pPr>
+        <w:ind w:left="440" w:hanging="440"/>
+      </w:pPr>
+    </w:lvl>
+    <w:lvl w:ilvl="1" w:tplc="04090017" w:tentative="1">
+      <w:start w:val="1"/>
+      <w:numFmt w:val="aiueoFullWidth"/>
+      <w:lvlText w:val="(%2)"/>
+      <w:lvlJc w:val="left"/>
+      <w:pPr>
+        <w:ind w:left="880" w:hanging="440"/>
+      </w:pPr>
+    </w:lvl>
+    <w:lvl w:ilvl="2" w:tplc="04090011" w:tentative="1">
+      <w:start w:val="1"/>
+      <w:numFmt w:val="decimalEnclosedCircle"/>
+      <w:lvlText w:val="%3"/>
+      <w:lvlJc w:val="left"/>
+      <w:pPr>
+        <w:ind w:left="1320" w:hanging="440"/>
+      </w:pPr>
+    </w:lvl>
+    <w:lvl w:ilvl="3" w:tplc="0409000F" w:tentative="1">
+      <w:start w:val="1"/>
+      <w:numFmt w:val="decimal"/>
+      <w:lvlText w:val="%4."/>
+      <w:lvlJc w:val="left"/>
+      <w:pPr>
+        <w:ind w:left="1760" w:hanging="440"/>
+      </w:pPr>
+    </w:lvl>
+    <w:lvl w:ilvl="4" w:tplc="04090017" w:tentative="1">
+      <w:start w:val="1"/>
+      <w:numFmt w:val="aiueoFullWidth"/>
+      <w:lvlText w:val="(%5)"/>
+      <w:lvlJc w:val="left"/>
+      <w:pPr>
+        <w:ind w:left="2200" w:hanging="440"/>
+      </w:pPr>
+    </w:lvl>
+    <w:lvl w:ilvl="5" w:tplc="04090011" w:tentative="1">
+      <w:start w:val="1"/>
+      <w:numFmt w:val="decimalEnclosedCircle"/>
+      <w:lvlText w:val="%6"/>
+      <w:lvlJc w:val="left"/>
+      <w:pPr>
+        <w:ind w:left="2640" w:hanging="440"/>
+      </w:pPr>
+    </w:lvl>
+    <w:lvl w:ilvl="6" w:tplc="0409000F" w:tentative="1">
+      <w:start w:val="1"/>
+      <w:numFmt w:val="decimal"/>
+      <w:lvlText w:val="%7."/>
+      <w:lvlJc w:val="left"/>
+      <w:pPr>
+        <w:ind w:left="3080" w:hanging="440"/>
+      </w:pPr>
+    </w:lvl>
+    <w:lvl w:ilvl="7" w:tplc="04090017" w:tentative="1">
+      <w:start w:val="1"/>
+      <w:numFmt w:val="aiueoFullWidth"/>
+      <w:lvlText w:val="(%8)"/>
+      <w:lvlJc w:val="left"/>
+      <w:pPr>
+        <w:ind w:left="3520" w:hanging="440"/>
+      </w:pPr>
+    </w:lvl>
+    <w:lvl w:ilvl="8" w:tplc="04090011" w:tentative="1">
+      <w:start w:val="1"/>
+      <w:numFmt w:val="decimalEnclosedCircle"/>
+      <w:lvlText w:val="%9"/>
+      <w:lvlJc w:val="left"/>
+      <w:pPr>
+        <w:ind w:left="3960" w:hanging="440"/>
+      </w:pPr>
+    </w:lvl>
+  </w:abstractNum>
   <w:abstractNum w:abstractNumId="6" w15:restartNumberingAfterBreak="0">
-    <w:nsid w:val="652D35FA"/>
+    <w:nsid w:val="74187FF7"/>
     <w:multiLevelType w:val="hybridMultilevel"/>
-    <w:tmpl w:val="FBCA251A"/>
+    <w:tmpl w:val="01C437EE"/>
     <w:name w:val="__API_DOC_SQUARE_BULLET__222"/>
     <w:lvl w:ilvl="0" w:tplc="0409000F">
       <w:start w:val="1"/>
@@ -22086,26 +22089,26 @@
   <w:num w:numId="1" w16cid:durableId="296302402">
     <w:abstractNumId w:val="7"/>
   </w:num>
-  <w:num w:numId="2" w16cid:durableId="205146748">
+  <w:num w:numId="2" w16cid:durableId="597296630">
+    <w:abstractNumId w:val="3"/>
+  </w:num>
+  <w:num w:numId="3" w16cid:durableId="979381558">
+    <w:abstractNumId w:val="0"/>
+  </w:num>
+  <w:num w:numId="4" w16cid:durableId="213272511">
+    <w:abstractNumId w:val="2"/>
+  </w:num>
+  <w:num w:numId="5" w16cid:durableId="280458698">
     <w:abstractNumId w:val="1"/>
   </w:num>
-  <w:num w:numId="3" w16cid:durableId="677970889">
-    <w:abstractNumId w:val="4"/>
-  </w:num>
-  <w:num w:numId="4" w16cid:durableId="1203126738">
-    <w:abstractNumId w:val="3"/>
-  </w:num>
-  <w:num w:numId="5" w16cid:durableId="312566011">
-    <w:abstractNumId w:val="2"/>
-  </w:num>
-  <w:num w:numId="6" w16cid:durableId="827983053">
+  <w:num w:numId="6" w16cid:durableId="1895044009">
     <w:abstractNumId w:val="6"/>
   </w:num>
-  <w:num w:numId="7" w16cid:durableId="367491777">
-    <w:abstractNumId w:val="0"/>
+  <w:num w:numId="7" w16cid:durableId="1718624930">
+    <w:abstractNumId w:val="5"/>
   </w:num>
-  <w:num w:numId="8" w16cid:durableId="1906990004">
-    <w:abstractNumId w:val="5"/>
+  <w:num w:numId="8" w16cid:durableId="1059130444">
+    <w:abstractNumId w:val="4"/>
   </w:num>
   <w:numIdMacAtCleanup w:val="8"/>
 </w:numbering>

--- a/taniguchi/api/Fix/API設計書_施設グループ管理.docx
+++ b/taniguchi/api/Fix/API設計書_施設グループ管理.docx
@@ -491,34 +491,24 @@
         </w:p>
         <w:tbl>
           <w:tblPr>
-            <w:tblW w:w="9000" w:type="dxa"/>
-            <w:tblBorders>
-              <w:top w:val="single" w:sz="8" w:space="0" w:color="000000"/>
-              <w:left w:val="single" w:sz="8" w:space="0" w:color="000000"/>
-              <w:bottom w:val="single" w:sz="8" w:space="0" w:color="000000"/>
-              <w:right w:val="single" w:sz="8" w:space="0" w:color="000000"/>
-              <w:insideH w:val="single" w:sz="8" w:space="0" w:color="000000"/>
-              <w:insideV w:val="single" w:sz="8" w:space="0" w:color="000000"/>
-            </w:tblBorders>
-            <w:tblLayout w:type="fixed"/>
-            <w:tblLook w:val="0600" w:firstRow="0" w:lastRow="0" w:firstColumn="0" w:lastColumn="0" w:noHBand="1" w:noVBand="1"/>
+            <w:tblStyle w:val="afffffff7"/>
+            <w:tblW w:w="5000" w:type="pct"/>
+            <w:tblLook w:val="04A0" w:firstRow="1" w:lastRow="0" w:firstColumn="1" w:lastColumn="0" w:noHBand="0" w:noVBand="1"/>
           </w:tblPr>
           <w:tblGrid>
-            <w:gridCol w:w="1665"/>
-            <w:gridCol w:w="1935"/>
-            <w:gridCol w:w="5400"/>
+            <w:gridCol w:w="1043"/>
+            <w:gridCol w:w="1212"/>
+            <w:gridCol w:w="3382"/>
+            <w:gridCol w:w="3382"/>
           </w:tblGrid>
           <w:tr>
+            <w:trPr>
+              <w:tblHeader/>
+            </w:trPr>
             <w:tc>
               <w:tcPr>
-                <w:tcW w:w="1665" w:type="dxa"/>
+                <w:tcW w:w="578" w:type="pct"/>
                 <w:shd w:val="clear" w:color="auto" w:fill="DBE5F1" w:themeFill="accent1" w:themeFillTint="33"/>
-                <w:tcMar>
-                  <w:top w:w="100" w:type="dxa"/>
-                  <w:left w:w="100" w:type="dxa"/>
-                  <w:bottom w:w="100" w:type="dxa"/>
-                  <w:right w:w="100" w:type="dxa"/>
-                </w:tcMar>
               </w:tcPr>
               <w:p>
                 <w:pPr>
@@ -530,7 +520,6 @@
                     <w:right w:val="nil"/>
                     <w:between w:val="nil"/>
                   </w:pBdr>
-                  <w:spacing w:line="240" w:lineRule="auto"/>
                   <w:rPr>
                     <w:b/>
                     <w:bCs/>
@@ -538,6 +527,7 @@
                 </w:pPr>
                 <w:r>
                   <w:rPr>
+                    <w:rFonts w:hint="eastAsia"/>
                     <w:b/>
                     <w:bCs/>
                   </w:rPr>
@@ -547,14 +537,8 @@
             </w:tc>
             <w:tc>
               <w:tcPr>
-                <w:tcW w:w="1935" w:type="dxa"/>
+                <w:tcW w:w="672" w:type="pct"/>
                 <w:shd w:val="clear" w:color="auto" w:fill="DBE5F1" w:themeFill="accent1" w:themeFillTint="33"/>
-                <w:tcMar>
-                  <w:top w:w="100" w:type="dxa"/>
-                  <w:left w:w="100" w:type="dxa"/>
-                  <w:bottom w:w="100" w:type="dxa"/>
-                  <w:right w:w="100" w:type="dxa"/>
-                </w:tcMar>
               </w:tcPr>
               <w:p>
                 <w:pPr>
@@ -566,7 +550,6 @@
                     <w:right w:val="nil"/>
                     <w:between w:val="nil"/>
                   </w:pBdr>
-                  <w:spacing w:line="240" w:lineRule="auto"/>
                   <w:rPr>
                     <w:b/>
                     <w:bCs/>
@@ -574,23 +557,18 @@
                 </w:pPr>
                 <w:r>
                   <w:rPr>
+                    <w:rFonts w:hint="eastAsia"/>
                     <w:b/>
                     <w:bCs/>
                   </w:rPr>
-                  <w:t>改訂日</w:t>
+                  <w:t>日付</w:t>
                 </w:r>
               </w:p>
             </w:tc>
             <w:tc>
               <w:tcPr>
-                <w:tcW w:w="5400" w:type="dxa"/>
+                <w:tcW w:w="1875" w:type="pct"/>
                 <w:shd w:val="clear" w:color="auto" w:fill="DBE5F1" w:themeFill="accent1" w:themeFillTint="33"/>
-                <w:tcMar>
-                  <w:top w:w="100" w:type="dxa"/>
-                  <w:left w:w="100" w:type="dxa"/>
-                  <w:bottom w:w="100" w:type="dxa"/>
-                  <w:right w:w="100" w:type="dxa"/>
-                </w:tcMar>
               </w:tcPr>
               <w:p>
                 <w:pPr>
@@ -602,7 +580,6 @@
                     <w:right w:val="nil"/>
                     <w:between w:val="nil"/>
                   </w:pBdr>
-                  <w:spacing w:line="240" w:lineRule="auto"/>
                   <w:rPr>
                     <w:b/>
                     <w:bCs/>
@@ -610,24 +587,18 @@
                 </w:pPr>
                 <w:r>
                   <w:rPr>
+                    <w:rFonts w:hint="eastAsia"/>
                     <w:b/>
                     <w:bCs/>
                   </w:rPr>
-                  <w:t>改訂内容</w:t>
+                  <w:t>変更概要</w:t>
                 </w:r>
               </w:p>
             </w:tc>
-          </w:tr>
-          <w:tr>
             <w:tc>
               <w:tcPr>
-                <w:tcW w:w="1665" w:type="dxa"/>
-                <w:tcMar>
-                  <w:top w:w="100" w:type="dxa"/>
-                  <w:left w:w="100" w:type="dxa"/>
-                  <w:bottom w:w="100" w:type="dxa"/>
-                  <w:right w:w="100" w:type="dxa"/>
-                </w:tcMar>
+                <w:tcW w:w="1875" w:type="pct"/>
+                <w:shd w:val="clear" w:color="auto" w:fill="DBE5F1" w:themeFill="accent1" w:themeFillTint="33"/>
               </w:tcPr>
               <w:p>
                 <w:pPr>
@@ -639,22 +610,26 @@
                     <w:right w:val="nil"/>
                     <w:between w:val="nil"/>
                   </w:pBdr>
-                  <w:spacing w:line="240" w:lineRule="auto"/>
+                  <w:rPr>
+                    <w:b/>
+                    <w:bCs/>
+                  </w:rPr>
                 </w:pPr>
                 <w:r>
-                  <w:t>1.00</w:t>
+                  <w:rPr>
+                    <w:rFonts w:hint="eastAsia"/>
+                    <w:b/>
+                    <w:bCs/>
+                  </w:rPr>
+                  <w:t>変更者</w:t>
                 </w:r>
               </w:p>
             </w:tc>
+          </w:tr>
+          <w:tr>
             <w:tc>
               <w:tcPr>
-                <w:tcW w:w="1935" w:type="dxa"/>
-                <w:tcMar>
-                  <w:top w:w="100" w:type="dxa"/>
-                  <w:left w:w="100" w:type="dxa"/>
-                  <w:bottom w:w="100" w:type="dxa"/>
-                  <w:right w:w="100" w:type="dxa"/>
-                </w:tcMar>
+                <w:tcW w:w="578" w:type="pct"/>
               </w:tcPr>
               <w:p>
                 <w:pPr>
@@ -666,22 +641,15 @@
                     <w:right w:val="nil"/>
                     <w:between w:val="nil"/>
                   </w:pBdr>
-                  <w:spacing w:line="240" w:lineRule="auto"/>
                 </w:pPr>
                 <w:r>
-                  <w:t>2026/5/17</w:t>
+                  <w:t>1.0</w:t>
                 </w:r>
               </w:p>
             </w:tc>
             <w:tc>
               <w:tcPr>
-                <w:tcW w:w="5400" w:type="dxa"/>
-                <w:tcMar>
-                  <w:top w:w="100" w:type="dxa"/>
-                  <w:left w:w="100" w:type="dxa"/>
-                  <w:bottom w:w="100" w:type="dxa"/>
-                  <w:right w:w="100" w:type="dxa"/>
-                </w:tcMar>
+                <w:tcW w:w="672" w:type="pct"/>
               </w:tcPr>
               <w:p>
                 <w:pPr>
@@ -693,27 +661,15 @@
                     <w:right w:val="nil"/>
                     <w:between w:val="nil"/>
                   </w:pBdr>
-                  <w:spacing w:line="240" w:lineRule="auto"/>
                 </w:pPr>
                 <w:r>
-                  <w:rPr>
-                    <w:rFonts w:hint="eastAsia"/>
-                  </w:rPr>
-                  <w:t>新規作成</w:t>
+                  <w:t>2026/5/17</w:t>
                 </w:r>
               </w:p>
             </w:tc>
-          </w:tr>
-          <w:tr>
             <w:tc>
               <w:tcPr>
-                <w:tcW w:w="1665" w:type="dxa"/>
-                <w:tcMar>
-                  <w:top w:w="100" w:type="dxa"/>
-                  <w:left w:w="100" w:type="dxa"/>
-                  <w:bottom w:w="100" w:type="dxa"/>
-                  <w:right w:w="100" w:type="dxa"/>
-                </w:tcMar>
+                <w:tcW w:w="1875" w:type="pct"/>
               </w:tcPr>
               <w:p>
                 <w:pPr>
@@ -725,19 +681,18 @@
                     <w:right w:val="nil"/>
                     <w:between w:val="nil"/>
                   </w:pBdr>
-                  <w:spacing w:line="240" w:lineRule="auto"/>
                 </w:pPr>
+                <w:r>
+                  <w:rPr>
+                    <w:rFonts w:hint="eastAsia"/>
+                  </w:rPr>
+                  <w:t>初版作成</w:t>
+                </w:r>
               </w:p>
             </w:tc>
             <w:tc>
               <w:tcPr>
-                <w:tcW w:w="1935" w:type="dxa"/>
-                <w:tcMar>
-                  <w:top w:w="100" w:type="dxa"/>
-                  <w:left w:w="100" w:type="dxa"/>
-                  <w:bottom w:w="100" w:type="dxa"/>
-                  <w:right w:w="100" w:type="dxa"/>
-                </w:tcMar>
+                <w:tcW w:w="1875" w:type="pct"/>
               </w:tcPr>
               <w:p>
                 <w:pPr>
@@ -749,19 +704,20 @@
                     <w:right w:val="nil"/>
                     <w:between w:val="nil"/>
                   </w:pBdr>
-                  <w:spacing w:line="240" w:lineRule="auto"/>
+                  <w:rPr>
+                    <w:rFonts w:hint="eastAsia"/>
+                  </w:rPr>
                 </w:pPr>
+                <w:r>
+                  <w:t>-</w:t>
+                </w:r>
               </w:p>
             </w:tc>
+          </w:tr>
+          <w:tr>
             <w:tc>
               <w:tcPr>
-                <w:tcW w:w="5400" w:type="dxa"/>
-                <w:tcMar>
-                  <w:top w:w="100" w:type="dxa"/>
-                  <w:left w:w="100" w:type="dxa"/>
-                  <w:bottom w:w="100" w:type="dxa"/>
-                  <w:right w:w="100" w:type="dxa"/>
-                </w:tcMar>
+                <w:tcW w:w="578" w:type="pct"/>
               </w:tcPr>
               <w:p>
                 <w:pPr>
@@ -773,21 +729,12 @@
                     <w:right w:val="nil"/>
                     <w:between w:val="nil"/>
                   </w:pBdr>
-                  <w:spacing w:line="240" w:lineRule="auto"/>
                 </w:pPr>
               </w:p>
             </w:tc>
-          </w:tr>
-          <w:tr>
             <w:tc>
               <w:tcPr>
-                <w:tcW w:w="1665" w:type="dxa"/>
-                <w:tcMar>
-                  <w:top w:w="100" w:type="dxa"/>
-                  <w:left w:w="100" w:type="dxa"/>
-                  <w:bottom w:w="100" w:type="dxa"/>
-                  <w:right w:w="100" w:type="dxa"/>
-                </w:tcMar>
+                <w:tcW w:w="672" w:type="pct"/>
               </w:tcPr>
               <w:p>
                 <w:pPr>
@@ -799,55 +746,12 @@
                     <w:right w:val="nil"/>
                     <w:between w:val="nil"/>
                   </w:pBdr>
-                  <w:spacing w:line="240" w:lineRule="auto"/>
                 </w:pPr>
               </w:p>
             </w:tc>
             <w:tc>
               <w:tcPr>
-                <w:tcW w:w="1935" w:type="dxa"/>
-                <w:tcMar>
-                  <w:top w:w="100" w:type="dxa"/>
-                  <w:left w:w="100" w:type="dxa"/>
-                  <w:bottom w:w="100" w:type="dxa"/>
-                  <w:right w:w="100" w:type="dxa"/>
-                </w:tcMar>
-              </w:tcPr>
-              <w:p>
-                <w:pPr>
-                  <w:widowControl w:val="0"/>
-                  <w:spacing w:line="240" w:lineRule="auto"/>
-                </w:pPr>
-              </w:p>
-            </w:tc>
-            <w:tc>
-              <w:tcPr>
-                <w:tcW w:w="5400" w:type="dxa"/>
-                <w:tcMar>
-                  <w:top w:w="100" w:type="dxa"/>
-                  <w:left w:w="100" w:type="dxa"/>
-                  <w:bottom w:w="100" w:type="dxa"/>
-                  <w:right w:w="100" w:type="dxa"/>
-                </w:tcMar>
-              </w:tcPr>
-              <w:p>
-                <w:pPr>
-                  <w:widowControl w:val="0"/>
-                  <w:spacing w:line="240" w:lineRule="auto"/>
-                </w:pPr>
-              </w:p>
-            </w:tc>
-          </w:tr>
-          <w:tr>
-            <w:tc>
-              <w:tcPr>
-                <w:tcW w:w="1665" w:type="dxa"/>
-                <w:tcMar>
-                  <w:top w:w="100" w:type="dxa"/>
-                  <w:left w:w="100" w:type="dxa"/>
-                  <w:bottom w:w="100" w:type="dxa"/>
-                  <w:right w:w="100" w:type="dxa"/>
-                </w:tcMar>
+                <w:tcW w:w="1875" w:type="pct"/>
               </w:tcPr>
               <w:p>
                 <w:pPr>
@@ -859,55 +763,12 @@
                     <w:right w:val="nil"/>
                     <w:between w:val="nil"/>
                   </w:pBdr>
-                  <w:spacing w:line="240" w:lineRule="auto"/>
                 </w:pPr>
               </w:p>
             </w:tc>
             <w:tc>
               <w:tcPr>
-                <w:tcW w:w="1935" w:type="dxa"/>
-                <w:tcMar>
-                  <w:top w:w="100" w:type="dxa"/>
-                  <w:left w:w="100" w:type="dxa"/>
-                  <w:bottom w:w="100" w:type="dxa"/>
-                  <w:right w:w="100" w:type="dxa"/>
-                </w:tcMar>
-              </w:tcPr>
-              <w:p>
-                <w:pPr>
-                  <w:widowControl w:val="0"/>
-                  <w:spacing w:line="240" w:lineRule="auto"/>
-                </w:pPr>
-              </w:p>
-            </w:tc>
-            <w:tc>
-              <w:tcPr>
-                <w:tcW w:w="5400" w:type="dxa"/>
-                <w:tcMar>
-                  <w:top w:w="100" w:type="dxa"/>
-                  <w:left w:w="100" w:type="dxa"/>
-                  <w:bottom w:w="100" w:type="dxa"/>
-                  <w:right w:w="100" w:type="dxa"/>
-                </w:tcMar>
-              </w:tcPr>
-              <w:p>
-                <w:pPr>
-                  <w:widowControl w:val="0"/>
-                  <w:spacing w:line="240" w:lineRule="auto"/>
-                </w:pPr>
-              </w:p>
-            </w:tc>
-          </w:tr>
-          <w:tr>
-            <w:tc>
-              <w:tcPr>
-                <w:tcW w:w="1665" w:type="dxa"/>
-                <w:tcMar>
-                  <w:top w:w="100" w:type="dxa"/>
-                  <w:left w:w="100" w:type="dxa"/>
-                  <w:bottom w:w="100" w:type="dxa"/>
-                  <w:right w:w="100" w:type="dxa"/>
-                </w:tcMar>
+                <w:tcW w:w="1875" w:type="pct"/>
               </w:tcPr>
               <w:p>
                 <w:pPr>
@@ -919,41 +780,153 @@
                     <w:right w:val="nil"/>
                     <w:between w:val="nil"/>
                   </w:pBdr>
-                  <w:spacing w:line="240" w:lineRule="auto"/>
+                </w:pPr>
+              </w:p>
+            </w:tc>
+          </w:tr>
+          <w:tr>
+            <w:tc>
+              <w:tcPr>
+                <w:tcW w:w="578" w:type="pct"/>
+              </w:tcPr>
+              <w:p>
+                <w:pPr>
+                  <w:widowControl w:val="0"/>
+                  <w:pBdr>
+                    <w:top w:val="nil"/>
+                    <w:left w:val="nil"/>
+                    <w:bottom w:val="nil"/>
+                    <w:right w:val="nil"/>
+                    <w:between w:val="nil"/>
+                  </w:pBdr>
                 </w:pPr>
               </w:p>
             </w:tc>
             <w:tc>
               <w:tcPr>
-                <w:tcW w:w="1935" w:type="dxa"/>
-                <w:tcMar>
-                  <w:top w:w="100" w:type="dxa"/>
-                  <w:left w:w="100" w:type="dxa"/>
-                  <w:bottom w:w="100" w:type="dxa"/>
-                  <w:right w:w="100" w:type="dxa"/>
-                </w:tcMar>
+                <w:tcW w:w="672" w:type="pct"/>
               </w:tcPr>
               <w:p>
                 <w:pPr>
                   <w:widowControl w:val="0"/>
-                  <w:spacing w:line="240" w:lineRule="auto"/>
                 </w:pPr>
               </w:p>
             </w:tc>
             <w:tc>
               <w:tcPr>
-                <w:tcW w:w="5400" w:type="dxa"/>
-                <w:tcMar>
-                  <w:top w:w="100" w:type="dxa"/>
-                  <w:left w:w="100" w:type="dxa"/>
-                  <w:bottom w:w="100" w:type="dxa"/>
-                  <w:right w:w="100" w:type="dxa"/>
-                </w:tcMar>
+                <w:tcW w:w="1875" w:type="pct"/>
               </w:tcPr>
               <w:p>
                 <w:pPr>
                   <w:widowControl w:val="0"/>
-                  <w:spacing w:line="240" w:lineRule="auto"/>
+                </w:pPr>
+              </w:p>
+            </w:tc>
+            <w:tc>
+              <w:tcPr>
+                <w:tcW w:w="1875" w:type="pct"/>
+              </w:tcPr>
+              <w:p>
+                <w:pPr>
+                  <w:widowControl w:val="0"/>
+                </w:pPr>
+              </w:p>
+            </w:tc>
+          </w:tr>
+          <w:tr>
+            <w:tc>
+              <w:tcPr>
+                <w:tcW w:w="578" w:type="pct"/>
+              </w:tcPr>
+              <w:p>
+                <w:pPr>
+                  <w:widowControl w:val="0"/>
+                  <w:pBdr>
+                    <w:top w:val="nil"/>
+                    <w:left w:val="nil"/>
+                    <w:bottom w:val="nil"/>
+                    <w:right w:val="nil"/>
+                    <w:between w:val="nil"/>
+                  </w:pBdr>
+                </w:pPr>
+              </w:p>
+            </w:tc>
+            <w:tc>
+              <w:tcPr>
+                <w:tcW w:w="672" w:type="pct"/>
+              </w:tcPr>
+              <w:p>
+                <w:pPr>
+                  <w:widowControl w:val="0"/>
+                </w:pPr>
+              </w:p>
+            </w:tc>
+            <w:tc>
+              <w:tcPr>
+                <w:tcW w:w="1875" w:type="pct"/>
+              </w:tcPr>
+              <w:p>
+                <w:pPr>
+                  <w:widowControl w:val="0"/>
+                </w:pPr>
+              </w:p>
+            </w:tc>
+            <w:tc>
+              <w:tcPr>
+                <w:tcW w:w="1875" w:type="pct"/>
+              </w:tcPr>
+              <w:p>
+                <w:pPr>
+                  <w:widowControl w:val="0"/>
+                </w:pPr>
+              </w:p>
+            </w:tc>
+          </w:tr>
+          <w:tr>
+            <w:tc>
+              <w:tcPr>
+                <w:tcW w:w="578" w:type="pct"/>
+              </w:tcPr>
+              <w:p>
+                <w:pPr>
+                  <w:widowControl w:val="0"/>
+                  <w:pBdr>
+                    <w:top w:val="nil"/>
+                    <w:left w:val="nil"/>
+                    <w:bottom w:val="nil"/>
+                    <w:right w:val="nil"/>
+                    <w:between w:val="nil"/>
+                  </w:pBdr>
+                </w:pPr>
+              </w:p>
+            </w:tc>
+            <w:tc>
+              <w:tcPr>
+                <w:tcW w:w="672" w:type="pct"/>
+              </w:tcPr>
+              <w:p>
+                <w:pPr>
+                  <w:widowControl w:val="0"/>
+                </w:pPr>
+              </w:p>
+            </w:tc>
+            <w:tc>
+              <w:tcPr>
+                <w:tcW w:w="1875" w:type="pct"/>
+              </w:tcPr>
+              <w:p>
+                <w:pPr>
+                  <w:widowControl w:val="0"/>
+                </w:pPr>
+              </w:p>
+            </w:tc>
+            <w:tc>
+              <w:tcPr>
+                <w:tcW w:w="1875" w:type="pct"/>
+              </w:tcPr>
+              <w:p>
+                <w:pPr>
+                  <w:widowControl w:val="0"/>
                 </w:pPr>
               </w:p>
             </w:tc>
@@ -1029,7 +1002,7 @@
       <w:r>
         <w:fldChar w:fldCharType="separate"/>
       </w:r>
-      <w:hyperlink w:anchor="_Toc230013979" w:history="1">
+      <w:hyperlink w:anchor="_Toc231225018" w:history="1">
         <w:r>
           <w:rPr>
             <w:rStyle w:val="afffffff5"/>
@@ -1056,7 +1029,7 @@
             <w:noProof/>
             <w:webHidden/>
           </w:rPr>
-          <w:instrText xml:space="preserve"> PAGEREF _Toc230013979 \h </w:instrText>
+          <w:instrText xml:space="preserve"> PAGEREF _Toc231225018 \h </w:instrText>
         </w:r>
         <w:r>
           <w:rPr>
@@ -1104,7 +1077,7 @@
           <w14:ligatures w14:val="standardContextual"/>
         </w:rPr>
       </w:pPr>
-      <w:hyperlink w:anchor="_Toc230013980" w:history="1">
+      <w:hyperlink w:anchor="_Toc231225019" w:history="1">
         <w:r>
           <w:rPr>
             <w:rStyle w:val="afffffff5"/>
@@ -1131,7 +1104,7 @@
             <w:noProof/>
             <w:webHidden/>
           </w:rPr>
-          <w:instrText xml:space="preserve"> PAGEREF _Toc230013980 \h </w:instrText>
+          <w:instrText xml:space="preserve"> PAGEREF _Toc231225019 \h </w:instrText>
         </w:r>
         <w:r>
           <w:rPr>
@@ -1179,7 +1152,7 @@
           <w14:ligatures w14:val="standardContextual"/>
         </w:rPr>
       </w:pPr>
-      <w:hyperlink w:anchor="_Toc230013981" w:history="1">
+      <w:hyperlink w:anchor="_Toc231225020" w:history="1">
         <w:r>
           <w:rPr>
             <w:rStyle w:val="afffffff5"/>
@@ -1206,7 +1179,7 @@
             <w:noProof/>
             <w:webHidden/>
           </w:rPr>
-          <w:instrText xml:space="preserve"> PAGEREF _Toc230013981 \h </w:instrText>
+          <w:instrText xml:space="preserve"> PAGEREF _Toc231225020 \h </w:instrText>
         </w:r>
         <w:r>
           <w:rPr>
@@ -1254,7 +1227,7 @@
           <w14:ligatures w14:val="standardContextual"/>
         </w:rPr>
       </w:pPr>
-      <w:hyperlink w:anchor="_Toc230013982" w:history="1">
+      <w:hyperlink w:anchor="_Toc231225021" w:history="1">
         <w:r>
           <w:rPr>
             <w:rStyle w:val="afffffff5"/>
@@ -1281,7 +1254,7 @@
             <w:noProof/>
             <w:webHidden/>
           </w:rPr>
-          <w:instrText xml:space="preserve"> PAGEREF _Toc230013982 \h </w:instrText>
+          <w:instrText xml:space="preserve"> PAGEREF _Toc231225021 \h </w:instrText>
         </w:r>
         <w:r>
           <w:rPr>
@@ -1329,7 +1302,7 @@
           <w14:ligatures w14:val="standardContextual"/>
         </w:rPr>
       </w:pPr>
-      <w:hyperlink w:anchor="_Toc230013983" w:history="1">
+      <w:hyperlink w:anchor="_Toc231225022" w:history="1">
         <w:r>
           <w:rPr>
             <w:rStyle w:val="afffffff5"/>
@@ -1356,7 +1329,7 @@
             <w:noProof/>
             <w:webHidden/>
           </w:rPr>
-          <w:instrText xml:space="preserve"> PAGEREF _Toc230013983 \h </w:instrText>
+          <w:instrText xml:space="preserve"> PAGEREF _Toc231225022 \h </w:instrText>
         </w:r>
         <w:r>
           <w:rPr>
@@ -1405,7 +1378,7 @@
           <w14:ligatures w14:val="standardContextual"/>
         </w:rPr>
       </w:pPr>
-      <w:hyperlink w:anchor="_Toc230013984" w:history="1">
+      <w:hyperlink w:anchor="_Toc231225023" w:history="1">
         <w:r>
           <w:rPr>
             <w:rStyle w:val="afffffff5"/>
@@ -1432,7 +1405,7 @@
             <w:noProof/>
             <w:webHidden/>
           </w:rPr>
-          <w:instrText xml:space="preserve"> PAGEREF _Toc230013984 \h </w:instrText>
+          <w:instrText xml:space="preserve"> PAGEREF _Toc231225023 \h </w:instrText>
         </w:r>
         <w:r>
           <w:rPr>
@@ -1480,7 +1453,7 @@
           <w14:ligatures w14:val="standardContextual"/>
         </w:rPr>
       </w:pPr>
-      <w:hyperlink w:anchor="_Toc230013985" w:history="1">
+      <w:hyperlink w:anchor="_Toc231225024" w:history="1">
         <w:r>
           <w:rPr>
             <w:rStyle w:val="afffffff5"/>
@@ -1507,7 +1480,7 @@
             <w:noProof/>
             <w:webHidden/>
           </w:rPr>
-          <w:instrText xml:space="preserve"> PAGEREF _Toc230013985 \h </w:instrText>
+          <w:instrText xml:space="preserve"> PAGEREF _Toc231225024 \h </w:instrText>
         </w:r>
         <w:r>
           <w:rPr>
@@ -1555,7 +1528,7 @@
           <w14:ligatures w14:val="standardContextual"/>
         </w:rPr>
       </w:pPr>
-      <w:hyperlink w:anchor="_Toc230013986" w:history="1">
+      <w:hyperlink w:anchor="_Toc231225025" w:history="1">
         <w:r>
           <w:rPr>
             <w:rStyle w:val="afffffff5"/>
@@ -1582,7 +1555,7 @@
             <w:noProof/>
             <w:webHidden/>
           </w:rPr>
-          <w:instrText xml:space="preserve"> PAGEREF _Toc230013986 \h </w:instrText>
+          <w:instrText xml:space="preserve"> PAGEREF _Toc231225025 \h </w:instrText>
         </w:r>
         <w:r>
           <w:rPr>
@@ -1630,7 +1603,7 @@
           <w14:ligatures w14:val="standardContextual"/>
         </w:rPr>
       </w:pPr>
-      <w:hyperlink w:anchor="_Toc230013987" w:history="1">
+      <w:hyperlink w:anchor="_Toc231225026" w:history="1">
         <w:r>
           <w:rPr>
             <w:rStyle w:val="afffffff5"/>
@@ -1657,7 +1630,7 @@
             <w:noProof/>
             <w:webHidden/>
           </w:rPr>
-          <w:instrText xml:space="preserve"> PAGEREF _Toc230013987 \h </w:instrText>
+          <w:instrText xml:space="preserve"> PAGEREF _Toc231225026 \h </w:instrText>
         </w:r>
         <w:r>
           <w:rPr>
@@ -1706,7 +1679,7 @@
           <w14:ligatures w14:val="standardContextual"/>
         </w:rPr>
       </w:pPr>
-      <w:hyperlink w:anchor="_Toc230013988" w:history="1">
+      <w:hyperlink w:anchor="_Toc231225027" w:history="1">
         <w:r>
           <w:rPr>
             <w:rStyle w:val="afffffff5"/>
@@ -1733,7 +1706,7 @@
             <w:noProof/>
             <w:webHidden/>
           </w:rPr>
-          <w:instrText xml:space="preserve"> PAGEREF _Toc230013988 \h </w:instrText>
+          <w:instrText xml:space="preserve"> PAGEREF _Toc231225027 \h </w:instrText>
         </w:r>
         <w:r>
           <w:rPr>
@@ -1781,7 +1754,7 @@
           <w14:ligatures w14:val="standardContextual"/>
         </w:rPr>
       </w:pPr>
-      <w:hyperlink w:anchor="_Toc230013989" w:history="1">
+      <w:hyperlink w:anchor="_Toc231225028" w:history="1">
         <w:r>
           <w:rPr>
             <w:rStyle w:val="afffffff5"/>
@@ -1808,7 +1781,7 @@
             <w:noProof/>
             <w:webHidden/>
           </w:rPr>
-          <w:instrText xml:space="preserve"> PAGEREF _Toc230013989 \h </w:instrText>
+          <w:instrText xml:space="preserve"> PAGEREF _Toc231225028 \h </w:instrText>
         </w:r>
         <w:r>
           <w:rPr>
@@ -1856,7 +1829,7 @@
           <w14:ligatures w14:val="standardContextual"/>
         </w:rPr>
       </w:pPr>
-      <w:hyperlink w:anchor="_Toc230013990" w:history="1">
+      <w:hyperlink w:anchor="_Toc231225029" w:history="1">
         <w:r>
           <w:rPr>
             <w:rStyle w:val="afffffff5"/>
@@ -1883,7 +1856,7 @@
             <w:noProof/>
             <w:webHidden/>
           </w:rPr>
-          <w:instrText xml:space="preserve"> PAGEREF _Toc230013990 \h </w:instrText>
+          <w:instrText xml:space="preserve"> PAGEREF _Toc231225029 \h </w:instrText>
         </w:r>
         <w:r>
           <w:rPr>
@@ -1931,7 +1904,7 @@
           <w14:ligatures w14:val="standardContextual"/>
         </w:rPr>
       </w:pPr>
-      <w:hyperlink w:anchor="_Toc230013991" w:history="1">
+      <w:hyperlink w:anchor="_Toc231225030" w:history="1">
         <w:r>
           <w:rPr>
             <w:rStyle w:val="afffffff5"/>
@@ -1958,7 +1931,7 @@
             <w:noProof/>
             <w:webHidden/>
           </w:rPr>
-          <w:instrText xml:space="preserve"> PAGEREF _Toc230013991 \h </w:instrText>
+          <w:instrText xml:space="preserve"> PAGEREF _Toc231225030 \h </w:instrText>
         </w:r>
         <w:r>
           <w:rPr>
@@ -1978,7 +1951,7 @@
             <w:noProof/>
             <w:webHidden/>
           </w:rPr>
-          <w:t>8</w:t>
+          <w:t>9</w:t>
         </w:r>
         <w:r>
           <w:rPr>
@@ -2006,7 +1979,7 @@
           <w14:ligatures w14:val="standardContextual"/>
         </w:rPr>
       </w:pPr>
-      <w:hyperlink w:anchor="_Toc230013992" w:history="1">
+      <w:hyperlink w:anchor="_Toc231225031" w:history="1">
         <w:r>
           <w:rPr>
             <w:rStyle w:val="afffffff5"/>
@@ -2033,7 +2006,7 @@
             <w:noProof/>
             <w:webHidden/>
           </w:rPr>
-          <w:instrText xml:space="preserve"> PAGEREF _Toc230013992 \h </w:instrText>
+          <w:instrText xml:space="preserve"> PAGEREF _Toc231225031 \h </w:instrText>
         </w:r>
         <w:r>
           <w:rPr>
@@ -2081,7 +2054,7 @@
           <w14:ligatures w14:val="standardContextual"/>
         </w:rPr>
       </w:pPr>
-      <w:hyperlink w:anchor="_Toc230013993" w:history="1">
+      <w:hyperlink w:anchor="_Toc231225032" w:history="1">
         <w:r>
           <w:rPr>
             <w:rStyle w:val="afffffff5"/>
@@ -2108,7 +2081,7 @@
             <w:noProof/>
             <w:webHidden/>
           </w:rPr>
-          <w:instrText xml:space="preserve"> PAGEREF _Toc230013993 \h </w:instrText>
+          <w:instrText xml:space="preserve"> PAGEREF _Toc231225032 \h </w:instrText>
         </w:r>
         <w:r>
           <w:rPr>
@@ -2156,7 +2129,7 @@
           <w14:ligatures w14:val="standardContextual"/>
         </w:rPr>
       </w:pPr>
-      <w:hyperlink w:anchor="_Toc230013994" w:history="1">
+      <w:hyperlink w:anchor="_Toc231225033" w:history="1">
         <w:r>
           <w:rPr>
             <w:rStyle w:val="afffffff5"/>
@@ -2183,7 +2156,7 @@
             <w:noProof/>
             <w:webHidden/>
           </w:rPr>
-          <w:instrText xml:space="preserve"> PAGEREF _Toc230013994 \h </w:instrText>
+          <w:instrText xml:space="preserve"> PAGEREF _Toc231225033 \h </w:instrText>
         </w:r>
         <w:r>
           <w:rPr>
@@ -2230,7 +2203,7 @@
           <w14:ligatures w14:val="standardContextual"/>
         </w:rPr>
       </w:pPr>
-      <w:hyperlink w:anchor="_Toc230013995" w:history="1">
+      <w:hyperlink w:anchor="_Toc231225034" w:history="1">
         <w:r>
           <w:rPr>
             <w:rStyle w:val="afffffff5"/>
@@ -2257,7 +2230,7 @@
             <w:noProof/>
             <w:webHidden/>
           </w:rPr>
-          <w:instrText xml:space="preserve"> PAGEREF _Toc230013995 \h </w:instrText>
+          <w:instrText xml:space="preserve"> PAGEREF _Toc231225034 \h </w:instrText>
         </w:r>
         <w:r>
           <w:rPr>
@@ -2305,7 +2278,7 @@
           <w14:ligatures w14:val="standardContextual"/>
         </w:rPr>
       </w:pPr>
-      <w:hyperlink w:anchor="_Toc230013996" w:history="1">
+      <w:hyperlink w:anchor="_Toc231225035" w:history="1">
         <w:r>
           <w:rPr>
             <w:rStyle w:val="afffffff5"/>
@@ -2332,7 +2305,7 @@
             <w:noProof/>
             <w:webHidden/>
           </w:rPr>
-          <w:instrText xml:space="preserve"> PAGEREF _Toc230013996 \h </w:instrText>
+          <w:instrText xml:space="preserve"> PAGEREF _Toc231225035 \h </w:instrText>
         </w:r>
         <w:r>
           <w:rPr>
@@ -2379,7 +2352,7 @@
           <w14:ligatures w14:val="standardContextual"/>
         </w:rPr>
       </w:pPr>
-      <w:hyperlink w:anchor="_Toc230013997" w:history="1">
+      <w:hyperlink w:anchor="_Toc231225036" w:history="1">
         <w:r>
           <w:rPr>
             <w:rStyle w:val="afffffff5"/>
@@ -2406,7 +2379,7 @@
             <w:noProof/>
             <w:webHidden/>
           </w:rPr>
-          <w:instrText xml:space="preserve"> PAGEREF _Toc230013997 \h </w:instrText>
+          <w:instrText xml:space="preserve"> PAGEREF _Toc231225036 \h </w:instrText>
         </w:r>
         <w:r>
           <w:rPr>
@@ -2453,7 +2426,7 @@
           <w14:ligatures w14:val="standardContextual"/>
         </w:rPr>
       </w:pPr>
-      <w:hyperlink w:anchor="_Toc230013998" w:history="1">
+      <w:hyperlink w:anchor="_Toc231225037" w:history="1">
         <w:r>
           <w:rPr>
             <w:rStyle w:val="afffffff5"/>
@@ -2480,7 +2453,7 @@
             <w:noProof/>
             <w:webHidden/>
           </w:rPr>
-          <w:instrText xml:space="preserve"> PAGEREF _Toc230013998 \h </w:instrText>
+          <w:instrText xml:space="preserve"> PAGEREF _Toc231225037 \h </w:instrText>
         </w:r>
         <w:r>
           <w:rPr>
@@ -2500,7 +2473,7 @@
             <w:noProof/>
             <w:webHidden/>
           </w:rPr>
-          <w:t>11</w:t>
+          <w:t>12</w:t>
         </w:r>
         <w:r>
           <w:rPr>
@@ -2527,7 +2500,7 @@
           <w14:ligatures w14:val="standardContextual"/>
         </w:rPr>
       </w:pPr>
-      <w:hyperlink w:anchor="_Toc230013999" w:history="1">
+      <w:hyperlink w:anchor="_Toc231225038" w:history="1">
         <w:r>
           <w:rPr>
             <w:rStyle w:val="afffffff5"/>
@@ -2554,7 +2527,7 @@
             <w:noProof/>
             <w:webHidden/>
           </w:rPr>
-          <w:instrText xml:space="preserve"> PAGEREF _Toc230013999 \h </w:instrText>
+          <w:instrText xml:space="preserve"> PAGEREF _Toc231225038 \h </w:instrText>
         </w:r>
         <w:r>
           <w:rPr>
@@ -2601,7 +2574,7 @@
           <w14:ligatures w14:val="standardContextual"/>
         </w:rPr>
       </w:pPr>
-      <w:hyperlink w:anchor="_Toc230014000" w:history="1">
+      <w:hyperlink w:anchor="_Toc231225039" w:history="1">
         <w:r>
           <w:rPr>
             <w:rStyle w:val="afffffff5"/>
@@ -2628,7 +2601,7 @@
             <w:noProof/>
             <w:webHidden/>
           </w:rPr>
-          <w:instrText xml:space="preserve"> PAGEREF _Toc230014000 \h </w:instrText>
+          <w:instrText xml:space="preserve"> PAGEREF _Toc231225039 \h </w:instrText>
         </w:r>
         <w:r>
           <w:rPr>
@@ -2648,7 +2621,7 @@
             <w:noProof/>
             <w:webHidden/>
           </w:rPr>
-          <w:t>12</w:t>
+          <w:t>13</w:t>
         </w:r>
         <w:r>
           <w:rPr>
@@ -2677,7 +2650,7 @@
           <w14:ligatures w14:val="standardContextual"/>
         </w:rPr>
       </w:pPr>
-      <w:hyperlink w:anchor="_Toc230014001" w:history="1">
+      <w:hyperlink w:anchor="_Toc231225040" w:history="1">
         <w:r>
           <w:rPr>
             <w:rStyle w:val="afffffff5"/>
@@ -2704,7 +2677,7 @@
             <w:noProof/>
             <w:webHidden/>
           </w:rPr>
-          <w:instrText xml:space="preserve"> PAGEREF _Toc230014001 \h </w:instrText>
+          <w:instrText xml:space="preserve"> PAGEREF _Toc231225040 \h </w:instrText>
         </w:r>
         <w:r>
           <w:rPr>
@@ -2752,7 +2725,7 @@
           <w14:ligatures w14:val="standardContextual"/>
         </w:rPr>
       </w:pPr>
-      <w:hyperlink w:anchor="_Toc230014002" w:history="1">
+      <w:hyperlink w:anchor="_Toc231225041" w:history="1">
         <w:r>
           <w:rPr>
             <w:rStyle w:val="afffffff5"/>
@@ -2779,7 +2752,7 @@
             <w:noProof/>
             <w:webHidden/>
           </w:rPr>
-          <w:instrText xml:space="preserve"> PAGEREF _Toc230014002 \h </w:instrText>
+          <w:instrText xml:space="preserve"> PAGEREF _Toc231225041 \h </w:instrText>
         </w:r>
         <w:r>
           <w:rPr>
@@ -2828,7 +2801,7 @@
           <w14:ligatures w14:val="standardContextual"/>
         </w:rPr>
       </w:pPr>
-      <w:hyperlink w:anchor="_Toc230014003" w:history="1">
+      <w:hyperlink w:anchor="_Toc231225042" w:history="1">
         <w:r>
           <w:rPr>
             <w:rStyle w:val="afffffff5"/>
@@ -2855,7 +2828,7 @@
             <w:noProof/>
             <w:webHidden/>
           </w:rPr>
-          <w:instrText xml:space="preserve"> PAGEREF _Toc230014003 \h </w:instrText>
+          <w:instrText xml:space="preserve"> PAGEREF _Toc231225042 \h </w:instrText>
         </w:r>
         <w:r>
           <w:rPr>
@@ -2903,7 +2876,7 @@
           <w14:ligatures w14:val="standardContextual"/>
         </w:rPr>
       </w:pPr>
-      <w:hyperlink w:anchor="_Toc230014004" w:history="1">
+      <w:hyperlink w:anchor="_Toc231225043" w:history="1">
         <w:r>
           <w:rPr>
             <w:rStyle w:val="afffffff5"/>
@@ -2930,7 +2903,7 @@
             <w:noProof/>
             <w:webHidden/>
           </w:rPr>
-          <w:instrText xml:space="preserve"> PAGEREF _Toc230014004 \h </w:instrText>
+          <w:instrText xml:space="preserve"> PAGEREF _Toc231225043 \h </w:instrText>
         </w:r>
         <w:r>
           <w:rPr>
@@ -2977,7 +2950,7 @@
           <w14:ligatures w14:val="standardContextual"/>
         </w:rPr>
       </w:pPr>
-      <w:hyperlink w:anchor="_Toc230014005" w:history="1">
+      <w:hyperlink w:anchor="_Toc231225044" w:history="1">
         <w:r>
           <w:rPr>
             <w:rStyle w:val="afffffff5"/>
@@ -3004,7 +2977,7 @@
             <w:noProof/>
             <w:webHidden/>
           </w:rPr>
-          <w:instrText xml:space="preserve"> PAGEREF _Toc230014005 \h </w:instrText>
+          <w:instrText xml:space="preserve"> PAGEREF _Toc231225044 \h </w:instrText>
         </w:r>
         <w:r>
           <w:rPr>
@@ -3024,7 +2997,7 @@
             <w:noProof/>
             <w:webHidden/>
           </w:rPr>
-          <w:t>14</w:t>
+          <w:t>15</w:t>
         </w:r>
         <w:r>
           <w:rPr>
@@ -3051,7 +3024,7 @@
           <w14:ligatures w14:val="standardContextual"/>
         </w:rPr>
       </w:pPr>
-      <w:hyperlink w:anchor="_Toc230014006" w:history="1">
+      <w:hyperlink w:anchor="_Toc231225045" w:history="1">
         <w:r>
           <w:rPr>
             <w:rStyle w:val="afffffff5"/>
@@ -3078,7 +3051,7 @@
             <w:noProof/>
             <w:webHidden/>
           </w:rPr>
-          <w:instrText xml:space="preserve"> PAGEREF _Toc230014006 \h </w:instrText>
+          <w:instrText xml:space="preserve"> PAGEREF _Toc231225045 \h </w:instrText>
         </w:r>
         <w:r>
           <w:rPr>
@@ -3125,7 +3098,7 @@
           <w14:ligatures w14:val="standardContextual"/>
         </w:rPr>
       </w:pPr>
-      <w:hyperlink w:anchor="_Toc230014007" w:history="1">
+      <w:hyperlink w:anchor="_Toc231225046" w:history="1">
         <w:r>
           <w:rPr>
             <w:rStyle w:val="afffffff5"/>
@@ -3152,7 +3125,7 @@
             <w:noProof/>
             <w:webHidden/>
           </w:rPr>
-          <w:instrText xml:space="preserve"> PAGEREF _Toc230014007 \h </w:instrText>
+          <w:instrText xml:space="preserve"> PAGEREF _Toc231225046 \h </w:instrText>
         </w:r>
         <w:r>
           <w:rPr>
@@ -3172,7 +3145,7 @@
             <w:noProof/>
             <w:webHidden/>
           </w:rPr>
-          <w:t>15</w:t>
+          <w:t>16</w:t>
         </w:r>
         <w:r>
           <w:rPr>
@@ -3200,7 +3173,7 @@
           <w14:ligatures w14:val="standardContextual"/>
         </w:rPr>
       </w:pPr>
-      <w:hyperlink w:anchor="_Toc230014008" w:history="1">
+      <w:hyperlink w:anchor="_Toc231225047" w:history="1">
         <w:r>
           <w:rPr>
             <w:rStyle w:val="afffffff5"/>
@@ -3227,7 +3200,7 @@
             <w:noProof/>
             <w:webHidden/>
           </w:rPr>
-          <w:instrText xml:space="preserve"> PAGEREF _Toc230014008 \h </w:instrText>
+          <w:instrText xml:space="preserve"> PAGEREF _Toc231225047 \h </w:instrText>
         </w:r>
         <w:r>
           <w:rPr>
@@ -3247,7 +3220,7 @@
             <w:noProof/>
             <w:webHidden/>
           </w:rPr>
-          <w:t>15</w:t>
+          <w:t>16</w:t>
         </w:r>
         <w:r>
           <w:rPr>
@@ -3274,7 +3247,7 @@
           <w14:ligatures w14:val="standardContextual"/>
         </w:rPr>
       </w:pPr>
-      <w:hyperlink w:anchor="_Toc230014009" w:history="1">
+      <w:hyperlink w:anchor="_Toc231225048" w:history="1">
         <w:r>
           <w:rPr>
             <w:rStyle w:val="afffffff5"/>
@@ -3301,7 +3274,7 @@
             <w:noProof/>
             <w:webHidden/>
           </w:rPr>
-          <w:instrText xml:space="preserve"> PAGEREF _Toc230014009 \h </w:instrText>
+          <w:instrText xml:space="preserve"> PAGEREF _Toc231225048 \h </w:instrText>
         </w:r>
         <w:r>
           <w:rPr>
@@ -3348,7 +3321,7 @@
           <w14:ligatures w14:val="standardContextual"/>
         </w:rPr>
       </w:pPr>
-      <w:hyperlink w:anchor="_Toc230014010" w:history="1">
+      <w:hyperlink w:anchor="_Toc231225049" w:history="1">
         <w:r>
           <w:rPr>
             <w:rStyle w:val="afffffff5"/>
@@ -3375,7 +3348,7 @@
             <w:noProof/>
             <w:webHidden/>
           </w:rPr>
-          <w:instrText xml:space="preserve"> PAGEREF _Toc230014010 \h </w:instrText>
+          <w:instrText xml:space="preserve"> PAGEREF _Toc231225049 \h </w:instrText>
         </w:r>
         <w:r>
           <w:rPr>
@@ -3395,7 +3368,7 @@
             <w:noProof/>
             <w:webHidden/>
           </w:rPr>
-          <w:t>16</w:t>
+          <w:t>17</w:t>
         </w:r>
         <w:r>
           <w:rPr>
@@ -3422,7 +3395,7 @@
           <w14:ligatures w14:val="standardContextual"/>
         </w:rPr>
       </w:pPr>
-      <w:hyperlink w:anchor="_Toc230014011" w:history="1">
+      <w:hyperlink w:anchor="_Toc231225050" w:history="1">
         <w:r>
           <w:rPr>
             <w:rStyle w:val="afffffff5"/>
@@ -3449,7 +3422,7 @@
             <w:noProof/>
             <w:webHidden/>
           </w:rPr>
-          <w:instrText xml:space="preserve"> PAGEREF _Toc230014011 \h </w:instrText>
+          <w:instrText xml:space="preserve"> PAGEREF _Toc231225050 \h </w:instrText>
         </w:r>
         <w:r>
           <w:rPr>
@@ -3497,7 +3470,7 @@
           <w14:ligatures w14:val="standardContextual"/>
         </w:rPr>
       </w:pPr>
-      <w:hyperlink w:anchor="_Toc230014012" w:history="1">
+      <w:hyperlink w:anchor="_Toc231225051" w:history="1">
         <w:r>
           <w:rPr>
             <w:rStyle w:val="afffffff5"/>
@@ -3524,7 +3497,7 @@
             <w:noProof/>
             <w:webHidden/>
           </w:rPr>
-          <w:instrText xml:space="preserve"> PAGEREF _Toc230014012 \h </w:instrText>
+          <w:instrText xml:space="preserve"> PAGEREF _Toc231225051 \h </w:instrText>
         </w:r>
         <w:r>
           <w:rPr>
@@ -3544,7 +3517,7 @@
             <w:noProof/>
             <w:webHidden/>
           </w:rPr>
-          <w:t>17</w:t>
+          <w:t>18</w:t>
         </w:r>
         <w:r>
           <w:rPr>
@@ -3571,7 +3544,7 @@
           <w14:ligatures w14:val="standardContextual"/>
         </w:rPr>
       </w:pPr>
-      <w:hyperlink w:anchor="_Toc230014013" w:history="1">
+      <w:hyperlink w:anchor="_Toc231225052" w:history="1">
         <w:r>
           <w:rPr>
             <w:rStyle w:val="afffffff5"/>
@@ -3598,7 +3571,7 @@
             <w:noProof/>
             <w:webHidden/>
           </w:rPr>
-          <w:instrText xml:space="preserve"> PAGEREF _Toc230014013 \h </w:instrText>
+          <w:instrText xml:space="preserve"> PAGEREF _Toc231225052 \h </w:instrText>
         </w:r>
         <w:r>
           <w:rPr>
@@ -3618,7 +3591,7 @@
             <w:noProof/>
             <w:webHidden/>
           </w:rPr>
-          <w:t>17</w:t>
+          <w:t>18</w:t>
         </w:r>
         <w:r>
           <w:rPr>
@@ -3645,7 +3618,7 @@
           <w14:ligatures w14:val="standardContextual"/>
         </w:rPr>
       </w:pPr>
-      <w:hyperlink w:anchor="_Toc230014014" w:history="1">
+      <w:hyperlink w:anchor="_Toc231225053" w:history="1">
         <w:r>
           <w:rPr>
             <w:rStyle w:val="afffffff5"/>
@@ -3672,7 +3645,7 @@
             <w:noProof/>
             <w:webHidden/>
           </w:rPr>
-          <w:instrText xml:space="preserve"> PAGEREF _Toc230014014 \h </w:instrText>
+          <w:instrText xml:space="preserve"> PAGEREF _Toc231225053 \h </w:instrText>
         </w:r>
         <w:r>
           <w:rPr>
@@ -3719,7 +3692,7 @@
           <w14:ligatures w14:val="standardContextual"/>
         </w:rPr>
       </w:pPr>
-      <w:hyperlink w:anchor="_Toc230014015" w:history="1">
+      <w:hyperlink w:anchor="_Toc231225054" w:history="1">
         <w:r>
           <w:rPr>
             <w:rStyle w:val="afffffff5"/>
@@ -3746,7 +3719,7 @@
             <w:noProof/>
             <w:webHidden/>
           </w:rPr>
-          <w:instrText xml:space="preserve"> PAGEREF _Toc230014015 \h </w:instrText>
+          <w:instrText xml:space="preserve"> PAGEREF _Toc231225054 \h </w:instrText>
         </w:r>
         <w:r>
           <w:rPr>
@@ -3766,7 +3739,7 @@
             <w:noProof/>
             <w:webHidden/>
           </w:rPr>
-          <w:t>18</w:t>
+          <w:t>19</w:t>
         </w:r>
         <w:r>
           <w:rPr>
@@ -3793,7 +3766,7 @@
           <w14:ligatures w14:val="standardContextual"/>
         </w:rPr>
       </w:pPr>
-      <w:hyperlink w:anchor="_Toc230014016" w:history="1">
+      <w:hyperlink w:anchor="_Toc231225055" w:history="1">
         <w:r>
           <w:rPr>
             <w:rStyle w:val="afffffff5"/>
@@ -3820,7 +3793,7 @@
             <w:noProof/>
             <w:webHidden/>
           </w:rPr>
-          <w:instrText xml:space="preserve"> PAGEREF _Toc230014016 \h </w:instrText>
+          <w:instrText xml:space="preserve"> PAGEREF _Toc231225055 \h </w:instrText>
         </w:r>
         <w:r>
           <w:rPr>
@@ -3868,7 +3841,7 @@
           <w14:ligatures w14:val="standardContextual"/>
         </w:rPr>
       </w:pPr>
-      <w:hyperlink w:anchor="_Toc230014017" w:history="1">
+      <w:hyperlink w:anchor="_Toc231225056" w:history="1">
         <w:r>
           <w:rPr>
             <w:rStyle w:val="afffffff5"/>
@@ -3895,7 +3868,7 @@
             <w:noProof/>
             <w:webHidden/>
           </w:rPr>
-          <w:instrText xml:space="preserve"> PAGEREF _Toc230014017 \h </w:instrText>
+          <w:instrText xml:space="preserve"> PAGEREF _Toc231225056 \h </w:instrText>
         </w:r>
         <w:r>
           <w:rPr>
@@ -3915,7 +3888,7 @@
             <w:noProof/>
             <w:webHidden/>
           </w:rPr>
-          <w:t>19</w:t>
+          <w:t>20</w:t>
         </w:r>
         <w:r>
           <w:rPr>
@@ -3942,7 +3915,7 @@
           <w14:ligatures w14:val="standardContextual"/>
         </w:rPr>
       </w:pPr>
-      <w:hyperlink w:anchor="_Toc230014018" w:history="1">
+      <w:hyperlink w:anchor="_Toc231225057" w:history="1">
         <w:r>
           <w:rPr>
             <w:rStyle w:val="afffffff5"/>
@@ -3969,7 +3942,7 @@
             <w:noProof/>
             <w:webHidden/>
           </w:rPr>
-          <w:instrText xml:space="preserve"> PAGEREF _Toc230014018 \h </w:instrText>
+          <w:instrText xml:space="preserve"> PAGEREF _Toc231225057 \h </w:instrText>
         </w:r>
         <w:r>
           <w:rPr>
@@ -3989,7 +3962,7 @@
             <w:noProof/>
             <w:webHidden/>
           </w:rPr>
-          <w:t>19</w:t>
+          <w:t>20</w:t>
         </w:r>
         <w:r>
           <w:rPr>
@@ -4016,7 +3989,7 @@
           <w14:ligatures w14:val="standardContextual"/>
         </w:rPr>
       </w:pPr>
-      <w:hyperlink w:anchor="_Toc230014019" w:history="1">
+      <w:hyperlink w:anchor="_Toc231225058" w:history="1">
         <w:r>
           <w:rPr>
             <w:rStyle w:val="afffffff5"/>
@@ -4043,7 +4016,7 @@
             <w:noProof/>
             <w:webHidden/>
           </w:rPr>
-          <w:instrText xml:space="preserve"> PAGEREF _Toc230014019 \h </w:instrText>
+          <w:instrText xml:space="preserve"> PAGEREF _Toc231225058 \h </w:instrText>
         </w:r>
         <w:r>
           <w:rPr>
@@ -4090,7 +4063,7 @@
           <w14:ligatures w14:val="standardContextual"/>
         </w:rPr>
       </w:pPr>
-      <w:hyperlink w:anchor="_Toc230014020" w:history="1">
+      <w:hyperlink w:anchor="_Toc231225059" w:history="1">
         <w:r>
           <w:rPr>
             <w:rStyle w:val="afffffff5"/>
@@ -4117,7 +4090,7 @@
             <w:noProof/>
             <w:webHidden/>
           </w:rPr>
-          <w:instrText xml:space="preserve"> PAGEREF _Toc230014020 \h </w:instrText>
+          <w:instrText xml:space="preserve"> PAGEREF _Toc231225059 \h </w:instrText>
         </w:r>
         <w:r>
           <w:rPr>
@@ -4137,7 +4110,7 @@
             <w:noProof/>
             <w:webHidden/>
           </w:rPr>
-          <w:t>20</w:t>
+          <w:t>21</w:t>
         </w:r>
         <w:r>
           <w:rPr>
@@ -4165,7 +4138,7 @@
           <w14:ligatures w14:val="standardContextual"/>
         </w:rPr>
       </w:pPr>
-      <w:hyperlink w:anchor="_Toc230014021" w:history="1">
+      <w:hyperlink w:anchor="_Toc231225060" w:history="1">
         <w:r>
           <w:rPr>
             <w:rStyle w:val="afffffff5"/>
@@ -4192,7 +4165,7 @@
             <w:noProof/>
             <w:webHidden/>
           </w:rPr>
-          <w:instrText xml:space="preserve"> PAGEREF _Toc230014021 \h </w:instrText>
+          <w:instrText xml:space="preserve"> PAGEREF _Toc231225060 \h </w:instrText>
         </w:r>
         <w:r>
           <w:rPr>
@@ -4212,7 +4185,7 @@
             <w:noProof/>
             <w:webHidden/>
           </w:rPr>
-          <w:t>20</w:t>
+          <w:t>21</w:t>
         </w:r>
         <w:r>
           <w:rPr>
@@ -4239,7 +4212,7 @@
           <w14:ligatures w14:val="standardContextual"/>
         </w:rPr>
       </w:pPr>
-      <w:hyperlink w:anchor="_Toc230014022" w:history="1">
+      <w:hyperlink w:anchor="_Toc231225061" w:history="1">
         <w:r>
           <w:rPr>
             <w:rStyle w:val="afffffff5"/>
@@ -4266,7 +4239,7 @@
             <w:noProof/>
             <w:webHidden/>
           </w:rPr>
-          <w:instrText xml:space="preserve"> PAGEREF _Toc230014022 \h </w:instrText>
+          <w:instrText xml:space="preserve"> PAGEREF _Toc231225061 \h </w:instrText>
         </w:r>
         <w:r>
           <w:rPr>
@@ -4313,7 +4286,7 @@
           <w14:ligatures w14:val="standardContextual"/>
         </w:rPr>
       </w:pPr>
-      <w:hyperlink w:anchor="_Toc230014023" w:history="1">
+      <w:hyperlink w:anchor="_Toc231225062" w:history="1">
         <w:r>
           <w:rPr>
             <w:rStyle w:val="afffffff5"/>
@@ -4340,7 +4313,7 @@
             <w:noProof/>
             <w:webHidden/>
           </w:rPr>
-          <w:instrText xml:space="preserve"> PAGEREF _Toc230014023 \h </w:instrText>
+          <w:instrText xml:space="preserve"> PAGEREF _Toc231225062 \h </w:instrText>
         </w:r>
         <w:r>
           <w:rPr>
@@ -4387,7 +4360,7 @@
           <w14:ligatures w14:val="standardContextual"/>
         </w:rPr>
       </w:pPr>
-      <w:hyperlink w:anchor="_Toc230014024" w:history="1">
+      <w:hyperlink w:anchor="_Toc231225063" w:history="1">
         <w:r>
           <w:rPr>
             <w:rStyle w:val="afffffff5"/>
@@ -4414,7 +4387,7 @@
             <w:noProof/>
             <w:webHidden/>
           </w:rPr>
-          <w:instrText xml:space="preserve"> PAGEREF _Toc230014024 \h </w:instrText>
+          <w:instrText xml:space="preserve"> PAGEREF _Toc231225063 \h </w:instrText>
         </w:r>
         <w:r>
           <w:rPr>
@@ -4462,7 +4435,7 @@
           <w14:ligatures w14:val="standardContextual"/>
         </w:rPr>
       </w:pPr>
-      <w:hyperlink w:anchor="_Toc230014025" w:history="1">
+      <w:hyperlink w:anchor="_Toc231225064" w:history="1">
         <w:r>
           <w:rPr>
             <w:rStyle w:val="afffffff5"/>
@@ -4489,7 +4462,7 @@
             <w:noProof/>
             <w:webHidden/>
           </w:rPr>
-          <w:instrText xml:space="preserve"> PAGEREF _Toc230014025 \h </w:instrText>
+          <w:instrText xml:space="preserve"> PAGEREF _Toc231225064 \h </w:instrText>
         </w:r>
         <w:r>
           <w:rPr>
@@ -4509,7 +4482,7 @@
             <w:noProof/>
             <w:webHidden/>
           </w:rPr>
-          <w:t>22</w:t>
+          <w:t>23</w:t>
         </w:r>
         <w:r>
           <w:rPr>
@@ -4536,7 +4509,7 @@
           <w14:ligatures w14:val="standardContextual"/>
         </w:rPr>
       </w:pPr>
-      <w:hyperlink w:anchor="_Toc230014026" w:history="1">
+      <w:hyperlink w:anchor="_Toc231225065" w:history="1">
         <w:r>
           <w:rPr>
             <w:rStyle w:val="afffffff5"/>
@@ -4563,7 +4536,7 @@
             <w:noProof/>
             <w:webHidden/>
           </w:rPr>
-          <w:instrText xml:space="preserve"> PAGEREF _Toc230014026 \h </w:instrText>
+          <w:instrText xml:space="preserve"> PAGEREF _Toc231225065 \h </w:instrText>
         </w:r>
         <w:r>
           <w:rPr>
@@ -4583,7 +4556,7 @@
             <w:noProof/>
             <w:webHidden/>
           </w:rPr>
-          <w:t>22</w:t>
+          <w:t>23</w:t>
         </w:r>
         <w:r>
           <w:rPr>
@@ -4610,7 +4583,7 @@
           <w14:ligatures w14:val="standardContextual"/>
         </w:rPr>
       </w:pPr>
-      <w:hyperlink w:anchor="_Toc230014027" w:history="1">
+      <w:hyperlink w:anchor="_Toc231225066" w:history="1">
         <w:r>
           <w:rPr>
             <w:rStyle w:val="afffffff5"/>
@@ -4637,7 +4610,7 @@
             <w:noProof/>
             <w:webHidden/>
           </w:rPr>
-          <w:instrText xml:space="preserve"> PAGEREF _Toc230014027 \h </w:instrText>
+          <w:instrText xml:space="preserve"> PAGEREF _Toc231225066 \h </w:instrText>
         </w:r>
         <w:r>
           <w:rPr>
@@ -4684,7 +4657,7 @@
           <w14:ligatures w14:val="standardContextual"/>
         </w:rPr>
       </w:pPr>
-      <w:hyperlink w:anchor="_Toc230014028" w:history="1">
+      <w:hyperlink w:anchor="_Toc231225067" w:history="1">
         <w:r>
           <w:rPr>
             <w:rStyle w:val="afffffff5"/>
@@ -4711,7 +4684,7 @@
             <w:noProof/>
             <w:webHidden/>
           </w:rPr>
-          <w:instrText xml:space="preserve"> PAGEREF _Toc230014028 \h </w:instrText>
+          <w:instrText xml:space="preserve"> PAGEREF _Toc231225067 \h </w:instrText>
         </w:r>
         <w:r>
           <w:rPr>
@@ -4731,7 +4704,7 @@
             <w:noProof/>
             <w:webHidden/>
           </w:rPr>
-          <w:t>23</w:t>
+          <w:t>24</w:t>
         </w:r>
         <w:r>
           <w:rPr>
@@ -4758,7 +4731,7 @@
           <w14:ligatures w14:val="standardContextual"/>
         </w:rPr>
       </w:pPr>
-      <w:hyperlink w:anchor="_Toc230014029" w:history="1">
+      <w:hyperlink w:anchor="_Toc231225068" w:history="1">
         <w:r>
           <w:rPr>
             <w:rStyle w:val="afffffff5"/>
@@ -4785,7 +4758,7 @@
             <w:noProof/>
             <w:webHidden/>
           </w:rPr>
-          <w:instrText xml:space="preserve"> PAGEREF _Toc230014029 \h </w:instrText>
+          <w:instrText xml:space="preserve"> PAGEREF _Toc231225068 \h </w:instrText>
         </w:r>
         <w:r>
           <w:rPr>
@@ -4833,7 +4806,7 @@
           <w14:ligatures w14:val="standardContextual"/>
         </w:rPr>
       </w:pPr>
-      <w:hyperlink w:anchor="_Toc230014030" w:history="1">
+      <w:hyperlink w:anchor="_Toc231225069" w:history="1">
         <w:r>
           <w:rPr>
             <w:rStyle w:val="afffffff5"/>
@@ -4860,7 +4833,7 @@
             <w:noProof/>
             <w:webHidden/>
           </w:rPr>
-          <w:instrText xml:space="preserve"> PAGEREF _Toc230014030 \h </w:instrText>
+          <w:instrText xml:space="preserve"> PAGEREF _Toc231225069 \h </w:instrText>
         </w:r>
         <w:r>
           <w:rPr>
@@ -4907,7 +4880,7 @@
           <w14:ligatures w14:val="standardContextual"/>
         </w:rPr>
       </w:pPr>
-      <w:hyperlink w:anchor="_Toc230014031" w:history="1">
+      <w:hyperlink w:anchor="_Toc231225070" w:history="1">
         <w:r>
           <w:rPr>
             <w:rStyle w:val="afffffff5"/>
@@ -4934,7 +4907,7 @@
             <w:noProof/>
             <w:webHidden/>
           </w:rPr>
-          <w:instrText xml:space="preserve"> PAGEREF _Toc230014031 \h </w:instrText>
+          <w:instrText xml:space="preserve"> PAGEREF _Toc231225070 \h </w:instrText>
         </w:r>
         <w:r>
           <w:rPr>
@@ -4954,7 +4927,7 @@
             <w:noProof/>
             <w:webHidden/>
           </w:rPr>
-          <w:t>24</w:t>
+          <w:t>25</w:t>
         </w:r>
         <w:r>
           <w:rPr>
@@ -4981,7 +4954,7 @@
           <w14:ligatures w14:val="standardContextual"/>
         </w:rPr>
       </w:pPr>
-      <w:hyperlink w:anchor="_Toc230014032" w:history="1">
+      <w:hyperlink w:anchor="_Toc231225071" w:history="1">
         <w:r>
           <w:rPr>
             <w:rStyle w:val="afffffff5"/>
@@ -5008,7 +4981,7 @@
             <w:noProof/>
             <w:webHidden/>
           </w:rPr>
-          <w:instrText xml:space="preserve"> PAGEREF _Toc230014032 \h </w:instrText>
+          <w:instrText xml:space="preserve"> PAGEREF _Toc231225071 \h </w:instrText>
         </w:r>
         <w:r>
           <w:rPr>
@@ -5055,7 +5028,7 @@
           <w14:ligatures w14:val="standardContextual"/>
         </w:rPr>
       </w:pPr>
-      <w:hyperlink w:anchor="_Toc230014033" w:history="1">
+      <w:hyperlink w:anchor="_Toc231225072" w:history="1">
         <w:r>
           <w:rPr>
             <w:rStyle w:val="afffffff5"/>
@@ -5082,7 +5055,7 @@
             <w:noProof/>
             <w:webHidden/>
           </w:rPr>
-          <w:instrText xml:space="preserve"> PAGEREF _Toc230014033 \h </w:instrText>
+          <w:instrText xml:space="preserve"> PAGEREF _Toc231225072 \h </w:instrText>
         </w:r>
         <w:r>
           <w:rPr>
@@ -5130,7 +5103,7 @@
           <w14:ligatures w14:val="standardContextual"/>
         </w:rPr>
       </w:pPr>
-      <w:hyperlink w:anchor="_Toc230014034" w:history="1">
+      <w:hyperlink w:anchor="_Toc231225073" w:history="1">
         <w:r>
           <w:rPr>
             <w:rStyle w:val="afffffff5"/>
@@ -5157,7 +5130,7 @@
             <w:noProof/>
             <w:webHidden/>
           </w:rPr>
-          <w:instrText xml:space="preserve"> PAGEREF _Toc230014034 \h </w:instrText>
+          <w:instrText xml:space="preserve"> PAGEREF _Toc231225073 \h </w:instrText>
         </w:r>
         <w:r>
           <w:rPr>
@@ -5177,7 +5150,7 @@
             <w:noProof/>
             <w:webHidden/>
           </w:rPr>
-          <w:t>25</w:t>
+          <w:t>26</w:t>
         </w:r>
         <w:r>
           <w:rPr>
@@ -5204,7 +5177,7 @@
           <w14:ligatures w14:val="standardContextual"/>
         </w:rPr>
       </w:pPr>
-      <w:hyperlink w:anchor="_Toc230014035" w:history="1">
+      <w:hyperlink w:anchor="_Toc231225074" w:history="1">
         <w:r>
           <w:rPr>
             <w:rStyle w:val="afffffff5"/>
@@ -5231,7 +5204,7 @@
             <w:noProof/>
             <w:webHidden/>
           </w:rPr>
-          <w:instrText xml:space="preserve"> PAGEREF _Toc230014035 \h </w:instrText>
+          <w:instrText xml:space="preserve"> PAGEREF _Toc231225074 \h </w:instrText>
         </w:r>
         <w:r>
           <w:rPr>
@@ -5278,7 +5251,7 @@
           <w14:ligatures w14:val="standardContextual"/>
         </w:rPr>
       </w:pPr>
-      <w:hyperlink w:anchor="_Toc230014036" w:history="1">
+      <w:hyperlink w:anchor="_Toc231225075" w:history="1">
         <w:r>
           <w:rPr>
             <w:rStyle w:val="afffffff5"/>
@@ -5305,7 +5278,7 @@
             <w:noProof/>
             <w:webHidden/>
           </w:rPr>
-          <w:instrText xml:space="preserve"> PAGEREF _Toc230014036 \h </w:instrText>
+          <w:instrText xml:space="preserve"> PAGEREF _Toc231225075 \h </w:instrText>
         </w:r>
         <w:r>
           <w:rPr>
@@ -5352,7 +5325,7 @@
           <w14:ligatures w14:val="standardContextual"/>
         </w:rPr>
       </w:pPr>
-      <w:hyperlink w:anchor="_Toc230014037" w:history="1">
+      <w:hyperlink w:anchor="_Toc231225076" w:history="1">
         <w:r>
           <w:rPr>
             <w:rStyle w:val="afffffff5"/>
@@ -5379,7 +5352,7 @@
             <w:noProof/>
             <w:webHidden/>
           </w:rPr>
-          <w:instrText xml:space="preserve"> PAGEREF _Toc230014037 \h </w:instrText>
+          <w:instrText xml:space="preserve"> PAGEREF _Toc231225076 \h </w:instrText>
         </w:r>
         <w:r>
           <w:rPr>
@@ -5399,7 +5372,7 @@
             <w:noProof/>
             <w:webHidden/>
           </w:rPr>
-          <w:t>27</w:t>
+          <w:t>28</w:t>
         </w:r>
         <w:r>
           <w:rPr>
@@ -5426,7 +5399,7 @@
           <w14:ligatures w14:val="standardContextual"/>
         </w:rPr>
       </w:pPr>
-      <w:hyperlink w:anchor="_Toc230014038" w:history="1">
+      <w:hyperlink w:anchor="_Toc231225077" w:history="1">
         <w:r>
           <w:rPr>
             <w:rStyle w:val="afffffff5"/>
@@ -5453,7 +5426,7 @@
             <w:noProof/>
             <w:webHidden/>
           </w:rPr>
-          <w:instrText xml:space="preserve"> PAGEREF _Toc230014038 \h </w:instrText>
+          <w:instrText xml:space="preserve"> PAGEREF _Toc231225077 \h </w:instrText>
         </w:r>
         <w:r>
           <w:rPr>
@@ -5502,7 +5475,7 @@
           <w14:ligatures w14:val="standardContextual"/>
         </w:rPr>
       </w:pPr>
-      <w:hyperlink w:anchor="_Toc230014039" w:history="1">
+      <w:hyperlink w:anchor="_Toc231225078" w:history="1">
         <w:r>
           <w:rPr>
             <w:rStyle w:val="afffffff5"/>
@@ -5529,7 +5502,7 @@
             <w:noProof/>
             <w:webHidden/>
           </w:rPr>
-          <w:instrText xml:space="preserve"> PAGEREF _Toc230014039 \h </w:instrText>
+          <w:instrText xml:space="preserve"> PAGEREF _Toc231225078 \h </w:instrText>
         </w:r>
         <w:r>
           <w:rPr>
@@ -5549,7 +5522,7 @@
             <w:noProof/>
             <w:webHidden/>
           </w:rPr>
-          <w:t>28</w:t>
+          <w:t>29</w:t>
         </w:r>
         <w:r>
           <w:rPr>
@@ -5577,7 +5550,7 @@
           <w14:ligatures w14:val="standardContextual"/>
         </w:rPr>
       </w:pPr>
-      <w:hyperlink w:anchor="_Toc230014040" w:history="1">
+      <w:hyperlink w:anchor="_Toc231225079" w:history="1">
         <w:r>
           <w:rPr>
             <w:rStyle w:val="afffffff5"/>
@@ -5604,7 +5577,7 @@
             <w:noProof/>
             <w:webHidden/>
           </w:rPr>
-          <w:instrText xml:space="preserve"> PAGEREF _Toc230014040 \h </w:instrText>
+          <w:instrText xml:space="preserve"> PAGEREF _Toc231225079 \h </w:instrText>
         </w:r>
         <w:r>
           <w:rPr>
@@ -5624,7 +5597,7 @@
             <w:noProof/>
             <w:webHidden/>
           </w:rPr>
-          <w:t>28</w:t>
+          <w:t>29</w:t>
         </w:r>
         <w:r>
           <w:rPr>
@@ -5652,7 +5625,7 @@
           <w14:ligatures w14:val="standardContextual"/>
         </w:rPr>
       </w:pPr>
-      <w:hyperlink w:anchor="_Toc230014041" w:history="1">
+      <w:hyperlink w:anchor="_Toc231225080" w:history="1">
         <w:r>
           <w:rPr>
             <w:rStyle w:val="afffffff5"/>
@@ -5679,7 +5652,7 @@
             <w:noProof/>
             <w:webHidden/>
           </w:rPr>
-          <w:instrText xml:space="preserve"> PAGEREF _Toc230014041 \h </w:instrText>
+          <w:instrText xml:space="preserve"> PAGEREF _Toc231225080 \h </w:instrText>
         </w:r>
         <w:r>
           <w:rPr>
@@ -5727,7 +5700,7 @@
           <w14:ligatures w14:val="standardContextual"/>
         </w:rPr>
       </w:pPr>
-      <w:hyperlink w:anchor="_Toc230014042" w:history="1">
+      <w:hyperlink w:anchor="_Toc231225081" w:history="1">
         <w:r>
           <w:rPr>
             <w:rStyle w:val="afffffff5"/>
@@ -5754,7 +5727,7 @@
             <w:noProof/>
             <w:webHidden/>
           </w:rPr>
-          <w:instrText xml:space="preserve"> PAGEREF _Toc230014042 \h </w:instrText>
+          <w:instrText xml:space="preserve"> PAGEREF _Toc231225081 \h </w:instrText>
         </w:r>
         <w:r>
           <w:rPr>
@@ -5802,7 +5775,7 @@
           <w14:ligatures w14:val="standardContextual"/>
         </w:rPr>
       </w:pPr>
-      <w:hyperlink w:anchor="_Toc230014043" w:history="1">
+      <w:hyperlink w:anchor="_Toc231225082" w:history="1">
         <w:r>
           <w:rPr>
             <w:rStyle w:val="afffffff5"/>
@@ -5829,7 +5802,7 @@
             <w:noProof/>
             <w:webHidden/>
           </w:rPr>
-          <w:instrText xml:space="preserve"> PAGEREF _Toc230014043 \h </w:instrText>
+          <w:instrText xml:space="preserve"> PAGEREF _Toc231225082 \h </w:instrText>
         </w:r>
         <w:r>
           <w:rPr>
@@ -5849,7 +5822,7 @@
             <w:noProof/>
             <w:webHidden/>
           </w:rPr>
-          <w:t>30</w:t>
+          <w:t>31</w:t>
         </w:r>
         <w:r>
           <w:rPr>
@@ -5878,7 +5851,7 @@
           <w14:ligatures w14:val="standardContextual"/>
         </w:rPr>
       </w:pPr>
-      <w:hyperlink w:anchor="_Toc230014044" w:history="1">
+      <w:hyperlink w:anchor="_Toc231225083" w:history="1">
         <w:r>
           <w:rPr>
             <w:rStyle w:val="afffffff5"/>
@@ -5905,7 +5878,7 @@
             <w:noProof/>
             <w:webHidden/>
           </w:rPr>
-          <w:instrText xml:space="preserve"> PAGEREF _Toc230014044 \h </w:instrText>
+          <w:instrText xml:space="preserve"> PAGEREF _Toc231225083 \h </w:instrText>
         </w:r>
         <w:r>
           <w:rPr>
@@ -5954,7 +5927,7 @@
           <w14:ligatures w14:val="standardContextual"/>
         </w:rPr>
       </w:pPr>
-      <w:hyperlink w:anchor="_Toc230014045" w:history="1">
+      <w:hyperlink w:anchor="_Toc231225084" w:history="1">
         <w:r>
           <w:rPr>
             <w:rStyle w:val="afffffff5"/>
@@ -5981,7 +5954,7 @@
             <w:noProof/>
             <w:webHidden/>
           </w:rPr>
-          <w:instrText xml:space="preserve"> PAGEREF _Toc230014045 \h </w:instrText>
+          <w:instrText xml:space="preserve"> PAGEREF _Toc231225084 \h </w:instrText>
         </w:r>
         <w:r>
           <w:rPr>
@@ -6029,7 +6002,7 @@
           <w14:ligatures w14:val="standardContextual"/>
         </w:rPr>
       </w:pPr>
-      <w:hyperlink w:anchor="_Toc230014046" w:history="1">
+      <w:hyperlink w:anchor="_Toc231225085" w:history="1">
         <w:r>
           <w:rPr>
             <w:rStyle w:val="afffffff5"/>
@@ -6056,7 +6029,7 @@
             <w:noProof/>
             <w:webHidden/>
           </w:rPr>
-          <w:instrText xml:space="preserve"> PAGEREF _Toc230014046 \h </w:instrText>
+          <w:instrText xml:space="preserve"> PAGEREF _Toc231225085 \h </w:instrText>
         </w:r>
         <w:r>
           <w:rPr>
@@ -6097,7 +6070,7 @@
       <w:r>
         <w:fldChar w:fldCharType="end"/>
       </w:r>
-      <w:bookmarkStart w:id="1" w:name="_Toc230013979"/>
+      <w:bookmarkStart w:id="1" w:name="_Toc231225018"/>
       <w:r>
         <w:rPr>
           <w:rFonts w:hint="eastAsia"/>
@@ -6113,7 +6086,7 @@
           <w:rFonts w:hint="eastAsia"/>
         </w:rPr>
       </w:pPr>
-      <w:bookmarkStart w:id="2" w:name="_Toc230013980"/>
+      <w:bookmarkStart w:id="2" w:name="_Toc231225019"/>
       <w:r>
         <w:rPr>
           <w:rFonts w:hint="eastAsia"/>
@@ -6263,7 +6236,7 @@
           <w:rFonts w:hint="eastAsia"/>
         </w:rPr>
       </w:pPr>
-      <w:bookmarkStart w:id="3" w:name="_Toc230013981"/>
+      <w:bookmarkStart w:id="3" w:name="_Toc231225020"/>
       <w:r>
         <w:rPr>
           <w:rFonts w:hint="eastAsia"/>
@@ -6306,7 +6279,7 @@
           <w:rFonts w:hint="eastAsia"/>
         </w:rPr>
       </w:pPr>
-      <w:bookmarkStart w:id="4" w:name="_Toc230013982"/>
+      <w:bookmarkStart w:id="4" w:name="_Toc231225021"/>
       <w:r>
         <w:rPr>
           <w:rFonts w:hint="eastAsia"/>
@@ -6639,7 +6612,7 @@
           <w:rFonts w:hint="eastAsia"/>
         </w:rPr>
       </w:pPr>
-      <w:bookmarkStart w:id="5" w:name="_Toc230013983"/>
+      <w:bookmarkStart w:id="5" w:name="_Toc231225022"/>
       <w:r>
         <w:rPr>
           <w:rFonts w:hint="eastAsia"/>
@@ -6802,7 +6775,7 @@
           <w:rFonts w:hint="eastAsia"/>
         </w:rPr>
       </w:pPr>
-      <w:bookmarkStart w:id="6" w:name="_Toc230013984"/>
+      <w:bookmarkStart w:id="6" w:name="_Toc231225023"/>
       <w:r>
         <w:rPr>
           <w:rFonts w:hint="eastAsia"/>
@@ -6818,7 +6791,7 @@
           <w:rFonts w:hint="eastAsia"/>
         </w:rPr>
       </w:pPr>
-      <w:bookmarkStart w:id="7" w:name="_Toc230013985"/>
+      <w:bookmarkStart w:id="7" w:name="_Toc231225024"/>
       <w:r>
         <w:rPr>
           <w:rFonts w:hint="eastAsia"/>
@@ -6873,7 +6846,7 @@
           <w:rFonts w:hint="eastAsia"/>
         </w:rPr>
       </w:pPr>
-      <w:bookmarkStart w:id="8" w:name="_Toc230013986"/>
+      <w:bookmarkStart w:id="8" w:name="_Toc231225025"/>
       <w:r>
         <w:rPr>
           <w:rFonts w:hint="eastAsia"/>
@@ -7279,7 +7252,7 @@
           <w:rFonts w:hint="eastAsia"/>
         </w:rPr>
       </w:pPr>
-      <w:bookmarkStart w:id="9" w:name="_Toc230013987"/>
+      <w:bookmarkStart w:id="9" w:name="_Toc231225026"/>
       <w:r>
         <w:rPr>
           <w:rFonts w:hint="eastAsia"/>
@@ -7379,7 +7352,7 @@
           </w:tcPr>
           <w:p>
             <w:r>
-              <w:t>facilities</w:t>
+              <w:t>users</w:t>
             </w:r>
           </w:p>
         </w:tc>
@@ -7402,7 +7375,7 @@
               <w:rPr>
                 <w:rFonts w:hint="eastAsia"/>
               </w:rPr>
-              <w:t>所属施設候補、所属施設名、契約状態、論理削除状態の確認</w:t>
+              <w:t>認証ユーザーが共有システム管理者アカウント（`account_type='SYSTEM_ADMIN'`）であることの確認</w:t>
             </w:r>
           </w:p>
         </w:tc>
@@ -7414,7 +7387,7 @@
           </w:tcPr>
           <w:p>
             <w:r>
-              <w:t>establishments</w:t>
+              <w:t>facilities</w:t>
             </w:r>
           </w:p>
         </w:tc>
@@ -7437,7 +7410,7 @@
               <w:rPr>
                 <w:rFonts w:hint="eastAsia"/>
               </w:rPr>
-              <w:t>施設候補および所属施設の設立母体名の取得</w:t>
+              <w:t>Bearer トークン上の作業対象施設、所属施設候補、所属施設名、契約状態、論理削除状態の確認</w:t>
             </w:r>
           </w:p>
         </w:tc>
@@ -7449,7 +7422,7 @@
           </w:tcPr>
           <w:p>
             <w:r>
-              <w:t>column_catalogs</w:t>
+              <w:t>establishments</w:t>
             </w:r>
           </w:p>
         </w:tc>
@@ -7472,7 +7445,7 @@
               <w:rPr>
                 <w:rFonts w:hint="eastAsia"/>
               </w:rPr>
-              <w:t>他施設向け公開カラム設定で利用する column_code と関連する共有データ種別の確認</w:t>
+              <w:t>施設候補および所属施設の設立母体名の取得</w:t>
             </w:r>
           </w:p>
         </w:tc>
@@ -7484,7 +7457,7 @@
           </w:tcPr>
           <w:p>
             <w:r>
-              <w:t>facility_collaboration_groups</w:t>
+              <w:t>column_catalogs</w:t>
             </w:r>
           </w:p>
         </w:tc>
@@ -7494,7 +7467,7 @@
           </w:tcPr>
           <w:p>
             <w:r>
-              <w:t>READ / CREATE / UPDATE</w:t>
+              <w:t>READ</w:t>
             </w:r>
           </w:p>
         </w:tc>
@@ -7507,7 +7480,7 @@
               <w:rPr>
                 <w:rFonts w:hint="eastAsia"/>
               </w:rPr>
-              <w:t>施設グループ一覧、グループ作成、グループ名更新、有効状態更新</w:t>
+              <w:t>他施設向け公開カラム設定で利用する column_code と関連する共有データ種別の確認</w:t>
             </w:r>
           </w:p>
         </w:tc>
@@ -7519,7 +7492,7 @@
           </w:tcPr>
           <w:p>
             <w:r>
-              <w:t>facility_collaboration_group_facilities</w:t>
+              <w:t>facility_collaboration_groups</w:t>
             </w:r>
           </w:p>
         </w:tc>
@@ -7529,7 +7502,7 @@
           </w:tcPr>
           <w:p>
             <w:r>
-              <w:t>READ / CREATE / DELETE</w:t>
+              <w:t>READ / CREATE / UPDATE</w:t>
             </w:r>
           </w:p>
         </w:tc>
@@ -7542,7 +7515,7 @@
               <w:rPr>
                 <w:rFonts w:hint="eastAsia"/>
               </w:rPr>
-              <w:t>グループ所属施設の取得、追加、解除</w:t>
+              <w:t>施設グループ一覧、グループ作成、グループ名更新、有効状態更新</w:t>
             </w:r>
           </w:p>
         </w:tc>
@@ -7554,7 +7527,7 @@
           </w:tcPr>
           <w:p>
             <w:r>
-              <w:t>facility_external_view_settings</w:t>
+              <w:t>facility_collaboration_group_facilities</w:t>
             </w:r>
           </w:p>
         </w:tc>
@@ -7564,7 +7537,7 @@
           </w:tcPr>
           <w:p>
             <w:r>
-              <w:t>READ / CREATE / UPDATE</w:t>
+              <w:t>READ / CREATE / DELETE</w:t>
             </w:r>
           </w:p>
         </w:tc>
@@ -7577,7 +7550,7 @@
               <w:rPr>
                 <w:rFonts w:hint="eastAsia"/>
               </w:rPr>
-              <w:t>公開元施設単位の公開データ種別設定の取得・保存</w:t>
+              <w:t>グループ所属施設の取得、追加、解除</w:t>
             </w:r>
           </w:p>
         </w:tc>
@@ -7589,6 +7562,42 @@
           </w:tcPr>
           <w:p>
             <w:r>
+              <w:t>facility_external_view_settings</w:t>
+            </w:r>
+          </w:p>
+        </w:tc>
+        <w:tc>
+          <w:tcPr>
+            <w:tcW w:w="1667" w:type="pct"/>
+          </w:tcPr>
+          <w:p>
+            <w:r>
+              <w:t>READ / CREATE / UPDATE</w:t>
+            </w:r>
+          </w:p>
+        </w:tc>
+        <w:tc>
+          <w:tcPr>
+            <w:tcW w:w="1667" w:type="pct"/>
+          </w:tcPr>
+          <w:p>
+            <w:r>
+              <w:rPr>
+                <w:rFonts w:hint="eastAsia"/>
+              </w:rPr>
+              <w:t>公開元施設単位の公開データ種別設定の取得・保存</w:t>
+            </w:r>
+          </w:p>
+        </w:tc>
+      </w:tr>
+      <w:tr>
+        <w:tc>
+          <w:tcPr>
+            <w:tcW w:w="1666" w:type="pct"/>
+          </w:tcPr>
+          <w:p>
+            <w:r>
+              <w:lastRenderedPageBreak/>
               <w:t>facility_external_column_settings</w:t>
             </w:r>
           </w:p>
@@ -7626,12 +7635,11 @@
           <w:rFonts w:hint="eastAsia"/>
         </w:rPr>
       </w:pPr>
-      <w:bookmarkStart w:id="10" w:name="_Toc230013988"/>
-      <w:r>
-        <w:rPr>
-          <w:rFonts w:hint="eastAsia"/>
-        </w:rPr>
-        <w:lastRenderedPageBreak/>
+      <w:bookmarkStart w:id="10" w:name="_Toc231225027"/>
+      <w:r>
+        <w:rPr>
+          <w:rFonts w:hint="eastAsia"/>
+        </w:rPr>
         <w:t>第3章 共通仕様</w:t>
       </w:r>
       <w:bookmarkEnd w:id="10"/>
@@ -7643,7 +7651,7 @@
           <w:rFonts w:hint="eastAsia"/>
         </w:rPr>
       </w:pPr>
-      <w:bookmarkStart w:id="11" w:name="_Toc230013989"/>
+      <w:bookmarkStart w:id="11" w:name="_Toc231225028"/>
       <w:r>
         <w:rPr>
           <w:rFonts w:hint="eastAsia"/>
@@ -7844,12 +7852,50 @@
     </w:p>
     <w:p>
       <w:pPr>
+        <w:pStyle w:val="afffffff8"/>
+        <w:numPr>
+          <w:ilvl w:val="0"/>
+          <w:numId w:val="3"/>
+        </w:numPr>
+        <w:ind w:leftChars="0"/>
+        <w:rPr>
+          <w:rFonts w:hint="eastAsia"/>
+        </w:rPr>
+      </w:pPr>
+      <w:r>
+        <w:rPr>
+          <w:rFonts w:hint="eastAsia"/>
+        </w:rPr>
+        <w:t>本API群は共有システム管理者アカウント専用の特権操作として扱い、通常アカウント向けの施設割当・部署/役職別の機能割当は参照しない</w:t>
+      </w:r>
+    </w:p>
+    <w:p>
+      <w:pPr>
+        <w:pStyle w:val="afffffff8"/>
+        <w:numPr>
+          <w:ilvl w:val="0"/>
+          <w:numId w:val="3"/>
+        </w:numPr>
+        <w:ind w:leftChars="0"/>
+        <w:rPr>
+          <w:rFonts w:hint="eastAsia"/>
+        </w:rPr>
+      </w:pPr>
+      <w:r>
+        <w:rPr>
+          <w:rFonts w:hint="eastAsia"/>
+        </w:rPr>
+        <w:t>Bearer トークン上の作業対象施設が `facilities.deleted_at IS NULL` で存在することを全API共通で確認し、存在しない、または削除済みの場合は 404 を返却する</w:t>
+      </w:r>
+    </w:p>
+    <w:p>
+      <w:pPr>
         <w:pStyle w:val="2"/>
         <w:rPr>
           <w:rFonts w:hint="eastAsia"/>
         </w:rPr>
       </w:pPr>
-      <w:bookmarkStart w:id="12" w:name="_Toc230013990"/>
+      <w:bookmarkStart w:id="12" w:name="_Toc231225029"/>
       <w:r>
         <w:rPr>
           <w:rFonts w:hint="eastAsia"/>
@@ -7878,11 +7924,12 @@
           <w:rFonts w:hint="eastAsia"/>
         </w:rPr>
       </w:pPr>
-      <w:bookmarkStart w:id="13" w:name="_Toc230013991"/>
-      <w:r>
-        <w:rPr>
-          <w:rFonts w:hint="eastAsia"/>
-        </w:rPr>
+      <w:bookmarkStart w:id="13" w:name="_Toc231225030"/>
+      <w:r>
+        <w:rPr>
+          <w:rFonts w:hint="eastAsia"/>
+        </w:rPr>
+        <w:lastRenderedPageBreak/>
         <w:t>権限モデル</w:t>
       </w:r>
       <w:bookmarkEnd w:id="13"/>
@@ -7897,7 +7944,7 @@
         <w:rPr>
           <w:rFonts w:hint="eastAsia"/>
         </w:rPr>
-        <w:t>本API群で使用する `feature_code` は以下の通りとする。画面要件上、施設グループ管理は共有システム管理者アカウントのみが利用できる。API 実行時は認証コンテキストが共有システム管理者アカウント（`users.account_type='SYSTEM_ADMIN'`）であることに加え、認証／認可 API 設計書の共通認可モデルに従って作業対象施設に対する実効 `feature_code` を都度再判定する。</w:t>
+        <w:t>本API群は共有システム管理者アカウント専用の特権操作として扱う。API 実行時は Bearer トークンが有効であること、認証コンテキストが共有システム管理者アカウント（`users.account_type='SYSTEM_ADMIN'`）であること、および Bearer トークン上の作業対象施設が存在し未削除であることを確認する。通常アカウント向けの施設割当や部署/役職別の機能割当、作業対象施設に対する実効 `feature_code` 判定は行わない。</w:t>
       </w:r>
     </w:p>
     <w:tbl>
@@ -7956,9 +8003,10 @@
             </w:pPr>
             <w:r>
               <w:rPr>
-                <w:b/>
-              </w:rPr>
-              <w:t>feature_code</w:t>
+                <w:rFonts w:hint="eastAsia"/>
+                <w:b/>
+              </w:rPr>
+              <w:t>管理ラベル</w:t>
             </w:r>
           </w:p>
         </w:tc>
@@ -8003,7 +8051,10 @@
           </w:tcPr>
           <w:p>
             <w:r>
-              <w:t>`facility_group_list`</w:t>
+              <w:rPr>
+                <w:rFonts w:hint="eastAsia"/>
+              </w:rPr>
+              <w:t>`facility_group_list`（画面・権限整理上の分類。API実行時の実効判定には使用しない）</w:t>
             </w:r>
           </w:p>
         </w:tc>
@@ -8031,7 +8082,6 @@
               <w:rPr>
                 <w:rFonts w:hint="eastAsia"/>
               </w:rPr>
-              <w:lastRenderedPageBreak/>
               <w:t>施設グループ / 新規作成・編集</w:t>
             </w:r>
           </w:p>
@@ -8042,7 +8092,10 @@
           </w:tcPr>
           <w:p>
             <w:r>
-              <w:t>`facility_group_edit`</w:t>
+              <w:rPr>
+                <w:rFonts w:hint="eastAsia"/>
+              </w:rPr>
+              <w:t>`facility_group_edit`（画面・権限整理上の分類。API実行時の実効判定には使用しない）</w:t>
             </w:r>
           </w:p>
         </w:tc>
@@ -8122,7 +8175,7 @@
                 <w:rFonts w:hint="eastAsia"/>
                 <w:b/>
               </w:rPr>
-              <w:t>必要 feature_code</w:t>
+              <w:t>必要条件</w:t>
             </w:r>
           </w:p>
         </w:tc>
@@ -8187,20 +8240,23 @@
           </w:tcPr>
           <w:p>
             <w:r>
-              <w:t>`facility_group_list`</w:t>
-            </w:r>
-          </w:p>
-        </w:tc>
-        <w:tc>
-          <w:tcPr>
-            <w:tcW w:w="1250" w:type="pct"/>
-          </w:tcPr>
-          <w:p>
-            <w:r>
-              <w:rPr>
-                <w:rFonts w:hint="eastAsia"/>
-              </w:rPr>
-              <w:t>認証コンテキストが共有システム管理者アカウント（`users.account_type='SYSTEM_ADMIN'`）であり、作業対象施設に対する実効 `facility_group_list` を持つこと</w:t>
+              <w:rPr>
+                <w:rFonts w:hint="eastAsia"/>
+              </w:rPr>
+              <w:t>共有システム管理者</w:t>
+            </w:r>
+          </w:p>
+        </w:tc>
+        <w:tc>
+          <w:tcPr>
+            <w:tcW w:w="1250" w:type="pct"/>
+          </w:tcPr>
+          <w:p>
+            <w:r>
+              <w:rPr>
+                <w:rFonts w:hint="eastAsia"/>
+              </w:rPr>
+              <w:t>認証コンテキストが共有システム管理者アカウント（`users.account_type='SYSTEM_ADMIN'`）であり、Bearer トークン上の作業対象施設が存在し未削除であること</w:t>
             </w:r>
           </w:p>
         </w:tc>
@@ -8238,20 +8294,23 @@
           </w:tcPr>
           <w:p>
             <w:r>
-              <w:t>`facility_group_edit`</w:t>
-            </w:r>
-          </w:p>
-        </w:tc>
-        <w:tc>
-          <w:tcPr>
-            <w:tcW w:w="1250" w:type="pct"/>
-          </w:tcPr>
-          <w:p>
-            <w:r>
-              <w:rPr>
-                <w:rFonts w:hint="eastAsia"/>
-              </w:rPr>
-              <w:t>認証コンテキストが共有システム管理者アカウント（`users.account_type='SYSTEM_ADMIN'`）であり、作業対象施設に対する実効 `facility_group_edit` を持つこと</w:t>
+              <w:rPr>
+                <w:rFonts w:hint="eastAsia"/>
+              </w:rPr>
+              <w:t>共有システム管理者</w:t>
+            </w:r>
+          </w:p>
+        </w:tc>
+        <w:tc>
+          <w:tcPr>
+            <w:tcW w:w="1250" w:type="pct"/>
+          </w:tcPr>
+          <w:p>
+            <w:r>
+              <w:rPr>
+                <w:rFonts w:hint="eastAsia"/>
+              </w:rPr>
+              <w:t>認証コンテキストが共有システム管理者アカウント（`users.account_type='SYSTEM_ADMIN'`）であり、Bearer トークン上の作業対象施設が存在し未削除であること</w:t>
             </w:r>
           </w:p>
         </w:tc>
@@ -8289,32 +8348,43 @@
           </w:tcPr>
           <w:p>
             <w:r>
-              <w:t>`facility_group_edit`</w:t>
-            </w:r>
-          </w:p>
-        </w:tc>
-        <w:tc>
-          <w:tcPr>
-            <w:tcW w:w="1250" w:type="pct"/>
-          </w:tcPr>
-          <w:p>
-            <w:r>
-              <w:rPr>
-                <w:rFonts w:hint="eastAsia"/>
-              </w:rPr>
-              <w:t>認証コンテキストが共有システム管理者アカウント（`users.account_type='SYSTEM_ADMIN'`）であり、作業対象施設に対する実効 `facility_group_edit` を持つこと</w:t>
-            </w:r>
-          </w:p>
-        </w:tc>
-        <w:tc>
-          <w:tcPr>
-            <w:tcW w:w="1250" w:type="pct"/>
-          </w:tcPr>
-          <w:p>
-            <w:r>
-              <w:rPr>
-                <w:rFonts w:hint="eastAsia"/>
-              </w:rPr>
+              <w:rPr>
+                <w:rFonts w:hint="eastAsia"/>
+              </w:rPr>
+              <w:t>共有システム管理者</w:t>
+            </w:r>
+          </w:p>
+        </w:tc>
+        <w:tc>
+          <w:tcPr>
+            <w:tcW w:w="1250" w:type="pct"/>
+          </w:tcPr>
+          <w:p>
+            <w:r>
+              <w:rPr>
+                <w:rFonts w:hint="eastAsia"/>
+              </w:rPr>
+              <w:t>認証コンテキストが共有システム管理者アカウント（`users.acco</w:t>
+            </w:r>
+            <w:r>
+              <w:rPr>
+                <w:rFonts w:hint="eastAsia"/>
+              </w:rPr>
+              <w:lastRenderedPageBreak/>
+              <w:t>unt_type='SYSTEM_ADMIN'`）であり、Bearer トークン上の作業対象施設が存在し未削除であること</w:t>
+            </w:r>
+          </w:p>
+        </w:tc>
+        <w:tc>
+          <w:tcPr>
+            <w:tcW w:w="1250" w:type="pct"/>
+          </w:tcPr>
+          <w:p>
+            <w:r>
+              <w:rPr>
+                <w:rFonts w:hint="eastAsia"/>
+              </w:rPr>
+              <w:lastRenderedPageBreak/>
               <w:t>グループ詳細の変更処理</w:t>
             </w:r>
           </w:p>
@@ -8329,12 +8399,11 @@
           <w:rFonts w:hint="eastAsia"/>
         </w:rPr>
       </w:pPr>
-      <w:bookmarkStart w:id="14" w:name="_Toc230013992"/>
-      <w:r>
-        <w:rPr>
-          <w:rFonts w:hint="eastAsia"/>
-        </w:rPr>
-        <w:lastRenderedPageBreak/>
+      <w:bookmarkStart w:id="14" w:name="_Toc231225031"/>
+      <w:r>
+        <w:rPr>
+          <w:rFonts w:hint="eastAsia"/>
+        </w:rPr>
         <w:t>他施設閲覧判定との関係</w:t>
       </w:r>
       <w:bookmarkEnd w:id="14"/>
@@ -8422,7 +8491,7 @@
           <w:rFonts w:hint="eastAsia"/>
         </w:rPr>
       </w:pPr>
-      <w:bookmarkStart w:id="15" w:name="_Toc230013993"/>
+      <w:bookmarkStart w:id="15" w:name="_Toc231225032"/>
       <w:r>
         <w:rPr>
           <w:rFonts w:hint="eastAsia"/>
@@ -8724,7 +8793,14 @@
               <w:rPr>
                 <w:rFonts w:hint="eastAsia"/>
               </w:rPr>
-              <w:t>設定値の保存・返却のみ行い、資産一覧・資産詳細の他施設閲覧判定には使用しない</w:t>
+              <w:t>設定値の保存・返却のみ行い、資産一覧・資産詳細の他施設閲覧</w:t>
+            </w:r>
+            <w:r>
+              <w:rPr>
+                <w:rFonts w:hint="eastAsia"/>
+              </w:rPr>
+              <w:lastRenderedPageBreak/>
+              <w:t>判定には使用しない</w:t>
             </w:r>
           </w:p>
         </w:tc>
@@ -8751,12 +8827,11 @@
           <w:rFonts w:hint="eastAsia"/>
         </w:rPr>
       </w:pPr>
-      <w:bookmarkStart w:id="16" w:name="_Toc230013994"/>
-      <w:r>
-        <w:rPr>
-          <w:rFonts w:hint="eastAsia"/>
-        </w:rPr>
-        <w:lastRenderedPageBreak/>
+      <w:bookmarkStart w:id="16" w:name="_Toc231225033"/>
+      <w:r>
+        <w:rPr>
+          <w:rFonts w:hint="eastAsia"/>
+        </w:rPr>
         <w:t>エラーレスポンス仕様</w:t>
       </w:r>
       <w:bookmarkEnd w:id="16"/>
@@ -8768,7 +8843,7 @@
           <w:rFonts w:hint="eastAsia"/>
         </w:rPr>
       </w:pPr>
-      <w:bookmarkStart w:id="17" w:name="_Toc230013995"/>
+      <w:bookmarkStart w:id="17" w:name="_Toc231225034"/>
       <w:r>
         <w:rPr>
           <w:rFonts w:hint="eastAsia"/>
@@ -9026,7 +9101,7 @@
           <w:rFonts w:hint="eastAsia"/>
         </w:rPr>
       </w:pPr>
-      <w:bookmarkStart w:id="18" w:name="_Toc230013996"/>
+      <w:bookmarkStart w:id="18" w:name="_Toc231225035"/>
       <w:r>
         <w:rPr>
           <w:rFonts w:hint="eastAsia"/>
@@ -9039,7 +9114,7 @@
       <w:pPr>
         <w:pStyle w:val="3"/>
       </w:pPr>
-      <w:bookmarkStart w:id="19" w:name="_Toc230013997"/>
+      <w:bookmarkStart w:id="19" w:name="_Toc231225036"/>
       <w:r>
         <w:t>FacilityGroupSummary</w:t>
       </w:r>
@@ -9379,6 +9454,7 @@
           </w:tcPr>
           <w:p>
             <w:r>
+              <w:lastRenderedPageBreak/>
               <w:t>sharingSettings</w:t>
             </w:r>
           </w:p>
@@ -9513,7 +9589,7 @@
       <w:pPr>
         <w:pStyle w:val="3"/>
       </w:pPr>
-      <w:bookmarkStart w:id="20" w:name="_Toc230013998"/>
+      <w:bookmarkStart w:id="20" w:name="_Toc231225037"/>
       <w:r>
         <w:t>GroupFacilityItem</w:t>
       </w:r>
@@ -9673,7 +9749,6 @@
           </w:tcPr>
           <w:p>
             <w:r>
-              <w:lastRenderedPageBreak/>
               <w:t>facilityCode</w:t>
             </w:r>
           </w:p>
@@ -9853,7 +9928,7 @@
       <w:pPr>
         <w:pStyle w:val="3"/>
       </w:pPr>
-      <w:bookmarkStart w:id="21" w:name="_Toc230013999"/>
+      <w:bookmarkStart w:id="21" w:name="_Toc231225038"/>
       <w:r>
         <w:t>ExternalSharingSettingItem</w:t>
       </w:r>
@@ -10195,8 +10270,9 @@
       <w:pPr>
         <w:pStyle w:val="3"/>
       </w:pPr>
-      <w:bookmarkStart w:id="22" w:name="_Toc230014000"/>
-      <w:r>
+      <w:bookmarkStart w:id="22" w:name="_Toc231225039"/>
+      <w:r>
+        <w:lastRenderedPageBreak/>
         <w:t>ExternalColumnSharingSettingItem</w:t>
       </w:r>
       <w:bookmarkEnd w:id="22"/>
@@ -10495,7 +10571,7 @@
           <w:rFonts w:hint="eastAsia"/>
         </w:rPr>
       </w:pPr>
-      <w:bookmarkStart w:id="23" w:name="_Toc230014001"/>
+      <w:bookmarkStart w:id="23" w:name="_Toc231225040"/>
       <w:r>
         <w:rPr>
           <w:rFonts w:hint="eastAsia"/>
@@ -10511,7 +10587,7 @@
           <w:rFonts w:hint="eastAsia"/>
         </w:rPr>
       </w:pPr>
-      <w:bookmarkStart w:id="24" w:name="_Toc230014002"/>
+      <w:bookmarkStart w:id="24" w:name="_Toc231225041"/>
       <w:r>
         <w:rPr>
           <w:rFonts w:hint="eastAsia"/>
@@ -10898,6 +10974,7 @@
               <w:rPr>
                 <w:rFonts w:hint="eastAsia"/>
               </w:rPr>
+              <w:lastRenderedPageBreak/>
               <w:t>施設候補取得</w:t>
             </w:r>
           </w:p>
@@ -11101,11 +11178,7 @@
           </w:tcPr>
           <w:p>
             <w:r>
-              <w:t>/facility-group-management</w:t>
-            </w:r>
-            <w:r>
-              <w:lastRenderedPageBreak/>
-              <w:t>/groups/{groupId}/sharing</w:t>
+              <w:t>/facility-group-management/groups/{groupId}/sharing</w:t>
             </w:r>
           </w:p>
         </w:tc>
@@ -11118,15 +11191,7 @@
               <w:rPr>
                 <w:rFonts w:hint="eastAsia"/>
               </w:rPr>
-              <w:lastRenderedPageBreak/>
-              <w:t>公開元施設単位の共有データ種</w:t>
-            </w:r>
-            <w:r>
-              <w:rPr>
-                <w:rFonts w:hint="eastAsia"/>
-              </w:rPr>
-              <w:lastRenderedPageBreak/>
-              <w:t>別・共有カラム設定を保存する</w:t>
+              <w:t>公開元施設単位の共有データ種別・共有カラム設定を保存する</w:t>
             </w:r>
           </w:p>
         </w:tc>
@@ -11139,7 +11204,6 @@
               <w:rPr>
                 <w:rFonts w:hint="eastAsia"/>
               </w:rPr>
-              <w:lastRenderedPageBreak/>
               <w:t>要</w:t>
             </w:r>
           </w:p>
@@ -11154,7 +11218,7 @@
           <w:rFonts w:hint="eastAsia"/>
         </w:rPr>
       </w:pPr>
-      <w:bookmarkStart w:id="25" w:name="_Toc230014003"/>
+      <w:bookmarkStart w:id="25" w:name="_Toc231225042"/>
       <w:r>
         <w:rPr>
           <w:rFonts w:hint="eastAsia"/>
@@ -11170,7 +11234,7 @@
           <w:rFonts w:hint="eastAsia"/>
         </w:rPr>
       </w:pPr>
-      <w:bookmarkStart w:id="26" w:name="_Toc230014004"/>
+      <w:bookmarkStart w:id="26" w:name="_Toc231225043"/>
       <w:r>
         <w:rPr>
           <w:rFonts w:hint="eastAsia"/>
@@ -11236,11 +11300,12 @@
           <w:rFonts w:hint="eastAsia"/>
         </w:rPr>
       </w:pPr>
-      <w:bookmarkStart w:id="27" w:name="_Toc230014005"/>
-      <w:r>
-        <w:rPr>
-          <w:rFonts w:hint="eastAsia"/>
-        </w:rPr>
+      <w:bookmarkStart w:id="27" w:name="_Toc231225044"/>
+      <w:r>
+        <w:rPr>
+          <w:rFonts w:hint="eastAsia"/>
+        </w:rPr>
+        <w:lastRenderedPageBreak/>
         <w:t>リクエストパラメータ</w:t>
       </w:r>
       <w:bookmarkEnd w:id="27"/>
@@ -11532,7 +11597,7 @@
         <w:rPr>
           <w:rFonts w:hint="eastAsia"/>
         </w:rPr>
-        <w:t>認可条件: 作業対象施設に対する実効 `facility_group_list` が有効であること</w:t>
+        <w:t>認可条件: Bearer トークン上の作業対象施設が存在し、未削除であること</w:t>
       </w:r>
     </w:p>
     <w:p>
@@ -11546,7 +11611,6 @@
         <w:rPr>
           <w:rFonts w:hint="eastAsia"/>
         </w:rPr>
-        <w:lastRenderedPageBreak/>
         <w:t>処理仕様</w:t>
       </w:r>
     </w:p>
@@ -11560,6 +11624,19 @@
         <w:rPr>
           <w:rFonts w:hint="eastAsia"/>
         </w:rPr>
+        <w:t>Bearer トークン上の作業対象施設が `facilities.deleted_at IS NULL` で存在することを確認する</w:t>
+      </w:r>
+    </w:p>
+    <w:p>
+      <w:pPr>
+        <w:rPr>
+          <w:rFonts w:hint="eastAsia"/>
+        </w:rPr>
+      </w:pPr>
+      <w:r>
+        <w:rPr>
+          <w:rFonts w:hint="eastAsia"/>
+        </w:rPr>
         <w:t>`facility_collaboration_groups` を取得する。`includeInactive` が false または未指定の場合は `is_active=true` のみ対象とする</w:t>
       </w:r>
     </w:p>
@@ -11622,7 +11699,7 @@
           <w:rFonts w:hint="eastAsia"/>
         </w:rPr>
       </w:pPr>
-      <w:bookmarkStart w:id="28" w:name="_Toc230014006"/>
+      <w:bookmarkStart w:id="28" w:name="_Toc231225045"/>
       <w:r>
         <w:rPr>
           <w:rFonts w:hint="eastAsia"/>
@@ -11835,7 +11912,7 @@
           <w:rFonts w:hint="eastAsia"/>
         </w:rPr>
       </w:pPr>
-      <w:bookmarkStart w:id="29" w:name="_Toc230014007"/>
+      <w:bookmarkStart w:id="29" w:name="_Toc231225046"/>
       <w:r>
         <w:rPr>
           <w:rFonts w:hint="eastAsia"/>
@@ -12017,7 +12094,42 @@
               <w:rPr>
                 <w:rFonts w:hint="eastAsia"/>
               </w:rPr>
-              <w:t>共有システム管理者アカウントではない、または実効 `facility_group_list` なし</w:t>
+              <w:t>共有システム管理者アカウントではない</w:t>
+            </w:r>
+          </w:p>
+        </w:tc>
+        <w:tc>
+          <w:tcPr>
+            <w:tcW w:w="1667" w:type="pct"/>
+          </w:tcPr>
+          <w:p>
+            <w:r>
+              <w:t>ErrorResponse</w:t>
+            </w:r>
+          </w:p>
+        </w:tc>
+      </w:tr>
+      <w:tr>
+        <w:tc>
+          <w:tcPr>
+            <w:tcW w:w="1666" w:type="pct"/>
+          </w:tcPr>
+          <w:p>
+            <w:r>
+              <w:t>404</w:t>
+            </w:r>
+          </w:p>
+        </w:tc>
+        <w:tc>
+          <w:tcPr>
+            <w:tcW w:w="1667" w:type="pct"/>
+          </w:tcPr>
+          <w:p>
+            <w:r>
+              <w:rPr>
+                <w:rFonts w:hint="eastAsia"/>
+              </w:rPr>
+              <w:t>作業対象施設が存在しない、または削除済み</w:t>
             </w:r>
           </w:p>
         </w:tc>
@@ -12076,7 +12188,7 @@
           <w:rFonts w:hint="eastAsia"/>
         </w:rPr>
       </w:pPr>
-      <w:bookmarkStart w:id="30" w:name="_Toc230014008"/>
+      <w:bookmarkStart w:id="30" w:name="_Toc231225047"/>
       <w:r>
         <w:rPr>
           <w:rFonts w:hint="eastAsia"/>
@@ -12109,7 +12221,6 @@
         <w:rPr>
           <w:rFonts w:hint="eastAsia"/>
         </w:rPr>
-        <w:lastRenderedPageBreak/>
         <w:t>エンドポイント</w:t>
       </w:r>
     </w:p>
@@ -12143,7 +12254,7 @@
           <w:rFonts w:hint="eastAsia"/>
         </w:rPr>
       </w:pPr>
-      <w:bookmarkStart w:id="31" w:name="_Toc230014009"/>
+      <w:bookmarkStart w:id="31" w:name="_Toc231225048"/>
       <w:r>
         <w:rPr>
           <w:rFonts w:hint="eastAsia"/>
@@ -12354,7 +12465,7 @@
         <w:rPr>
           <w:rFonts w:hint="eastAsia"/>
         </w:rPr>
-        <w:t>認可条件: 作業対象施設に対する実効 `facility_group_edit` が有効であること</w:t>
+        <w:t>認可条件: Bearer トークン上の作業対象施設が存在し、未削除であること</w:t>
       </w:r>
     </w:p>
     <w:p>
@@ -12368,6 +12479,7 @@
         <w:rPr>
           <w:rFonts w:hint="eastAsia"/>
         </w:rPr>
+        <w:lastRenderedPageBreak/>
         <w:t>処理仕様</w:t>
       </w:r>
     </w:p>
@@ -12381,6 +12493,19 @@
         <w:rPr>
           <w:rFonts w:hint="eastAsia"/>
         </w:rPr>
+        <w:t>Bearer トークン上の作業対象施設が `facilities.deleted_at IS NULL` で存在することを確認する</w:t>
+      </w:r>
+    </w:p>
+    <w:p>
+      <w:pPr>
+        <w:rPr>
+          <w:rFonts w:hint="eastAsia"/>
+        </w:rPr>
+      </w:pPr>
+      <w:r>
+        <w:rPr>
+          <w:rFonts w:hint="eastAsia"/>
+        </w:rPr>
         <w:t>groupName は trim 後に空でないこと、100文字以内であることを検証する</w:t>
       </w:r>
     </w:p>
@@ -12430,7 +12555,7 @@
           <w:rFonts w:hint="eastAsia"/>
         </w:rPr>
       </w:pPr>
-      <w:bookmarkStart w:id="32" w:name="_Toc230014010"/>
+      <w:bookmarkStart w:id="32" w:name="_Toc231225049"/>
       <w:r>
         <w:rPr>
           <w:rFonts w:hint="eastAsia"/>
@@ -12731,7 +12856,6 @@
           </w:tcPr>
           <w:p>
             <w:r>
-              <w:lastRenderedPageBreak/>
               <w:t>memberFacilities</w:t>
             </w:r>
           </w:p>
@@ -12824,7 +12948,7 @@
           <w:rFonts w:hint="eastAsia"/>
         </w:rPr>
       </w:pPr>
-      <w:bookmarkStart w:id="33" w:name="_Toc230014011"/>
+      <w:bookmarkStart w:id="33" w:name="_Toc231225050"/>
       <w:r>
         <w:rPr>
           <w:rFonts w:hint="eastAsia"/>
@@ -13041,7 +13165,42 @@
               <w:rPr>
                 <w:rFonts w:hint="eastAsia"/>
               </w:rPr>
-              <w:t>共有システム管理者アカウントではない、または実効 `facility_group_edit` なし</w:t>
+              <w:t>共有システム管理者アカウントではない</w:t>
+            </w:r>
+          </w:p>
+        </w:tc>
+        <w:tc>
+          <w:tcPr>
+            <w:tcW w:w="1667" w:type="pct"/>
+          </w:tcPr>
+          <w:p>
+            <w:r>
+              <w:t>ErrorResponse</w:t>
+            </w:r>
+          </w:p>
+        </w:tc>
+      </w:tr>
+      <w:tr>
+        <w:tc>
+          <w:tcPr>
+            <w:tcW w:w="1666" w:type="pct"/>
+          </w:tcPr>
+          <w:p>
+            <w:r>
+              <w:t>404</w:t>
+            </w:r>
+          </w:p>
+        </w:tc>
+        <w:tc>
+          <w:tcPr>
+            <w:tcW w:w="1667" w:type="pct"/>
+          </w:tcPr>
+          <w:p>
+            <w:r>
+              <w:rPr>
+                <w:rFonts w:hint="eastAsia"/>
+              </w:rPr>
+              <w:t>作業対象施設が存在しない、または削除済み</w:t>
             </w:r>
           </w:p>
         </w:tc>
@@ -13135,11 +13294,12 @@
           <w:rFonts w:hint="eastAsia"/>
         </w:rPr>
       </w:pPr>
-      <w:bookmarkStart w:id="34" w:name="_Toc230014012"/>
-      <w:r>
-        <w:rPr>
-          <w:rFonts w:hint="eastAsia"/>
-        </w:rPr>
+      <w:bookmarkStart w:id="34" w:name="_Toc231225051"/>
+      <w:r>
+        <w:rPr>
+          <w:rFonts w:hint="eastAsia"/>
+        </w:rPr>
+        <w:lastRenderedPageBreak/>
         <w:t>施設グループ更新（/facility-group-management/groups/{groupId}）</w:t>
       </w:r>
       <w:bookmarkEnd w:id="34"/>
@@ -13201,7 +13361,7 @@
           <w:rFonts w:hint="eastAsia"/>
         </w:rPr>
       </w:pPr>
-      <w:bookmarkStart w:id="35" w:name="_Toc230014013"/>
+      <w:bookmarkStart w:id="35" w:name="_Toc231225052"/>
       <w:r>
         <w:rPr>
           <w:rFonts w:hint="eastAsia"/>
@@ -13399,12 +13559,11 @@
           <w:rFonts w:hint="eastAsia"/>
         </w:rPr>
       </w:pPr>
-      <w:bookmarkStart w:id="36" w:name="_Toc230014014"/>
-      <w:r>
-        <w:rPr>
-          <w:rFonts w:hint="eastAsia"/>
-        </w:rPr>
-        <w:lastRenderedPageBreak/>
+      <w:bookmarkStart w:id="36" w:name="_Toc231225053"/>
+      <w:r>
+        <w:rPr>
+          <w:rFonts w:hint="eastAsia"/>
+        </w:rPr>
         <w:t>リクエスト（FacilityGroupUpdateRequest）</w:t>
       </w:r>
       <w:bookmarkEnd w:id="36"/>
@@ -13656,7 +13815,7 @@
         <w:rPr>
           <w:rFonts w:hint="eastAsia"/>
         </w:rPr>
-        <w:t>認可条件: 作業対象施設に対する実効 `facility_group_edit` が有効であること</w:t>
+        <w:t>認可条件: Bearer トークン上の作業対象施設が存在し、未削除であること</w:t>
       </w:r>
     </w:p>
     <w:p>
@@ -13683,6 +13842,20 @@
         <w:rPr>
           <w:rFonts w:hint="eastAsia"/>
         </w:rPr>
+        <w:t>Bearer トークン上の作業対象施設が `facilities.deleted_at IS NULL` で存在することを確認する</w:t>
+      </w:r>
+    </w:p>
+    <w:p>
+      <w:pPr>
+        <w:rPr>
+          <w:rFonts w:hint="eastAsia"/>
+        </w:rPr>
+      </w:pPr>
+      <w:r>
+        <w:rPr>
+          <w:rFonts w:hint="eastAsia"/>
+        </w:rPr>
+        <w:lastRenderedPageBreak/>
         <w:t>対象グループが存在することを確認する</w:t>
       </w:r>
     </w:p>
@@ -13745,7 +13918,7 @@
           <w:rFonts w:hint="eastAsia"/>
         </w:rPr>
       </w:pPr>
-      <w:bookmarkStart w:id="37" w:name="_Toc230014015"/>
+      <w:bookmarkStart w:id="37" w:name="_Toc231225054"/>
       <w:r>
         <w:rPr>
           <w:rFonts w:hint="eastAsia"/>
@@ -14091,7 +14264,6 @@
           </w:tcPr>
           <w:p>
             <w:r>
-              <w:lastRenderedPageBreak/>
               <w:t>sharingSettings</w:t>
             </w:r>
           </w:p>
@@ -14139,7 +14311,7 @@
           <w:rFonts w:hint="eastAsia"/>
         </w:rPr>
       </w:pPr>
-      <w:bookmarkStart w:id="38" w:name="_Toc230014016"/>
+      <w:bookmarkStart w:id="38" w:name="_Toc231225055"/>
       <w:r>
         <w:rPr>
           <w:rFonts w:hint="eastAsia"/>
@@ -14356,7 +14528,7 @@
               <w:rPr>
                 <w:rFonts w:hint="eastAsia"/>
               </w:rPr>
-              <w:t>共有システム管理者アカウントではない、または実効 `facility_group_edit` なし</w:t>
+              <w:t>共有システム管理者アカウントではない</w:t>
             </w:r>
           </w:p>
         </w:tc>
@@ -14391,7 +14563,7 @@
               <w:rPr>
                 <w:rFonts w:hint="eastAsia"/>
               </w:rPr>
-              <w:t>対象グループが存在しない</w:t>
+              <w:t>作業対象施設が存在しない/削除済み、または対象グループが存在しない</w:t>
             </w:r>
           </w:p>
         </w:tc>
@@ -14485,11 +14657,12 @@
           <w:rFonts w:hint="eastAsia"/>
         </w:rPr>
       </w:pPr>
-      <w:bookmarkStart w:id="39" w:name="_Toc230014017"/>
-      <w:r>
-        <w:rPr>
-          <w:rFonts w:hint="eastAsia"/>
-        </w:rPr>
+      <w:bookmarkStart w:id="39" w:name="_Toc231225056"/>
+      <w:r>
+        <w:rPr>
+          <w:rFonts w:hint="eastAsia"/>
+        </w:rPr>
+        <w:lastRenderedPageBreak/>
         <w:t>施設グループ無効化（/facility-group-management/groups/{groupId}）</w:t>
       </w:r>
       <w:bookmarkEnd w:id="39"/>
@@ -14551,7 +14724,7 @@
           <w:rFonts w:hint="eastAsia"/>
         </w:rPr>
       </w:pPr>
-      <w:bookmarkStart w:id="40" w:name="_Toc230014018"/>
+      <w:bookmarkStart w:id="40" w:name="_Toc231225057"/>
       <w:r>
         <w:rPr>
           <w:rFonts w:hint="eastAsia"/>
@@ -14753,169 +14926,182 @@
         <w:rPr>
           <w:rFonts w:hint="eastAsia"/>
         </w:rPr>
+        <w:t>権限チェック</w:t>
+      </w:r>
+    </w:p>
+    <w:p>
+      <w:pPr>
+        <w:rPr>
+          <w:rFonts w:hint="eastAsia"/>
+        </w:rPr>
+      </w:pPr>
+      <w:r>
+        <w:rPr>
+          <w:rFonts w:hint="eastAsia"/>
+        </w:rPr>
+        <w:t>認可条件: Bearer トークンが有効であること</w:t>
+      </w:r>
+    </w:p>
+    <w:p>
+      <w:pPr>
+        <w:rPr>
+          <w:rFonts w:hint="eastAsia"/>
+        </w:rPr>
+      </w:pPr>
+      <w:r>
+        <w:rPr>
+          <w:rFonts w:hint="eastAsia"/>
+        </w:rPr>
+        <w:t>認可条件: 認証コンテキストが共有システム管理者アカウント（`users.account_type='SYSTEM_ADMIN'`）であること</w:t>
+      </w:r>
+    </w:p>
+    <w:p>
+      <w:pPr>
+        <w:rPr>
+          <w:rFonts w:hint="eastAsia"/>
+        </w:rPr>
+      </w:pPr>
+      <w:r>
+        <w:rPr>
+          <w:rFonts w:hint="eastAsia"/>
+        </w:rPr>
+        <w:t>認可条件: Bearer トークン上の作業対象施設が存在し、未削除であること</w:t>
+      </w:r>
+    </w:p>
+    <w:p>
+      <w:pPr>
+        <w:pStyle w:val="4"/>
+        <w:rPr>
+          <w:rFonts w:hint="eastAsia"/>
+        </w:rPr>
+      </w:pPr>
+      <w:r>
+        <w:rPr>
+          <w:rFonts w:hint="eastAsia"/>
+        </w:rPr>
+        <w:t>処理仕様</w:t>
+      </w:r>
+    </w:p>
+    <w:p>
+      <w:pPr>
+        <w:rPr>
+          <w:rFonts w:hint="eastAsia"/>
+        </w:rPr>
+      </w:pPr>
+      <w:r>
+        <w:rPr>
+          <w:rFonts w:hint="eastAsia"/>
+        </w:rPr>
+        <w:t>Bearer トークン上の作業対象施設が `facilities.deleted_at IS NULL` で存在することを確認する</w:t>
+      </w:r>
+    </w:p>
+    <w:p>
+      <w:pPr>
+        <w:rPr>
+          <w:rFonts w:hint="eastAsia"/>
+        </w:rPr>
+      </w:pPr>
+      <w:r>
+        <w:rPr>
+          <w:rFonts w:hint="eastAsia"/>
+        </w:rPr>
+        <w:t>対象グループが存在し、`is_active=true` であることを確認する</w:t>
+      </w:r>
+    </w:p>
+    <w:p>
+      <w:pPr>
+        <w:rPr>
+          <w:rFonts w:hint="eastAsia"/>
+        </w:rPr>
+      </w:pPr>
+      <w:r>
+        <w:rPr>
+          <w:rFonts w:hint="eastAsia"/>
+        </w:rPr>
+        <w:t>`facility_collaboration_groups.is_active=false`、`updated_by`、`updated_at` を更新する</w:t>
+      </w:r>
+    </w:p>
+    <w:p>
+      <w:pPr>
+        <w:rPr>
+          <w:rFonts w:hint="eastAsia"/>
+        </w:rPr>
+      </w:pPr>
+      <w:r>
+        <w:rPr>
+          <w:rFonts w:hint="eastAsia"/>
+        </w:rPr>
+        <w:t>`facility_collaboration_group_facilities` は削除しない</w:t>
+      </w:r>
+    </w:p>
+    <w:p>
+      <w:pPr>
+        <w:rPr>
+          <w:rFonts w:hint="eastAsia"/>
+        </w:rPr>
+      </w:pPr>
+      <w:r>
+        <w:rPr>
+          <w:rFonts w:hint="eastAsia"/>
+        </w:rPr>
+        <w:t>`facility_external_view_settings` / `facility_external_column_settings` は削除しない</w:t>
+      </w:r>
+    </w:p>
+    <w:p>
+      <w:pPr>
+        <w:rPr>
+          <w:rFonts w:hint="eastAsia"/>
+        </w:rPr>
+      </w:pPr>
+      <w:r>
+        <w:rPr>
+          <w:rFonts w:hint="eastAsia"/>
+        </w:rPr>
+        <w:t>無効化済みグループは他施設閲覧判定の候補範囲から除外する</w:t>
+      </w:r>
+    </w:p>
+    <w:p>
+      <w:pPr>
+        <w:pStyle w:val="3"/>
+        <w:rPr>
+          <w:rFonts w:hint="eastAsia"/>
+        </w:rPr>
+      </w:pPr>
+      <w:bookmarkStart w:id="41" w:name="_Toc231225058"/>
+      <w:r>
+        <w:rPr>
+          <w:rFonts w:hint="eastAsia"/>
+        </w:rPr>
+        <w:t>レスポンス</w:t>
+      </w:r>
+      <w:bookmarkEnd w:id="41"/>
+    </w:p>
+    <w:p>
+      <w:pPr>
+        <w:rPr>
+          <w:rFonts w:hint="eastAsia"/>
+        </w:rPr>
+      </w:pPr>
+      <w:r>
+        <w:rPr>
+          <w:rFonts w:hint="eastAsia"/>
+        </w:rPr>
+        <w:t>Body: なし</w:t>
+      </w:r>
+    </w:p>
+    <w:p>
+      <w:pPr>
+        <w:pStyle w:val="3"/>
+        <w:rPr>
+          <w:rFonts w:hint="eastAsia"/>
+        </w:rPr>
+      </w:pPr>
+      <w:bookmarkStart w:id="42" w:name="_Toc231225059"/>
+      <w:r>
+        <w:rPr>
+          <w:rFonts w:hint="eastAsia"/>
+        </w:rPr>
         <w:lastRenderedPageBreak/>
-        <w:t>権限チェック</w:t>
-      </w:r>
-    </w:p>
-    <w:p>
-      <w:pPr>
-        <w:rPr>
-          <w:rFonts w:hint="eastAsia"/>
-        </w:rPr>
-      </w:pPr>
-      <w:r>
-        <w:rPr>
-          <w:rFonts w:hint="eastAsia"/>
-        </w:rPr>
-        <w:t>認可条件: Bearer トークンが有効であること</w:t>
-      </w:r>
-    </w:p>
-    <w:p>
-      <w:pPr>
-        <w:rPr>
-          <w:rFonts w:hint="eastAsia"/>
-        </w:rPr>
-      </w:pPr>
-      <w:r>
-        <w:rPr>
-          <w:rFonts w:hint="eastAsia"/>
-        </w:rPr>
-        <w:t>認可条件: 認証コンテキストが共有システム管理者アカウント（`users.account_type='SYSTEM_ADMIN'`）であること</w:t>
-      </w:r>
-    </w:p>
-    <w:p>
-      <w:pPr>
-        <w:rPr>
-          <w:rFonts w:hint="eastAsia"/>
-        </w:rPr>
-      </w:pPr>
-      <w:r>
-        <w:rPr>
-          <w:rFonts w:hint="eastAsia"/>
-        </w:rPr>
-        <w:t>認可条件: 作業対象施設に対する実効 `facility_group_edit` が有効であること</w:t>
-      </w:r>
-    </w:p>
-    <w:p>
-      <w:pPr>
-        <w:pStyle w:val="4"/>
-        <w:rPr>
-          <w:rFonts w:hint="eastAsia"/>
-        </w:rPr>
-      </w:pPr>
-      <w:r>
-        <w:rPr>
-          <w:rFonts w:hint="eastAsia"/>
-        </w:rPr>
-        <w:t>処理仕様</w:t>
-      </w:r>
-    </w:p>
-    <w:p>
-      <w:pPr>
-        <w:rPr>
-          <w:rFonts w:hint="eastAsia"/>
-        </w:rPr>
-      </w:pPr>
-      <w:r>
-        <w:rPr>
-          <w:rFonts w:hint="eastAsia"/>
-        </w:rPr>
-        <w:t>対象グループが存在し、`is_active=true` であることを確認する</w:t>
-      </w:r>
-    </w:p>
-    <w:p>
-      <w:pPr>
-        <w:rPr>
-          <w:rFonts w:hint="eastAsia"/>
-        </w:rPr>
-      </w:pPr>
-      <w:r>
-        <w:rPr>
-          <w:rFonts w:hint="eastAsia"/>
-        </w:rPr>
-        <w:t>`facility_collaboration_groups.is_active=false`、`updated_by`、`updated_at` を更新する</w:t>
-      </w:r>
-    </w:p>
-    <w:p>
-      <w:pPr>
-        <w:rPr>
-          <w:rFonts w:hint="eastAsia"/>
-        </w:rPr>
-      </w:pPr>
-      <w:r>
-        <w:rPr>
-          <w:rFonts w:hint="eastAsia"/>
-        </w:rPr>
-        <w:t>`facility_collaboration_group_facilities` は削除しない</w:t>
-      </w:r>
-    </w:p>
-    <w:p>
-      <w:pPr>
-        <w:rPr>
-          <w:rFonts w:hint="eastAsia"/>
-        </w:rPr>
-      </w:pPr>
-      <w:r>
-        <w:rPr>
-          <w:rFonts w:hint="eastAsia"/>
-        </w:rPr>
-        <w:t>`facility_external_view_settings` / `facility_external_column_settings` は削除しない</w:t>
-      </w:r>
-    </w:p>
-    <w:p>
-      <w:pPr>
-        <w:rPr>
-          <w:rFonts w:hint="eastAsia"/>
-        </w:rPr>
-      </w:pPr>
-      <w:r>
-        <w:rPr>
-          <w:rFonts w:hint="eastAsia"/>
-        </w:rPr>
-        <w:t>無効化済みグループは他施設閲覧判定の候補範囲から除外する</w:t>
-      </w:r>
-    </w:p>
-    <w:p>
-      <w:pPr>
-        <w:pStyle w:val="3"/>
-        <w:rPr>
-          <w:rFonts w:hint="eastAsia"/>
-        </w:rPr>
-      </w:pPr>
-      <w:bookmarkStart w:id="41" w:name="_Toc230014019"/>
-      <w:r>
-        <w:rPr>
-          <w:rFonts w:hint="eastAsia"/>
-        </w:rPr>
-        <w:t>レスポンス</w:t>
-      </w:r>
-      <w:bookmarkEnd w:id="41"/>
-    </w:p>
-    <w:p>
-      <w:pPr>
-        <w:rPr>
-          <w:rFonts w:hint="eastAsia"/>
-        </w:rPr>
-      </w:pPr>
-      <w:r>
-        <w:rPr>
-          <w:rFonts w:hint="eastAsia"/>
-        </w:rPr>
-        <w:t>Body: なし</w:t>
-      </w:r>
-    </w:p>
-    <w:p>
-      <w:pPr>
-        <w:pStyle w:val="3"/>
-        <w:rPr>
-          <w:rFonts w:hint="eastAsia"/>
-        </w:rPr>
-      </w:pPr>
-      <w:bookmarkStart w:id="42" w:name="_Toc230014020"/>
-      <w:r>
-        <w:rPr>
-          <w:rFonts w:hint="eastAsia"/>
-        </w:rPr>
         <w:t>ステータスコード</w:t>
       </w:r>
       <w:bookmarkEnd w:id="42"/>
@@ -15093,7 +15279,7 @@
               <w:rPr>
                 <w:rFonts w:hint="eastAsia"/>
               </w:rPr>
-              <w:t>共有システム管理者アカウントではない、または実効 `facility_group_edit` なし</w:t>
+              <w:t>共有システム管理者アカウントではない</w:t>
             </w:r>
           </w:p>
         </w:tc>
@@ -15128,7 +15314,7 @@
               <w:rPr>
                 <w:rFonts w:hint="eastAsia"/>
               </w:rPr>
-              <w:t>対象グループが存在しない、または既に無効</w:t>
+              <w:t>作業対象施設が存在しない/削除済み、または対象グループが存在しない/既に無効</w:t>
             </w:r>
           </w:p>
         </w:tc>
@@ -15187,7 +15373,7 @@
           <w:rFonts w:hint="eastAsia"/>
         </w:rPr>
       </w:pPr>
-      <w:bookmarkStart w:id="43" w:name="_Toc230014021"/>
+      <w:bookmarkStart w:id="43" w:name="_Toc231225060"/>
       <w:r>
         <w:rPr>
           <w:rFonts w:hint="eastAsia"/>
@@ -15220,7 +15406,6 @@
         <w:rPr>
           <w:rFonts w:hint="eastAsia"/>
         </w:rPr>
-        <w:lastRenderedPageBreak/>
         <w:t>エンドポイント</w:t>
       </w:r>
     </w:p>
@@ -15254,7 +15439,7 @@
           <w:rFonts w:hint="eastAsia"/>
         </w:rPr>
       </w:pPr>
-      <w:bookmarkStart w:id="44" w:name="_Toc230014022"/>
+      <w:bookmarkStart w:id="44" w:name="_Toc231225061"/>
       <w:r>
         <w:rPr>
           <w:rFonts w:hint="eastAsia"/>
@@ -15566,6 +15751,7 @@
         <w:rPr>
           <w:rFonts w:hint="eastAsia"/>
         </w:rPr>
+        <w:lastRenderedPageBreak/>
         <w:t>権限チェック</w:t>
       </w:r>
     </w:p>
@@ -15605,7 +15791,7 @@
         <w:rPr>
           <w:rFonts w:hint="eastAsia"/>
         </w:rPr>
-        <w:t>認可条件: 作業対象施設に対する実効 `facility_group_list` が有効であること</w:t>
+        <w:t>認可条件: Bearer トークン上の作業対象施設が存在し、未削除であること</w:t>
       </w:r>
     </w:p>
     <w:p>
@@ -15632,6 +15818,19 @@
         <w:rPr>
           <w:rFonts w:hint="eastAsia"/>
         </w:rPr>
+        <w:t>Bearer トークン上の作業対象施設が `facilities.deleted_at IS NULL` で存在することを確認する</w:t>
+      </w:r>
+    </w:p>
+    <w:p>
+      <w:pPr>
+        <w:rPr>
+          <w:rFonts w:hint="eastAsia"/>
+        </w:rPr>
+      </w:pPr>
+      <w:r>
+        <w:rPr>
+          <w:rFonts w:hint="eastAsia"/>
+        </w:rPr>
         <w:t>`facilities.deleted_at IS NULL` の施設を候補とし、`establishments` を結合して設立母体名を返却する</w:t>
       </w:r>
     </w:p>
@@ -15694,12 +15893,11 @@
           <w:rFonts w:hint="eastAsia"/>
         </w:rPr>
       </w:pPr>
-      <w:bookmarkStart w:id="45" w:name="_Toc230014023"/>
-      <w:r>
-        <w:rPr>
-          <w:rFonts w:hint="eastAsia"/>
-        </w:rPr>
-        <w:lastRenderedPageBreak/>
+      <w:bookmarkStart w:id="45" w:name="_Toc231225062"/>
+      <w:r>
+        <w:rPr>
+          <w:rFonts w:hint="eastAsia"/>
+        </w:rPr>
         <w:t>レスポンス（200：FacilityCandidateListResponse）</w:t>
       </w:r>
       <w:bookmarkEnd w:id="45"/>
@@ -15863,7 +16061,7 @@
           <w:rFonts w:hint="eastAsia"/>
         </w:rPr>
       </w:pPr>
-      <w:bookmarkStart w:id="46" w:name="_Toc230014024"/>
+      <w:bookmarkStart w:id="46" w:name="_Toc231225063"/>
       <w:r>
         <w:rPr>
           <w:rFonts w:hint="eastAsia"/>
@@ -16080,7 +16278,7 @@
               <w:rPr>
                 <w:rFonts w:hint="eastAsia"/>
               </w:rPr>
-              <w:t>共有システム管理者アカウントではない、または実効 `facility_group_list` なし</w:t>
+              <w:t>共有システム管理者アカウントではない</w:t>
             </w:r>
           </w:p>
         </w:tc>
@@ -16115,7 +16313,7 @@
               <w:rPr>
                 <w:rFonts w:hint="eastAsia"/>
               </w:rPr>
-              <w:t>groupId 指定時に対象グループが存在しない</w:t>
+              <w:t>作業対象施設が存在しない/削除済み、または groupId 指定時に対象グループが存在しない</w:t>
             </w:r>
           </w:p>
         </w:tc>
@@ -16174,7 +16372,7 @@
           <w:rFonts w:hint="eastAsia"/>
         </w:rPr>
       </w:pPr>
-      <w:bookmarkStart w:id="47" w:name="_Toc230014025"/>
+      <w:bookmarkStart w:id="47" w:name="_Toc231225064"/>
       <w:r>
         <w:rPr>
           <w:rFonts w:hint="eastAsia"/>
@@ -16240,7 +16438,7 @@
           <w:rFonts w:hint="eastAsia"/>
         </w:rPr>
       </w:pPr>
-      <w:bookmarkStart w:id="48" w:name="_Toc230014026"/>
+      <w:bookmarkStart w:id="48" w:name="_Toc231225065"/>
       <w:r>
         <w:rPr>
           <w:rFonts w:hint="eastAsia"/>
@@ -16438,7 +16636,7 @@
           <w:rFonts w:hint="eastAsia"/>
         </w:rPr>
       </w:pPr>
-      <w:bookmarkStart w:id="49" w:name="_Toc230014027"/>
+      <w:bookmarkStart w:id="49" w:name="_Toc231225066"/>
       <w:r>
         <w:rPr>
           <w:rFonts w:hint="eastAsia"/>
@@ -16649,7 +16847,7 @@
         <w:rPr>
           <w:rFonts w:hint="eastAsia"/>
         </w:rPr>
-        <w:t>認可条件: 作業対象施設に対する実効 `facility_group_edit` が有効であること</w:t>
+        <w:t>認可条件: Bearer トークン上の作業対象施設が存在し、未削除であること</w:t>
       </w:r>
     </w:p>
     <w:p>
@@ -16676,6 +16874,19 @@
         <w:rPr>
           <w:rFonts w:hint="eastAsia"/>
         </w:rPr>
+        <w:t>Bearer トークン上の作業対象施設が `facilities.deleted_at IS NULL` で存在することを確認する</w:t>
+      </w:r>
+    </w:p>
+    <w:p>
+      <w:pPr>
+        <w:rPr>
+          <w:rFonts w:hint="eastAsia"/>
+        </w:rPr>
+      </w:pPr>
+      <w:r>
+        <w:rPr>
+          <w:rFonts w:hint="eastAsia"/>
+        </w:rPr>
         <w:t>対象グループが存在し、`is_active=true` であることを確認する</w:t>
       </w:r>
     </w:p>
@@ -16702,6 +16913,7 @@
         <w:rPr>
           <w:rFonts w:hint="eastAsia"/>
         </w:rPr>
+        <w:lastRenderedPageBreak/>
         <w:t>同一グループ内に同一施設が未登録であることを確認する</w:t>
       </w:r>
     </w:p>
@@ -16738,7 +16950,7 @@
           <w:rFonts w:hint="eastAsia"/>
         </w:rPr>
       </w:pPr>
-      <w:bookmarkStart w:id="50" w:name="_Toc230014028"/>
+      <w:bookmarkStart w:id="50" w:name="_Toc231225067"/>
       <w:r>
         <w:rPr>
           <w:rFonts w:hint="eastAsia"/>
@@ -17041,12 +17253,11 @@
           <w:rFonts w:hint="eastAsia"/>
         </w:rPr>
       </w:pPr>
-      <w:bookmarkStart w:id="51" w:name="_Toc230014029"/>
-      <w:r>
-        <w:rPr>
-          <w:rFonts w:hint="eastAsia"/>
-        </w:rPr>
-        <w:lastRenderedPageBreak/>
+      <w:bookmarkStart w:id="51" w:name="_Toc231225068"/>
+      <w:r>
+        <w:rPr>
+          <w:rFonts w:hint="eastAsia"/>
+        </w:rPr>
         <w:t>ステータスコード</w:t>
       </w:r>
       <w:bookmarkEnd w:id="51"/>
@@ -17259,7 +17470,7 @@
               <w:rPr>
                 <w:rFonts w:hint="eastAsia"/>
               </w:rPr>
-              <w:t>共有システム管理者アカウントではない、または実効 `facility_group_edit` なし</w:t>
+              <w:t>共有システム管理者アカウントではない</w:t>
             </w:r>
           </w:p>
         </w:tc>
@@ -17294,7 +17505,7 @@
               <w:rPr>
                 <w:rFonts w:hint="eastAsia"/>
               </w:rPr>
-              <w:t>対象グループまたは施設が存在しない</w:t>
+              <w:t>作業対象施設が存在しない/削除済み、または対象グループ/施設が存在しない</w:t>
             </w:r>
           </w:p>
         </w:tc>
@@ -17388,7 +17599,7 @@
           <w:rFonts w:hint="eastAsia"/>
         </w:rPr>
       </w:pPr>
-      <w:bookmarkStart w:id="52" w:name="_Toc230014030"/>
+      <w:bookmarkStart w:id="52" w:name="_Toc231225069"/>
       <w:r>
         <w:rPr>
           <w:rFonts w:hint="eastAsia"/>
@@ -17421,6 +17632,7 @@
         <w:rPr>
           <w:rFonts w:hint="eastAsia"/>
         </w:rPr>
+        <w:lastRenderedPageBreak/>
         <w:t>エンドポイント</w:t>
       </w:r>
     </w:p>
@@ -17454,7 +17666,7 @@
           <w:rFonts w:hint="eastAsia"/>
         </w:rPr>
       </w:pPr>
-      <w:bookmarkStart w:id="53" w:name="_Toc230014031"/>
+      <w:bookmarkStart w:id="53" w:name="_Toc231225070"/>
       <w:r>
         <w:rPr>
           <w:rFonts w:hint="eastAsia"/>
@@ -17750,8 +17962,7 @@
         <w:rPr>
           <w:rFonts w:hint="eastAsia"/>
         </w:rPr>
-        <w:lastRenderedPageBreak/>
-        <w:t>認可条件: 作業対象施設に対する実効 `facility_group_edit` が有効であること</w:t>
+        <w:t>認可条件: Bearer トークン上の作業対象施設が存在し、未削除であること</w:t>
       </w:r>
     </w:p>
     <w:p>
@@ -17778,6 +17989,19 @@
         <w:rPr>
           <w:rFonts w:hint="eastAsia"/>
         </w:rPr>
+        <w:t>Bearer トークン上の作業対象施設が `facilities.deleted_at IS NULL` で存在することを確認する</w:t>
+      </w:r>
+    </w:p>
+    <w:p>
+      <w:pPr>
+        <w:rPr>
+          <w:rFonts w:hint="eastAsia"/>
+        </w:rPr>
+      </w:pPr>
+      <w:r>
+        <w:rPr>
+          <w:rFonts w:hint="eastAsia"/>
+        </w:rPr>
         <w:t>対象グループが存在し、`is_active=true` であることを確認する</w:t>
       </w:r>
     </w:p>
@@ -17840,7 +18064,7 @@
           <w:rFonts w:hint="eastAsia"/>
         </w:rPr>
       </w:pPr>
-      <w:bookmarkStart w:id="54" w:name="_Toc230014032"/>
+      <w:bookmarkStart w:id="54" w:name="_Toc231225071"/>
       <w:r>
         <w:rPr>
           <w:rFonts w:hint="eastAsia"/>
@@ -17869,7 +18093,7 @@
           <w:rFonts w:hint="eastAsia"/>
         </w:rPr>
       </w:pPr>
-      <w:bookmarkStart w:id="55" w:name="_Toc230014033"/>
+      <w:bookmarkStart w:id="55" w:name="_Toc231225072"/>
       <w:r>
         <w:rPr>
           <w:rFonts w:hint="eastAsia"/>
@@ -18038,6 +18262,7 @@
           </w:tcPr>
           <w:p>
             <w:r>
+              <w:lastRenderedPageBreak/>
               <w:t>403</w:t>
             </w:r>
           </w:p>
@@ -18051,7 +18276,7 @@
               <w:rPr>
                 <w:rFonts w:hint="eastAsia"/>
               </w:rPr>
-              <w:t>共有システム管理者アカウントではない、または実効 `facility_group_edit` なし</w:t>
+              <w:t>共有システム管理者アカウントではない</w:t>
             </w:r>
           </w:p>
         </w:tc>
@@ -18086,7 +18311,7 @@
               <w:rPr>
                 <w:rFonts w:hint="eastAsia"/>
               </w:rPr>
-              <w:t>対象グループ、施設、または所属行が存在しない</w:t>
+              <w:t>作業対象施設が存在しない/削除済み、または対象グループ/施設/所属行が存在しない</w:t>
             </w:r>
           </w:p>
         </w:tc>
@@ -18145,7 +18370,7 @@
           <w:rFonts w:hint="eastAsia"/>
         </w:rPr>
       </w:pPr>
-      <w:bookmarkStart w:id="56" w:name="_Toc230014034"/>
+      <w:bookmarkStart w:id="56" w:name="_Toc231225073"/>
       <w:r>
         <w:rPr>
           <w:rFonts w:hint="eastAsia"/>
@@ -18201,7 +18426,6 @@
         <w:rPr>
           <w:rFonts w:hint="eastAsia"/>
         </w:rPr>
-        <w:lastRenderedPageBreak/>
         <w:t>認証: 要（Bearer）</w:t>
       </w:r>
     </w:p>
@@ -18212,7 +18436,7 @@
           <w:rFonts w:hint="eastAsia"/>
         </w:rPr>
       </w:pPr>
-      <w:bookmarkStart w:id="57" w:name="_Toc230014035"/>
+      <w:bookmarkStart w:id="57" w:name="_Toc231225074"/>
       <w:r>
         <w:rPr>
           <w:rFonts w:hint="eastAsia"/>
@@ -18410,7 +18634,7 @@
           <w:rFonts w:hint="eastAsia"/>
         </w:rPr>
       </w:pPr>
-      <w:bookmarkStart w:id="58" w:name="_Toc230014036"/>
+      <w:bookmarkStart w:id="58" w:name="_Toc231225075"/>
       <w:r>
         <w:rPr>
           <w:rFonts w:hint="eastAsia"/>
@@ -18576,6 +18800,7 @@
           </w:tcPr>
           <w:p>
             <w:r>
+              <w:lastRenderedPageBreak/>
               <w:t>sharingSettings</w:t>
             </w:r>
           </w:p>
@@ -19043,7 +19268,6 @@
           </w:tcPr>
           <w:p>
             <w:r>
-              <w:lastRenderedPageBreak/>
               <w:t>isEnabled</w:t>
             </w:r>
           </w:p>
@@ -19134,7 +19358,7 @@
         <w:rPr>
           <w:rFonts w:hint="eastAsia"/>
         </w:rPr>
-        <w:t>認可条件: 作業対象施設に対する実効 `facility_group_edit` が有効であること</w:t>
+        <w:t>認可条件: Bearer トークン上の作業対象施設が存在し、未削除であること</w:t>
       </w:r>
     </w:p>
     <w:p>
@@ -19161,6 +19385,19 @@
         <w:rPr>
           <w:rFonts w:hint="eastAsia"/>
         </w:rPr>
+        <w:t>Bearer トークン上の作業対象施設が `facilities.deleted_at IS NULL` で存在することを確認する</w:t>
+      </w:r>
+    </w:p>
+    <w:p>
+      <w:pPr>
+        <w:rPr>
+          <w:rFonts w:hint="eastAsia"/>
+        </w:rPr>
+      </w:pPr>
+      <w:r>
+        <w:rPr>
+          <w:rFonts w:hint="eastAsia"/>
+        </w:rPr>
         <w:t>対象グループが存在し、`is_active=true` であることを確認する</w:t>
       </w:r>
     </w:p>
@@ -19187,6 +19424,7 @@
         <w:rPr>
           <w:rFonts w:hint="eastAsia"/>
         </w:rPr>
+        <w:lastRenderedPageBreak/>
         <w:t>providerFacilityIds 指定時は、すべての施設が対象グループに所属し、`facilities.deleted_at IS NULL` であることを確認する</w:t>
       </w:r>
     </w:p>
@@ -19275,7 +19513,7 @@
           <w:rFonts w:hint="eastAsia"/>
         </w:rPr>
       </w:pPr>
-      <w:bookmarkStart w:id="59" w:name="_Toc230014037"/>
+      <w:bookmarkStart w:id="59" w:name="_Toc231225076"/>
       <w:r>
         <w:rPr>
           <w:rFonts w:hint="eastAsia"/>
@@ -19441,7 +19679,6 @@
           </w:tcPr>
           <w:p>
             <w:r>
-              <w:lastRenderedPageBreak/>
               <w:t>groupName</w:t>
             </w:r>
           </w:p>
@@ -19624,7 +19861,7 @@
           <w:rFonts w:hint="eastAsia"/>
         </w:rPr>
       </w:pPr>
-      <w:bookmarkStart w:id="60" w:name="_Toc230014038"/>
+      <w:bookmarkStart w:id="60" w:name="_Toc231225077"/>
       <w:r>
         <w:rPr>
           <w:rFonts w:hint="eastAsia"/>
@@ -19793,6 +20030,7 @@
           </w:tcPr>
           <w:p>
             <w:r>
+              <w:lastRenderedPageBreak/>
               <w:t>401</w:t>
             </w:r>
           </w:p>
@@ -19841,7 +20079,7 @@
               <w:rPr>
                 <w:rFonts w:hint="eastAsia"/>
               </w:rPr>
-              <w:t>共有システム管理者アカウントではない、または実効 `facility_group_edit` なし</w:t>
+              <w:t>共有システム管理者アカウントではない</w:t>
             </w:r>
           </w:p>
         </w:tc>
@@ -19876,7 +20114,7 @@
               <w:rPr>
                 <w:rFonts w:hint="eastAsia"/>
               </w:rPr>
-              <w:t>対象グループまたは公開元施設が存在しない</w:t>
+              <w:t>作業対象施設が存在しない/削除済み、または対象グループ/公開元施設が存在しない</w:t>
             </w:r>
           </w:p>
         </w:tc>
@@ -19970,7 +20208,7 @@
           <w:rFonts w:hint="eastAsia"/>
         </w:rPr>
       </w:pPr>
-      <w:bookmarkStart w:id="61" w:name="_Toc230014039"/>
+      <w:bookmarkStart w:id="61" w:name="_Toc231225078"/>
       <w:r>
         <w:rPr>
           <w:rFonts w:hint="eastAsia"/>
@@ -19986,7 +20224,7 @@
           <w:rFonts w:hint="eastAsia"/>
         </w:rPr>
       </w:pPr>
-      <w:bookmarkStart w:id="62" w:name="_Toc230014040"/>
+      <w:bookmarkStart w:id="62" w:name="_Toc231225079"/>
       <w:r>
         <w:rPr>
           <w:rFonts w:hint="eastAsia"/>
@@ -20055,7 +20293,7 @@
                 <w:rFonts w:hint="eastAsia"/>
                 <w:b/>
               </w:rPr>
-              <w:t>必要 feature_code</w:t>
+              <w:t>必要条件</w:t>
             </w:r>
           </w:p>
         </w:tc>
@@ -20120,40 +20358,35 @@
           </w:tcPr>
           <w:p>
             <w:r>
-              <w:t>`facility_group_list`</w:t>
-            </w:r>
-          </w:p>
-        </w:tc>
-        <w:tc>
-          <w:tcPr>
-            <w:tcW w:w="1250" w:type="pct"/>
-          </w:tcPr>
-          <w:p>
-            <w:r>
-              <w:rPr>
-                <w:rFonts w:hint="eastAsia"/>
-              </w:rPr>
-              <w:t>共有システム管理者アカウント（`users.acc</w:t>
-            </w:r>
-            <w:r>
-              <w:rPr>
-                <w:rFonts w:hint="eastAsia"/>
-              </w:rPr>
-              <w:lastRenderedPageBreak/>
-              <w:t>ount_type='SYSTEM_ADMIN'`）であり、作業対象施設に対する実効 `facility_group_list` を持つこと</w:t>
-            </w:r>
-          </w:p>
-        </w:tc>
-        <w:tc>
-          <w:tcPr>
-            <w:tcW w:w="1250" w:type="pct"/>
-          </w:tcPr>
-          <w:p>
-            <w:r>
-              <w:rPr>
-                <w:rFonts w:hint="eastAsia"/>
-              </w:rPr>
-              <w:lastRenderedPageBreak/>
+              <w:rPr>
+                <w:rFonts w:hint="eastAsia"/>
+              </w:rPr>
+              <w:t>共有システム管理者</w:t>
+            </w:r>
+          </w:p>
+        </w:tc>
+        <w:tc>
+          <w:tcPr>
+            <w:tcW w:w="1250" w:type="pct"/>
+          </w:tcPr>
+          <w:p>
+            <w:r>
+              <w:rPr>
+                <w:rFonts w:hint="eastAsia"/>
+              </w:rPr>
+              <w:t>認証コンテキストが共有システム管理者アカウント（`users.account_type='SYSTEM_ADMIN'`）であり、Bearer トークン上の作業対象施設が存在し未削除であること</w:t>
+            </w:r>
+          </w:p>
+        </w:tc>
+        <w:tc>
+          <w:tcPr>
+            <w:tcW w:w="1250" w:type="pct"/>
+          </w:tcPr>
+          <w:p>
+            <w:r>
+              <w:rPr>
+                <w:rFonts w:hint="eastAsia"/>
+              </w:rPr>
               <w:t>施設グループ一覧と所属施設を参照する</w:t>
             </w:r>
           </w:p>
@@ -20179,20 +20412,23 @@
           </w:tcPr>
           <w:p>
             <w:r>
-              <w:t>`facility_group_list`</w:t>
-            </w:r>
-          </w:p>
-        </w:tc>
-        <w:tc>
-          <w:tcPr>
-            <w:tcW w:w="1250" w:type="pct"/>
-          </w:tcPr>
-          <w:p>
-            <w:r>
-              <w:rPr>
-                <w:rFonts w:hint="eastAsia"/>
-              </w:rPr>
-              <w:t>共有システム管理者アカウント（`users.account_type='SYSTEM_ADMIN'`）であり、作業対象施設に対する実効 `facility_group_list` を持つこと</w:t>
+              <w:rPr>
+                <w:rFonts w:hint="eastAsia"/>
+              </w:rPr>
+              <w:t>共有システム管理者</w:t>
+            </w:r>
+          </w:p>
+        </w:tc>
+        <w:tc>
+          <w:tcPr>
+            <w:tcW w:w="1250" w:type="pct"/>
+          </w:tcPr>
+          <w:p>
+            <w:r>
+              <w:rPr>
+                <w:rFonts w:hint="eastAsia"/>
+              </w:rPr>
+              <w:t>認証コンテキストが共有システム管理者アカウント（`users.account_type='SYSTEM_ADMIN'`）であり、Bearer トークン上の作業対象施設が存在し未削除であること</w:t>
             </w:r>
           </w:p>
         </w:tc>
@@ -20230,32 +20466,43 @@
           </w:tcPr>
           <w:p>
             <w:r>
-              <w:t>`facility_group_edit`</w:t>
-            </w:r>
-          </w:p>
-        </w:tc>
-        <w:tc>
-          <w:tcPr>
-            <w:tcW w:w="1250" w:type="pct"/>
-          </w:tcPr>
-          <w:p>
-            <w:r>
-              <w:rPr>
-                <w:rFonts w:hint="eastAsia"/>
-              </w:rPr>
-              <w:t>共有システム管理者アカウント（`users.account_type='SYSTEM_ADMIN'`）であり、作業対象施設に対する実効 `facility_group_edit` を持つこと</w:t>
-            </w:r>
-          </w:p>
-        </w:tc>
-        <w:tc>
-          <w:tcPr>
-            <w:tcW w:w="1250" w:type="pct"/>
-          </w:tcPr>
-          <w:p>
-            <w:r>
-              <w:rPr>
-                <w:rFonts w:hint="eastAsia"/>
-              </w:rPr>
+              <w:rPr>
+                <w:rFonts w:hint="eastAsia"/>
+              </w:rPr>
+              <w:t>共有システム管理者</w:t>
+            </w:r>
+          </w:p>
+        </w:tc>
+        <w:tc>
+          <w:tcPr>
+            <w:tcW w:w="1250" w:type="pct"/>
+          </w:tcPr>
+          <w:p>
+            <w:r>
+              <w:rPr>
+                <w:rFonts w:hint="eastAsia"/>
+              </w:rPr>
+              <w:t>認証コンテキストが共有システム管理者アカウント（`users.acco</w:t>
+            </w:r>
+            <w:r>
+              <w:rPr>
+                <w:rFonts w:hint="eastAsia"/>
+              </w:rPr>
+              <w:lastRenderedPageBreak/>
+              <w:t>unt_type='SYSTEM_ADMIN'`）であり、Bearer トークン上の作業対象施設が存在し未削除であること</w:t>
+            </w:r>
+          </w:p>
+        </w:tc>
+        <w:tc>
+          <w:tcPr>
+            <w:tcW w:w="1250" w:type="pct"/>
+          </w:tcPr>
+          <w:p>
+            <w:r>
+              <w:rPr>
+                <w:rFonts w:hint="eastAsia"/>
+              </w:rPr>
+              <w:lastRenderedPageBreak/>
               <w:t>施設グループ本体を管理する</w:t>
             </w:r>
           </w:p>
@@ -20281,20 +20528,23 @@
           </w:tcPr>
           <w:p>
             <w:r>
-              <w:t>`facility_group_edit`</w:t>
-            </w:r>
-          </w:p>
-        </w:tc>
-        <w:tc>
-          <w:tcPr>
-            <w:tcW w:w="1250" w:type="pct"/>
-          </w:tcPr>
-          <w:p>
-            <w:r>
-              <w:rPr>
-                <w:rFonts w:hint="eastAsia"/>
-              </w:rPr>
-              <w:t>共有システム管理者アカウント（`users.account_type='SYSTEM_ADMIN'`）であり、作業対象施設に対する実効 `facility_group_edit` を持つこと</w:t>
+              <w:rPr>
+                <w:rFonts w:hint="eastAsia"/>
+              </w:rPr>
+              <w:t>共有システム管理者</w:t>
+            </w:r>
+          </w:p>
+        </w:tc>
+        <w:tc>
+          <w:tcPr>
+            <w:tcW w:w="1250" w:type="pct"/>
+          </w:tcPr>
+          <w:p>
+            <w:r>
+              <w:rPr>
+                <w:rFonts w:hint="eastAsia"/>
+              </w:rPr>
+              <w:t>認証コンテキストが共有システム管理者アカウント（`users.account_type='SYSTEM_ADMIN'`）であり、Bearer トークン上の作業対象施設が存在し未削除であること</w:t>
             </w:r>
           </w:p>
         </w:tc>
@@ -20332,20 +20582,23 @@
           </w:tcPr>
           <w:p>
             <w:r>
-              <w:t>`facility_group_edit`</w:t>
-            </w:r>
-          </w:p>
-        </w:tc>
-        <w:tc>
-          <w:tcPr>
-            <w:tcW w:w="1250" w:type="pct"/>
-          </w:tcPr>
-          <w:p>
-            <w:r>
-              <w:rPr>
-                <w:rFonts w:hint="eastAsia"/>
-              </w:rPr>
-              <w:t>共有システム管理者アカウント（`users.account_type='SYSTEM_ADMIN'`）であり、作業対象施設に対する実効 `facility_group_edit` を持つこと</w:t>
+              <w:rPr>
+                <w:rFonts w:hint="eastAsia"/>
+              </w:rPr>
+              <w:t>共有システム管理者</w:t>
+            </w:r>
+          </w:p>
+        </w:tc>
+        <w:tc>
+          <w:tcPr>
+            <w:tcW w:w="1250" w:type="pct"/>
+          </w:tcPr>
+          <w:p>
+            <w:r>
+              <w:rPr>
+                <w:rFonts w:hint="eastAsia"/>
+              </w:rPr>
+              <w:t>認証コンテキストが共有システム管理者アカウント（`users.account_type='SYSTEM_ADMIN'`）であり、Bearer トークン上の作業対象施設が存在し未削除であること</w:t>
             </w:r>
           </w:p>
         </w:tc>
@@ -20372,7 +20625,7 @@
           <w:rFonts w:hint="eastAsia"/>
         </w:rPr>
       </w:pPr>
-      <w:bookmarkStart w:id="63" w:name="_Toc230014041"/>
+      <w:bookmarkStart w:id="63" w:name="_Toc231225080"/>
       <w:r>
         <w:rPr>
           <w:rFonts w:hint="eastAsia"/>
@@ -20483,7 +20736,7 @@
           <w:rFonts w:hint="eastAsia"/>
         </w:rPr>
       </w:pPr>
-      <w:bookmarkStart w:id="64" w:name="_Toc230014042"/>
+      <w:bookmarkStart w:id="64" w:name="_Toc231225081"/>
       <w:r>
         <w:rPr>
           <w:rFonts w:hint="eastAsia"/>
@@ -20527,6 +20780,7 @@
         <w:rPr>
           <w:rFonts w:hint="eastAsia"/>
         </w:rPr>
+        <w:lastRenderedPageBreak/>
         <w:t>見積データ共有は `facility_external_view_settings(provider_facility_id, sharing_data_type='estimate')` に設定値を保持する</w:t>
       </w:r>
     </w:p>
@@ -20670,7 +20924,7 @@
           <w:rFonts w:hint="eastAsia"/>
         </w:rPr>
       </w:pPr>
-      <w:bookmarkStart w:id="65" w:name="_Toc230014043"/>
+      <w:bookmarkStart w:id="65" w:name="_Toc231225082"/>
       <w:r>
         <w:rPr>
           <w:rFonts w:hint="eastAsia"/>
@@ -20733,7 +20987,6 @@
         <w:rPr>
           <w:rFonts w:hint="eastAsia"/>
         </w:rPr>
-        <w:lastRenderedPageBreak/>
         <w:t>閲覧者側施設と公開元施設の双方が `deleted_at IS NULL` かつ `system_contract_status='ACTIVE'` であること</w:t>
       </w:r>
     </w:p>
@@ -20782,7 +21035,7 @@
           <w:rFonts w:hint="eastAsia"/>
         </w:rPr>
       </w:pPr>
-      <w:bookmarkStart w:id="66" w:name="_Toc230014044"/>
+      <w:bookmarkStart w:id="66" w:name="_Toc231225083"/>
       <w:r>
         <w:rPr>
           <w:rFonts w:hint="eastAsia"/>
@@ -20974,7 +21227,7 @@
               <w:rPr>
                 <w:rFonts w:hint="eastAsia"/>
               </w:rPr>
-              <w:t>共有システム管理者アカウントではない、または作業対象施設に対する実効 `facility_group_list` がない</w:t>
+              <w:t>共有システム管理者アカウントではない</w:t>
             </w:r>
           </w:p>
         </w:tc>
@@ -20986,6 +21239,7 @@
           </w:tcPr>
           <w:p>
             <w:r>
+              <w:lastRenderedPageBreak/>
               <w:t>AUTH_403_FACILITY_GROUP_EDIT_DENIED</w:t>
             </w:r>
           </w:p>
@@ -21009,7 +21263,7 @@
               <w:rPr>
                 <w:rFonts w:hint="eastAsia"/>
               </w:rPr>
-              <w:t>共有システム管理者アカウントではない、または作業対象施設に対する実効 `facility_group_edit` がない</w:t>
+              <w:t>共有システム管理者アカウントではない</w:t>
             </w:r>
           </w:p>
         </w:tc>
@@ -21079,7 +21333,7 @@
               <w:rPr>
                 <w:rFonts w:hint="eastAsia"/>
               </w:rPr>
-              <w:t>対象施設が存在しない、または削除済み</w:t>
+              <w:t>作業対象施設、対象施設、または公開元施設が存在しない、または削除済み</w:t>
             </w:r>
           </w:p>
         </w:tc>
@@ -21231,7 +21485,6 @@
           </w:tcPr>
           <w:p>
             <w:r>
-              <w:lastRenderedPageBreak/>
               <w:t>SHARING_CODE_INVALID</w:t>
             </w:r>
           </w:p>
@@ -21339,7 +21592,7 @@
           <w:rFonts w:hint="eastAsia"/>
         </w:rPr>
       </w:pPr>
-      <w:bookmarkStart w:id="67" w:name="_Toc230014045"/>
+      <w:bookmarkStart w:id="67" w:name="_Toc231225084"/>
       <w:r>
         <w:rPr>
           <w:rFonts w:hint="eastAsia"/>
@@ -21355,7 +21608,7 @@
           <w:rFonts w:hint="eastAsia"/>
         </w:rPr>
       </w:pPr>
-      <w:bookmarkStart w:id="68" w:name="_Toc230014046"/>
+      <w:bookmarkStart w:id="68" w:name="_Toc231225085"/>
       <w:r>
         <w:rPr>
           <w:rFonts w:hint="eastAsia"/>
@@ -21437,6 +21690,7 @@
         <w:rPr>
           <w:rFonts w:hint="eastAsia"/>
         </w:rPr>
+        <w:lastRenderedPageBreak/>
         <w:t>公開設定は公開元施設単位で保存するため、同一施設が複数グループに所属している場合も公開設定は共通で扱う</w:t>
       </w:r>
     </w:p>
@@ -21506,7 +21760,7 @@
 <file path=word/numbering.xml><?xml version="1.0" encoding="utf-8"?>
 <w:numbering xmlns:wpc="http://schemas.microsoft.com/office/word/2010/wordprocessingCanvas" xmlns:cx="http://schemas.microsoft.com/office/drawing/2014/chartex" xmlns:cx1="http://schemas.microsoft.com/office/drawing/2015/9/8/chartex" xmlns:cx2="http://schemas.microsoft.com/office/drawing/2015/10/21/chartex" xmlns:cx3="http://schemas.microsoft.com/office/drawing/2016/5/9/chartex" xmlns:cx4="http://schemas.microsoft.com/office/drawing/2016/5/10/chartex" xmlns:cx5="http://schemas.microsoft.com/office/drawing/2016/5/11/chartex" xmlns:cx6="http://schemas.microsoft.com/office/drawing/2016/5/12/chartex" xmlns:cx7="http://schemas.microsoft.com/office/drawing/2016/5/13/chartex" xmlns:cx8="http://schemas.microsoft.com/office/drawing/2016/5/14/chartex" xmlns:mc="http://schemas.openxmlformats.org/markup-compatibility/2006" xmlns:aink="http://schemas.microsoft.com/office/drawing/2016/ink" xmlns:am3d="http://schemas.microsoft.com/office/drawing/2017/model3d" xmlns:o="urn:schemas-microsoft-com:office:office" xmlns:oel="http://schemas.microsoft.com/office/2019/extlst" xmlns:r="http://schemas.openxmlformats.org/officeDocument/2006/relationships" xmlns:m="http://schemas.openxmlformats.org/officeDocument/2006/math" xmlns:v="urn:schemas-microsoft-com:vml" xmlns:wp14="http://schemas.microsoft.com/office/word/2010/wordprocessingDrawing" xmlns:wp="http://schemas.openxmlformats.org/drawingml/2006/wordprocessingDrawing" xmlns:w10="urn:schemas-microsoft-com:office:word" xmlns:w="http://schemas.openxmlformats.org/wordprocessingml/2006/main" xmlns:w14="http://schemas.microsoft.com/office/word/2010/wordml" xmlns:w15="http://schemas.microsoft.com/office/word/2012/wordml" xmlns:w16cex="http://schemas.microsoft.com/office/word/2018/wordml/cex" xmlns:w16cid="http://schemas.microsoft.com/office/word/2016/wordml/cid" xmlns:w16="http://schemas.microsoft.com/office/word/2018/wordml" xmlns:w16du="http://schemas.microsoft.com/office/word/2023/wordml/word16du" xmlns:w16sdtdh="http://schemas.microsoft.com/office/word/2020/wordml/sdtdatahash" xmlns:w16sdtfl="http://schemas.microsoft.com/office/word/2024/wordml/sdtformatlock" xmlns:w16se="http://schemas.microsoft.com/office/word/2015/wordml/symex" xmlns:wpg="http://schemas.microsoft.com/office/word/2010/wordprocessingGroup" xmlns:wpi="http://schemas.microsoft.com/office/word/2010/wordprocessingInk" xmlns:wne="http://schemas.microsoft.com/office/word/2006/wordml" xmlns:wps="http://schemas.microsoft.com/office/word/2010/wordprocessingShape" mc:Ignorable="w14 w15 w16se w16cid w16 w16cex w16sdtdh w16sdtfl w16du wp14">
   <w:abstractNum w:abstractNumId="0" w15:restartNumberingAfterBreak="0">
-    <w:nsid w:val="05234C77"/>
+    <w:nsid w:val="01525300"/>
     <w:multiLevelType w:val="singleLevel"/>
     <w:tmpl w:val="0409000F"/>
     <w:name w:val="__API_DOC_SQUARE_BULLET__"/>
@@ -21521,10 +21775,10 @@
     </w:lvl>
   </w:abstractNum>
   <w:abstractNum w:abstractNumId="1" w15:restartNumberingAfterBreak="0">
-    <w:nsid w:val="0A660E2A"/>
+    <w:nsid w:val="08D32596"/>
     <w:multiLevelType w:val="hybridMultilevel"/>
-    <w:tmpl w:val="14766320"/>
-    <w:name w:val="__API_DOC_SQUARE_BULLET__22"/>
+    <w:tmpl w:val="662AD026"/>
+    <w:name w:val="__API_DOC_SQUARE_BULLET__2"/>
     <w:lvl w:ilvl="0" w:tplc="0409000F">
       <w:start w:val="1"/>
       <w:numFmt w:val="decimal"/>
@@ -21608,94 +21862,7 @@
     </w:lvl>
   </w:abstractNum>
   <w:abstractNum w:abstractNumId="2" w15:restartNumberingAfterBreak="0">
-    <w:nsid w:val="33590D8E"/>
-    <w:multiLevelType w:val="hybridMultilevel"/>
-    <w:tmpl w:val="6A141D0A"/>
-    <w:name w:val="__API_DOC_SQUARE_BULLET__2"/>
-    <w:lvl w:ilvl="0" w:tplc="0409000F">
-      <w:start w:val="1"/>
-      <w:numFmt w:val="decimal"/>
-      <w:lvlText w:val="%1."/>
-      <w:lvlJc w:val="left"/>
-      <w:pPr>
-        <w:ind w:left="440" w:hanging="440"/>
-      </w:pPr>
-    </w:lvl>
-    <w:lvl w:ilvl="1" w:tplc="04090017" w:tentative="1">
-      <w:start w:val="1"/>
-      <w:numFmt w:val="aiueoFullWidth"/>
-      <w:lvlText w:val="(%2)"/>
-      <w:lvlJc w:val="left"/>
-      <w:pPr>
-        <w:ind w:left="880" w:hanging="440"/>
-      </w:pPr>
-    </w:lvl>
-    <w:lvl w:ilvl="2" w:tplc="04090011" w:tentative="1">
-      <w:start w:val="1"/>
-      <w:numFmt w:val="decimalEnclosedCircle"/>
-      <w:lvlText w:val="%3"/>
-      <w:lvlJc w:val="left"/>
-      <w:pPr>
-        <w:ind w:left="1320" w:hanging="440"/>
-      </w:pPr>
-    </w:lvl>
-    <w:lvl w:ilvl="3" w:tplc="0409000F" w:tentative="1">
-      <w:start w:val="1"/>
-      <w:numFmt w:val="decimal"/>
-      <w:lvlText w:val="%4."/>
-      <w:lvlJc w:val="left"/>
-      <w:pPr>
-        <w:ind w:left="1760" w:hanging="440"/>
-      </w:pPr>
-    </w:lvl>
-    <w:lvl w:ilvl="4" w:tplc="04090017" w:tentative="1">
-      <w:start w:val="1"/>
-      <w:numFmt w:val="aiueoFullWidth"/>
-      <w:lvlText w:val="(%5)"/>
-      <w:lvlJc w:val="left"/>
-      <w:pPr>
-        <w:ind w:left="2200" w:hanging="440"/>
-      </w:pPr>
-    </w:lvl>
-    <w:lvl w:ilvl="5" w:tplc="04090011" w:tentative="1">
-      <w:start w:val="1"/>
-      <w:numFmt w:val="decimalEnclosedCircle"/>
-      <w:lvlText w:val="%6"/>
-      <w:lvlJc w:val="left"/>
-      <w:pPr>
-        <w:ind w:left="2640" w:hanging="440"/>
-      </w:pPr>
-    </w:lvl>
-    <w:lvl w:ilvl="6" w:tplc="0409000F" w:tentative="1">
-      <w:start w:val="1"/>
-      <w:numFmt w:val="decimal"/>
-      <w:lvlText w:val="%7."/>
-      <w:lvlJc w:val="left"/>
-      <w:pPr>
-        <w:ind w:left="3080" w:hanging="440"/>
-      </w:pPr>
-    </w:lvl>
-    <w:lvl w:ilvl="7" w:tplc="04090017" w:tentative="1">
-      <w:start w:val="1"/>
-      <w:numFmt w:val="aiueoFullWidth"/>
-      <w:lvlText w:val="(%8)"/>
-      <w:lvlJc w:val="left"/>
-      <w:pPr>
-        <w:ind w:left="3520" w:hanging="440"/>
-      </w:pPr>
-    </w:lvl>
-    <w:lvl w:ilvl="8" w:tplc="04090011" w:tentative="1">
-      <w:start w:val="1"/>
-      <w:numFmt w:val="decimalEnclosedCircle"/>
-      <w:lvlText w:val="%9"/>
-      <w:lvlJc w:val="left"/>
-      <w:pPr>
-        <w:ind w:left="3960" w:hanging="440"/>
-      </w:pPr>
-    </w:lvl>
-  </w:abstractNum>
-  <w:abstractNum w:abstractNumId="3" w15:restartNumberingAfterBreak="0">
-    <w:nsid w:val="5E896DF3"/>
+    <w:nsid w:val="0DF22D52"/>
     <w:multiLevelType w:val="singleLevel"/>
     <w:tmpl w:val="04090001"/>
     <w:lvl w:ilvl="0">
@@ -21711,10 +21878,10 @@
       </w:rPr>
     </w:lvl>
   </w:abstractNum>
-  <w:abstractNum w:abstractNumId="4" w15:restartNumberingAfterBreak="0">
-    <w:nsid w:val="62337CFF"/>
+  <w:abstractNum w:abstractNumId="3" w15:restartNumberingAfterBreak="0">
+    <w:nsid w:val="1F9D06E5"/>
     <w:multiLevelType w:val="hybridMultilevel"/>
-    <w:tmpl w:val="52C25464"/>
+    <w:tmpl w:val="74CEA65C"/>
     <w:name w:val="__API_DOC_SQUARE_BULLET__22222"/>
     <w:lvl w:ilvl="0" w:tplc="0409000F">
       <w:start w:val="1"/>
@@ -21798,10 +21965,97 @@
       </w:pPr>
     </w:lvl>
   </w:abstractNum>
+  <w:abstractNum w:abstractNumId="4" w15:restartNumberingAfterBreak="0">
+    <w:nsid w:val="5BA93F37"/>
+    <w:multiLevelType w:val="hybridMultilevel"/>
+    <w:tmpl w:val="B2C0E5DC"/>
+    <w:name w:val="__API_DOC_SQUARE_BULLET__222"/>
+    <w:lvl w:ilvl="0" w:tplc="0409000F">
+      <w:start w:val="1"/>
+      <w:numFmt w:val="decimal"/>
+      <w:lvlText w:val="%1."/>
+      <w:lvlJc w:val="left"/>
+      <w:pPr>
+        <w:ind w:left="440" w:hanging="440"/>
+      </w:pPr>
+    </w:lvl>
+    <w:lvl w:ilvl="1" w:tplc="04090017" w:tentative="1">
+      <w:start w:val="1"/>
+      <w:numFmt w:val="aiueoFullWidth"/>
+      <w:lvlText w:val="(%2)"/>
+      <w:lvlJc w:val="left"/>
+      <w:pPr>
+        <w:ind w:left="880" w:hanging="440"/>
+      </w:pPr>
+    </w:lvl>
+    <w:lvl w:ilvl="2" w:tplc="04090011" w:tentative="1">
+      <w:start w:val="1"/>
+      <w:numFmt w:val="decimalEnclosedCircle"/>
+      <w:lvlText w:val="%3"/>
+      <w:lvlJc w:val="left"/>
+      <w:pPr>
+        <w:ind w:left="1320" w:hanging="440"/>
+      </w:pPr>
+    </w:lvl>
+    <w:lvl w:ilvl="3" w:tplc="0409000F" w:tentative="1">
+      <w:start w:val="1"/>
+      <w:numFmt w:val="decimal"/>
+      <w:lvlText w:val="%4."/>
+      <w:lvlJc w:val="left"/>
+      <w:pPr>
+        <w:ind w:left="1760" w:hanging="440"/>
+      </w:pPr>
+    </w:lvl>
+    <w:lvl w:ilvl="4" w:tplc="04090017" w:tentative="1">
+      <w:start w:val="1"/>
+      <w:numFmt w:val="aiueoFullWidth"/>
+      <w:lvlText w:val="(%5)"/>
+      <w:lvlJc w:val="left"/>
+      <w:pPr>
+        <w:ind w:left="2200" w:hanging="440"/>
+      </w:pPr>
+    </w:lvl>
+    <w:lvl w:ilvl="5" w:tplc="04090011" w:tentative="1">
+      <w:start w:val="1"/>
+      <w:numFmt w:val="decimalEnclosedCircle"/>
+      <w:lvlText w:val="%6"/>
+      <w:lvlJc w:val="left"/>
+      <w:pPr>
+        <w:ind w:left="2640" w:hanging="440"/>
+      </w:pPr>
+    </w:lvl>
+    <w:lvl w:ilvl="6" w:tplc="0409000F" w:tentative="1">
+      <w:start w:val="1"/>
+      <w:numFmt w:val="decimal"/>
+      <w:lvlText w:val="%7."/>
+      <w:lvlJc w:val="left"/>
+      <w:pPr>
+        <w:ind w:left="3080" w:hanging="440"/>
+      </w:pPr>
+    </w:lvl>
+    <w:lvl w:ilvl="7" w:tplc="04090017" w:tentative="1">
+      <w:start w:val="1"/>
+      <w:numFmt w:val="aiueoFullWidth"/>
+      <w:lvlText w:val="(%8)"/>
+      <w:lvlJc w:val="left"/>
+      <w:pPr>
+        <w:ind w:left="3520" w:hanging="440"/>
+      </w:pPr>
+    </w:lvl>
+    <w:lvl w:ilvl="8" w:tplc="04090011" w:tentative="1">
+      <w:start w:val="1"/>
+      <w:numFmt w:val="decimalEnclosedCircle"/>
+      <w:lvlText w:val="%9"/>
+      <w:lvlJc w:val="left"/>
+      <w:pPr>
+        <w:ind w:left="3960" w:hanging="440"/>
+      </w:pPr>
+    </w:lvl>
+  </w:abstractNum>
   <w:abstractNum w:abstractNumId="5" w15:restartNumberingAfterBreak="0">
-    <w:nsid w:val="6A853AA0"/>
+    <w:nsid w:val="71D25A27"/>
     <w:multiLevelType w:val="hybridMultilevel"/>
-    <w:tmpl w:val="A1781A3A"/>
+    <w:tmpl w:val="C804F8A4"/>
     <w:name w:val="__API_DOC_SQUARE_BULLET__2222"/>
     <w:lvl w:ilvl="0" w:tplc="0409000F">
       <w:start w:val="1"/>
@@ -21886,10 +22140,10 @@
     </w:lvl>
   </w:abstractNum>
   <w:abstractNum w:abstractNumId="6" w15:restartNumberingAfterBreak="0">
-    <w:nsid w:val="74187FF7"/>
+    <w:nsid w:val="76E7408A"/>
     <w:multiLevelType w:val="hybridMultilevel"/>
-    <w:tmpl w:val="01C437EE"/>
-    <w:name w:val="__API_DOC_SQUARE_BULLET__222"/>
+    <w:tmpl w:val="56BCF940"/>
+    <w:name w:val="__API_DOC_SQUARE_BULLET__22"/>
     <w:lvl w:ilvl="0" w:tplc="0409000F">
       <w:start w:val="1"/>
       <w:numFmt w:val="decimal"/>
@@ -22089,26 +22343,26 @@
   <w:num w:numId="1" w16cid:durableId="296302402">
     <w:abstractNumId w:val="7"/>
   </w:num>
-  <w:num w:numId="2" w16cid:durableId="597296630">
-    <w:abstractNumId w:val="3"/>
+  <w:num w:numId="2" w16cid:durableId="2079588508">
+    <w:abstractNumId w:val="2"/>
   </w:num>
-  <w:num w:numId="3" w16cid:durableId="979381558">
+  <w:num w:numId="3" w16cid:durableId="304118228">
     <w:abstractNumId w:val="0"/>
   </w:num>
-  <w:num w:numId="4" w16cid:durableId="213272511">
-    <w:abstractNumId w:val="2"/>
-  </w:num>
-  <w:num w:numId="5" w16cid:durableId="280458698">
+  <w:num w:numId="4" w16cid:durableId="28453006">
     <w:abstractNumId w:val="1"/>
   </w:num>
-  <w:num w:numId="6" w16cid:durableId="1895044009">
+  <w:num w:numId="5" w16cid:durableId="1878738184">
     <w:abstractNumId w:val="6"/>
   </w:num>
-  <w:num w:numId="7" w16cid:durableId="1718624930">
+  <w:num w:numId="6" w16cid:durableId="2076707992">
+    <w:abstractNumId w:val="4"/>
+  </w:num>
+  <w:num w:numId="7" w16cid:durableId="1774323467">
     <w:abstractNumId w:val="5"/>
   </w:num>
-  <w:num w:numId="8" w16cid:durableId="1059130444">
-    <w:abstractNumId w:val="4"/>
+  <w:num w:numId="8" w16cid:durableId="867716198">
+    <w:abstractNumId w:val="3"/>
   </w:num>
   <w:numIdMacAtCleanup w:val="8"/>
 </w:numbering>

--- a/taniguchi/api/Fix/API設計書_施設グループ管理.docx
+++ b/taniguchi/api/Fix/API設計書_施設グループ管理.docx
@@ -1,6 +1,6 @@
 
 <file path=word/document.xml><?xml version="1.0" encoding="utf-8"?>
-<w:document xmlns:wpc="http://schemas.microsoft.com/office/word/2010/wordprocessingCanvas" xmlns:cx="http://schemas.microsoft.com/office/drawing/2014/chartex" xmlns:cx1="http://schemas.microsoft.com/office/drawing/2015/9/8/chartex" xmlns:cx2="http://schemas.microsoft.com/office/drawing/2015/10/21/chartex" xmlns:cx3="http://schemas.microsoft.com/office/drawing/2016/5/9/chartex" xmlns:cx4="http://schemas.microsoft.com/office/drawing/2016/5/10/chartex" xmlns:cx5="http://schemas.microsoft.com/office/drawing/2016/5/11/chartex" xmlns:cx6="http://schemas.microsoft.com/office/drawing/2016/5/12/chartex" xmlns:cx7="http://schemas.microsoft.com/office/drawing/2016/5/13/chartex" xmlns:cx8="http://schemas.microsoft.com/office/drawing/2016/5/14/chartex" xmlns:mc="http://schemas.openxmlformats.org/markup-compatibility/2006" xmlns:aink="http://schemas.microsoft.com/office/drawing/2016/ink" xmlns:am3d="http://schemas.microsoft.com/office/drawing/2017/model3d" xmlns:o="urn:schemas-microsoft-com:office:office" xmlns:oel="http://schemas.microsoft.com/office/2019/extlst" xmlns:r="http://schemas.openxmlformats.org/officeDocument/2006/relationships" xmlns:m="http://schemas.openxmlformats.org/officeDocument/2006/math" xmlns:v="urn:schemas-microsoft-com:vml" xmlns:wp14="http://schemas.microsoft.com/office/word/2010/wordprocessingDrawing" xmlns:wp="http://schemas.openxmlformats.org/drawingml/2006/wordprocessingDrawing" xmlns:w10="urn:schemas-microsoft-com:office:word" xmlns:w="http://schemas.openxmlformats.org/wordprocessingml/2006/main" xmlns:w14="http://schemas.microsoft.com/office/word/2010/wordml" xmlns:w15="http://schemas.microsoft.com/office/word/2012/wordml" xmlns:w16cex="http://schemas.microsoft.com/office/word/2018/wordml/cex" xmlns:w16cid="http://schemas.microsoft.com/office/word/2016/wordml/cid" xmlns:w16="http://schemas.microsoft.com/office/word/2018/wordml" xmlns:w16du="http://schemas.microsoft.com/office/word/2023/wordml/word16du" xmlns:w16sdtdh="http://schemas.microsoft.com/office/word/2020/wordml/sdtdatahash" xmlns:w16sdtfl="http://schemas.microsoft.com/office/word/2024/wordml/sdtformatlock" xmlns:w16se="http://schemas.microsoft.com/office/word/2015/wordml/symex" xmlns:wpg="http://schemas.microsoft.com/office/word/2010/wordprocessingGroup" xmlns:wpi="http://schemas.microsoft.com/office/word/2010/wordprocessingInk" xmlns:wne="http://schemas.microsoft.com/office/word/2006/wordml" xmlns:wps="http://schemas.microsoft.com/office/word/2010/wordprocessingShape" mc:Ignorable="w14 w15 w16se w16cid w16 w16cex w16sdtdh w16sdtfl w16du wp14">
+<w:document xmlns:wpc="http://schemas.microsoft.com/office/word/2010/wordprocessingCanvas" xmlns:cx="http://schemas.microsoft.com/office/drawing/2014/chartex" xmlns:cx1="http://schemas.microsoft.com/office/drawing/2015/9/8/chartex" xmlns:cx2="http://schemas.microsoft.com/office/drawing/2015/10/21/chartex" xmlns:cx3="http://schemas.microsoft.com/office/drawing/2016/5/9/chartex" xmlns:cx4="http://schemas.microsoft.com/office/drawing/2016/5/10/chartex" xmlns:cx5="http://schemas.microsoft.com/office/drawing/2016/5/11/chartex" xmlns:cx6="http://schemas.microsoft.com/office/drawing/2016/5/12/chartex" xmlns:cx7="http://schemas.microsoft.com/office/drawing/2016/5/13/chartex" xmlns:cx8="http://schemas.microsoft.com/office/drawing/2016/5/14/chartex" xmlns:mc="http://schemas.openxmlformats.org/markup-compatibility/2006" xmlns:aink="http://schemas.microsoft.com/office/drawing/2016/ink" xmlns:am3d="http://schemas.microsoft.com/office/drawing/2017/model3d" xmlns:o="urn:schemas-microsoft-com:office:office" xmlns:oel="http://schemas.microsoft.com/office/2019/extlst" xmlns:r="http://schemas.openxmlformats.org/officeDocument/2006/relationships" xmlns:m="http://schemas.openxmlformats.org/officeDocument/2006/math" xmlns:v="urn:schemas-microsoft-com:vml" xmlns:wp14="http://schemas.microsoft.com/office/word/2010/wordprocessingDrawing" xmlns:wp="http://schemas.openxmlformats.org/drawingml/2006/wordprocessingDrawing" xmlns:w10="urn:schemas-microsoft-com:office:word" xmlns:w="http://schemas.openxmlformats.org/wordprocessingml/2006/main" xmlns:w14="http://schemas.microsoft.com/office/word/2010/wordml" xmlns:w15="http://schemas.microsoft.com/office/word/2012/wordml" xmlns:w16cei="http://schemas.microsoft.com/office/word/2026/wordml/cei" xmlns:w16cex="http://schemas.microsoft.com/office/word/2018/wordml/cex" xmlns:w16cid="http://schemas.microsoft.com/office/word/2016/wordml/cid" xmlns:w16="http://schemas.microsoft.com/office/word/2018/wordml" xmlns:w16du="http://schemas.microsoft.com/office/word/2023/wordml/word16du" xmlns:w16sdtdh="http://schemas.microsoft.com/office/word/2020/wordml/sdtdatahash" xmlns:w16sdtfl="http://schemas.microsoft.com/office/word/2024/wordml/sdtformatlock" xmlns:w16se="http://schemas.microsoft.com/office/word/2015/wordml/symex" xmlns:wpg="http://schemas.microsoft.com/office/word/2010/wordprocessingGroup" xmlns:wpi="http://schemas.microsoft.com/office/word/2010/wordprocessingInk" xmlns:wne="http://schemas.microsoft.com/office/word/2006/wordml" xmlns:wps="http://schemas.microsoft.com/office/word/2010/wordprocessingShape" mc:Ignorable="w14 w15 w16se w16cid w16 w16cex w16sdtdh w16sdtfl w16du wp14">
   <w:body>
     <w:bookmarkStart w:id="0" w:name="_tad0l5kfozhu" w:colFirst="0" w:colLast="0" w:displacedByCustomXml="next"/>
     <w:bookmarkEnd w:id="0" w:displacedByCustomXml="next"/>
@@ -44,7 +44,7 @@
             <mc:AlternateContent>
               <mc:Choice Requires="wps">
                 <w:drawing>
-                  <wp:anchor distT="0" distB="0" distL="182880" distR="182880" simplePos="0" relativeHeight="251660288" behindDoc="0" locked="0" layoutInCell="1" allowOverlap="1" wp14:anchorId="4CE81125" wp14:editId="4991E769">
+                  <wp:anchor distT="0" distB="0" distL="182880" distR="182880" simplePos="0" relativeHeight="251660288" behindDoc="0" locked="0" layoutInCell="1" allowOverlap="1" wp14:anchorId="4CE81125" wp14:editId="2026BA9E">
                     <wp:simplePos x="0" y="0"/>
                     <wp:positionH relativeFrom="margin">
                       <wp:posOffset>568325</wp:posOffset>
@@ -53,9 +53,9 @@
                       <wp:posOffset>4146550</wp:posOffset>
                     </wp:positionV>
                     <wp:extent cx="4686300" cy="6720840"/>
-                    <wp:effectExtent l="0" t="0" r="10160" b="3810"/>
+                    <wp:effectExtent l="0" t="0" r="4445" b="2540"/>
                     <wp:wrapSquare wrapText="bothSides"/>
-                    <wp:docPr id="131" name="テキスト ボックス 10"/>
+                    <wp:docPr id="131" name="テキスト ボックス 10" descr="装飾用テキストボックス"/>
                     <wp:cNvGraphicFramePr/>
                     <a:graphic xmlns:a="http://schemas.openxmlformats.org/drawingml/2006/main">
                       <a:graphicData uri="http://schemas.microsoft.com/office/word/2010/wordprocessingShape">
@@ -224,7 +224,7 @@
                                     <w:sz w:val="28"/>
                                     <w:szCs w:val="28"/>
                                   </w:rPr>
-                                  <w:t>2026年5月17日</w:t>
+                                  <w:t>2026年8月4日</w:t>
                                 </w:r>
                               </w:p>
                               <w:p>
@@ -247,17 +247,7 @@
                                     <w:sz w:val="28"/>
                                     <w:szCs w:val="28"/>
                                   </w:rPr>
-                                  <w:t>版数：</w:t>
-                                </w:r>
-                                <w:r>
-                                  <w:rPr>
-                                    <w:rFonts w:ascii="Meiryo UI" w:hAnsi="Meiryo UI" w:cs="Meiryo UI"/>
-                                    <w:caps/>
-                                    <w:color w:val="215868" w:themeColor="accent5" w:themeShade="80"/>
-                                    <w:sz w:val="28"/>
-                                    <w:szCs w:val="28"/>
-                                  </w:rPr>
-                                  <w:t>1.0</w:t>
+                                  <w:t>版数：1.1</w:t>
                                 </w:r>
                               </w:p>
                             </w:txbxContent>
@@ -286,7 +276,7 @@
                     <v:stroke joinstyle="miter"/>
                     <v:path gradientshapeok="t" o:connecttype="rect"/>
                   </v:shapetype>
-                  <v:shape id="テキスト ボックス 10" o:spid="_x0000_s1026" type="#_x0000_t202" style="position:absolute;margin-left:44.75pt;margin-top:326.5pt;width:369pt;height:529.2pt;z-index:251660288;visibility:visible;mso-wrap-style:square;mso-width-percent:790;mso-height-percent:350;mso-wrap-distance-left:14.4pt;mso-wrap-distance-top:0;mso-wrap-distance-right:14.4pt;mso-wrap-distance-bottom:0;mso-position-horizontal:absolute;mso-position-horizontal-relative:margin;mso-position-vertical:absolute;mso-position-vertical-relative:page;mso-width-percent:790;mso-height-percent:350;mso-width-relative:margin;mso-height-relative:page;v-text-anchor:top" o:gfxdata="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" filled="f" stroked="f" strokeweight=".5pt">
+                  <v:shape id="テキスト ボックス 10" o:spid="_x0000_s1026" type="#_x0000_t202" alt="装飾用テキストボックス" style="position:absolute;margin-left:44.75pt;margin-top:326.5pt;width:369pt;height:529.2pt;z-index:251660288;visibility:visible;mso-wrap-style:square;mso-width-percent:790;mso-height-percent:350;mso-wrap-distance-left:14.4pt;mso-wrap-distance-top:0;mso-wrap-distance-right:14.4pt;mso-wrap-distance-bottom:0;mso-position-horizontal:absolute;mso-position-horizontal-relative:margin;mso-position-vertical:absolute;mso-position-vertical-relative:page;mso-width-percent:790;mso-height-percent:350;mso-width-relative:margin;mso-height-relative:page;v-text-anchor:top" o:gfxdata="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" filled="f" stroked="f" strokeweight=".5pt">
                     <v:textbox style="mso-fit-shape-to-text:t" inset="0,0,0,0">
                       <w:txbxContent>
                         <w:p>
@@ -422,7 +412,7 @@
                               <w:sz w:val="28"/>
                               <w:szCs w:val="28"/>
                             </w:rPr>
-                            <w:t>2026年5月17日</w:t>
+                            <w:t>2026年8月4日</w:t>
                           </w:r>
                         </w:p>
                         <w:p>
@@ -445,17 +435,7 @@
                               <w:sz w:val="28"/>
                               <w:szCs w:val="28"/>
                             </w:rPr>
-                            <w:t>版数：</w:t>
-                          </w:r>
-                          <w:r>
-                            <w:rPr>
-                              <w:rFonts w:ascii="Meiryo UI" w:hAnsi="Meiryo UI" w:cs="Meiryo UI"/>
-                              <w:caps/>
-                              <w:color w:val="215868" w:themeColor="accent5" w:themeShade="80"/>
-                              <w:sz w:val="28"/>
-                              <w:szCs w:val="28"/>
-                            </w:rPr>
-                            <w:t>1.0</w:t>
+                            <w:t>版数：1.1</w:t>
                           </w:r>
                         </w:p>
                       </w:txbxContent>
@@ -492,14 +472,15 @@
         <w:tbl>
           <w:tblPr>
             <w:tblStyle w:val="afffffff7"/>
-            <w:tblW w:w="5000" w:type="pct"/>
+            <w:tblW w:w="9020" w:type="dxa"/>
+            <w:tblLayout w:type="fixed"/>
             <w:tblLook w:val="04A0" w:firstRow="1" w:lastRow="0" w:firstColumn="1" w:lastColumn="0" w:noHBand="0" w:noVBand="1"/>
           </w:tblPr>
           <w:tblGrid>
-            <w:gridCol w:w="1043"/>
-            <w:gridCol w:w="1212"/>
-            <w:gridCol w:w="3382"/>
-            <w:gridCol w:w="3382"/>
+            <w:gridCol w:w="1400"/>
+            <w:gridCol w:w="1640"/>
+            <w:gridCol w:w="3600"/>
+            <w:gridCol w:w="2380"/>
           </w:tblGrid>
           <w:tr>
             <w:trPr>
@@ -507,7 +488,7 @@
             </w:trPr>
             <w:tc>
               <w:tcPr>
-                <w:tcW w:w="578" w:type="pct"/>
+                <w:tcW w:w="1400" w:type="dxa"/>
                 <w:shd w:val="clear" w:color="auto" w:fill="DBE5F1" w:themeFill="accent1" w:themeFillTint="33"/>
               </w:tcPr>
               <w:p>
@@ -537,7 +518,7 @@
             </w:tc>
             <w:tc>
               <w:tcPr>
-                <w:tcW w:w="672" w:type="pct"/>
+                <w:tcW w:w="1640" w:type="dxa"/>
                 <w:shd w:val="clear" w:color="auto" w:fill="DBE5F1" w:themeFill="accent1" w:themeFillTint="33"/>
               </w:tcPr>
               <w:p>
@@ -567,7 +548,7 @@
             </w:tc>
             <w:tc>
               <w:tcPr>
-                <w:tcW w:w="1875" w:type="pct"/>
+                <w:tcW w:w="3600" w:type="dxa"/>
                 <w:shd w:val="clear" w:color="auto" w:fill="DBE5F1" w:themeFill="accent1" w:themeFillTint="33"/>
               </w:tcPr>
               <w:p>
@@ -597,7 +578,7 @@
             </w:tc>
             <w:tc>
               <w:tcPr>
-                <w:tcW w:w="1875" w:type="pct"/>
+                <w:tcW w:w="2380" w:type="dxa"/>
                 <w:shd w:val="clear" w:color="auto" w:fill="DBE5F1" w:themeFill="accent1" w:themeFillTint="33"/>
               </w:tcPr>
               <w:p>
@@ -629,7 +610,7 @@
           <w:tr>
             <w:tc>
               <w:tcPr>
-                <w:tcW w:w="578" w:type="pct"/>
+                <w:tcW w:w="1400" w:type="dxa"/>
               </w:tcPr>
               <w:p>
                 <w:pPr>
@@ -643,13 +624,13 @@
                   </w:pBdr>
                 </w:pPr>
                 <w:r>
-                  <w:t>1.0</w:t>
+                  <w:t>1.1</w:t>
                 </w:r>
               </w:p>
             </w:tc>
             <w:tc>
               <w:tcPr>
-                <w:tcW w:w="672" w:type="pct"/>
+                <w:tcW w:w="1640" w:type="dxa"/>
               </w:tcPr>
               <w:p>
                 <w:pPr>
@@ -663,13 +644,13 @@
                   </w:pBdr>
                 </w:pPr>
                 <w:r>
-                  <w:t>2026/5/17</w:t>
+                  <w:t>2026/8/4</w:t>
                 </w:r>
               </w:p>
             </w:tc>
             <w:tc>
               <w:tcPr>
-                <w:tcW w:w="1875" w:type="pct"/>
+                <w:tcW w:w="3600" w:type="dxa"/>
               </w:tcPr>
               <w:p>
                 <w:pPr>
@@ -683,16 +664,13 @@
                   </w:pBdr>
                 </w:pPr>
                 <w:r>
-                  <w:rPr>
-                    <w:rFonts w:hint="eastAsia"/>
-                  </w:rPr>
-                  <w:t>初版作成</w:t>
+                  <w:t>OpenAPI方式へ移行</w:t>
                 </w:r>
               </w:p>
             </w:tc>
             <w:tc>
               <w:tcPr>
-                <w:tcW w:w="1875" w:type="pct"/>
+                <w:tcW w:w="2380" w:type="dxa"/>
               </w:tcPr>
               <w:p>
                 <w:pPr>
@@ -717,7 +695,7 @@
           <w:tr>
             <w:tc>
               <w:tcPr>
-                <w:tcW w:w="578" w:type="pct"/>
+                <w:tcW w:w="1400" w:type="dxa"/>
               </w:tcPr>
               <w:p>
                 <w:pPr>
@@ -734,7 +712,7 @@
             </w:tc>
             <w:tc>
               <w:tcPr>
-                <w:tcW w:w="672" w:type="pct"/>
+                <w:tcW w:w="1640" w:type="dxa"/>
               </w:tcPr>
               <w:p>
                 <w:pPr>
@@ -751,7 +729,7 @@
             </w:tc>
             <w:tc>
               <w:tcPr>
-                <w:tcW w:w="1875" w:type="pct"/>
+                <w:tcW w:w="3600" w:type="dxa"/>
               </w:tcPr>
               <w:p>
                 <w:pPr>
@@ -768,7 +746,7 @@
             </w:tc>
             <w:tc>
               <w:tcPr>
-                <w:tcW w:w="1875" w:type="pct"/>
+                <w:tcW w:w="2380" w:type="dxa"/>
               </w:tcPr>
               <w:p>
                 <w:pPr>
@@ -787,7 +765,7 @@
           <w:tr>
             <w:tc>
               <w:tcPr>
-                <w:tcW w:w="578" w:type="pct"/>
+                <w:tcW w:w="1400" w:type="dxa"/>
               </w:tcPr>
               <w:p>
                 <w:pPr>
@@ -804,7 +782,7 @@
             </w:tc>
             <w:tc>
               <w:tcPr>
-                <w:tcW w:w="672" w:type="pct"/>
+                <w:tcW w:w="1640" w:type="dxa"/>
               </w:tcPr>
               <w:p>
                 <w:pPr>
@@ -814,7 +792,7 @@
             </w:tc>
             <w:tc>
               <w:tcPr>
-                <w:tcW w:w="1875" w:type="pct"/>
+                <w:tcW w:w="3600" w:type="dxa"/>
               </w:tcPr>
               <w:p>
                 <w:pPr>
@@ -824,7 +802,7 @@
             </w:tc>
             <w:tc>
               <w:tcPr>
-                <w:tcW w:w="1875" w:type="pct"/>
+                <w:tcW w:w="2380" w:type="dxa"/>
               </w:tcPr>
               <w:p>
                 <w:pPr>
@@ -836,7 +814,7 @@
           <w:tr>
             <w:tc>
               <w:tcPr>
-                <w:tcW w:w="578" w:type="pct"/>
+                <w:tcW w:w="1400" w:type="dxa"/>
               </w:tcPr>
               <w:p>
                 <w:pPr>
@@ -853,7 +831,7 @@
             </w:tc>
             <w:tc>
               <w:tcPr>
-                <w:tcW w:w="672" w:type="pct"/>
+                <w:tcW w:w="1640" w:type="dxa"/>
               </w:tcPr>
               <w:p>
                 <w:pPr>
@@ -863,7 +841,7 @@
             </w:tc>
             <w:tc>
               <w:tcPr>
-                <w:tcW w:w="1875" w:type="pct"/>
+                <w:tcW w:w="3600" w:type="dxa"/>
               </w:tcPr>
               <w:p>
                 <w:pPr>
@@ -873,7 +851,7 @@
             </w:tc>
             <w:tc>
               <w:tcPr>
-                <w:tcW w:w="1875" w:type="pct"/>
+                <w:tcW w:w="2380" w:type="dxa"/>
               </w:tcPr>
               <w:p>
                 <w:pPr>
@@ -885,7 +863,7 @@
           <w:tr>
             <w:tc>
               <w:tcPr>
-                <w:tcW w:w="578" w:type="pct"/>
+                <w:tcW w:w="1400" w:type="dxa"/>
               </w:tcPr>
               <w:p>
                 <w:pPr>
@@ -902,7 +880,7 @@
             </w:tc>
             <w:tc>
               <w:tcPr>
-                <w:tcW w:w="672" w:type="pct"/>
+                <w:tcW w:w="1640" w:type="dxa"/>
               </w:tcPr>
               <w:p>
                 <w:pPr>
@@ -912,7 +890,7 @@
             </w:tc>
             <w:tc>
               <w:tcPr>
-                <w:tcW w:w="1875" w:type="pct"/>
+                <w:tcW w:w="3600" w:type="dxa"/>
               </w:tcPr>
               <w:p>
                 <w:pPr>
@@ -922,7 +900,7 @@
             </w:tc>
             <w:tc>
               <w:tcPr>
-                <w:tcW w:w="1875" w:type="pct"/>
+                <w:tcW w:w="2380" w:type="dxa"/>
               </w:tcPr>
               <w:p>
                 <w:pPr>
@@ -1002,7 +980,7 @@
       <w:r>
         <w:fldChar w:fldCharType="separate"/>
       </w:r>
-      <w:hyperlink w:anchor="_Toc231225018" w:history="1">
+      <w:hyperlink w:anchor="_Toc236710219" w:history="1">
         <w:r>
           <w:rPr>
             <w:rStyle w:val="afffffff5"/>
@@ -1029,7 +1007,7 @@
             <w:noProof/>
             <w:webHidden/>
           </w:rPr>
-          <w:instrText xml:space="preserve"> PAGEREF _Toc231225018 \h </w:instrText>
+          <w:instrText xml:space="preserve"> PAGEREF _Toc236710219 \h </w:instrText>
         </w:r>
         <w:r>
           <w:rPr>
@@ -1077,7 +1055,7 @@
           <w14:ligatures w14:val="standardContextual"/>
         </w:rPr>
       </w:pPr>
-      <w:hyperlink w:anchor="_Toc231225019" w:history="1">
+      <w:hyperlink w:anchor="_Toc236710220" w:history="1">
         <w:r>
           <w:rPr>
             <w:rStyle w:val="afffffff5"/>
@@ -1104,7 +1082,7 @@
             <w:noProof/>
             <w:webHidden/>
           </w:rPr>
-          <w:instrText xml:space="preserve"> PAGEREF _Toc231225019 \h </w:instrText>
+          <w:instrText xml:space="preserve"> PAGEREF _Toc236710220 \h </w:instrText>
         </w:r>
         <w:r>
           <w:rPr>
@@ -1152,7 +1130,7 @@
           <w14:ligatures w14:val="standardContextual"/>
         </w:rPr>
       </w:pPr>
-      <w:hyperlink w:anchor="_Toc231225020" w:history="1">
+      <w:hyperlink w:anchor="_Toc236710221" w:history="1">
         <w:r>
           <w:rPr>
             <w:rStyle w:val="afffffff5"/>
@@ -1179,7 +1157,7 @@
             <w:noProof/>
             <w:webHidden/>
           </w:rPr>
-          <w:instrText xml:space="preserve"> PAGEREF _Toc231225020 \h </w:instrText>
+          <w:instrText xml:space="preserve"> PAGEREF _Toc236710221 \h </w:instrText>
         </w:r>
         <w:r>
           <w:rPr>
@@ -1199,7 +1177,7 @@
             <w:noProof/>
             <w:webHidden/>
           </w:rPr>
-          <w:t>5</w:t>
+          <w:t>4</w:t>
         </w:r>
         <w:r>
           <w:rPr>
@@ -1227,7 +1205,7 @@
           <w14:ligatures w14:val="standardContextual"/>
         </w:rPr>
       </w:pPr>
-      <w:hyperlink w:anchor="_Toc231225021" w:history="1">
+      <w:hyperlink w:anchor="_Toc236710222" w:history="1">
         <w:r>
           <w:rPr>
             <w:rStyle w:val="afffffff5"/>
@@ -1254,7 +1232,7 @@
             <w:noProof/>
             <w:webHidden/>
           </w:rPr>
-          <w:instrText xml:space="preserve"> PAGEREF _Toc231225021 \h </w:instrText>
+          <w:instrText xml:space="preserve"> PAGEREF _Toc236710222 \h </w:instrText>
         </w:r>
         <w:r>
           <w:rPr>
@@ -1274,7 +1252,7 @@
             <w:noProof/>
             <w:webHidden/>
           </w:rPr>
-          <w:t>5</w:t>
+          <w:t>4</w:t>
         </w:r>
         <w:r>
           <w:rPr>
@@ -1302,7 +1280,7 @@
           <w14:ligatures w14:val="standardContextual"/>
         </w:rPr>
       </w:pPr>
-      <w:hyperlink w:anchor="_Toc231225022" w:history="1">
+      <w:hyperlink w:anchor="_Toc236710223" w:history="1">
         <w:r>
           <w:rPr>
             <w:rStyle w:val="afffffff5"/>
@@ -1329,7 +1307,7 @@
             <w:noProof/>
             <w:webHidden/>
           </w:rPr>
-          <w:instrText xml:space="preserve"> PAGEREF _Toc231225022 \h </w:instrText>
+          <w:instrText xml:space="preserve"> PAGEREF _Toc236710223 \h </w:instrText>
         </w:r>
         <w:r>
           <w:rPr>
@@ -1349,7 +1327,7 @@
             <w:noProof/>
             <w:webHidden/>
           </w:rPr>
-          <w:t>6</w:t>
+          <w:t>5</w:t>
         </w:r>
         <w:r>
           <w:rPr>
@@ -1378,7 +1356,7 @@
           <w14:ligatures w14:val="standardContextual"/>
         </w:rPr>
       </w:pPr>
-      <w:hyperlink w:anchor="_Toc231225023" w:history="1">
+      <w:hyperlink w:anchor="_Toc236710224" w:history="1">
         <w:r>
           <w:rPr>
             <w:rStyle w:val="afffffff5"/>
@@ -1405,7 +1383,7 @@
             <w:noProof/>
             <w:webHidden/>
           </w:rPr>
-          <w:instrText xml:space="preserve"> PAGEREF _Toc231225023 \h </w:instrText>
+          <w:instrText xml:space="preserve"> PAGEREF _Toc236710224 \h </w:instrText>
         </w:r>
         <w:r>
           <w:rPr>
@@ -1453,7 +1431,7 @@
           <w14:ligatures w14:val="standardContextual"/>
         </w:rPr>
       </w:pPr>
-      <w:hyperlink w:anchor="_Toc231225024" w:history="1">
+      <w:hyperlink w:anchor="_Toc236710225" w:history="1">
         <w:r>
           <w:rPr>
             <w:rStyle w:val="afffffff5"/>
@@ -1480,7 +1458,7 @@
             <w:noProof/>
             <w:webHidden/>
           </w:rPr>
-          <w:instrText xml:space="preserve"> PAGEREF _Toc231225024 \h </w:instrText>
+          <w:instrText xml:space="preserve"> PAGEREF _Toc236710225 \h </w:instrText>
         </w:r>
         <w:r>
           <w:rPr>
@@ -1528,7 +1506,7 @@
           <w14:ligatures w14:val="standardContextual"/>
         </w:rPr>
       </w:pPr>
-      <w:hyperlink w:anchor="_Toc231225025" w:history="1">
+      <w:hyperlink w:anchor="_Toc236710226" w:history="1">
         <w:r>
           <w:rPr>
             <w:rStyle w:val="afffffff5"/>
@@ -1555,7 +1533,7 @@
             <w:noProof/>
             <w:webHidden/>
           </w:rPr>
-          <w:instrText xml:space="preserve"> PAGEREF _Toc231225025 \h </w:instrText>
+          <w:instrText xml:space="preserve"> PAGEREF _Toc236710226 \h </w:instrText>
         </w:r>
         <w:r>
           <w:rPr>
@@ -1603,7 +1581,7 @@
           <w14:ligatures w14:val="standardContextual"/>
         </w:rPr>
       </w:pPr>
-      <w:hyperlink w:anchor="_Toc231225026" w:history="1">
+      <w:hyperlink w:anchor="_Toc236710227" w:history="1">
         <w:r>
           <w:rPr>
             <w:rStyle w:val="afffffff5"/>
@@ -1630,7 +1608,7 @@
             <w:noProof/>
             <w:webHidden/>
           </w:rPr>
-          <w:instrText xml:space="preserve"> PAGEREF _Toc231225026 \h </w:instrText>
+          <w:instrText xml:space="preserve"> PAGEREF _Toc236710227 \h </w:instrText>
         </w:r>
         <w:r>
           <w:rPr>
@@ -1679,7 +1657,7 @@
           <w14:ligatures w14:val="standardContextual"/>
         </w:rPr>
       </w:pPr>
-      <w:hyperlink w:anchor="_Toc231225027" w:history="1">
+      <w:hyperlink w:anchor="_Toc236710228" w:history="1">
         <w:r>
           <w:rPr>
             <w:rStyle w:val="afffffff5"/>
@@ -1706,7 +1684,7 @@
             <w:noProof/>
             <w:webHidden/>
           </w:rPr>
-          <w:instrText xml:space="preserve"> PAGEREF _Toc231225027 \h </w:instrText>
+          <w:instrText xml:space="preserve"> PAGEREF _Toc236710228 \h </w:instrText>
         </w:r>
         <w:r>
           <w:rPr>
@@ -1726,7 +1704,7 @@
             <w:noProof/>
             <w:webHidden/>
           </w:rPr>
-          <w:t>8</w:t>
+          <w:t>7</w:t>
         </w:r>
         <w:r>
           <w:rPr>
@@ -1754,7 +1732,7 @@
           <w14:ligatures w14:val="standardContextual"/>
         </w:rPr>
       </w:pPr>
-      <w:hyperlink w:anchor="_Toc231225028" w:history="1">
+      <w:hyperlink w:anchor="_Toc236710229" w:history="1">
         <w:r>
           <w:rPr>
             <w:rStyle w:val="afffffff5"/>
@@ -1781,7 +1759,7 @@
             <w:noProof/>
             <w:webHidden/>
           </w:rPr>
-          <w:instrText xml:space="preserve"> PAGEREF _Toc231225028 \h </w:instrText>
+          <w:instrText xml:space="preserve"> PAGEREF _Toc236710229 \h </w:instrText>
         </w:r>
         <w:r>
           <w:rPr>
@@ -1801,7 +1779,7 @@
             <w:noProof/>
             <w:webHidden/>
           </w:rPr>
-          <w:t>8</w:t>
+          <w:t>7</w:t>
         </w:r>
         <w:r>
           <w:rPr>
@@ -1829,7 +1807,7 @@
           <w14:ligatures w14:val="standardContextual"/>
         </w:rPr>
       </w:pPr>
-      <w:hyperlink w:anchor="_Toc231225029" w:history="1">
+      <w:hyperlink w:anchor="_Toc236710230" w:history="1">
         <w:r>
           <w:rPr>
             <w:rStyle w:val="afffffff5"/>
@@ -1856,7 +1834,7 @@
             <w:noProof/>
             <w:webHidden/>
           </w:rPr>
-          <w:instrText xml:space="preserve"> PAGEREF _Toc231225029 \h </w:instrText>
+          <w:instrText xml:space="preserve"> PAGEREF _Toc236710230 \h </w:instrText>
         </w:r>
         <w:r>
           <w:rPr>
@@ -1904,7 +1882,7 @@
           <w14:ligatures w14:val="standardContextual"/>
         </w:rPr>
       </w:pPr>
-      <w:hyperlink w:anchor="_Toc231225030" w:history="1">
+      <w:hyperlink w:anchor="_Toc236710231" w:history="1">
         <w:r>
           <w:rPr>
             <w:rStyle w:val="afffffff5"/>
@@ -1931,7 +1909,7 @@
             <w:noProof/>
             <w:webHidden/>
           </w:rPr>
-          <w:instrText xml:space="preserve"> PAGEREF _Toc231225030 \h </w:instrText>
+          <w:instrText xml:space="preserve"> PAGEREF _Toc236710231 \h </w:instrText>
         </w:r>
         <w:r>
           <w:rPr>
@@ -1951,7 +1929,7 @@
             <w:noProof/>
             <w:webHidden/>
           </w:rPr>
-          <w:t>9</w:t>
+          <w:t>8</w:t>
         </w:r>
         <w:r>
           <w:rPr>
@@ -1979,7 +1957,7 @@
           <w14:ligatures w14:val="standardContextual"/>
         </w:rPr>
       </w:pPr>
-      <w:hyperlink w:anchor="_Toc231225031" w:history="1">
+      <w:hyperlink w:anchor="_Toc236710232" w:history="1">
         <w:r>
           <w:rPr>
             <w:rStyle w:val="afffffff5"/>
@@ -2006,7 +1984,7 @@
             <w:noProof/>
             <w:webHidden/>
           </w:rPr>
-          <w:instrText xml:space="preserve"> PAGEREF _Toc231225031 \h </w:instrText>
+          <w:instrText xml:space="preserve"> PAGEREF _Toc236710232 \h </w:instrText>
         </w:r>
         <w:r>
           <w:rPr>
@@ -2026,7 +2004,7 @@
             <w:noProof/>
             <w:webHidden/>
           </w:rPr>
-          <w:t>10</w:t>
+          <w:t>9</w:t>
         </w:r>
         <w:r>
           <w:rPr>
@@ -2054,7 +2032,7 @@
           <w14:ligatures w14:val="standardContextual"/>
         </w:rPr>
       </w:pPr>
-      <w:hyperlink w:anchor="_Toc231225032" w:history="1">
+      <w:hyperlink w:anchor="_Toc236710233" w:history="1">
         <w:r>
           <w:rPr>
             <w:rStyle w:val="afffffff5"/>
@@ -2081,7 +2059,7 @@
             <w:noProof/>
             <w:webHidden/>
           </w:rPr>
-          <w:instrText xml:space="preserve"> PAGEREF _Toc231225032 \h </w:instrText>
+          <w:instrText xml:space="preserve"> PAGEREF _Toc236710233 \h </w:instrText>
         </w:r>
         <w:r>
           <w:rPr>
@@ -2129,7 +2107,7 @@
           <w14:ligatures w14:val="standardContextual"/>
         </w:rPr>
       </w:pPr>
-      <w:hyperlink w:anchor="_Toc231225033" w:history="1">
+      <w:hyperlink w:anchor="_Toc236710234" w:history="1">
         <w:r>
           <w:rPr>
             <w:rStyle w:val="afffffff5"/>
@@ -2156,7 +2134,7 @@
             <w:noProof/>
             <w:webHidden/>
           </w:rPr>
-          <w:instrText xml:space="preserve"> PAGEREF _Toc231225033 \h </w:instrText>
+          <w:instrText xml:space="preserve"> PAGEREF _Toc236710234 \h </w:instrText>
         </w:r>
         <w:r>
           <w:rPr>
@@ -2203,7 +2181,7 @@
           <w14:ligatures w14:val="standardContextual"/>
         </w:rPr>
       </w:pPr>
-      <w:hyperlink w:anchor="_Toc231225034" w:history="1">
+      <w:hyperlink w:anchor="_Toc236710235" w:history="1">
         <w:r>
           <w:rPr>
             <w:rStyle w:val="afffffff5"/>
@@ -2230,7 +2208,7 @@
             <w:noProof/>
             <w:webHidden/>
           </w:rPr>
-          <w:instrText xml:space="preserve"> PAGEREF _Toc231225034 \h </w:instrText>
+          <w:instrText xml:space="preserve"> PAGEREF _Toc236710235 \h </w:instrText>
         </w:r>
         <w:r>
           <w:rPr>
@@ -2278,7 +2256,7 @@
           <w14:ligatures w14:val="standardContextual"/>
         </w:rPr>
       </w:pPr>
-      <w:hyperlink w:anchor="_Toc231225035" w:history="1">
+      <w:hyperlink w:anchor="_Toc236710236" w:history="1">
         <w:r>
           <w:rPr>
             <w:rStyle w:val="afffffff5"/>
@@ -2305,7 +2283,7 @@
             <w:noProof/>
             <w:webHidden/>
           </w:rPr>
-          <w:instrText xml:space="preserve"> PAGEREF _Toc231225035 \h </w:instrText>
+          <w:instrText xml:space="preserve"> PAGEREF _Toc236710236 \h </w:instrText>
         </w:r>
         <w:r>
           <w:rPr>
@@ -2352,7 +2330,7 @@
           <w14:ligatures w14:val="standardContextual"/>
         </w:rPr>
       </w:pPr>
-      <w:hyperlink w:anchor="_Toc231225036" w:history="1">
+      <w:hyperlink w:anchor="_Toc236710237" w:history="1">
         <w:r>
           <w:rPr>
             <w:rStyle w:val="afffffff5"/>
@@ -2379,7 +2357,7 @@
             <w:noProof/>
             <w:webHidden/>
           </w:rPr>
-          <w:instrText xml:space="preserve"> PAGEREF _Toc231225036 \h </w:instrText>
+          <w:instrText xml:space="preserve"> PAGEREF _Toc236710237 \h </w:instrText>
         </w:r>
         <w:r>
           <w:rPr>
@@ -2426,7 +2404,7 @@
           <w14:ligatures w14:val="standardContextual"/>
         </w:rPr>
       </w:pPr>
-      <w:hyperlink w:anchor="_Toc231225037" w:history="1">
+      <w:hyperlink w:anchor="_Toc236710238" w:history="1">
         <w:r>
           <w:rPr>
             <w:rStyle w:val="afffffff5"/>
@@ -2453,7 +2431,7 @@
             <w:noProof/>
             <w:webHidden/>
           </w:rPr>
-          <w:instrText xml:space="preserve"> PAGEREF _Toc231225037 \h </w:instrText>
+          <w:instrText xml:space="preserve"> PAGEREF _Toc236710238 \h </w:instrText>
         </w:r>
         <w:r>
           <w:rPr>
@@ -2473,7 +2451,7 @@
             <w:noProof/>
             <w:webHidden/>
           </w:rPr>
-          <w:t>12</w:t>
+          <w:t>11</w:t>
         </w:r>
         <w:r>
           <w:rPr>
@@ -2500,7 +2478,7 @@
           <w14:ligatures w14:val="standardContextual"/>
         </w:rPr>
       </w:pPr>
-      <w:hyperlink w:anchor="_Toc231225038" w:history="1">
+      <w:hyperlink w:anchor="_Toc236710239" w:history="1">
         <w:r>
           <w:rPr>
             <w:rStyle w:val="afffffff5"/>
@@ -2527,7 +2505,7 @@
             <w:noProof/>
             <w:webHidden/>
           </w:rPr>
-          <w:instrText xml:space="preserve"> PAGEREF _Toc231225038 \h </w:instrText>
+          <w:instrText xml:space="preserve"> PAGEREF _Toc236710239 \h </w:instrText>
         </w:r>
         <w:r>
           <w:rPr>
@@ -2574,7 +2552,7 @@
           <w14:ligatures w14:val="standardContextual"/>
         </w:rPr>
       </w:pPr>
-      <w:hyperlink w:anchor="_Toc231225039" w:history="1">
+      <w:hyperlink w:anchor="_Toc236710240" w:history="1">
         <w:r>
           <w:rPr>
             <w:rStyle w:val="afffffff5"/>
@@ -2601,7 +2579,7 @@
             <w:noProof/>
             <w:webHidden/>
           </w:rPr>
-          <w:instrText xml:space="preserve"> PAGEREF _Toc231225039 \h </w:instrText>
+          <w:instrText xml:space="preserve"> PAGEREF _Toc236710240 \h </w:instrText>
         </w:r>
         <w:r>
           <w:rPr>
@@ -2621,7 +2599,7 @@
             <w:noProof/>
             <w:webHidden/>
           </w:rPr>
-          <w:t>13</w:t>
+          <w:t>12</w:t>
         </w:r>
         <w:r>
           <w:rPr>
@@ -2650,7 +2628,7 @@
           <w14:ligatures w14:val="standardContextual"/>
         </w:rPr>
       </w:pPr>
-      <w:hyperlink w:anchor="_Toc231225040" w:history="1">
+      <w:hyperlink w:anchor="_Toc236710241" w:history="1">
         <w:r>
           <w:rPr>
             <w:rStyle w:val="afffffff5"/>
@@ -2677,7 +2655,7 @@
             <w:noProof/>
             <w:webHidden/>
           </w:rPr>
-          <w:instrText xml:space="preserve"> PAGEREF _Toc231225040 \h </w:instrText>
+          <w:instrText xml:space="preserve"> PAGEREF _Toc236710241 \h </w:instrText>
         </w:r>
         <w:r>
           <w:rPr>
@@ -2725,7 +2703,7 @@
           <w14:ligatures w14:val="standardContextual"/>
         </w:rPr>
       </w:pPr>
-      <w:hyperlink w:anchor="_Toc231225041" w:history="1">
+      <w:hyperlink w:anchor="_Toc236710242" w:history="1">
         <w:r>
           <w:rPr>
             <w:rStyle w:val="afffffff5"/>
@@ -2752,7 +2730,7 @@
             <w:noProof/>
             <w:webHidden/>
           </w:rPr>
-          <w:instrText xml:space="preserve"> PAGEREF _Toc231225041 \h </w:instrText>
+          <w:instrText xml:space="preserve"> PAGEREF _Toc236710242 \h </w:instrText>
         </w:r>
         <w:r>
           <w:rPr>
@@ -2801,7 +2779,7 @@
           <w14:ligatures w14:val="standardContextual"/>
         </w:rPr>
       </w:pPr>
-      <w:hyperlink w:anchor="_Toc231225042" w:history="1">
+      <w:hyperlink w:anchor="_Toc236710243" w:history="1">
         <w:r>
           <w:rPr>
             <w:rStyle w:val="afffffff5"/>
@@ -2828,7 +2806,7 @@
             <w:noProof/>
             <w:webHidden/>
           </w:rPr>
-          <w:instrText xml:space="preserve"> PAGEREF _Toc231225042 \h </w:instrText>
+          <w:instrText xml:space="preserve"> PAGEREF _Toc236710243 \h </w:instrText>
         </w:r>
         <w:r>
           <w:rPr>
@@ -2876,7 +2854,7 @@
           <w14:ligatures w14:val="standardContextual"/>
         </w:rPr>
       </w:pPr>
-      <w:hyperlink w:anchor="_Toc231225043" w:history="1">
+      <w:hyperlink w:anchor="_Toc236710244" w:history="1">
         <w:r>
           <w:rPr>
             <w:rStyle w:val="afffffff5"/>
@@ -2903,7 +2881,7 @@
             <w:noProof/>
             <w:webHidden/>
           </w:rPr>
-          <w:instrText xml:space="preserve"> PAGEREF _Toc231225043 \h </w:instrText>
+          <w:instrText xml:space="preserve"> PAGEREF _Toc236710244 \h </w:instrText>
         </w:r>
         <w:r>
           <w:rPr>
@@ -2950,7 +2928,7 @@
           <w14:ligatures w14:val="standardContextual"/>
         </w:rPr>
       </w:pPr>
-      <w:hyperlink w:anchor="_Toc231225044" w:history="1">
+      <w:hyperlink w:anchor="_Toc236710245" w:history="1">
         <w:r>
           <w:rPr>
             <w:rStyle w:val="afffffff5"/>
@@ -2977,7 +2955,7 @@
             <w:noProof/>
             <w:webHidden/>
           </w:rPr>
-          <w:instrText xml:space="preserve"> PAGEREF _Toc231225044 \h </w:instrText>
+          <w:instrText xml:space="preserve"> PAGEREF _Toc236710245 \h </w:instrText>
         </w:r>
         <w:r>
           <w:rPr>
@@ -2997,7 +2975,7 @@
             <w:noProof/>
             <w:webHidden/>
           </w:rPr>
-          <w:t>15</w:t>
+          <w:t>14</w:t>
         </w:r>
         <w:r>
           <w:rPr>
@@ -3024,7 +3002,7 @@
           <w14:ligatures w14:val="standardContextual"/>
         </w:rPr>
       </w:pPr>
-      <w:hyperlink w:anchor="_Toc231225045" w:history="1">
+      <w:hyperlink w:anchor="_Toc236710246" w:history="1">
         <w:r>
           <w:rPr>
             <w:rStyle w:val="afffffff5"/>
@@ -3051,7 +3029,7 @@
             <w:noProof/>
             <w:webHidden/>
           </w:rPr>
-          <w:instrText xml:space="preserve"> PAGEREF _Toc231225045 \h </w:instrText>
+          <w:instrText xml:space="preserve"> PAGEREF _Toc236710246 \h </w:instrText>
         </w:r>
         <w:r>
           <w:rPr>
@@ -3098,7 +3076,7 @@
           <w14:ligatures w14:val="standardContextual"/>
         </w:rPr>
       </w:pPr>
-      <w:hyperlink w:anchor="_Toc231225046" w:history="1">
+      <w:hyperlink w:anchor="_Toc236710247" w:history="1">
         <w:r>
           <w:rPr>
             <w:rStyle w:val="afffffff5"/>
@@ -3125,7 +3103,7 @@
             <w:noProof/>
             <w:webHidden/>
           </w:rPr>
-          <w:instrText xml:space="preserve"> PAGEREF _Toc231225046 \h </w:instrText>
+          <w:instrText xml:space="preserve"> PAGEREF _Toc236710247 \h </w:instrText>
         </w:r>
         <w:r>
           <w:rPr>
@@ -3145,7 +3123,7 @@
             <w:noProof/>
             <w:webHidden/>
           </w:rPr>
-          <w:t>16</w:t>
+          <w:t>15</w:t>
         </w:r>
         <w:r>
           <w:rPr>
@@ -3173,7 +3151,7 @@
           <w14:ligatures w14:val="standardContextual"/>
         </w:rPr>
       </w:pPr>
-      <w:hyperlink w:anchor="_Toc231225047" w:history="1">
+      <w:hyperlink w:anchor="_Toc236710248" w:history="1">
         <w:r>
           <w:rPr>
             <w:rStyle w:val="afffffff5"/>
@@ -3200,7 +3178,7 @@
             <w:noProof/>
             <w:webHidden/>
           </w:rPr>
-          <w:instrText xml:space="preserve"> PAGEREF _Toc231225047 \h </w:instrText>
+          <w:instrText xml:space="preserve"> PAGEREF _Toc236710248 \h </w:instrText>
         </w:r>
         <w:r>
           <w:rPr>
@@ -3220,7 +3198,7 @@
             <w:noProof/>
             <w:webHidden/>
           </w:rPr>
-          <w:t>16</w:t>
+          <w:t>15</w:t>
         </w:r>
         <w:r>
           <w:rPr>
@@ -3247,7 +3225,7 @@
           <w14:ligatures w14:val="standardContextual"/>
         </w:rPr>
       </w:pPr>
-      <w:hyperlink w:anchor="_Toc231225048" w:history="1">
+      <w:hyperlink w:anchor="_Toc236710249" w:history="1">
         <w:r>
           <w:rPr>
             <w:rStyle w:val="afffffff5"/>
@@ -3274,7 +3252,7 @@
             <w:noProof/>
             <w:webHidden/>
           </w:rPr>
-          <w:instrText xml:space="preserve"> PAGEREF _Toc231225048 \h </w:instrText>
+          <w:instrText xml:space="preserve"> PAGEREF _Toc236710249 \h </w:instrText>
         </w:r>
         <w:r>
           <w:rPr>
@@ -3321,7 +3299,7 @@
           <w14:ligatures w14:val="standardContextual"/>
         </w:rPr>
       </w:pPr>
-      <w:hyperlink w:anchor="_Toc231225049" w:history="1">
+      <w:hyperlink w:anchor="_Toc236710250" w:history="1">
         <w:r>
           <w:rPr>
             <w:rStyle w:val="afffffff5"/>
@@ -3348,7 +3326,7 @@
             <w:noProof/>
             <w:webHidden/>
           </w:rPr>
-          <w:instrText xml:space="preserve"> PAGEREF _Toc231225049 \h </w:instrText>
+          <w:instrText xml:space="preserve"> PAGEREF _Toc236710250 \h </w:instrText>
         </w:r>
         <w:r>
           <w:rPr>
@@ -3368,7 +3346,7 @@
             <w:noProof/>
             <w:webHidden/>
           </w:rPr>
-          <w:t>17</w:t>
+          <w:t>16</w:t>
         </w:r>
         <w:r>
           <w:rPr>
@@ -3395,7 +3373,7 @@
           <w14:ligatures w14:val="standardContextual"/>
         </w:rPr>
       </w:pPr>
-      <w:hyperlink w:anchor="_Toc231225050" w:history="1">
+      <w:hyperlink w:anchor="_Toc236710251" w:history="1">
         <w:r>
           <w:rPr>
             <w:rStyle w:val="afffffff5"/>
@@ -3422,7 +3400,7 @@
             <w:noProof/>
             <w:webHidden/>
           </w:rPr>
-          <w:instrText xml:space="preserve"> PAGEREF _Toc231225050 \h </w:instrText>
+          <w:instrText xml:space="preserve"> PAGEREF _Toc236710251 \h </w:instrText>
         </w:r>
         <w:r>
           <w:rPr>
@@ -3470,7 +3448,7 @@
           <w14:ligatures w14:val="standardContextual"/>
         </w:rPr>
       </w:pPr>
-      <w:hyperlink w:anchor="_Toc231225051" w:history="1">
+      <w:hyperlink w:anchor="_Toc236710252" w:history="1">
         <w:r>
           <w:rPr>
             <w:rStyle w:val="afffffff5"/>
@@ -3497,7 +3475,7 @@
             <w:noProof/>
             <w:webHidden/>
           </w:rPr>
-          <w:instrText xml:space="preserve"> PAGEREF _Toc231225051 \h </w:instrText>
+          <w:instrText xml:space="preserve"> PAGEREF _Toc236710252 \h </w:instrText>
         </w:r>
         <w:r>
           <w:rPr>
@@ -3517,7 +3495,7 @@
             <w:noProof/>
             <w:webHidden/>
           </w:rPr>
-          <w:t>18</w:t>
+          <w:t>17</w:t>
         </w:r>
         <w:r>
           <w:rPr>
@@ -3544,7 +3522,7 @@
           <w14:ligatures w14:val="standardContextual"/>
         </w:rPr>
       </w:pPr>
-      <w:hyperlink w:anchor="_Toc231225052" w:history="1">
+      <w:hyperlink w:anchor="_Toc236710253" w:history="1">
         <w:r>
           <w:rPr>
             <w:rStyle w:val="afffffff5"/>
@@ -3571,7 +3549,7 @@
             <w:noProof/>
             <w:webHidden/>
           </w:rPr>
-          <w:instrText xml:space="preserve"> PAGEREF _Toc231225052 \h </w:instrText>
+          <w:instrText xml:space="preserve"> PAGEREF _Toc236710253 \h </w:instrText>
         </w:r>
         <w:r>
           <w:rPr>
@@ -3591,7 +3569,7 @@
             <w:noProof/>
             <w:webHidden/>
           </w:rPr>
-          <w:t>18</w:t>
+          <w:t>17</w:t>
         </w:r>
         <w:r>
           <w:rPr>
@@ -3618,7 +3596,7 @@
           <w14:ligatures w14:val="standardContextual"/>
         </w:rPr>
       </w:pPr>
-      <w:hyperlink w:anchor="_Toc231225053" w:history="1">
+      <w:hyperlink w:anchor="_Toc236710254" w:history="1">
         <w:r>
           <w:rPr>
             <w:rStyle w:val="afffffff5"/>
@@ -3645,7 +3623,7 @@
             <w:noProof/>
             <w:webHidden/>
           </w:rPr>
-          <w:instrText xml:space="preserve"> PAGEREF _Toc231225053 \h </w:instrText>
+          <w:instrText xml:space="preserve"> PAGEREF _Toc236710254 \h </w:instrText>
         </w:r>
         <w:r>
           <w:rPr>
@@ -3692,7 +3670,7 @@
           <w14:ligatures w14:val="standardContextual"/>
         </w:rPr>
       </w:pPr>
-      <w:hyperlink w:anchor="_Toc231225054" w:history="1">
+      <w:hyperlink w:anchor="_Toc236710255" w:history="1">
         <w:r>
           <w:rPr>
             <w:rStyle w:val="afffffff5"/>
@@ -3719,7 +3697,7 @@
             <w:noProof/>
             <w:webHidden/>
           </w:rPr>
-          <w:instrText xml:space="preserve"> PAGEREF _Toc231225054 \h </w:instrText>
+          <w:instrText xml:space="preserve"> PAGEREF _Toc236710255 \h </w:instrText>
         </w:r>
         <w:r>
           <w:rPr>
@@ -3739,7 +3717,7 @@
             <w:noProof/>
             <w:webHidden/>
           </w:rPr>
-          <w:t>19</w:t>
+          <w:t>18</w:t>
         </w:r>
         <w:r>
           <w:rPr>
@@ -3766,7 +3744,7 @@
           <w14:ligatures w14:val="standardContextual"/>
         </w:rPr>
       </w:pPr>
-      <w:hyperlink w:anchor="_Toc231225055" w:history="1">
+      <w:hyperlink w:anchor="_Toc236710256" w:history="1">
         <w:r>
           <w:rPr>
             <w:rStyle w:val="afffffff5"/>
@@ -3793,7 +3771,7 @@
             <w:noProof/>
             <w:webHidden/>
           </w:rPr>
-          <w:instrText xml:space="preserve"> PAGEREF _Toc231225055 \h </w:instrText>
+          <w:instrText xml:space="preserve"> PAGEREF _Toc236710256 \h </w:instrText>
         </w:r>
         <w:r>
           <w:rPr>
@@ -3841,7 +3819,7 @@
           <w14:ligatures w14:val="standardContextual"/>
         </w:rPr>
       </w:pPr>
-      <w:hyperlink w:anchor="_Toc231225056" w:history="1">
+      <w:hyperlink w:anchor="_Toc236710257" w:history="1">
         <w:r>
           <w:rPr>
             <w:rStyle w:val="afffffff5"/>
@@ -3868,7 +3846,7 @@
             <w:noProof/>
             <w:webHidden/>
           </w:rPr>
-          <w:instrText xml:space="preserve"> PAGEREF _Toc231225056 \h </w:instrText>
+          <w:instrText xml:space="preserve"> PAGEREF _Toc236710257 \h </w:instrText>
         </w:r>
         <w:r>
           <w:rPr>
@@ -3888,7 +3866,7 @@
             <w:noProof/>
             <w:webHidden/>
           </w:rPr>
-          <w:t>20</w:t>
+          <w:t>19</w:t>
         </w:r>
         <w:r>
           <w:rPr>
@@ -3915,7 +3893,7 @@
           <w14:ligatures w14:val="standardContextual"/>
         </w:rPr>
       </w:pPr>
-      <w:hyperlink w:anchor="_Toc231225057" w:history="1">
+      <w:hyperlink w:anchor="_Toc236710258" w:history="1">
         <w:r>
           <w:rPr>
             <w:rStyle w:val="afffffff5"/>
@@ -3942,7 +3920,7 @@
             <w:noProof/>
             <w:webHidden/>
           </w:rPr>
-          <w:instrText xml:space="preserve"> PAGEREF _Toc231225057 \h </w:instrText>
+          <w:instrText xml:space="preserve"> PAGEREF _Toc236710258 \h </w:instrText>
         </w:r>
         <w:r>
           <w:rPr>
@@ -3962,7 +3940,7 @@
             <w:noProof/>
             <w:webHidden/>
           </w:rPr>
-          <w:t>20</w:t>
+          <w:t>19</w:t>
         </w:r>
         <w:r>
           <w:rPr>
@@ -3989,7 +3967,7 @@
           <w14:ligatures w14:val="standardContextual"/>
         </w:rPr>
       </w:pPr>
-      <w:hyperlink w:anchor="_Toc231225058" w:history="1">
+      <w:hyperlink w:anchor="_Toc236710259" w:history="1">
         <w:r>
           <w:rPr>
             <w:rStyle w:val="afffffff5"/>
@@ -4016,7 +3994,7 @@
             <w:noProof/>
             <w:webHidden/>
           </w:rPr>
-          <w:instrText xml:space="preserve"> PAGEREF _Toc231225058 \h </w:instrText>
+          <w:instrText xml:space="preserve"> PAGEREF _Toc236710259 \h </w:instrText>
         </w:r>
         <w:r>
           <w:rPr>
@@ -4063,7 +4041,7 @@
           <w14:ligatures w14:val="standardContextual"/>
         </w:rPr>
       </w:pPr>
-      <w:hyperlink w:anchor="_Toc231225059" w:history="1">
+      <w:hyperlink w:anchor="_Toc236710260" w:history="1">
         <w:r>
           <w:rPr>
             <w:rStyle w:val="afffffff5"/>
@@ -4090,7 +4068,7 @@
             <w:noProof/>
             <w:webHidden/>
           </w:rPr>
-          <w:instrText xml:space="preserve"> PAGEREF _Toc231225059 \h </w:instrText>
+          <w:instrText xml:space="preserve"> PAGEREF _Toc236710260 \h </w:instrText>
         </w:r>
         <w:r>
           <w:rPr>
@@ -4110,7 +4088,7 @@
             <w:noProof/>
             <w:webHidden/>
           </w:rPr>
-          <w:t>21</w:t>
+          <w:t>20</w:t>
         </w:r>
         <w:r>
           <w:rPr>
@@ -4138,7 +4116,7 @@
           <w14:ligatures w14:val="standardContextual"/>
         </w:rPr>
       </w:pPr>
-      <w:hyperlink w:anchor="_Toc231225060" w:history="1">
+      <w:hyperlink w:anchor="_Toc236710261" w:history="1">
         <w:r>
           <w:rPr>
             <w:rStyle w:val="afffffff5"/>
@@ -4165,7 +4143,7 @@
             <w:noProof/>
             <w:webHidden/>
           </w:rPr>
-          <w:instrText xml:space="preserve"> PAGEREF _Toc231225060 \h </w:instrText>
+          <w:instrText xml:space="preserve"> PAGEREF _Toc236710261 \h </w:instrText>
         </w:r>
         <w:r>
           <w:rPr>
@@ -4185,7 +4163,7 @@
             <w:noProof/>
             <w:webHidden/>
           </w:rPr>
-          <w:t>21</w:t>
+          <w:t>20</w:t>
         </w:r>
         <w:r>
           <w:rPr>
@@ -4212,7 +4190,7 @@
           <w14:ligatures w14:val="standardContextual"/>
         </w:rPr>
       </w:pPr>
-      <w:hyperlink w:anchor="_Toc231225061" w:history="1">
+      <w:hyperlink w:anchor="_Toc236710262" w:history="1">
         <w:r>
           <w:rPr>
             <w:rStyle w:val="afffffff5"/>
@@ -4239,7 +4217,7 @@
             <w:noProof/>
             <w:webHidden/>
           </w:rPr>
-          <w:instrText xml:space="preserve"> PAGEREF _Toc231225061 \h </w:instrText>
+          <w:instrText xml:space="preserve"> PAGEREF _Toc236710262 \h </w:instrText>
         </w:r>
         <w:r>
           <w:rPr>
@@ -4286,7 +4264,7 @@
           <w14:ligatures w14:val="standardContextual"/>
         </w:rPr>
       </w:pPr>
-      <w:hyperlink w:anchor="_Toc231225062" w:history="1">
+      <w:hyperlink w:anchor="_Toc236710263" w:history="1">
         <w:r>
           <w:rPr>
             <w:rStyle w:val="afffffff5"/>
@@ -4313,7 +4291,7 @@
             <w:noProof/>
             <w:webHidden/>
           </w:rPr>
-          <w:instrText xml:space="preserve"> PAGEREF _Toc231225062 \h </w:instrText>
+          <w:instrText xml:space="preserve"> PAGEREF _Toc236710263 \h </w:instrText>
         </w:r>
         <w:r>
           <w:rPr>
@@ -4360,7 +4338,7 @@
           <w14:ligatures w14:val="standardContextual"/>
         </w:rPr>
       </w:pPr>
-      <w:hyperlink w:anchor="_Toc231225063" w:history="1">
+      <w:hyperlink w:anchor="_Toc236710264" w:history="1">
         <w:r>
           <w:rPr>
             <w:rStyle w:val="afffffff5"/>
@@ -4387,7 +4365,7 @@
             <w:noProof/>
             <w:webHidden/>
           </w:rPr>
-          <w:instrText xml:space="preserve"> PAGEREF _Toc231225063 \h </w:instrText>
+          <w:instrText xml:space="preserve"> PAGEREF _Toc236710264 \h </w:instrText>
         </w:r>
         <w:r>
           <w:rPr>
@@ -4435,7 +4413,7 @@
           <w14:ligatures w14:val="standardContextual"/>
         </w:rPr>
       </w:pPr>
-      <w:hyperlink w:anchor="_Toc231225064" w:history="1">
+      <w:hyperlink w:anchor="_Toc236710265" w:history="1">
         <w:r>
           <w:rPr>
             <w:rStyle w:val="afffffff5"/>
@@ -4462,7 +4440,7 @@
             <w:noProof/>
             <w:webHidden/>
           </w:rPr>
-          <w:instrText xml:space="preserve"> PAGEREF _Toc231225064 \h </w:instrText>
+          <w:instrText xml:space="preserve"> PAGEREF _Toc236710265 \h </w:instrText>
         </w:r>
         <w:r>
           <w:rPr>
@@ -4482,7 +4460,7 @@
             <w:noProof/>
             <w:webHidden/>
           </w:rPr>
-          <w:t>23</w:t>
+          <w:t>22</w:t>
         </w:r>
         <w:r>
           <w:rPr>
@@ -4509,7 +4487,7 @@
           <w14:ligatures w14:val="standardContextual"/>
         </w:rPr>
       </w:pPr>
-      <w:hyperlink w:anchor="_Toc231225065" w:history="1">
+      <w:hyperlink w:anchor="_Toc236710266" w:history="1">
         <w:r>
           <w:rPr>
             <w:rStyle w:val="afffffff5"/>
@@ -4536,7 +4514,7 @@
             <w:noProof/>
             <w:webHidden/>
           </w:rPr>
-          <w:instrText xml:space="preserve"> PAGEREF _Toc231225065 \h </w:instrText>
+          <w:instrText xml:space="preserve"> PAGEREF _Toc236710266 \h </w:instrText>
         </w:r>
         <w:r>
           <w:rPr>
@@ -4556,7 +4534,7 @@
             <w:noProof/>
             <w:webHidden/>
           </w:rPr>
-          <w:t>23</w:t>
+          <w:t>22</w:t>
         </w:r>
         <w:r>
           <w:rPr>
@@ -4583,7 +4561,7 @@
           <w14:ligatures w14:val="standardContextual"/>
         </w:rPr>
       </w:pPr>
-      <w:hyperlink w:anchor="_Toc231225066" w:history="1">
+      <w:hyperlink w:anchor="_Toc236710267" w:history="1">
         <w:r>
           <w:rPr>
             <w:rStyle w:val="afffffff5"/>
@@ -4610,7 +4588,7 @@
             <w:noProof/>
             <w:webHidden/>
           </w:rPr>
-          <w:instrText xml:space="preserve"> PAGEREF _Toc231225066 \h </w:instrText>
+          <w:instrText xml:space="preserve"> PAGEREF _Toc236710267 \h </w:instrText>
         </w:r>
         <w:r>
           <w:rPr>
@@ -4657,7 +4635,7 @@
           <w14:ligatures w14:val="standardContextual"/>
         </w:rPr>
       </w:pPr>
-      <w:hyperlink w:anchor="_Toc231225067" w:history="1">
+      <w:hyperlink w:anchor="_Toc236710268" w:history="1">
         <w:r>
           <w:rPr>
             <w:rStyle w:val="afffffff5"/>
@@ -4684,7 +4662,7 @@
             <w:noProof/>
             <w:webHidden/>
           </w:rPr>
-          <w:instrText xml:space="preserve"> PAGEREF _Toc231225067 \h </w:instrText>
+          <w:instrText xml:space="preserve"> PAGEREF _Toc236710268 \h </w:instrText>
         </w:r>
         <w:r>
           <w:rPr>
@@ -4704,7 +4682,7 @@
             <w:noProof/>
             <w:webHidden/>
           </w:rPr>
-          <w:t>24</w:t>
+          <w:t>23</w:t>
         </w:r>
         <w:r>
           <w:rPr>
@@ -4731,7 +4709,7 @@
           <w14:ligatures w14:val="standardContextual"/>
         </w:rPr>
       </w:pPr>
-      <w:hyperlink w:anchor="_Toc231225068" w:history="1">
+      <w:hyperlink w:anchor="_Toc236710269" w:history="1">
         <w:r>
           <w:rPr>
             <w:rStyle w:val="afffffff5"/>
@@ -4758,7 +4736,7 @@
             <w:noProof/>
             <w:webHidden/>
           </w:rPr>
-          <w:instrText xml:space="preserve"> PAGEREF _Toc231225068 \h </w:instrText>
+          <w:instrText xml:space="preserve"> PAGEREF _Toc236710269 \h </w:instrText>
         </w:r>
         <w:r>
           <w:rPr>
@@ -4806,7 +4784,7 @@
           <w14:ligatures w14:val="standardContextual"/>
         </w:rPr>
       </w:pPr>
-      <w:hyperlink w:anchor="_Toc231225069" w:history="1">
+      <w:hyperlink w:anchor="_Toc236710270" w:history="1">
         <w:r>
           <w:rPr>
             <w:rStyle w:val="afffffff5"/>
@@ -4833,7 +4811,7 @@
             <w:noProof/>
             <w:webHidden/>
           </w:rPr>
-          <w:instrText xml:space="preserve"> PAGEREF _Toc231225069 \h </w:instrText>
+          <w:instrText xml:space="preserve"> PAGEREF _Toc236710270 \h </w:instrText>
         </w:r>
         <w:r>
           <w:rPr>
@@ -4880,7 +4858,7 @@
           <w14:ligatures w14:val="standardContextual"/>
         </w:rPr>
       </w:pPr>
-      <w:hyperlink w:anchor="_Toc231225070" w:history="1">
+      <w:hyperlink w:anchor="_Toc236710271" w:history="1">
         <w:r>
           <w:rPr>
             <w:rStyle w:val="afffffff5"/>
@@ -4907,7 +4885,7 @@
             <w:noProof/>
             <w:webHidden/>
           </w:rPr>
-          <w:instrText xml:space="preserve"> PAGEREF _Toc231225070 \h </w:instrText>
+          <w:instrText xml:space="preserve"> PAGEREF _Toc236710271 \h </w:instrText>
         </w:r>
         <w:r>
           <w:rPr>
@@ -4927,7 +4905,7 @@
             <w:noProof/>
             <w:webHidden/>
           </w:rPr>
-          <w:t>25</w:t>
+          <w:t>24</w:t>
         </w:r>
         <w:r>
           <w:rPr>
@@ -4954,7 +4932,7 @@
           <w14:ligatures w14:val="standardContextual"/>
         </w:rPr>
       </w:pPr>
-      <w:hyperlink w:anchor="_Toc231225071" w:history="1">
+      <w:hyperlink w:anchor="_Toc236710272" w:history="1">
         <w:r>
           <w:rPr>
             <w:rStyle w:val="afffffff5"/>
@@ -4981,7 +4959,7 @@
             <w:noProof/>
             <w:webHidden/>
           </w:rPr>
-          <w:instrText xml:space="preserve"> PAGEREF _Toc231225071 \h </w:instrText>
+          <w:instrText xml:space="preserve"> PAGEREF _Toc236710272 \h </w:instrText>
         </w:r>
         <w:r>
           <w:rPr>
@@ -5028,7 +5006,7 @@
           <w14:ligatures w14:val="standardContextual"/>
         </w:rPr>
       </w:pPr>
-      <w:hyperlink w:anchor="_Toc231225072" w:history="1">
+      <w:hyperlink w:anchor="_Toc236710273" w:history="1">
         <w:r>
           <w:rPr>
             <w:rStyle w:val="afffffff5"/>
@@ -5055,7 +5033,7 @@
             <w:noProof/>
             <w:webHidden/>
           </w:rPr>
-          <w:instrText xml:space="preserve"> PAGEREF _Toc231225072 \h </w:instrText>
+          <w:instrText xml:space="preserve"> PAGEREF _Toc236710273 \h </w:instrText>
         </w:r>
         <w:r>
           <w:rPr>
@@ -5103,7 +5081,7 @@
           <w14:ligatures w14:val="standardContextual"/>
         </w:rPr>
       </w:pPr>
-      <w:hyperlink w:anchor="_Toc231225073" w:history="1">
+      <w:hyperlink w:anchor="_Toc236710274" w:history="1">
         <w:r>
           <w:rPr>
             <w:rStyle w:val="afffffff5"/>
@@ -5130,7 +5108,7 @@
             <w:noProof/>
             <w:webHidden/>
           </w:rPr>
-          <w:instrText xml:space="preserve"> PAGEREF _Toc231225073 \h </w:instrText>
+          <w:instrText xml:space="preserve"> PAGEREF _Toc236710274 \h </w:instrText>
         </w:r>
         <w:r>
           <w:rPr>
@@ -5150,7 +5128,7 @@
             <w:noProof/>
             <w:webHidden/>
           </w:rPr>
-          <w:t>26</w:t>
+          <w:t>25</w:t>
         </w:r>
         <w:r>
           <w:rPr>
@@ -5177,7 +5155,7 @@
           <w14:ligatures w14:val="standardContextual"/>
         </w:rPr>
       </w:pPr>
-      <w:hyperlink w:anchor="_Toc231225074" w:history="1">
+      <w:hyperlink w:anchor="_Toc236710275" w:history="1">
         <w:r>
           <w:rPr>
             <w:rStyle w:val="afffffff5"/>
@@ -5204,7 +5182,7 @@
             <w:noProof/>
             <w:webHidden/>
           </w:rPr>
-          <w:instrText xml:space="preserve"> PAGEREF _Toc231225074 \h </w:instrText>
+          <w:instrText xml:space="preserve"> PAGEREF _Toc236710275 \h </w:instrText>
         </w:r>
         <w:r>
           <w:rPr>
@@ -5251,7 +5229,7 @@
           <w14:ligatures w14:val="standardContextual"/>
         </w:rPr>
       </w:pPr>
-      <w:hyperlink w:anchor="_Toc231225075" w:history="1">
+      <w:hyperlink w:anchor="_Toc236710276" w:history="1">
         <w:r>
           <w:rPr>
             <w:rStyle w:val="afffffff5"/>
@@ -5278,7 +5256,7 @@
             <w:noProof/>
             <w:webHidden/>
           </w:rPr>
-          <w:instrText xml:space="preserve"> PAGEREF _Toc231225075 \h </w:instrText>
+          <w:instrText xml:space="preserve"> PAGEREF _Toc236710276 \h </w:instrText>
         </w:r>
         <w:r>
           <w:rPr>
@@ -5325,7 +5303,7 @@
           <w14:ligatures w14:val="standardContextual"/>
         </w:rPr>
       </w:pPr>
-      <w:hyperlink w:anchor="_Toc231225076" w:history="1">
+      <w:hyperlink w:anchor="_Toc236710277" w:history="1">
         <w:r>
           <w:rPr>
             <w:rStyle w:val="afffffff5"/>
@@ -5352,7 +5330,7 @@
             <w:noProof/>
             <w:webHidden/>
           </w:rPr>
-          <w:instrText xml:space="preserve"> PAGEREF _Toc231225076 \h </w:instrText>
+          <w:instrText xml:space="preserve"> PAGEREF _Toc236710277 \h </w:instrText>
         </w:r>
         <w:r>
           <w:rPr>
@@ -5399,7 +5377,7 @@
           <w14:ligatures w14:val="standardContextual"/>
         </w:rPr>
       </w:pPr>
-      <w:hyperlink w:anchor="_Toc231225077" w:history="1">
+      <w:hyperlink w:anchor="_Toc236710278" w:history="1">
         <w:r>
           <w:rPr>
             <w:rStyle w:val="afffffff5"/>
@@ -5426,7 +5404,7 @@
             <w:noProof/>
             <w:webHidden/>
           </w:rPr>
-          <w:instrText xml:space="preserve"> PAGEREF _Toc231225077 \h </w:instrText>
+          <w:instrText xml:space="preserve"> PAGEREF _Toc236710278 \h </w:instrText>
         </w:r>
         <w:r>
           <w:rPr>
@@ -5475,7 +5453,7 @@
           <w14:ligatures w14:val="standardContextual"/>
         </w:rPr>
       </w:pPr>
-      <w:hyperlink w:anchor="_Toc231225078" w:history="1">
+      <w:hyperlink w:anchor="_Toc236710279" w:history="1">
         <w:r>
           <w:rPr>
             <w:rStyle w:val="afffffff5"/>
@@ -5502,7 +5480,7 @@
             <w:noProof/>
             <w:webHidden/>
           </w:rPr>
-          <w:instrText xml:space="preserve"> PAGEREF _Toc231225078 \h </w:instrText>
+          <w:instrText xml:space="preserve"> PAGEREF _Toc236710279 \h </w:instrText>
         </w:r>
         <w:r>
           <w:rPr>
@@ -5550,7 +5528,7 @@
           <w14:ligatures w14:val="standardContextual"/>
         </w:rPr>
       </w:pPr>
-      <w:hyperlink w:anchor="_Toc231225079" w:history="1">
+      <w:hyperlink w:anchor="_Toc236710280" w:history="1">
         <w:r>
           <w:rPr>
             <w:rStyle w:val="afffffff5"/>
@@ -5577,7 +5555,7 @@
             <w:noProof/>
             <w:webHidden/>
           </w:rPr>
-          <w:instrText xml:space="preserve"> PAGEREF _Toc231225079 \h </w:instrText>
+          <w:instrText xml:space="preserve"> PAGEREF _Toc236710280 \h </w:instrText>
         </w:r>
         <w:r>
           <w:rPr>
@@ -5625,7 +5603,7 @@
           <w14:ligatures w14:val="standardContextual"/>
         </w:rPr>
       </w:pPr>
-      <w:hyperlink w:anchor="_Toc231225080" w:history="1">
+      <w:hyperlink w:anchor="_Toc236710281" w:history="1">
         <w:r>
           <w:rPr>
             <w:rStyle w:val="afffffff5"/>
@@ -5652,7 +5630,7 @@
             <w:noProof/>
             <w:webHidden/>
           </w:rPr>
-          <w:instrText xml:space="preserve"> PAGEREF _Toc231225080 \h </w:instrText>
+          <w:instrText xml:space="preserve"> PAGEREF _Toc236710281 \h </w:instrText>
         </w:r>
         <w:r>
           <w:rPr>
@@ -5700,7 +5678,7 @@
           <w14:ligatures w14:val="standardContextual"/>
         </w:rPr>
       </w:pPr>
-      <w:hyperlink w:anchor="_Toc231225081" w:history="1">
+      <w:hyperlink w:anchor="_Toc236710282" w:history="1">
         <w:r>
           <w:rPr>
             <w:rStyle w:val="afffffff5"/>
@@ -5727,7 +5705,7 @@
             <w:noProof/>
             <w:webHidden/>
           </w:rPr>
-          <w:instrText xml:space="preserve"> PAGEREF _Toc231225081 \h </w:instrText>
+          <w:instrText xml:space="preserve"> PAGEREF _Toc236710282 \h </w:instrText>
         </w:r>
         <w:r>
           <w:rPr>
@@ -5775,7 +5753,7 @@
           <w14:ligatures w14:val="standardContextual"/>
         </w:rPr>
       </w:pPr>
-      <w:hyperlink w:anchor="_Toc231225082" w:history="1">
+      <w:hyperlink w:anchor="_Toc236710283" w:history="1">
         <w:r>
           <w:rPr>
             <w:rStyle w:val="afffffff5"/>
@@ -5802,7 +5780,7 @@
             <w:noProof/>
             <w:webHidden/>
           </w:rPr>
-          <w:instrText xml:space="preserve"> PAGEREF _Toc231225082 \h </w:instrText>
+          <w:instrText xml:space="preserve"> PAGEREF _Toc236710283 \h </w:instrText>
         </w:r>
         <w:r>
           <w:rPr>
@@ -5851,7 +5829,7 @@
           <w14:ligatures w14:val="standardContextual"/>
         </w:rPr>
       </w:pPr>
-      <w:hyperlink w:anchor="_Toc231225083" w:history="1">
+      <w:hyperlink w:anchor="_Toc236710284" w:history="1">
         <w:r>
           <w:rPr>
             <w:rStyle w:val="afffffff5"/>
@@ -5878,7 +5856,7 @@
             <w:noProof/>
             <w:webHidden/>
           </w:rPr>
-          <w:instrText xml:space="preserve"> PAGEREF _Toc231225083 \h </w:instrText>
+          <w:instrText xml:space="preserve"> PAGEREF _Toc236710284 \h </w:instrText>
         </w:r>
         <w:r>
           <w:rPr>
@@ -5927,7 +5905,7 @@
           <w14:ligatures w14:val="standardContextual"/>
         </w:rPr>
       </w:pPr>
-      <w:hyperlink w:anchor="_Toc231225084" w:history="1">
+      <w:hyperlink w:anchor="_Toc236710285" w:history="1">
         <w:r>
           <w:rPr>
             <w:rStyle w:val="afffffff5"/>
@@ -5954,7 +5932,7 @@
             <w:noProof/>
             <w:webHidden/>
           </w:rPr>
-          <w:instrText xml:space="preserve"> PAGEREF _Toc231225084 \h </w:instrText>
+          <w:instrText xml:space="preserve"> PAGEREF _Toc236710285 \h </w:instrText>
         </w:r>
         <w:r>
           <w:rPr>
@@ -6002,7 +5980,7 @@
           <w14:ligatures w14:val="standardContextual"/>
         </w:rPr>
       </w:pPr>
-      <w:hyperlink w:anchor="_Toc231225085" w:history="1">
+      <w:hyperlink w:anchor="_Toc236710286" w:history="1">
         <w:r>
           <w:rPr>
             <w:rStyle w:val="afffffff5"/>
@@ -6029,7 +6007,7 @@
             <w:noProof/>
             <w:webHidden/>
           </w:rPr>
-          <w:instrText xml:space="preserve"> PAGEREF _Toc231225085 \h </w:instrText>
+          <w:instrText xml:space="preserve"> PAGEREF _Toc236710286 \h </w:instrText>
         </w:r>
         <w:r>
           <w:rPr>
@@ -6068,9 +6046,10 @@
         </w:rPr>
       </w:pPr>
       <w:r>
+        <w:lastRenderedPageBreak/>
         <w:fldChar w:fldCharType="end"/>
       </w:r>
-      <w:bookmarkStart w:id="1" w:name="_Toc231225018"/>
+      <w:bookmarkStart w:id="1" w:name="_Toc236710219"/>
       <w:r>
         <w:rPr>
           <w:rFonts w:hint="eastAsia"/>
@@ -6086,7 +6065,7 @@
           <w:rFonts w:hint="eastAsia"/>
         </w:rPr>
       </w:pPr>
-      <w:bookmarkStart w:id="2" w:name="_Toc231225019"/>
+      <w:bookmarkStart w:id="2" w:name="_Toc236710220"/>
       <w:r>
         <w:rPr>
           <w:rFonts w:hint="eastAsia"/>
@@ -6105,7 +6084,7 @@
         <w:rPr>
           <w:rFonts w:hint="eastAsia"/>
         </w:rPr>
-        <w:t>本書は、施設グループ管理画面（`/facility-group-management`）で利用する API の設計内容を整理し、共有システム管理者アカウントが施設グループ、所属施設、他施設向け公開設定を管理するための実装基準を明確にすることを目的とする。</w:t>
+        <w:t>本書は、施設グループ管理画面（/facility-group-management）で利用する API の設計内容を整理し、共有システム管理者アカウントが施設グループ、所属施設、他施設向け公開設定を管理するための実装基準を明確にすることを目的とする。</w:t>
       </w:r>
     </w:p>
     <w:p>
@@ -6236,12 +6215,11 @@
           <w:rFonts w:hint="eastAsia"/>
         </w:rPr>
       </w:pPr>
-      <w:bookmarkStart w:id="3" w:name="_Toc231225020"/>
-      <w:r>
-        <w:rPr>
-          <w:rFonts w:hint="eastAsia"/>
-        </w:rPr>
-        <w:lastRenderedPageBreak/>
+      <w:bookmarkStart w:id="3" w:name="_Toc236710221"/>
+      <w:r>
+        <w:rPr>
+          <w:rFonts w:hint="eastAsia"/>
+        </w:rPr>
         <w:t>対象システム概要</w:t>
       </w:r>
       <w:bookmarkEnd w:id="3"/>
@@ -6279,7 +6257,7 @@
           <w:rFonts w:hint="eastAsia"/>
         </w:rPr>
       </w:pPr>
-      <w:bookmarkStart w:id="4" w:name="_Toc231225021"/>
+      <w:bookmarkStart w:id="4" w:name="_Toc236710222"/>
       <w:r>
         <w:rPr>
           <w:rFonts w:hint="eastAsia"/>
@@ -6308,6 +6286,7 @@
       </w:tblGrid>
       <w:tr>
         <w:trPr>
+          <w:cantSplit/>
           <w:tblHeader/>
         </w:trPr>
         <w:tc>
@@ -6352,6 +6331,9 @@
         </w:tc>
       </w:tr>
       <w:tr>
+        <w:trPr>
+          <w:cantSplit/>
+        </w:trPr>
         <w:tc>
           <w:tcPr>
             <w:tcW w:w="2500" w:type="pct"/>
@@ -6380,6 +6362,9 @@
         </w:tc>
       </w:tr>
       <w:tr>
+        <w:trPr>
+          <w:cantSplit/>
+        </w:trPr>
         <w:tc>
           <w:tcPr>
             <w:tcW w:w="2500" w:type="pct"/>
@@ -6402,12 +6387,15 @@
               <w:rPr>
                 <w:rFonts w:hint="eastAsia"/>
               </w:rPr>
-              <w:t>他施設閲覧候補範囲を表す `facility_collaboration_groups` の業務概念</w:t>
+              <w:t>他施設閲覧候補範囲を表す facility_collaboration_groups の業務概念</w:t>
             </w:r>
           </w:p>
         </w:tc>
       </w:tr>
       <w:tr>
+        <w:trPr>
+          <w:cantSplit/>
+        </w:trPr>
         <w:tc>
           <w:tcPr>
             <w:tcW w:w="2500" w:type="pct"/>
@@ -6430,12 +6418,15 @@
               <w:rPr>
                 <w:rFonts w:hint="eastAsia"/>
               </w:rPr>
-              <w:t>施設協業グループに所属する施設。`facility_collaboration_group_facilities` で管理する</w:t>
+              <w:t>施設協業グループに所属する施設。facility_collaboration_group_facilities で管理する</w:t>
             </w:r>
           </w:p>
         </w:tc>
       </w:tr>
       <w:tr>
+        <w:trPr>
+          <w:cantSplit/>
+        </w:trPr>
         <w:tc>
           <w:tcPr>
             <w:tcW w:w="2500" w:type="pct"/>
@@ -6445,6 +6436,7 @@
               <w:rPr>
                 <w:rFonts w:hint="eastAsia"/>
               </w:rPr>
+              <w:lastRenderedPageBreak/>
               <w:t>公開元施設</w:t>
             </w:r>
           </w:p>
@@ -6458,12 +6450,15 @@
               <w:rPr>
                 <w:rFonts w:hint="eastAsia"/>
               </w:rPr>
-              <w:t>他施設へデータを公開する側の施設。`facility_external_view_settings.provider_facility_id` / `facility_external_column_settings.provider_facility_id` で管理する</w:t>
+              <w:t>他施設へデータを公開する側の施設。facility_external_view_settings.provider_facility_id / facility_external_column_settings.provider_facility_id で管理する</w:t>
             </w:r>
           </w:p>
         </w:tc>
       </w:tr>
       <w:tr>
+        <w:trPr>
+          <w:cantSplit/>
+        </w:trPr>
         <w:tc>
           <w:tcPr>
             <w:tcW w:w="2500" w:type="pct"/>
@@ -6486,12 +6481,15 @@
               <w:rPr>
                 <w:rFonts w:hint="eastAsia"/>
               </w:rPr>
-              <w:t>施設グループ管理画面で扱う公開対象分類。`asset`、`estimate`、`history` を扱う</w:t>
+              <w:t>施設グループ管理画面で扱う公開対象分類。asset、estimate、history を扱う</w:t>
             </w:r>
           </w:p>
         </w:tc>
       </w:tr>
       <w:tr>
+        <w:trPr>
+          <w:cantSplit/>
+        </w:trPr>
         <w:tc>
           <w:tcPr>
             <w:tcW w:w="2500" w:type="pct"/>
@@ -6514,12 +6512,15 @@
               <w:rPr>
                 <w:rFonts w:hint="eastAsia"/>
               </w:rPr>
-              <w:t>公開元施設が他施設へ公開するデータ種別。`asset` / `estimate` / `history` の共有データ種別として `facility_external_view_settings` で管理する</w:t>
+              <w:t>公開元施設が他施設へ公開するデータ種別。asset / estimate / history の共有データ種別として facility_external_view_settings で管理する</w:t>
             </w:r>
           </w:p>
         </w:tc>
       </w:tr>
       <w:tr>
+        <w:trPr>
+          <w:cantSplit/>
+        </w:trPr>
         <w:tc>
           <w:tcPr>
             <w:tcW w:w="2500" w:type="pct"/>
@@ -6542,12 +6543,15 @@
               <w:rPr>
                 <w:rFonts w:hint="eastAsia"/>
               </w:rPr>
-              <w:t>公開元施設が他施設へ公開するカラム。`facility_external_column_settings` で管理する</w:t>
+              <w:t>公開元施設が他施設へ公開するカラム。facility_external_column_settings で管理する</w:t>
             </w:r>
           </w:p>
         </w:tc>
       </w:tr>
       <w:tr>
+        <w:trPr>
+          <w:cantSplit/>
+        </w:trPr>
         <w:tc>
           <w:tcPr>
             <w:tcW w:w="2500" w:type="pct"/>
@@ -6570,12 +6574,15 @@
               <w:rPr>
                 <w:rFonts w:hint="eastAsia"/>
               </w:rPr>
-              <w:t>資産一覧・資産詳細の他施設閲覧で利用する公開データ種別。`sharing_data_type='asset'` を正本とする</w:t>
+              <w:t>資産一覧・資産詳細の他施設閲覧で利用する公開データ種別。sharing_data_type='asset' を正本とする</w:t>
             </w:r>
           </w:p>
         </w:tc>
       </w:tr>
       <w:tr>
+        <w:trPr>
+          <w:cantSplit/>
+        </w:trPr>
         <w:tc>
           <w:tcPr>
             <w:tcW w:w="2500" w:type="pct"/>
@@ -6598,7 +6605,7 @@
               <w:rPr>
                 <w:rFonts w:hint="eastAsia"/>
               </w:rPr>
-              <w:t>資産一覧・資産詳細の他施設閲覧で価格系項目を公開する設定。`column_code='original_price_column'` を正本とする</w:t>
+              <w:t>資産一覧・資産詳細の他施設閲覧で価格系項目を公開する設定。column_code='original_price_column' を正本とする</w:t>
             </w:r>
           </w:p>
         </w:tc>
@@ -6612,12 +6619,11 @@
           <w:rFonts w:hint="eastAsia"/>
         </w:rPr>
       </w:pPr>
-      <w:bookmarkStart w:id="5" w:name="_Toc231225022"/>
-      <w:r>
-        <w:rPr>
-          <w:rFonts w:hint="eastAsia"/>
-        </w:rPr>
-        <w:lastRenderedPageBreak/>
+      <w:bookmarkStart w:id="5" w:name="_Toc236710223"/>
+      <w:r>
+        <w:rPr>
+          <w:rFonts w:hint="eastAsia"/>
+        </w:rPr>
         <w:t>対象画面</w:t>
       </w:r>
       <w:bookmarkEnd w:id="5"/>
@@ -6642,6 +6648,7 @@
       </w:tblGrid>
       <w:tr>
         <w:trPr>
+          <w:cantSplit/>
           <w:tblHeader/>
         </w:trPr>
         <w:tc>
@@ -6686,6 +6693,9 @@
         </w:tc>
       </w:tr>
       <w:tr>
+        <w:trPr>
+          <w:cantSplit/>
+        </w:trPr>
         <w:tc>
           <w:tcPr>
             <w:tcW w:w="2500" w:type="pct"/>
@@ -6714,6 +6724,9 @@
         </w:tc>
       </w:tr>
       <w:tr>
+        <w:trPr>
+          <w:cantSplit/>
+        </w:trPr>
         <w:tc>
           <w:tcPr>
             <w:tcW w:w="2500" w:type="pct"/>
@@ -6739,6 +6752,9 @@
         </w:tc>
       </w:tr>
       <w:tr>
+        <w:trPr>
+          <w:cantSplit/>
+        </w:trPr>
         <w:tc>
           <w:tcPr>
             <w:tcW w:w="2500" w:type="pct"/>
@@ -6775,11 +6791,12 @@
           <w:rFonts w:hint="eastAsia"/>
         </w:rPr>
       </w:pPr>
-      <w:bookmarkStart w:id="6" w:name="_Toc231225023"/>
-      <w:r>
-        <w:rPr>
-          <w:rFonts w:hint="eastAsia"/>
-        </w:rPr>
+      <w:bookmarkStart w:id="6" w:name="_Toc236710224"/>
+      <w:r>
+        <w:rPr>
+          <w:rFonts w:hint="eastAsia"/>
+        </w:rPr>
+        <w:lastRenderedPageBreak/>
         <w:t>第2章 システム全体構成</w:t>
       </w:r>
       <w:bookmarkEnd w:id="6"/>
@@ -6791,7 +6808,7 @@
           <w:rFonts w:hint="eastAsia"/>
         </w:rPr>
       </w:pPr>
-      <w:bookmarkStart w:id="7" w:name="_Toc231225024"/>
+      <w:bookmarkStart w:id="7" w:name="_Toc236710225"/>
       <w:r>
         <w:rPr>
           <w:rFonts w:hint="eastAsia"/>
@@ -6823,7 +6840,7 @@
         <w:rPr>
           <w:rFonts w:hint="eastAsia"/>
         </w:rPr>
-        <w:t>施設グループは `facility_collaboration_groups` と `facility_collaboration_group_facilities` で管理し、公開元施設単位の公開設定は `facility_external_view_settings` と `facility_external_column_settings` で管理する。</w:t>
+        <w:t>施設グループは facility_collaboration_groups と facility_collaboration_group_facilities で管理し、公開元施設単位の公開設定は facility_external_view_settings と facility_external_column_settings で管理する。</w:t>
       </w:r>
     </w:p>
     <w:p>
@@ -6846,7 +6863,7 @@
           <w:rFonts w:hint="eastAsia"/>
         </w:rPr>
       </w:pPr>
-      <w:bookmarkStart w:id="8" w:name="_Toc231225025"/>
+      <w:bookmarkStart w:id="8" w:name="_Toc236710226"/>
       <w:r>
         <w:rPr>
           <w:rFonts w:hint="eastAsia"/>
@@ -6876,6 +6893,7 @@
       </w:tblGrid>
       <w:tr>
         <w:trPr>
+          <w:cantSplit/>
           <w:tblHeader/>
         </w:trPr>
         <w:tc>
@@ -6939,6 +6957,9 @@
         </w:tc>
       </w:tr>
       <w:tr>
+        <w:trPr>
+          <w:cantSplit/>
+        </w:trPr>
         <w:tc>
           <w:tcPr>
             <w:tcW w:w="1666" w:type="pct"/>
@@ -6977,6 +6998,9 @@
         </w:tc>
       </w:tr>
       <w:tr>
+        <w:trPr>
+          <w:cantSplit/>
+        </w:trPr>
         <w:tc>
           <w:tcPr>
             <w:tcW w:w="1666" w:type="pct"/>
@@ -7015,6 +7039,9 @@
         </w:tc>
       </w:tr>
       <w:tr>
+        <w:trPr>
+          <w:cantSplit/>
+        </w:trPr>
         <w:tc>
           <w:tcPr>
             <w:tcW w:w="1666" w:type="pct"/>
@@ -7053,6 +7080,9 @@
         </w:tc>
       </w:tr>
       <w:tr>
+        <w:trPr>
+          <w:cantSplit/>
+        </w:trPr>
         <w:tc>
           <w:tcPr>
             <w:tcW w:w="1666" w:type="pct"/>
@@ -7085,12 +7115,15 @@
               <w:rPr>
                 <w:rFonts w:hint="eastAsia"/>
               </w:rPr>
-              <w:t>施設グループを `is_active=false` に更新する</w:t>
+              <w:t>施設グループを is_active=false に更新する</w:t>
             </w:r>
           </w:p>
         </w:tc>
       </w:tr>
       <w:tr>
+        <w:trPr>
+          <w:cantSplit/>
+        </w:trPr>
         <w:tc>
           <w:tcPr>
             <w:tcW w:w="1666" w:type="pct"/>
@@ -7100,7 +7133,6 @@
               <w:rPr>
                 <w:rFonts w:hint="eastAsia"/>
               </w:rPr>
-              <w:lastRenderedPageBreak/>
               <w:t>施設検索</w:t>
             </w:r>
           </w:p>
@@ -7130,6 +7162,9 @@
         </w:tc>
       </w:tr>
       <w:tr>
+        <w:trPr>
+          <w:cantSplit/>
+        </w:trPr>
         <w:tc>
           <w:tcPr>
             <w:tcW w:w="1666" w:type="pct"/>
@@ -7168,6 +7203,9 @@
         </w:tc>
       </w:tr>
       <w:tr>
+        <w:trPr>
+          <w:cantSplit/>
+        </w:trPr>
         <w:tc>
           <w:tcPr>
             <w:tcW w:w="1666" w:type="pct"/>
@@ -7206,6 +7244,9 @@
         </w:tc>
       </w:tr>
       <w:tr>
+        <w:trPr>
+          <w:cantSplit/>
+        </w:trPr>
         <w:tc>
           <w:tcPr>
             <w:tcW w:w="1666" w:type="pct"/>
@@ -7252,7 +7293,7 @@
           <w:rFonts w:hint="eastAsia"/>
         </w:rPr>
       </w:pPr>
-      <w:bookmarkStart w:id="9" w:name="_Toc231225026"/>
+      <w:bookmarkStart w:id="9" w:name="_Toc236710227"/>
       <w:r>
         <w:rPr>
           <w:rFonts w:hint="eastAsia"/>
@@ -7282,6 +7323,7 @@
       </w:tblGrid>
       <w:tr>
         <w:trPr>
+          <w:cantSplit/>
           <w:tblHeader/>
         </w:trPr>
         <w:tc>
@@ -7346,6 +7388,9 @@
         </w:tc>
       </w:tr>
       <w:tr>
+        <w:trPr>
+          <w:cantSplit/>
+        </w:trPr>
         <w:tc>
           <w:tcPr>
             <w:tcW w:w="1666" w:type="pct"/>
@@ -7375,12 +7420,15 @@
               <w:rPr>
                 <w:rFonts w:hint="eastAsia"/>
               </w:rPr>
-              <w:t>認証ユーザーが共有システム管理者アカウント（`account_type='SYSTEM_ADMIN'`）であることの確認</w:t>
+              <w:t>認証ユーザーが共有システム管理者アカウント（account_type='SYSTEM_ADMIN'）であることの確認</w:t>
             </w:r>
           </w:p>
         </w:tc>
       </w:tr>
       <w:tr>
+        <w:trPr>
+          <w:cantSplit/>
+        </w:trPr>
         <w:tc>
           <w:tcPr>
             <w:tcW w:w="1666" w:type="pct"/>
@@ -7416,6 +7464,9 @@
         </w:tc>
       </w:tr>
       <w:tr>
+        <w:trPr>
+          <w:cantSplit/>
+        </w:trPr>
         <w:tc>
           <w:tcPr>
             <w:tcW w:w="1666" w:type="pct"/>
@@ -7451,6 +7502,9 @@
         </w:tc>
       </w:tr>
       <w:tr>
+        <w:trPr>
+          <w:cantSplit/>
+        </w:trPr>
         <w:tc>
           <w:tcPr>
             <w:tcW w:w="1666" w:type="pct"/>
@@ -7486,6 +7540,9 @@
         </w:tc>
       </w:tr>
       <w:tr>
+        <w:trPr>
+          <w:cantSplit/>
+        </w:trPr>
         <w:tc>
           <w:tcPr>
             <w:tcW w:w="1666" w:type="pct"/>
@@ -7521,6 +7578,9 @@
         </w:tc>
       </w:tr>
       <w:tr>
+        <w:trPr>
+          <w:cantSplit/>
+        </w:trPr>
         <w:tc>
           <w:tcPr>
             <w:tcW w:w="1666" w:type="pct"/>
@@ -7556,6 +7616,9 @@
         </w:tc>
       </w:tr>
       <w:tr>
+        <w:trPr>
+          <w:cantSplit/>
+        </w:trPr>
         <w:tc>
           <w:tcPr>
             <w:tcW w:w="1666" w:type="pct"/>
@@ -7591,13 +7654,15 @@
         </w:tc>
       </w:tr>
       <w:tr>
+        <w:trPr>
+          <w:cantSplit/>
+        </w:trPr>
         <w:tc>
           <w:tcPr>
             <w:tcW w:w="1666" w:type="pct"/>
           </w:tcPr>
           <w:p>
             <w:r>
-              <w:lastRenderedPageBreak/>
               <w:t>facility_external_column_settings</w:t>
             </w:r>
           </w:p>
@@ -7635,7 +7700,7 @@
           <w:rFonts w:hint="eastAsia"/>
         </w:rPr>
       </w:pPr>
-      <w:bookmarkStart w:id="10" w:name="_Toc231225027"/>
+      <w:bookmarkStart w:id="10" w:name="_Toc236710228"/>
       <w:r>
         <w:rPr>
           <w:rFonts w:hint="eastAsia"/>
@@ -7651,7 +7716,7 @@
           <w:rFonts w:hint="eastAsia"/>
         </w:rPr>
       </w:pPr>
-      <w:bookmarkStart w:id="11" w:name="_Toc231225028"/>
+      <w:bookmarkStart w:id="11" w:name="_Toc236710229"/>
       <w:r>
         <w:rPr>
           <w:rFonts w:hint="eastAsia"/>
@@ -7733,7 +7798,8 @@
         <w:rPr>
           <w:rFonts w:hint="eastAsia"/>
         </w:rPr>
-        <w:t>日時形式: ISO 8601（例: `2026-05-17T00:00:00Z`）</w:t>
+        <w:lastRenderedPageBreak/>
+        <w:t>日時形式: ISO 8601（例: 2026-05-17T00:00:00Z）</w:t>
       </w:r>
     </w:p>
     <w:p>
@@ -7752,7 +7818,7 @@
         <w:rPr>
           <w:rFonts w:hint="eastAsia"/>
         </w:rPr>
-        <w:t>論理削除済み施設（`facilities.deleted_at IS NOT NULL`）は施設候補、所属施設追加、公開元施設設定の対象外とする</w:t>
+        <w:t>論理削除済み施設（facilities.deleted_at IS NOT NULL）は施設候補、所属施設追加、公開元施設設定の対象外とする</w:t>
       </w:r>
     </w:p>
     <w:p>
@@ -7771,7 +7837,7 @@
         <w:rPr>
           <w:rFonts w:hint="eastAsia"/>
         </w:rPr>
-        <w:t>他施設閲覧判定では、閲覧者側施設と公開元施設の双方が `deleted_at IS NULL` かつ `system_contract_status='ACTIVE'` であることを業務 API 側で再判定する</w:t>
+        <w:t>他施設閲覧判定では、閲覧者側施設と公開元施設の双方が deleted_at IS NULL かつ system_contract_status='ACTIVE' であることを業務 API 側で再判定する</w:t>
       </w:r>
     </w:p>
     <w:p>
@@ -7790,7 +7856,7 @@
         <w:rPr>
           <w:rFonts w:hint="eastAsia"/>
         </w:rPr>
-        <w:t>施設グループ削除は物理削除ではなく `facility_collaboration_groups.is_active=false` の論理無効化とする</w:t>
+        <w:t>施設グループ削除は物理削除ではなく facility_collaboration_groups.is_active=false の論理無効化とする</w:t>
       </w:r>
     </w:p>
     <w:p>
@@ -7809,7 +7875,7 @@
         <w:rPr>
           <w:rFonts w:hint="eastAsia"/>
         </w:rPr>
-        <w:t>所属施設解除は `facility_collaboration_group_facilities` の所属行を削除する</w:t>
+        <w:t>所属施設解除は facility_collaboration_group_facilities の所属行を削除する</w:t>
       </w:r>
     </w:p>
     <w:p>
@@ -7847,7 +7913,7 @@
         <w:rPr>
           <w:rFonts w:hint="eastAsia"/>
         </w:rPr>
-        <w:t>作成者・更新者は Bearer トークンの認証ユーザーIDを `created_by` / `updated_by` へ設定する</w:t>
+        <w:t>作成者・更新者は Bearer トークンの認証ユーザーIDを created_by / updated_by へ設定する</w:t>
       </w:r>
     </w:p>
     <w:p>
@@ -7885,7 +7951,7 @@
         <w:rPr>
           <w:rFonts w:hint="eastAsia"/>
         </w:rPr>
-        <w:t>Bearer トークン上の作業対象施設が `facilities.deleted_at IS NULL` で存在することを全API共通で確認し、存在しない、または削除済みの場合は 404 を返却する</w:t>
+        <w:t>Bearer トークン上の作業対象施設が facilities.deleted_at IS NULL で存在することを全API共通で確認し、存在しない、または削除済みの場合は 404 を返却する</w:t>
       </w:r>
     </w:p>
     <w:p>
@@ -7895,7 +7961,7 @@
           <w:rFonts w:hint="eastAsia"/>
         </w:rPr>
       </w:pPr>
-      <w:bookmarkStart w:id="12" w:name="_Toc231225029"/>
+      <w:bookmarkStart w:id="12" w:name="_Toc236710230"/>
       <w:r>
         <w:rPr>
           <w:rFonts w:hint="eastAsia"/>
@@ -7914,7 +7980,7 @@
         <w:rPr>
           <w:rFonts w:hint="eastAsia"/>
         </w:rPr>
-        <w:t>ログイン認証で取得した Bearer トークンを `Authorization` ヘッダーに付与して呼び出す。未認証時は 401 を返却する。</w:t>
+        <w:t>ログイン認証で取得した Bearer トークンを Authorization ヘッダーに付与して呼び出す。未認証時は 401 を返却する。</w:t>
       </w:r>
     </w:p>
     <w:p>
@@ -7924,12 +7990,11 @@
           <w:rFonts w:hint="eastAsia"/>
         </w:rPr>
       </w:pPr>
-      <w:bookmarkStart w:id="13" w:name="_Toc231225030"/>
-      <w:r>
-        <w:rPr>
-          <w:rFonts w:hint="eastAsia"/>
-        </w:rPr>
-        <w:lastRenderedPageBreak/>
+      <w:bookmarkStart w:id="13" w:name="_Toc236710231"/>
+      <w:r>
+        <w:rPr>
+          <w:rFonts w:hint="eastAsia"/>
+        </w:rPr>
         <w:t>権限モデル</w:t>
       </w:r>
       <w:bookmarkEnd w:id="13"/>
@@ -7944,7 +8009,7 @@
         <w:rPr>
           <w:rFonts w:hint="eastAsia"/>
         </w:rPr>
-        <w:t>本API群は共有システム管理者アカウント専用の特権操作として扱う。API 実行時は Bearer トークンが有効であること、認証コンテキストが共有システム管理者アカウント（`users.account_type='SYSTEM_ADMIN'`）であること、および Bearer トークン上の作業対象施設が存在し未削除であることを確認する。通常アカウント向けの施設割当や部署/役職別の機能割当、作業対象施設に対する実効 `feature_code` 判定は行わない。</w:t>
+        <w:t>本API群は共有システム管理者アカウント専用の特権操作として扱う。API 実行時は Bearer トークンが有効であること、認証コンテキストが共有システム管理者アカウント（users.account_type='SYSTEM_ADMIN'）であること、および Bearer トークン上の作業対象施設が存在し未削除であることを確認する。通常アカウント向けの施設割当や部署/役職別の機能割当、作業対象施設に対する実効 feature_code 判定は行わない。</w:t>
       </w:r>
     </w:p>
     <w:tbl>
@@ -7968,6 +8033,7 @@
       </w:tblGrid>
       <w:tr>
         <w:trPr>
+          <w:cantSplit/>
           <w:tblHeader/>
         </w:trPr>
         <w:tc>
@@ -8032,6 +8098,9 @@
         </w:tc>
       </w:tr>
       <w:tr>
+        <w:trPr>
+          <w:cantSplit/>
+        </w:trPr>
         <w:tc>
           <w:tcPr>
             <w:tcW w:w="1666" w:type="pct"/>
@@ -8054,7 +8123,7 @@
               <w:rPr>
                 <w:rFonts w:hint="eastAsia"/>
               </w:rPr>
-              <w:t>`facility_group_list`（画面・権限整理上の分類。API実行時の実効判定には使用しない）</w:t>
+              <w:t>facility_group_list（画面・権限整理上の分類。API実行時の実効判定には使用しない）</w:t>
             </w:r>
           </w:p>
         </w:tc>
@@ -8073,6 +8142,9 @@
         </w:tc>
       </w:tr>
       <w:tr>
+        <w:trPr>
+          <w:cantSplit/>
+        </w:trPr>
         <w:tc>
           <w:tcPr>
             <w:tcW w:w="1666" w:type="pct"/>
@@ -8082,6 +8154,7 @@
               <w:rPr>
                 <w:rFonts w:hint="eastAsia"/>
               </w:rPr>
+              <w:lastRenderedPageBreak/>
               <w:t>施設グループ / 新規作成・編集</w:t>
             </w:r>
           </w:p>
@@ -8095,7 +8168,7 @@
               <w:rPr>
                 <w:rFonts w:hint="eastAsia"/>
               </w:rPr>
-              <w:t>`facility_group_edit`（画面・権限整理上の分類。API実行時の実効判定には使用しない）</w:t>
+              <w:t>facility_group_edit（画面・権限整理上の分類。API実行時の実効判定には使用しない）</w:t>
             </w:r>
           </w:p>
         </w:tc>
@@ -8137,6 +8210,7 @@
       </w:tblGrid>
       <w:tr>
         <w:trPr>
+          <w:cantSplit/>
           <w:tblHeader/>
         </w:trPr>
         <w:tc>
@@ -8221,6 +8295,9 @@
         </w:tc>
       </w:tr>
       <w:tr>
+        <w:trPr>
+          <w:cantSplit/>
+        </w:trPr>
         <w:tc>
           <w:tcPr>
             <w:tcW w:w="1250" w:type="pct"/>
@@ -8256,7 +8333,7 @@
               <w:rPr>
                 <w:rFonts w:hint="eastAsia"/>
               </w:rPr>
-              <w:t>認証コンテキストが共有システム管理者アカウント（`users.account_type='SYSTEM_ADMIN'`）であり、Bearer トークン上の作業対象施設が存在し未削除であること</w:t>
+              <w:t>認証コンテキストが共有システム管理者アカウント（users.account_type='SYSTEM_ADMIN'）であり、Bearer トークン上の作業対象施設が存在し未削除であること</w:t>
             </w:r>
           </w:p>
         </w:tc>
@@ -8275,6 +8352,9 @@
         </w:tc>
       </w:tr>
       <w:tr>
+        <w:trPr>
+          <w:cantSplit/>
+        </w:trPr>
         <w:tc>
           <w:tcPr>
             <w:tcW w:w="1250" w:type="pct"/>
@@ -8310,7 +8390,7 @@
               <w:rPr>
                 <w:rFonts w:hint="eastAsia"/>
               </w:rPr>
-              <w:t>認証コンテキストが共有システム管理者アカウント（`users.account_type='SYSTEM_ADMIN'`）であり、Bearer トークン上の作業対象施設が存在し未削除であること</w:t>
+              <w:t>認証コンテキストが共有システム管理者アカウント（users.account_type='SYSTEM_ADMIN'）であり、Bearer トークン上の作業対象施設が存在し未削除であること</w:t>
             </w:r>
           </w:p>
         </w:tc>
@@ -8329,6 +8409,9 @@
         </w:tc>
       </w:tr>
       <w:tr>
+        <w:trPr>
+          <w:cantSplit/>
+        </w:trPr>
         <w:tc>
           <w:tcPr>
             <w:tcW w:w="1250" w:type="pct"/>
@@ -8364,27 +8447,19 @@
               <w:rPr>
                 <w:rFonts w:hint="eastAsia"/>
               </w:rPr>
-              <w:t>認証コンテキストが共有システム管理者アカウント（`users.acco</w:t>
-            </w:r>
-            <w:r>
-              <w:rPr>
-                <w:rFonts w:hint="eastAsia"/>
-              </w:rPr>
-              <w:lastRenderedPageBreak/>
-              <w:t>unt_type='SYSTEM_ADMIN'`）であり、Bearer トークン上の作業対象施設が存在し未削除であること</w:t>
-            </w:r>
-          </w:p>
-        </w:tc>
-        <w:tc>
-          <w:tcPr>
-            <w:tcW w:w="1250" w:type="pct"/>
-          </w:tcPr>
-          <w:p>
-            <w:r>
-              <w:rPr>
-                <w:rFonts w:hint="eastAsia"/>
-              </w:rPr>
-              <w:lastRenderedPageBreak/>
+              <w:t>認証コンテキストが共有システム管理者アカウント（users.account_type='SYSTEM_ADMIN'）であり、Bearer トークン上の作業対象施設が存在し未削除であること</w:t>
+            </w:r>
+          </w:p>
+        </w:tc>
+        <w:tc>
+          <w:tcPr>
+            <w:tcW w:w="1250" w:type="pct"/>
+          </w:tcPr>
+          <w:p>
+            <w:r>
+              <w:rPr>
+                <w:rFonts w:hint="eastAsia"/>
+              </w:rPr>
               <w:t>グループ詳細の変更処理</w:t>
             </w:r>
           </w:p>
@@ -8399,7 +8474,7 @@
           <w:rFonts w:hint="eastAsia"/>
         </w:rPr>
       </w:pPr>
-      <w:bookmarkStart w:id="14" w:name="_Toc231225031"/>
+      <w:bookmarkStart w:id="14" w:name="_Toc236710232"/>
       <w:r>
         <w:rPr>
           <w:rFonts w:hint="eastAsia"/>
@@ -8443,7 +8518,8 @@
         <w:rPr>
           <w:rFonts w:hint="eastAsia"/>
         </w:rPr>
-        <w:t>資産一覧・資産詳細の他施設閲覧は、閲覧者側施設で `original_list_view` が実効有効、閲覧者側施設と公開元施設が同一の有効な施設グループに所属、公開元施設の `facility_external_view_settings(sharing_data_type='asset')` が有効である場合のみ許可する</w:t>
+        <w:lastRenderedPageBreak/>
+        <w:t>資産一覧・資産詳細の他施設閲覧は、閲覧者側施設で original_list_view が実効有効、閲覧者側施設と公開元施設が同一の有効な施設グループに所属、公開元施設の facility_external_view_settings(sharing_data_type='asset') が有効である場合のみ許可する</w:t>
       </w:r>
     </w:p>
     <w:p>
@@ -8462,7 +8538,7 @@
         <w:rPr>
           <w:rFonts w:hint="eastAsia"/>
         </w:rPr>
-        <w:t>価格系項目は、閲覧者側施設で `original_price_column` が実効有効であり、公開元施設の `facility_external_column_settings(column_code='original_price_column')` が有効である場合のみ返却する</w:t>
+        <w:t>価格系項目は、閲覧者側施設で original_price_column が実効有効であり、公開元施設の facility_external_column_settings(column_code='original_price_column') が有効である場合のみ返却する</w:t>
       </w:r>
     </w:p>
     <w:p>
@@ -8491,7 +8567,7 @@
           <w:rFonts w:hint="eastAsia"/>
         </w:rPr>
       </w:pPr>
-      <w:bookmarkStart w:id="15" w:name="_Toc231225032"/>
+      <w:bookmarkStart w:id="15" w:name="_Toc236710233"/>
       <w:r>
         <w:rPr>
           <w:rFonts w:hint="eastAsia"/>
@@ -8523,6 +8599,7 @@
       </w:tblGrid>
       <w:tr>
         <w:trPr>
+          <w:cantSplit/>
           <w:tblHeader/>
         </w:trPr>
         <w:tc>
@@ -8625,6 +8702,9 @@
         </w:tc>
       </w:tr>
       <w:tr>
+        <w:trPr>
+          <w:cantSplit/>
+        </w:trPr>
         <w:tc>
           <w:tcPr>
             <w:tcW w:w="1000" w:type="pct"/>
@@ -8654,7 +8734,7 @@
           </w:tcPr>
           <w:p>
             <w:r>
-              <w:t>`facility_external_view_settings`</w:t>
+              <w:t>facility_external_view_settings</w:t>
             </w:r>
           </w:p>
         </w:tc>
@@ -8664,7 +8744,7 @@
           </w:tcPr>
           <w:p>
             <w:r>
-              <w:t>`asset`</w:t>
+              <w:t>asset</w:t>
             </w:r>
           </w:p>
         </w:tc>
@@ -8683,6 +8763,9 @@
         </w:tc>
       </w:tr>
       <w:tr>
+        <w:trPr>
+          <w:cantSplit/>
+        </w:trPr>
         <w:tc>
           <w:tcPr>
             <w:tcW w:w="1000" w:type="pct"/>
@@ -8712,7 +8795,7 @@
           </w:tcPr>
           <w:p>
             <w:r>
-              <w:t>`facility_external_view_settings`</w:t>
+              <w:t>facility_external_view_settings</w:t>
             </w:r>
           </w:p>
         </w:tc>
@@ -8722,7 +8805,7 @@
           </w:tcPr>
           <w:p>
             <w:r>
-              <w:t>`estimate`</w:t>
+              <w:t>estimate</w:t>
             </w:r>
           </w:p>
         </w:tc>
@@ -8741,6 +8824,9 @@
         </w:tc>
       </w:tr>
       <w:tr>
+        <w:trPr>
+          <w:cantSplit/>
+        </w:trPr>
         <w:tc>
           <w:tcPr>
             <w:tcW w:w="1000" w:type="pct"/>
@@ -8770,7 +8856,7 @@
           </w:tcPr>
           <w:p>
             <w:r>
-              <w:t>`facility_external_view_settings`</w:t>
+              <w:t>facility_external_view_settings</w:t>
             </w:r>
           </w:p>
         </w:tc>
@@ -8780,7 +8866,7 @@
           </w:tcPr>
           <w:p>
             <w:r>
-              <w:t>`history`</w:t>
+              <w:t>history</w:t>
             </w:r>
           </w:p>
         </w:tc>
@@ -8793,14 +8879,7 @@
               <w:rPr>
                 <w:rFonts w:hint="eastAsia"/>
               </w:rPr>
-              <w:t>設定値の保存・返却のみ行い、資産一覧・資産詳細の他施設閲覧</w:t>
-            </w:r>
-            <w:r>
-              <w:rPr>
-                <w:rFonts w:hint="eastAsia"/>
-              </w:rPr>
-              <w:lastRenderedPageBreak/>
-              <w:t>判定には使用しない</w:t>
+              <w:t>設定値の保存・返却のみ行い、資産一覧・資産詳細の他施設閲覧判定には使用しない</w:t>
             </w:r>
           </w:p>
         </w:tc>
@@ -8817,7 +8896,7 @@
         <w:rPr>
           <w:rFonts w:hint="eastAsia"/>
         </w:rPr>
-        <w:t>`asset` / `estimate` / `history` は施設グループ管理の共有データ種別コードであり、認可用 `feature_code` ではない。`estimate` / `history` は現行Phaseでは設定値の保持を目的に保存し、見積系APIや履歴系APIの他施設閲覧可否を成立させるものではなく、資産一覧・資産詳細の他施設閲覧判定にも使用しない。</w:t>
+        <w:t>asset / estimate / history は施設グループ管理の共有データ種別コードであり、認可用 feature_code ではない。estimate / history は現行Phaseでは設定値の保持を目的に保存し、見積系APIや履歴系APIの他施設閲覧可否を成立させるものではなく、資産一覧・資産詳細の他施設閲覧判定にも使用しない。</w:t>
       </w:r>
     </w:p>
     <w:p>
@@ -8827,11 +8906,12 @@
           <w:rFonts w:hint="eastAsia"/>
         </w:rPr>
       </w:pPr>
-      <w:bookmarkStart w:id="16" w:name="_Toc231225033"/>
-      <w:r>
-        <w:rPr>
-          <w:rFonts w:hint="eastAsia"/>
-        </w:rPr>
+      <w:bookmarkStart w:id="16" w:name="_Toc236710234"/>
+      <w:r>
+        <w:rPr>
+          <w:rFonts w:hint="eastAsia"/>
+        </w:rPr>
+        <w:lastRenderedPageBreak/>
         <w:t>エラーレスポンス仕様</w:t>
       </w:r>
       <w:bookmarkEnd w:id="16"/>
@@ -8843,7 +8923,7 @@
           <w:rFonts w:hint="eastAsia"/>
         </w:rPr>
       </w:pPr>
-      <w:bookmarkStart w:id="17" w:name="_Toc231225034"/>
+      <w:bookmarkStart w:id="17" w:name="_Toc236710235"/>
       <w:r>
         <w:rPr>
           <w:rFonts w:hint="eastAsia"/>
@@ -8874,6 +8954,7 @@
       </w:tblGrid>
       <w:tr>
         <w:trPr>
+          <w:cantSplit/>
           <w:tblHeader/>
         </w:trPr>
         <w:tc>
@@ -8958,6 +9039,9 @@
         </w:tc>
       </w:tr>
       <w:tr>
+        <w:trPr>
+          <w:cantSplit/>
+        </w:trPr>
         <w:tc>
           <w:tcPr>
             <w:tcW w:w="1250" w:type="pct"/>
@@ -9003,6 +9087,9 @@
         </w:tc>
       </w:tr>
       <w:tr>
+        <w:trPr>
+          <w:cantSplit/>
+        </w:trPr>
         <w:tc>
           <w:tcPr>
             <w:tcW w:w="1250" w:type="pct"/>
@@ -9048,6 +9135,9 @@
         </w:tc>
       </w:tr>
       <w:tr>
+        <w:trPr>
+          <w:cantSplit/>
+        </w:trPr>
         <w:tc>
           <w:tcPr>
             <w:tcW w:w="1250" w:type="pct"/>
@@ -9101,7 +9191,7 @@
           <w:rFonts w:hint="eastAsia"/>
         </w:rPr>
       </w:pPr>
-      <w:bookmarkStart w:id="18" w:name="_Toc231225035"/>
+      <w:bookmarkStart w:id="18" w:name="_Toc236710236"/>
       <w:r>
         <w:rPr>
           <w:rFonts w:hint="eastAsia"/>
@@ -9114,7 +9204,7 @@
       <w:pPr>
         <w:pStyle w:val="3"/>
       </w:pPr>
-      <w:bookmarkStart w:id="19" w:name="_Toc231225036"/>
+      <w:bookmarkStart w:id="19" w:name="_Toc236710237"/>
       <w:r>
         <w:t>FacilityGroupSummary</w:t>
       </w:r>
@@ -9142,6 +9232,7 @@
       </w:tblGrid>
       <w:tr>
         <w:trPr>
+          <w:cantSplit/>
           <w:tblHeader/>
         </w:trPr>
         <w:tc>
@@ -9226,6 +9317,9 @@
         </w:tc>
       </w:tr>
       <w:tr>
+        <w:trPr>
+          <w:cantSplit/>
+        </w:trPr>
         <w:tc>
           <w:tcPr>
             <w:tcW w:w="1250" w:type="pct"/>
@@ -9262,12 +9356,15 @@
           </w:tcPr>
           <w:p>
             <w:r>
-              <w:t>`facility_collaboration_groups.facility_collaboration_group_id`</w:t>
+              <w:t>facility_collaboration_groups.facility_collaboration_group_id</w:t>
             </w:r>
           </w:p>
         </w:tc>
       </w:tr>
       <w:tr>
+        <w:trPr>
+          <w:cantSplit/>
+        </w:trPr>
         <w:tc>
           <w:tcPr>
             <w:tcW w:w="1250" w:type="pct"/>
@@ -9313,6 +9410,9 @@
         </w:tc>
       </w:tr>
       <w:tr>
+        <w:trPr>
+          <w:cantSplit/>
+        </w:trPr>
         <w:tc>
           <w:tcPr>
             <w:tcW w:w="1250" w:type="pct"/>
@@ -9358,6 +9458,9 @@
         </w:tc>
       </w:tr>
       <w:tr>
+        <w:trPr>
+          <w:cantSplit/>
+        </w:trPr>
         <w:tc>
           <w:tcPr>
             <w:tcW w:w="1250" w:type="pct"/>
@@ -9403,6 +9506,9 @@
         </w:tc>
       </w:tr>
       <w:tr>
+        <w:trPr>
+          <w:cantSplit/>
+        </w:trPr>
         <w:tc>
           <w:tcPr>
             <w:tcW w:w="1250" w:type="pct"/>
@@ -9448,13 +9554,15 @@
         </w:tc>
       </w:tr>
       <w:tr>
-        <w:tc>
-          <w:tcPr>
-            <w:tcW w:w="1250" w:type="pct"/>
-          </w:tcPr>
-          <w:p>
-            <w:r>
-              <w:lastRenderedPageBreak/>
+        <w:trPr>
+          <w:cantSplit/>
+        </w:trPr>
+        <w:tc>
+          <w:tcPr>
+            <w:tcW w:w="1250" w:type="pct"/>
+          </w:tcPr>
+          <w:p>
+            <w:r>
               <w:t>sharingSettings</w:t>
             </w:r>
           </w:p>
@@ -9494,6 +9602,9 @@
         </w:tc>
       </w:tr>
       <w:tr>
+        <w:trPr>
+          <w:cantSplit/>
+        </w:trPr>
         <w:tc>
           <w:tcPr>
             <w:tcW w:w="1250" w:type="pct"/>
@@ -9539,6 +9650,9 @@
         </w:tc>
       </w:tr>
       <w:tr>
+        <w:trPr>
+          <w:cantSplit/>
+        </w:trPr>
         <w:tc>
           <w:tcPr>
             <w:tcW w:w="1250" w:type="pct"/>
@@ -9589,7 +9703,7 @@
       <w:pPr>
         <w:pStyle w:val="3"/>
       </w:pPr>
-      <w:bookmarkStart w:id="20" w:name="_Toc231225037"/>
+      <w:bookmarkStart w:id="20" w:name="_Toc236710238"/>
       <w:r>
         <w:t>GroupFacilityItem</w:t>
       </w:r>
@@ -9617,6 +9731,7 @@
       </w:tblGrid>
       <w:tr>
         <w:trPr>
+          <w:cantSplit/>
           <w:tblHeader/>
         </w:trPr>
         <w:tc>
@@ -9701,6 +9816,9 @@
         </w:tc>
       </w:tr>
       <w:tr>
+        <w:trPr>
+          <w:cantSplit/>
+        </w:trPr>
         <w:tc>
           <w:tcPr>
             <w:tcW w:w="1250" w:type="pct"/>
@@ -9737,12 +9855,15 @@
           </w:tcPr>
           <w:p>
             <w:r>
-              <w:t>`facilities.facility_id`</w:t>
+              <w:t>facilities.facility_id</w:t>
             </w:r>
           </w:p>
         </w:tc>
       </w:tr>
       <w:tr>
+        <w:trPr>
+          <w:cantSplit/>
+        </w:trPr>
         <w:tc>
           <w:tcPr>
             <w:tcW w:w="1250" w:type="pct"/>
@@ -9788,12 +9909,16 @@
         </w:tc>
       </w:tr>
       <w:tr>
-        <w:tc>
-          <w:tcPr>
-            <w:tcW w:w="1250" w:type="pct"/>
-          </w:tcPr>
-          <w:p>
-            <w:r>
+        <w:trPr>
+          <w:cantSplit/>
+        </w:trPr>
+        <w:tc>
+          <w:tcPr>
+            <w:tcW w:w="1250" w:type="pct"/>
+          </w:tcPr>
+          <w:p>
+            <w:r>
+              <w:lastRenderedPageBreak/>
               <w:t>facilityName</w:t>
             </w:r>
           </w:p>
@@ -9833,6 +9958,9 @@
         </w:tc>
       </w:tr>
       <w:tr>
+        <w:trPr>
+          <w:cantSplit/>
+        </w:trPr>
         <w:tc>
           <w:tcPr>
             <w:tcW w:w="1250" w:type="pct"/>
@@ -9878,6 +10006,9 @@
         </w:tc>
       </w:tr>
       <w:tr>
+        <w:trPr>
+          <w:cantSplit/>
+        </w:trPr>
         <w:tc>
           <w:tcPr>
             <w:tcW w:w="1250" w:type="pct"/>
@@ -9917,7 +10048,7 @@
               <w:rPr>
                 <w:rFonts w:hint="eastAsia"/>
               </w:rPr>
-              <w:t>`ACTIVE` または `CANCELLED`</w:t>
+              <w:t>ACTIVE または CANCELLED</w:t>
             </w:r>
           </w:p>
         </w:tc>
@@ -9928,7 +10059,7 @@
       <w:pPr>
         <w:pStyle w:val="3"/>
       </w:pPr>
-      <w:bookmarkStart w:id="21" w:name="_Toc231225038"/>
+      <w:bookmarkStart w:id="21" w:name="_Toc236710239"/>
       <w:r>
         <w:t>ExternalSharingSettingItem</w:t>
       </w:r>
@@ -9956,6 +10087,7 @@
       </w:tblGrid>
       <w:tr>
         <w:trPr>
+          <w:cantSplit/>
           <w:tblHeader/>
         </w:trPr>
         <w:tc>
@@ -10040,6 +10172,9 @@
         </w:tc>
       </w:tr>
       <w:tr>
+        <w:trPr>
+          <w:cantSplit/>
+        </w:trPr>
         <w:tc>
           <w:tcPr>
             <w:tcW w:w="1250" w:type="pct"/>
@@ -10085,6 +10220,9 @@
         </w:tc>
       </w:tr>
       <w:tr>
+        <w:trPr>
+          <w:cantSplit/>
+        </w:trPr>
         <w:tc>
           <w:tcPr>
             <w:tcW w:w="1250" w:type="pct"/>
@@ -10124,12 +10262,15 @@
               <w:rPr>
                 <w:rFonts w:hint="eastAsia"/>
               </w:rPr>
-              <w:t>`asset`、`estimate`、`history`</w:t>
+              <w:t>asset、estimate、history</w:t>
             </w:r>
           </w:p>
         </w:tc>
       </w:tr>
       <w:tr>
+        <w:trPr>
+          <w:cantSplit/>
+        </w:trPr>
         <w:tc>
           <w:tcPr>
             <w:tcW w:w="1250" w:type="pct"/>
@@ -10175,6 +10316,9 @@
         </w:tc>
       </w:tr>
       <w:tr>
+        <w:trPr>
+          <w:cantSplit/>
+        </w:trPr>
         <w:tc>
           <w:tcPr>
             <w:tcW w:w="1250" w:type="pct"/>
@@ -10220,6 +10364,9 @@
         </w:tc>
       </w:tr>
       <w:tr>
+        <w:trPr>
+          <w:cantSplit/>
+        </w:trPr>
         <w:tc>
           <w:tcPr>
             <w:tcW w:w="1250" w:type="pct"/>
@@ -10270,9 +10417,8 @@
       <w:pPr>
         <w:pStyle w:val="3"/>
       </w:pPr>
-      <w:bookmarkStart w:id="22" w:name="_Toc231225039"/>
-      <w:r>
-        <w:lastRenderedPageBreak/>
+      <w:bookmarkStart w:id="22" w:name="_Toc236710240"/>
+      <w:r>
         <w:t>ExternalColumnSharingSettingItem</w:t>
       </w:r>
       <w:bookmarkEnd w:id="22"/>
@@ -10299,6 +10445,7 @@
       </w:tblGrid>
       <w:tr>
         <w:trPr>
+          <w:cantSplit/>
           <w:tblHeader/>
         </w:trPr>
         <w:tc>
@@ -10383,6 +10530,9 @@
         </w:tc>
       </w:tr>
       <w:tr>
+        <w:trPr>
+          <w:cantSplit/>
+        </w:trPr>
         <w:tc>
           <w:tcPr>
             <w:tcW w:w="1250" w:type="pct"/>
@@ -10422,12 +10572,15 @@
               <w:rPr>
                 <w:rFonts w:hint="eastAsia"/>
               </w:rPr>
-              <w:t>公開カラムを表す column_code。価格カラムは `original_price_column`</w:t>
+              <w:t>公開カラムを表す column_code。価格カラムは original_price_column</w:t>
             </w:r>
           </w:p>
         </w:tc>
       </w:tr>
       <w:tr>
+        <w:trPr>
+          <w:cantSplit/>
+        </w:trPr>
         <w:tc>
           <w:tcPr>
             <w:tcW w:w="1250" w:type="pct"/>
@@ -10473,6 +10626,9 @@
         </w:tc>
       </w:tr>
       <w:tr>
+        <w:trPr>
+          <w:cantSplit/>
+        </w:trPr>
         <w:tc>
           <w:tcPr>
             <w:tcW w:w="1250" w:type="pct"/>
@@ -10512,12 +10668,15 @@
               <w:rPr>
                 <w:rFonts w:hint="eastAsia"/>
               </w:rPr>
-              <w:t>当該カラムを公開するために有効化が必要な共有データ種別。価格カラムは `asset`</w:t>
+              <w:t>当該カラムを公開するために有効化が必要な共有データ種別。価格カラムは asset</w:t>
             </w:r>
           </w:p>
         </w:tc>
       </w:tr>
       <w:tr>
+        <w:trPr>
+          <w:cantSplit/>
+        </w:trPr>
         <w:tc>
           <w:tcPr>
             <w:tcW w:w="1250" w:type="pct"/>
@@ -10571,11 +10730,12 @@
           <w:rFonts w:hint="eastAsia"/>
         </w:rPr>
       </w:pPr>
-      <w:bookmarkStart w:id="23" w:name="_Toc231225040"/>
-      <w:r>
-        <w:rPr>
-          <w:rFonts w:hint="eastAsia"/>
-        </w:rPr>
+      <w:bookmarkStart w:id="23" w:name="_Toc236710241"/>
+      <w:r>
+        <w:rPr>
+          <w:rFonts w:hint="eastAsia"/>
+        </w:rPr>
+        <w:lastRenderedPageBreak/>
         <w:t>第4章 API一覧</w:t>
       </w:r>
       <w:bookmarkEnd w:id="23"/>
@@ -10587,7 +10747,7 @@
           <w:rFonts w:hint="eastAsia"/>
         </w:rPr>
       </w:pPr>
-      <w:bookmarkStart w:id="24" w:name="_Toc231225041"/>
+      <w:bookmarkStart w:id="24" w:name="_Toc236710242"/>
       <w:r>
         <w:rPr>
           <w:rFonts w:hint="eastAsia"/>
@@ -10619,6 +10779,7 @@
       </w:tblGrid>
       <w:tr>
         <w:trPr>
+          <w:cantSplit/>
           <w:tblHeader/>
         </w:trPr>
         <w:tc>
@@ -10721,6 +10882,9 @@
         </w:tc>
       </w:tr>
       <w:tr>
+        <w:trPr>
+          <w:cantSplit/>
+        </w:trPr>
         <w:tc>
           <w:tcPr>
             <w:tcW w:w="1000" w:type="pct"/>
@@ -10782,6 +10946,9 @@
         </w:tc>
       </w:tr>
       <w:tr>
+        <w:trPr>
+          <w:cantSplit/>
+        </w:trPr>
         <w:tc>
           <w:tcPr>
             <w:tcW w:w="1000" w:type="pct"/>
@@ -10843,6 +11010,9 @@
         </w:tc>
       </w:tr>
       <w:tr>
+        <w:trPr>
+          <w:cantSplit/>
+        </w:trPr>
         <w:tc>
           <w:tcPr>
             <w:tcW w:w="1000" w:type="pct"/>
@@ -10904,6 +11074,9 @@
         </w:tc>
       </w:tr>
       <w:tr>
+        <w:trPr>
+          <w:cantSplit/>
+        </w:trPr>
         <w:tc>
           <w:tcPr>
             <w:tcW w:w="1000" w:type="pct"/>
@@ -10965,6 +11138,9 @@
         </w:tc>
       </w:tr>
       <w:tr>
+        <w:trPr>
+          <w:cantSplit/>
+        </w:trPr>
         <w:tc>
           <w:tcPr>
             <w:tcW w:w="1000" w:type="pct"/>
@@ -10974,7 +11150,6 @@
               <w:rPr>
                 <w:rFonts w:hint="eastAsia"/>
               </w:rPr>
-              <w:lastRenderedPageBreak/>
               <w:t>施設候補取得</w:t>
             </w:r>
           </w:p>
@@ -11027,6 +11202,9 @@
         </w:tc>
       </w:tr>
       <w:tr>
+        <w:trPr>
+          <w:cantSplit/>
+        </w:trPr>
         <w:tc>
           <w:tcPr>
             <w:tcW w:w="1000" w:type="pct"/>
@@ -11088,6 +11266,9 @@
         </w:tc>
       </w:tr>
       <w:tr>
+        <w:trPr>
+          <w:cantSplit/>
+        </w:trPr>
         <w:tc>
           <w:tcPr>
             <w:tcW w:w="1000" w:type="pct"/>
@@ -11149,6 +11330,9 @@
         </w:tc>
       </w:tr>
       <w:tr>
+        <w:trPr>
+          <w:cantSplit/>
+        </w:trPr>
         <w:tc>
           <w:tcPr>
             <w:tcW w:w="1000" w:type="pct"/>
@@ -11218,11 +11402,12 @@
           <w:rFonts w:hint="eastAsia"/>
         </w:rPr>
       </w:pPr>
-      <w:bookmarkStart w:id="25" w:name="_Toc231225042"/>
-      <w:r>
-        <w:rPr>
-          <w:rFonts w:hint="eastAsia"/>
-        </w:rPr>
+      <w:bookmarkStart w:id="25" w:name="_Toc236710243"/>
+      <w:r>
+        <w:rPr>
+          <w:rFonts w:hint="eastAsia"/>
+        </w:rPr>
+        <w:lastRenderedPageBreak/>
         <w:t>第5章 施設グループ管理機能設計</w:t>
       </w:r>
       <w:bookmarkEnd w:id="25"/>
@@ -11234,7 +11419,7 @@
           <w:rFonts w:hint="eastAsia"/>
         </w:rPr>
       </w:pPr>
-      <w:bookmarkStart w:id="26" w:name="_Toc231225043"/>
+      <w:bookmarkStart w:id="26" w:name="_Toc236710244"/>
       <w:r>
         <w:rPr>
           <w:rFonts w:hint="eastAsia"/>
@@ -11300,12 +11485,11 @@
           <w:rFonts w:hint="eastAsia"/>
         </w:rPr>
       </w:pPr>
-      <w:bookmarkStart w:id="27" w:name="_Toc231225044"/>
-      <w:r>
-        <w:rPr>
-          <w:rFonts w:hint="eastAsia"/>
-        </w:rPr>
-        <w:lastRenderedPageBreak/>
+      <w:bookmarkStart w:id="27" w:name="_Toc236710245"/>
+      <w:r>
+        <w:rPr>
+          <w:rFonts w:hint="eastAsia"/>
+        </w:rPr>
         <w:t>リクエストパラメータ</w:t>
       </w:r>
       <w:bookmarkEnd w:id="27"/>
@@ -11333,6 +11517,7 @@
       </w:tblGrid>
       <w:tr>
         <w:trPr>
+          <w:cantSplit/>
           <w:tblHeader/>
         </w:trPr>
         <w:tc>
@@ -11436,6 +11621,9 @@
         </w:tc>
       </w:tr>
       <w:tr>
+        <w:trPr>
+          <w:cantSplit/>
+        </w:trPr>
         <w:tc>
           <w:tcPr>
             <w:tcW w:w="1000" w:type="pct"/>
@@ -11491,6 +11679,9 @@
         </w:tc>
       </w:tr>
       <w:tr>
+        <w:trPr>
+          <w:cantSplit/>
+        </w:trPr>
         <w:tc>
           <w:tcPr>
             <w:tcW w:w="1000" w:type="pct"/>
@@ -11584,7 +11775,7 @@
         <w:rPr>
           <w:rFonts w:hint="eastAsia"/>
         </w:rPr>
-        <w:t>認可条件: 認証コンテキストが共有システム管理者アカウント（`users.account_type='SYSTEM_ADMIN'`）であること</w:t>
+        <w:t>認可条件: 認証コンテキストが共有システム管理者アカウント（users.account_type='SYSTEM_ADMIN'）であること</w:t>
       </w:r>
     </w:p>
     <w:p>
@@ -11624,72 +11815,73 @@
         <w:rPr>
           <w:rFonts w:hint="eastAsia"/>
         </w:rPr>
-        <w:t>Bearer トークン上の作業対象施設が `facilities.deleted_at IS NULL` で存在することを確認する</w:t>
-      </w:r>
-    </w:p>
-    <w:p>
-      <w:pPr>
-        <w:rPr>
-          <w:rFonts w:hint="eastAsia"/>
-        </w:rPr>
-      </w:pPr>
-      <w:r>
-        <w:rPr>
-          <w:rFonts w:hint="eastAsia"/>
-        </w:rPr>
-        <w:t>`facility_collaboration_groups` を取得する。`includeInactive` が false または未指定の場合は `is_active=true` のみ対象とする</w:t>
-      </w:r>
-    </w:p>
-    <w:p>
-      <w:pPr>
-        <w:rPr>
-          <w:rFonts w:hint="eastAsia"/>
-        </w:rPr>
-      </w:pPr>
-      <w:r>
-        <w:rPr>
-          <w:rFonts w:hint="eastAsia"/>
-        </w:rPr>
-        <w:t>keyword が指定された場合は `group_name` の部分一致で絞り込む</w:t>
-      </w:r>
-    </w:p>
-    <w:p>
-      <w:pPr>
-        <w:rPr>
-          <w:rFonts w:hint="eastAsia"/>
-        </w:rPr>
-      </w:pPr>
-      <w:r>
-        <w:rPr>
-          <w:rFonts w:hint="eastAsia"/>
-        </w:rPr>
-        <w:t>`facility_collaboration_group_facilities`、`facilities`、`establishments` を結合し、`facilities.deleted_at IS NULL` の所属施設を返却する</w:t>
-      </w:r>
-    </w:p>
-    <w:p>
-      <w:pPr>
-        <w:rPr>
-          <w:rFonts w:hint="eastAsia"/>
-        </w:rPr>
-      </w:pPr>
-      <w:r>
-        <w:rPr>
-          <w:rFonts w:hint="eastAsia"/>
-        </w:rPr>
-        <w:t>`facility_external_view_settings` / `facility_external_column_settings` を公開元施設単位で取得し、所属施設ごとの共有設定として返却する。設定行が存在しない共有データ種別およびカラムは `isEnabled=false` とする</w:t>
-      </w:r>
-    </w:p>
-    <w:p>
-      <w:pPr>
-        <w:rPr>
-          <w:rFonts w:hint="eastAsia"/>
-        </w:rPr>
-      </w:pPr>
-      <w:r>
-        <w:rPr>
-          <w:rFonts w:hint="eastAsia"/>
-        </w:rPr>
-        <w:t>並び順は `facility_collaboration_groups.updated_at DESC, facility_collaboration_group_id ASC`、所属施設は `facilities.facility_name ASC, facility_id ASC` とする</w:t>
+        <w:t>Bearer トークン上の作業対象施設が facilities.deleted_at IS NULL で存在することを確認する</w:t>
+      </w:r>
+    </w:p>
+    <w:p>
+      <w:pPr>
+        <w:rPr>
+          <w:rFonts w:hint="eastAsia"/>
+        </w:rPr>
+      </w:pPr>
+      <w:r>
+        <w:rPr>
+          <w:rFonts w:hint="eastAsia"/>
+        </w:rPr>
+        <w:t>facility_collaboration_groups を取得する。includeInactive が false または未指定の場合は is_active=true のみ対象とする</w:t>
+      </w:r>
+    </w:p>
+    <w:p>
+      <w:pPr>
+        <w:rPr>
+          <w:rFonts w:hint="eastAsia"/>
+        </w:rPr>
+      </w:pPr>
+      <w:r>
+        <w:rPr>
+          <w:rFonts w:hint="eastAsia"/>
+        </w:rPr>
+        <w:t>keyword が指定された場合は group_name の部分一致で絞り込む</w:t>
+      </w:r>
+    </w:p>
+    <w:p>
+      <w:pPr>
+        <w:rPr>
+          <w:rFonts w:hint="eastAsia"/>
+        </w:rPr>
+      </w:pPr>
+      <w:r>
+        <w:rPr>
+          <w:rFonts w:hint="eastAsia"/>
+        </w:rPr>
+        <w:lastRenderedPageBreak/>
+        <w:t>facility_collaboration_group_facilities、facilities、establishments を結合し、facilities.deleted_at IS NULL の所属施設を返却する</w:t>
+      </w:r>
+    </w:p>
+    <w:p>
+      <w:pPr>
+        <w:rPr>
+          <w:rFonts w:hint="eastAsia"/>
+        </w:rPr>
+      </w:pPr>
+      <w:r>
+        <w:rPr>
+          <w:rFonts w:hint="eastAsia"/>
+        </w:rPr>
+        <w:t>facility_external_view_settings / facility_external_column_settings を公開元施設単位で取得し、所属施設ごとの共有設定として返却する。設定行が存在しない共有データ種別およびカラムは isEnabled=false とする</w:t>
+      </w:r>
+    </w:p>
+    <w:p>
+      <w:pPr>
+        <w:rPr>
+          <w:rFonts w:hint="eastAsia"/>
+        </w:rPr>
+      </w:pPr>
+      <w:r>
+        <w:rPr>
+          <w:rFonts w:hint="eastAsia"/>
+        </w:rPr>
+        <w:t>並び順は facility_collaboration_groups.updated_at DESC, facility_collaboration_group_id ASC、所属施設は facilities.facility_name ASC, facility_id ASC とする</w:t>
       </w:r>
     </w:p>
     <w:p>
@@ -11699,7 +11891,7 @@
           <w:rFonts w:hint="eastAsia"/>
         </w:rPr>
       </w:pPr>
-      <w:bookmarkStart w:id="28" w:name="_Toc231225045"/>
+      <w:bookmarkStart w:id="28" w:name="_Toc236710246"/>
       <w:r>
         <w:rPr>
           <w:rFonts w:hint="eastAsia"/>
@@ -11730,6 +11922,7 @@
       </w:tblGrid>
       <w:tr>
         <w:trPr>
+          <w:cantSplit/>
           <w:tblHeader/>
         </w:trPr>
         <w:tc>
@@ -11814,6 +12007,9 @@
         </w:tc>
       </w:tr>
       <w:tr>
+        <w:trPr>
+          <w:cantSplit/>
+        </w:trPr>
         <w:tc>
           <w:tcPr>
             <w:tcW w:w="1250" w:type="pct"/>
@@ -11859,6 +12055,9 @@
         </w:tc>
       </w:tr>
       <w:tr>
+        <w:trPr>
+          <w:cantSplit/>
+        </w:trPr>
         <w:tc>
           <w:tcPr>
             <w:tcW w:w="1250" w:type="pct"/>
@@ -11912,7 +12111,7 @@
           <w:rFonts w:hint="eastAsia"/>
         </w:rPr>
       </w:pPr>
-      <w:bookmarkStart w:id="29" w:name="_Toc231225046"/>
+      <w:bookmarkStart w:id="29" w:name="_Toc236710247"/>
       <w:r>
         <w:rPr>
           <w:rFonts w:hint="eastAsia"/>
@@ -11942,6 +12141,7 @@
       </w:tblGrid>
       <w:tr>
         <w:trPr>
+          <w:cantSplit/>
           <w:tblHeader/>
         </w:trPr>
         <w:tc>
@@ -12005,6 +12205,9 @@
         </w:tc>
       </w:tr>
       <w:tr>
+        <w:trPr>
+          <w:cantSplit/>
+        </w:trPr>
         <w:tc>
           <w:tcPr>
             <w:tcW w:w="1666" w:type="pct"/>
@@ -12040,6 +12243,9 @@
         </w:tc>
       </w:tr>
       <w:tr>
+        <w:trPr>
+          <w:cantSplit/>
+        </w:trPr>
         <w:tc>
           <w:tcPr>
             <w:tcW w:w="1666" w:type="pct"/>
@@ -12075,6 +12281,9 @@
         </w:tc>
       </w:tr>
       <w:tr>
+        <w:trPr>
+          <w:cantSplit/>
+        </w:trPr>
         <w:tc>
           <w:tcPr>
             <w:tcW w:w="1666" w:type="pct"/>
@@ -12110,6 +12319,9 @@
         </w:tc>
       </w:tr>
       <w:tr>
+        <w:trPr>
+          <w:cantSplit/>
+        </w:trPr>
         <w:tc>
           <w:tcPr>
             <w:tcW w:w="1666" w:type="pct"/>
@@ -12145,6 +12357,9 @@
         </w:tc>
       </w:tr>
       <w:tr>
+        <w:trPr>
+          <w:cantSplit/>
+        </w:trPr>
         <w:tc>
           <w:tcPr>
             <w:tcW w:w="1666" w:type="pct"/>
@@ -12188,7 +12403,7 @@
           <w:rFonts w:hint="eastAsia"/>
         </w:rPr>
       </w:pPr>
-      <w:bookmarkStart w:id="30" w:name="_Toc231225047"/>
+      <w:bookmarkStart w:id="30" w:name="_Toc236710248"/>
       <w:r>
         <w:rPr>
           <w:rFonts w:hint="eastAsia"/>
@@ -12231,6 +12446,7 @@
     </w:p>
     <w:p>
       <w:r>
+        <w:lastRenderedPageBreak/>
         <w:t>Path: /facility-group-management/groups</w:t>
       </w:r>
     </w:p>
@@ -12254,7 +12470,7 @@
           <w:rFonts w:hint="eastAsia"/>
         </w:rPr>
       </w:pPr>
-      <w:bookmarkStart w:id="31" w:name="_Toc231225048"/>
+      <w:bookmarkStart w:id="31" w:name="_Toc236710249"/>
       <w:r>
         <w:rPr>
           <w:rFonts w:hint="eastAsia"/>
@@ -12285,6 +12501,7 @@
       </w:tblGrid>
       <w:tr>
         <w:trPr>
+          <w:cantSplit/>
           <w:tblHeader/>
         </w:trPr>
         <w:tc>
@@ -12369,6 +12586,9 @@
         </w:tc>
       </w:tr>
       <w:tr>
+        <w:trPr>
+          <w:cantSplit/>
+        </w:trPr>
         <w:tc>
           <w:tcPr>
             <w:tcW w:w="1250" w:type="pct"/>
@@ -12452,7 +12672,7 @@
         <w:rPr>
           <w:rFonts w:hint="eastAsia"/>
         </w:rPr>
-        <w:t>認可条件: 認証コンテキストが共有システム管理者アカウント（`users.account_type='SYSTEM_ADMIN'`）であること</w:t>
+        <w:t>認可条件: 認証コンテキストが共有システム管理者アカウント（users.account_type='SYSTEM_ADMIN'）であること</w:t>
       </w:r>
     </w:p>
     <w:p>
@@ -12479,7 +12699,6 @@
         <w:rPr>
           <w:rFonts w:hint="eastAsia"/>
         </w:rPr>
-        <w:lastRenderedPageBreak/>
         <w:t>処理仕様</w:t>
       </w:r>
     </w:p>
@@ -12493,7 +12712,7 @@
         <w:rPr>
           <w:rFonts w:hint="eastAsia"/>
         </w:rPr>
-        <w:t>Bearer トークン上の作業対象施設が `facilities.deleted_at IS NULL` で存在することを確認する</w:t>
+        <w:t>Bearer トークン上の作業対象施設が facilities.deleted_at IS NULL で存在することを確認する</w:t>
       </w:r>
     </w:p>
     <w:p>
@@ -12519,20 +12738,20 @@
         <w:rPr>
           <w:rFonts w:hint="eastAsia"/>
         </w:rPr>
-        <w:t>同一名称の有効グループ（`facility_collaboration_groups.is_active=true`）が存在しないことを確認する</w:t>
-      </w:r>
-    </w:p>
-    <w:p>
-      <w:pPr>
-        <w:rPr>
-          <w:rFonts w:hint="eastAsia"/>
-        </w:rPr>
-      </w:pPr>
-      <w:r>
-        <w:rPr>
-          <w:rFonts w:hint="eastAsia"/>
-        </w:rPr>
-        <w:t>`facility_collaboration_groups` に `group_name`、`is_active=true`、`created_by`、`updated_by` を登録する</w:t>
+        <w:t>同一名称の有効グループ（facility_collaboration_groups.is_active=true）が存在しないことを確認する</w:t>
+      </w:r>
+    </w:p>
+    <w:p>
+      <w:pPr>
+        <w:rPr>
+          <w:rFonts w:hint="eastAsia"/>
+        </w:rPr>
+      </w:pPr>
+      <w:r>
+        <w:rPr>
+          <w:rFonts w:hint="eastAsia"/>
+        </w:rPr>
+        <w:t>facility_collaboration_groups に group_name、is_active=true、created_by、updated_by を登録する</w:t>
       </w:r>
     </w:p>
     <w:p>
@@ -12555,7 +12774,7 @@
           <w:rFonts w:hint="eastAsia"/>
         </w:rPr>
       </w:pPr>
-      <w:bookmarkStart w:id="32" w:name="_Toc231225049"/>
+      <w:bookmarkStart w:id="32" w:name="_Toc236710250"/>
       <w:r>
         <w:rPr>
           <w:rFonts w:hint="eastAsia"/>
@@ -12586,6 +12805,7 @@
       </w:tblGrid>
       <w:tr>
         <w:trPr>
+          <w:cantSplit/>
           <w:tblHeader/>
         </w:trPr>
         <w:tc>
@@ -12670,6 +12890,9 @@
         </w:tc>
       </w:tr>
       <w:tr>
+        <w:trPr>
+          <w:cantSplit/>
+        </w:trPr>
         <w:tc>
           <w:tcPr>
             <w:tcW w:w="1250" w:type="pct"/>
@@ -12715,6 +12938,9 @@
         </w:tc>
       </w:tr>
       <w:tr>
+        <w:trPr>
+          <w:cantSplit/>
+        </w:trPr>
         <w:tc>
           <w:tcPr>
             <w:tcW w:w="1250" w:type="pct"/>
@@ -12760,6 +12986,9 @@
         </w:tc>
       </w:tr>
       <w:tr>
+        <w:trPr>
+          <w:cantSplit/>
+        </w:trPr>
         <w:tc>
           <w:tcPr>
             <w:tcW w:w="1250" w:type="pct"/>
@@ -12805,6 +13034,9 @@
         </w:tc>
       </w:tr>
       <w:tr>
+        <w:trPr>
+          <w:cantSplit/>
+        </w:trPr>
         <w:tc>
           <w:tcPr>
             <w:tcW w:w="1250" w:type="pct"/>
@@ -12850,6 +13082,9 @@
         </w:tc>
       </w:tr>
       <w:tr>
+        <w:trPr>
+          <w:cantSplit/>
+        </w:trPr>
         <w:tc>
           <w:tcPr>
             <w:tcW w:w="1250" w:type="pct"/>
@@ -12895,12 +13130,16 @@
         </w:tc>
       </w:tr>
       <w:tr>
-        <w:tc>
-          <w:tcPr>
-            <w:tcW w:w="1250" w:type="pct"/>
-          </w:tcPr>
-          <w:p>
-            <w:r>
+        <w:trPr>
+          <w:cantSplit/>
+        </w:trPr>
+        <w:tc>
+          <w:tcPr>
+            <w:tcW w:w="1250" w:type="pct"/>
+          </w:tcPr>
+          <w:p>
+            <w:r>
+              <w:lastRenderedPageBreak/>
               <w:t>sharingSettings</w:t>
             </w:r>
           </w:p>
@@ -12948,7 +13187,7 @@
           <w:rFonts w:hint="eastAsia"/>
         </w:rPr>
       </w:pPr>
-      <w:bookmarkStart w:id="33" w:name="_Toc231225050"/>
+      <w:bookmarkStart w:id="33" w:name="_Toc236710251"/>
       <w:r>
         <w:rPr>
           <w:rFonts w:hint="eastAsia"/>
@@ -12978,6 +13217,7 @@
       </w:tblGrid>
       <w:tr>
         <w:trPr>
+          <w:cantSplit/>
           <w:tblHeader/>
         </w:trPr>
         <w:tc>
@@ -13041,6 +13281,9 @@
         </w:tc>
       </w:tr>
       <w:tr>
+        <w:trPr>
+          <w:cantSplit/>
+        </w:trPr>
         <w:tc>
           <w:tcPr>
             <w:tcW w:w="1666" w:type="pct"/>
@@ -13076,6 +13319,9 @@
         </w:tc>
       </w:tr>
       <w:tr>
+        <w:trPr>
+          <w:cantSplit/>
+        </w:trPr>
         <w:tc>
           <w:tcPr>
             <w:tcW w:w="1666" w:type="pct"/>
@@ -13111,6 +13357,9 @@
         </w:tc>
       </w:tr>
       <w:tr>
+        <w:trPr>
+          <w:cantSplit/>
+        </w:trPr>
         <w:tc>
           <w:tcPr>
             <w:tcW w:w="1666" w:type="pct"/>
@@ -13146,6 +13395,9 @@
         </w:tc>
       </w:tr>
       <w:tr>
+        <w:trPr>
+          <w:cantSplit/>
+        </w:trPr>
         <w:tc>
           <w:tcPr>
             <w:tcW w:w="1666" w:type="pct"/>
@@ -13181,6 +13433,9 @@
         </w:tc>
       </w:tr>
       <w:tr>
+        <w:trPr>
+          <w:cantSplit/>
+        </w:trPr>
         <w:tc>
           <w:tcPr>
             <w:tcW w:w="1666" w:type="pct"/>
@@ -13216,6 +13471,9 @@
         </w:tc>
       </w:tr>
       <w:tr>
+        <w:trPr>
+          <w:cantSplit/>
+        </w:trPr>
         <w:tc>
           <w:tcPr>
             <w:tcW w:w="1666" w:type="pct"/>
@@ -13251,6 +13509,9 @@
         </w:tc>
       </w:tr>
       <w:tr>
+        <w:trPr>
+          <w:cantSplit/>
+        </w:trPr>
         <w:tc>
           <w:tcPr>
             <w:tcW w:w="1666" w:type="pct"/>
@@ -13294,12 +13555,11 @@
           <w:rFonts w:hint="eastAsia"/>
         </w:rPr>
       </w:pPr>
-      <w:bookmarkStart w:id="34" w:name="_Toc231225051"/>
-      <w:r>
-        <w:rPr>
-          <w:rFonts w:hint="eastAsia"/>
-        </w:rPr>
-        <w:lastRenderedPageBreak/>
+      <w:bookmarkStart w:id="34" w:name="_Toc236710252"/>
+      <w:r>
+        <w:rPr>
+          <w:rFonts w:hint="eastAsia"/>
+        </w:rPr>
         <w:t>施設グループ更新（/facility-group-management/groups/{groupId}）</w:t>
       </w:r>
       <w:bookmarkEnd w:id="34"/>
@@ -13361,7 +13621,7 @@
           <w:rFonts w:hint="eastAsia"/>
         </w:rPr>
       </w:pPr>
-      <w:bookmarkStart w:id="35" w:name="_Toc231225052"/>
+      <w:bookmarkStart w:id="35" w:name="_Toc236710253"/>
       <w:r>
         <w:rPr>
           <w:rFonts w:hint="eastAsia"/>
@@ -13393,6 +13653,7 @@
       </w:tblGrid>
       <w:tr>
         <w:trPr>
+          <w:cantSplit/>
           <w:tblHeader/>
         </w:trPr>
         <w:tc>
@@ -13496,6 +13757,9 @@
         </w:tc>
       </w:tr>
       <w:tr>
+        <w:trPr>
+          <w:cantSplit/>
+        </w:trPr>
         <w:tc>
           <w:tcPr>
             <w:tcW w:w="1000" w:type="pct"/>
@@ -13559,11 +13823,12 @@
           <w:rFonts w:hint="eastAsia"/>
         </w:rPr>
       </w:pPr>
-      <w:bookmarkStart w:id="36" w:name="_Toc231225053"/>
-      <w:r>
-        <w:rPr>
-          <w:rFonts w:hint="eastAsia"/>
-        </w:rPr>
+      <w:bookmarkStart w:id="36" w:name="_Toc236710254"/>
+      <w:r>
+        <w:rPr>
+          <w:rFonts w:hint="eastAsia"/>
+        </w:rPr>
+        <w:lastRenderedPageBreak/>
         <w:t>リクエスト（FacilityGroupUpdateRequest）</w:t>
       </w:r>
       <w:bookmarkEnd w:id="36"/>
@@ -13590,6 +13855,7 @@
       </w:tblGrid>
       <w:tr>
         <w:trPr>
+          <w:cantSplit/>
           <w:tblHeader/>
         </w:trPr>
         <w:tc>
@@ -13674,6 +13940,9 @@
         </w:tc>
       </w:tr>
       <w:tr>
+        <w:trPr>
+          <w:cantSplit/>
+        </w:trPr>
         <w:tc>
           <w:tcPr>
             <w:tcW w:w="1250" w:type="pct"/>
@@ -13719,6 +13988,9 @@
         </w:tc>
       </w:tr>
       <w:tr>
+        <w:trPr>
+          <w:cantSplit/>
+        </w:trPr>
         <w:tc>
           <w:tcPr>
             <w:tcW w:w="1250" w:type="pct"/>
@@ -13802,7 +14074,7 @@
         <w:rPr>
           <w:rFonts w:hint="eastAsia"/>
         </w:rPr>
-        <w:t>認可条件: 認証コンテキストが共有システム管理者アカウント（`users.account_type='SYSTEM_ADMIN'`）であること</w:t>
+        <w:t>認可条件: 認証コンテキストが共有システム管理者アカウント（users.account_type='SYSTEM_ADMIN'）であること</w:t>
       </w:r>
     </w:p>
     <w:p>
@@ -13842,20 +14114,19 @@
         <w:rPr>
           <w:rFonts w:hint="eastAsia"/>
         </w:rPr>
-        <w:t>Bearer トークン上の作業対象施設が `facilities.deleted_at IS NULL` で存在することを確認する</w:t>
-      </w:r>
-    </w:p>
-    <w:p>
-      <w:pPr>
-        <w:rPr>
-          <w:rFonts w:hint="eastAsia"/>
-        </w:rPr>
-      </w:pPr>
-      <w:r>
-        <w:rPr>
-          <w:rFonts w:hint="eastAsia"/>
-        </w:rPr>
-        <w:lastRenderedPageBreak/>
+        <w:t>Bearer トークン上の作業対象施設が facilities.deleted_at IS NULL で存在することを確認する</w:t>
+      </w:r>
+    </w:p>
+    <w:p>
+      <w:pPr>
+        <w:rPr>
+          <w:rFonts w:hint="eastAsia"/>
+        </w:rPr>
+      </w:pPr>
+      <w:r>
+        <w:rPr>
+          <w:rFonts w:hint="eastAsia"/>
+        </w:rPr>
         <w:t>対象グループが存在することを確認する</w:t>
       </w:r>
     </w:p>
@@ -13895,7 +14166,7 @@
         <w:rPr>
           <w:rFonts w:hint="eastAsia"/>
         </w:rPr>
-        <w:t>`facility_collaboration_groups.group_name`、`is_active`、`updated_by`、`updated_at` を更新する</w:t>
+        <w:t>facility_collaboration_groups.group_name、is_active、updated_by、updated_at を更新する</w:t>
       </w:r>
     </w:p>
     <w:p>
@@ -13918,7 +14189,7 @@
           <w:rFonts w:hint="eastAsia"/>
         </w:rPr>
       </w:pPr>
-      <w:bookmarkStart w:id="37" w:name="_Toc231225054"/>
+      <w:bookmarkStart w:id="37" w:name="_Toc236710255"/>
       <w:r>
         <w:rPr>
           <w:rFonts w:hint="eastAsia"/>
@@ -13949,6 +14220,7 @@
       </w:tblGrid>
       <w:tr>
         <w:trPr>
+          <w:cantSplit/>
           <w:tblHeader/>
         </w:trPr>
         <w:tc>
@@ -14033,6 +14305,9 @@
         </w:tc>
       </w:tr>
       <w:tr>
+        <w:trPr>
+          <w:cantSplit/>
+        </w:trPr>
         <w:tc>
           <w:tcPr>
             <w:tcW w:w="1250" w:type="pct"/>
@@ -14078,6 +14353,9 @@
         </w:tc>
       </w:tr>
       <w:tr>
+        <w:trPr>
+          <w:cantSplit/>
+        </w:trPr>
         <w:tc>
           <w:tcPr>
             <w:tcW w:w="1250" w:type="pct"/>
@@ -14123,6 +14401,9 @@
         </w:tc>
       </w:tr>
       <w:tr>
+        <w:trPr>
+          <w:cantSplit/>
+        </w:trPr>
         <w:tc>
           <w:tcPr>
             <w:tcW w:w="1250" w:type="pct"/>
@@ -14168,6 +14449,9 @@
         </w:tc>
       </w:tr>
       <w:tr>
+        <w:trPr>
+          <w:cantSplit/>
+        </w:trPr>
         <w:tc>
           <w:tcPr>
             <w:tcW w:w="1250" w:type="pct"/>
@@ -14213,12 +14497,16 @@
         </w:tc>
       </w:tr>
       <w:tr>
-        <w:tc>
-          <w:tcPr>
-            <w:tcW w:w="1250" w:type="pct"/>
-          </w:tcPr>
-          <w:p>
-            <w:r>
+        <w:trPr>
+          <w:cantSplit/>
+        </w:trPr>
+        <w:tc>
+          <w:tcPr>
+            <w:tcW w:w="1250" w:type="pct"/>
+          </w:tcPr>
+          <w:p>
+            <w:r>
+              <w:lastRenderedPageBreak/>
               <w:t>memberFacilities</w:t>
             </w:r>
           </w:p>
@@ -14258,6 +14546,9 @@
         </w:tc>
       </w:tr>
       <w:tr>
+        <w:trPr>
+          <w:cantSplit/>
+        </w:trPr>
         <w:tc>
           <w:tcPr>
             <w:tcW w:w="1250" w:type="pct"/>
@@ -14311,7 +14602,7 @@
           <w:rFonts w:hint="eastAsia"/>
         </w:rPr>
       </w:pPr>
-      <w:bookmarkStart w:id="38" w:name="_Toc231225055"/>
+      <w:bookmarkStart w:id="38" w:name="_Toc236710256"/>
       <w:r>
         <w:rPr>
           <w:rFonts w:hint="eastAsia"/>
@@ -14341,6 +14632,7 @@
       </w:tblGrid>
       <w:tr>
         <w:trPr>
+          <w:cantSplit/>
           <w:tblHeader/>
         </w:trPr>
         <w:tc>
@@ -14404,6 +14696,9 @@
         </w:tc>
       </w:tr>
       <w:tr>
+        <w:trPr>
+          <w:cantSplit/>
+        </w:trPr>
         <w:tc>
           <w:tcPr>
             <w:tcW w:w="1666" w:type="pct"/>
@@ -14439,6 +14734,9 @@
         </w:tc>
       </w:tr>
       <w:tr>
+        <w:trPr>
+          <w:cantSplit/>
+        </w:trPr>
         <w:tc>
           <w:tcPr>
             <w:tcW w:w="1666" w:type="pct"/>
@@ -14474,6 +14772,9 @@
         </w:tc>
       </w:tr>
       <w:tr>
+        <w:trPr>
+          <w:cantSplit/>
+        </w:trPr>
         <w:tc>
           <w:tcPr>
             <w:tcW w:w="1666" w:type="pct"/>
@@ -14509,6 +14810,9 @@
         </w:tc>
       </w:tr>
       <w:tr>
+        <w:trPr>
+          <w:cantSplit/>
+        </w:trPr>
         <w:tc>
           <w:tcPr>
             <w:tcW w:w="1666" w:type="pct"/>
@@ -14544,6 +14848,9 @@
         </w:tc>
       </w:tr>
       <w:tr>
+        <w:trPr>
+          <w:cantSplit/>
+        </w:trPr>
         <w:tc>
           <w:tcPr>
             <w:tcW w:w="1666" w:type="pct"/>
@@ -14579,6 +14886,9 @@
         </w:tc>
       </w:tr>
       <w:tr>
+        <w:trPr>
+          <w:cantSplit/>
+        </w:trPr>
         <w:tc>
           <w:tcPr>
             <w:tcW w:w="1666" w:type="pct"/>
@@ -14614,6 +14924,9 @@
         </w:tc>
       </w:tr>
       <w:tr>
+        <w:trPr>
+          <w:cantSplit/>
+        </w:trPr>
         <w:tc>
           <w:tcPr>
             <w:tcW w:w="1666" w:type="pct"/>
@@ -14657,12 +14970,11 @@
           <w:rFonts w:hint="eastAsia"/>
         </w:rPr>
       </w:pPr>
-      <w:bookmarkStart w:id="39" w:name="_Toc231225056"/>
-      <w:r>
-        <w:rPr>
-          <w:rFonts w:hint="eastAsia"/>
-        </w:rPr>
-        <w:lastRenderedPageBreak/>
+      <w:bookmarkStart w:id="39" w:name="_Toc236710257"/>
+      <w:r>
+        <w:rPr>
+          <w:rFonts w:hint="eastAsia"/>
+        </w:rPr>
         <w:t>施設グループ無効化（/facility-group-management/groups/{groupId}）</w:t>
       </w:r>
       <w:bookmarkEnd w:id="39"/>
@@ -14724,7 +15036,7 @@
           <w:rFonts w:hint="eastAsia"/>
         </w:rPr>
       </w:pPr>
-      <w:bookmarkStart w:id="40" w:name="_Toc231225057"/>
+      <w:bookmarkStart w:id="40" w:name="_Toc236710258"/>
       <w:r>
         <w:rPr>
           <w:rFonts w:hint="eastAsia"/>
@@ -14756,6 +15068,7 @@
       </w:tblGrid>
       <w:tr>
         <w:trPr>
+          <w:cantSplit/>
           <w:tblHeader/>
         </w:trPr>
         <w:tc>
@@ -14859,6 +15172,9 @@
         </w:tc>
       </w:tr>
       <w:tr>
+        <w:trPr>
+          <w:cantSplit/>
+        </w:trPr>
         <w:tc>
           <w:tcPr>
             <w:tcW w:w="1000" w:type="pct"/>
@@ -14952,7 +15268,7 @@
         <w:rPr>
           <w:rFonts w:hint="eastAsia"/>
         </w:rPr>
-        <w:t>認可条件: 認証コンテキストが共有システム管理者アカウント（`users.account_type='SYSTEM_ADMIN'`）であること</w:t>
+        <w:t>認可条件: 認証コンテキストが共有システム管理者アカウント（users.account_type='SYSTEM_ADMIN'）であること</w:t>
       </w:r>
     </w:p>
     <w:p>
@@ -14992,59 +15308,59 @@
         <w:rPr>
           <w:rFonts w:hint="eastAsia"/>
         </w:rPr>
-        <w:t>Bearer トークン上の作業対象施設が `facilities.deleted_at IS NULL` で存在することを確認する</w:t>
-      </w:r>
-    </w:p>
-    <w:p>
-      <w:pPr>
-        <w:rPr>
-          <w:rFonts w:hint="eastAsia"/>
-        </w:rPr>
-      </w:pPr>
-      <w:r>
-        <w:rPr>
-          <w:rFonts w:hint="eastAsia"/>
-        </w:rPr>
-        <w:t>対象グループが存在し、`is_active=true` であることを確認する</w:t>
-      </w:r>
-    </w:p>
-    <w:p>
-      <w:pPr>
-        <w:rPr>
-          <w:rFonts w:hint="eastAsia"/>
-        </w:rPr>
-      </w:pPr>
-      <w:r>
-        <w:rPr>
-          <w:rFonts w:hint="eastAsia"/>
-        </w:rPr>
-        <w:t>`facility_collaboration_groups.is_active=false`、`updated_by`、`updated_at` を更新する</w:t>
-      </w:r>
-    </w:p>
-    <w:p>
-      <w:pPr>
-        <w:rPr>
-          <w:rFonts w:hint="eastAsia"/>
-        </w:rPr>
-      </w:pPr>
-      <w:r>
-        <w:rPr>
-          <w:rFonts w:hint="eastAsia"/>
-        </w:rPr>
-        <w:t>`facility_collaboration_group_facilities` は削除しない</w:t>
-      </w:r>
-    </w:p>
-    <w:p>
-      <w:pPr>
-        <w:rPr>
-          <w:rFonts w:hint="eastAsia"/>
-        </w:rPr>
-      </w:pPr>
-      <w:r>
-        <w:rPr>
-          <w:rFonts w:hint="eastAsia"/>
-        </w:rPr>
-        <w:t>`facility_external_view_settings` / `facility_external_column_settings` は削除しない</w:t>
+        <w:t>Bearer トークン上の作業対象施設が facilities.deleted_at IS NULL で存在することを確認する</w:t>
+      </w:r>
+    </w:p>
+    <w:p>
+      <w:pPr>
+        <w:rPr>
+          <w:rFonts w:hint="eastAsia"/>
+        </w:rPr>
+      </w:pPr>
+      <w:r>
+        <w:rPr>
+          <w:rFonts w:hint="eastAsia"/>
+        </w:rPr>
+        <w:t>対象グループが存在し、is_active=true であることを確認する</w:t>
+      </w:r>
+    </w:p>
+    <w:p>
+      <w:pPr>
+        <w:rPr>
+          <w:rFonts w:hint="eastAsia"/>
+        </w:rPr>
+      </w:pPr>
+      <w:r>
+        <w:rPr>
+          <w:rFonts w:hint="eastAsia"/>
+        </w:rPr>
+        <w:t>facility_collaboration_groups.is_active=false、updated_by、updated_at を更新する</w:t>
+      </w:r>
+    </w:p>
+    <w:p>
+      <w:pPr>
+        <w:rPr>
+          <w:rFonts w:hint="eastAsia"/>
+        </w:rPr>
+      </w:pPr>
+      <w:r>
+        <w:rPr>
+          <w:rFonts w:hint="eastAsia"/>
+        </w:rPr>
+        <w:t>facility_collaboration_group_facilities は削除しない</w:t>
+      </w:r>
+    </w:p>
+    <w:p>
+      <w:pPr>
+        <w:rPr>
+          <w:rFonts w:hint="eastAsia"/>
+        </w:rPr>
+      </w:pPr>
+      <w:r>
+        <w:rPr>
+          <w:rFonts w:hint="eastAsia"/>
+        </w:rPr>
+        <w:t>facility_external_view_settings / facility_external_column_settings は削除しない</w:t>
       </w:r>
     </w:p>
     <w:p>
@@ -15067,7 +15383,7 @@
           <w:rFonts w:hint="eastAsia"/>
         </w:rPr>
       </w:pPr>
-      <w:bookmarkStart w:id="41" w:name="_Toc231225058"/>
+      <w:bookmarkStart w:id="41" w:name="_Toc236710259"/>
       <w:r>
         <w:rPr>
           <w:rFonts w:hint="eastAsia"/>
@@ -15096,12 +15412,11 @@
           <w:rFonts w:hint="eastAsia"/>
         </w:rPr>
       </w:pPr>
-      <w:bookmarkStart w:id="42" w:name="_Toc231225059"/>
-      <w:r>
-        <w:rPr>
-          <w:rFonts w:hint="eastAsia"/>
-        </w:rPr>
-        <w:lastRenderedPageBreak/>
+      <w:bookmarkStart w:id="42" w:name="_Toc236710260"/>
+      <w:r>
+        <w:rPr>
+          <w:rFonts w:hint="eastAsia"/>
+        </w:rPr>
         <w:t>ステータスコード</w:t>
       </w:r>
       <w:bookmarkEnd w:id="42"/>
@@ -15127,6 +15442,7 @@
       </w:tblGrid>
       <w:tr>
         <w:trPr>
+          <w:cantSplit/>
           <w:tblHeader/>
         </w:trPr>
         <w:tc>
@@ -15190,6 +15506,9 @@
         </w:tc>
       </w:tr>
       <w:tr>
+        <w:trPr>
+          <w:cantSplit/>
+        </w:trPr>
         <w:tc>
           <w:tcPr>
             <w:tcW w:w="1666" w:type="pct"/>
@@ -15225,6 +15544,9 @@
         </w:tc>
       </w:tr>
       <w:tr>
+        <w:trPr>
+          <w:cantSplit/>
+        </w:trPr>
         <w:tc>
           <w:tcPr>
             <w:tcW w:w="1666" w:type="pct"/>
@@ -15260,6 +15582,9 @@
         </w:tc>
       </w:tr>
       <w:tr>
+        <w:trPr>
+          <w:cantSplit/>
+        </w:trPr>
         <w:tc>
           <w:tcPr>
             <w:tcW w:w="1666" w:type="pct"/>
@@ -15295,6 +15620,9 @@
         </w:tc>
       </w:tr>
       <w:tr>
+        <w:trPr>
+          <w:cantSplit/>
+        </w:trPr>
         <w:tc>
           <w:tcPr>
             <w:tcW w:w="1666" w:type="pct"/>
@@ -15330,6 +15658,9 @@
         </w:tc>
       </w:tr>
       <w:tr>
+        <w:trPr>
+          <w:cantSplit/>
+        </w:trPr>
         <w:tc>
           <w:tcPr>
             <w:tcW w:w="1666" w:type="pct"/>
@@ -15373,7 +15704,7 @@
           <w:rFonts w:hint="eastAsia"/>
         </w:rPr>
       </w:pPr>
-      <w:bookmarkStart w:id="43" w:name="_Toc231225060"/>
+      <w:bookmarkStart w:id="43" w:name="_Toc236710261"/>
       <w:r>
         <w:rPr>
           <w:rFonts w:hint="eastAsia"/>
@@ -15406,6 +15737,7 @@
         <w:rPr>
           <w:rFonts w:hint="eastAsia"/>
         </w:rPr>
+        <w:lastRenderedPageBreak/>
         <w:t>エンドポイント</w:t>
       </w:r>
     </w:p>
@@ -15439,7 +15771,7 @@
           <w:rFonts w:hint="eastAsia"/>
         </w:rPr>
       </w:pPr>
-      <w:bookmarkStart w:id="44" w:name="_Toc231225061"/>
+      <w:bookmarkStart w:id="44" w:name="_Toc236710262"/>
       <w:r>
         <w:rPr>
           <w:rFonts w:hint="eastAsia"/>
@@ -15471,6 +15803,7 @@
       </w:tblGrid>
       <w:tr>
         <w:trPr>
+          <w:cantSplit/>
           <w:tblHeader/>
         </w:trPr>
         <w:tc>
@@ -15574,6 +15907,9 @@
         </w:tc>
       </w:tr>
       <w:tr>
+        <w:trPr>
+          <w:cantSplit/>
+        </w:trPr>
         <w:tc>
           <w:tcPr>
             <w:tcW w:w="1000" w:type="pct"/>
@@ -15629,6 +15965,9 @@
         </w:tc>
       </w:tr>
       <w:tr>
+        <w:trPr>
+          <w:cantSplit/>
+        </w:trPr>
         <w:tc>
           <w:tcPr>
             <w:tcW w:w="1000" w:type="pct"/>
@@ -15684,6 +16023,9 @@
         </w:tc>
       </w:tr>
       <w:tr>
+        <w:trPr>
+          <w:cantSplit/>
+        </w:trPr>
         <w:tc>
           <w:tcPr>
             <w:tcW w:w="1000" w:type="pct"/>
@@ -15751,153 +16093,153 @@
         <w:rPr>
           <w:rFonts w:hint="eastAsia"/>
         </w:rPr>
+        <w:t>権限チェック</w:t>
+      </w:r>
+    </w:p>
+    <w:p>
+      <w:pPr>
+        <w:rPr>
+          <w:rFonts w:hint="eastAsia"/>
+        </w:rPr>
+      </w:pPr>
+      <w:r>
+        <w:rPr>
+          <w:rFonts w:hint="eastAsia"/>
+        </w:rPr>
+        <w:t>認可条件: Bearer トークンが有効であること</w:t>
+      </w:r>
+    </w:p>
+    <w:p>
+      <w:pPr>
+        <w:rPr>
+          <w:rFonts w:hint="eastAsia"/>
+        </w:rPr>
+      </w:pPr>
+      <w:r>
+        <w:rPr>
+          <w:rFonts w:hint="eastAsia"/>
+        </w:rPr>
+        <w:t>認可条件: 認証コンテキストが共有システム管理者アカウント（users.account_type='SYSTEM_ADMIN'）であること</w:t>
+      </w:r>
+    </w:p>
+    <w:p>
+      <w:pPr>
+        <w:rPr>
+          <w:rFonts w:hint="eastAsia"/>
+        </w:rPr>
+      </w:pPr>
+      <w:r>
+        <w:rPr>
+          <w:rFonts w:hint="eastAsia"/>
+        </w:rPr>
+        <w:t>認可条件: Bearer トークン上の作業対象施設が存在し、未削除であること</w:t>
+      </w:r>
+    </w:p>
+    <w:p>
+      <w:pPr>
+        <w:pStyle w:val="4"/>
+        <w:rPr>
+          <w:rFonts w:hint="eastAsia"/>
+        </w:rPr>
+      </w:pPr>
+      <w:r>
+        <w:rPr>
+          <w:rFonts w:hint="eastAsia"/>
+        </w:rPr>
+        <w:t>処理仕様</w:t>
+      </w:r>
+    </w:p>
+    <w:p>
+      <w:pPr>
+        <w:rPr>
+          <w:rFonts w:hint="eastAsia"/>
+        </w:rPr>
+      </w:pPr>
+      <w:r>
+        <w:rPr>
+          <w:rFonts w:hint="eastAsia"/>
+        </w:rPr>
+        <w:t>Bearer トークン上の作業対象施設が facilities.deleted_at IS NULL で存在することを確認する</w:t>
+      </w:r>
+    </w:p>
+    <w:p>
+      <w:pPr>
+        <w:rPr>
+          <w:rFonts w:hint="eastAsia"/>
+        </w:rPr>
+      </w:pPr>
+      <w:r>
+        <w:rPr>
+          <w:rFonts w:hint="eastAsia"/>
+        </w:rPr>
+        <w:t>facilities.deleted_at IS NULL の施設を候補とし、establishments を結合して設立母体名を返却する</w:t>
+      </w:r>
+    </w:p>
+    <w:p>
+      <w:pPr>
+        <w:rPr>
+          <w:rFonts w:hint="eastAsia"/>
+        </w:rPr>
+      </w:pPr>
+      <w:r>
+        <w:rPr>
+          <w:rFonts w:hint="eastAsia"/>
+        </w:rPr>
+        <w:t>keyword が指定された場合は施設コード、施設名、設立母体名の部分一致で絞り込む</w:t>
+      </w:r>
+    </w:p>
+    <w:p>
+      <w:pPr>
+        <w:rPr>
+          <w:rFonts w:hint="eastAsia"/>
+        </w:rPr>
+      </w:pPr>
+      <w:r>
+        <w:rPr>
+          <w:rFonts w:hint="eastAsia"/>
+        </w:rPr>
+        <w:t>groupId 指定時は対象グループが存在することを確認し、既に facility_collaboration_group_facilities に所属している施設を除外する</w:t>
+      </w:r>
+    </w:p>
+    <w:p>
+      <w:pPr>
+        <w:rPr>
+          <w:rFonts w:hint="eastAsia"/>
+        </w:rPr>
+      </w:pPr>
+      <w:r>
+        <w:rPr>
+          <w:rFonts w:hint="eastAsia"/>
+        </w:rPr>
+        <w:t>並び順は facilities.facility_name ASC, facilities.facility_id ASC とする</w:t>
+      </w:r>
+    </w:p>
+    <w:p>
+      <w:pPr>
+        <w:rPr>
+          <w:rFonts w:hint="eastAsia"/>
+        </w:rPr>
+      </w:pPr>
+      <w:r>
+        <w:rPr>
+          <w:rFonts w:hint="eastAsia"/>
+        </w:rPr>
+        <w:t>limit は 1 以上 100 以下とし、未指定時は 50 とする</w:t>
+      </w:r>
+    </w:p>
+    <w:p>
+      <w:pPr>
+        <w:pStyle w:val="3"/>
+        <w:rPr>
+          <w:rFonts w:hint="eastAsia"/>
+        </w:rPr>
+      </w:pPr>
+      <w:bookmarkStart w:id="45" w:name="_Toc236710263"/>
+      <w:r>
+        <w:rPr>
+          <w:rFonts w:hint="eastAsia"/>
+        </w:rPr>
         <w:lastRenderedPageBreak/>
-        <w:t>権限チェック</w:t>
-      </w:r>
-    </w:p>
-    <w:p>
-      <w:pPr>
-        <w:rPr>
-          <w:rFonts w:hint="eastAsia"/>
-        </w:rPr>
-      </w:pPr>
-      <w:r>
-        <w:rPr>
-          <w:rFonts w:hint="eastAsia"/>
-        </w:rPr>
-        <w:t>認可条件: Bearer トークンが有効であること</w:t>
-      </w:r>
-    </w:p>
-    <w:p>
-      <w:pPr>
-        <w:rPr>
-          <w:rFonts w:hint="eastAsia"/>
-        </w:rPr>
-      </w:pPr>
-      <w:r>
-        <w:rPr>
-          <w:rFonts w:hint="eastAsia"/>
-        </w:rPr>
-        <w:t>認可条件: 認証コンテキストが共有システム管理者アカウント（`users.account_type='SYSTEM_ADMIN'`）であること</w:t>
-      </w:r>
-    </w:p>
-    <w:p>
-      <w:pPr>
-        <w:rPr>
-          <w:rFonts w:hint="eastAsia"/>
-        </w:rPr>
-      </w:pPr>
-      <w:r>
-        <w:rPr>
-          <w:rFonts w:hint="eastAsia"/>
-        </w:rPr>
-        <w:t>認可条件: Bearer トークン上の作業対象施設が存在し、未削除であること</w:t>
-      </w:r>
-    </w:p>
-    <w:p>
-      <w:pPr>
-        <w:pStyle w:val="4"/>
-        <w:rPr>
-          <w:rFonts w:hint="eastAsia"/>
-        </w:rPr>
-      </w:pPr>
-      <w:r>
-        <w:rPr>
-          <w:rFonts w:hint="eastAsia"/>
-        </w:rPr>
-        <w:t>処理仕様</w:t>
-      </w:r>
-    </w:p>
-    <w:p>
-      <w:pPr>
-        <w:rPr>
-          <w:rFonts w:hint="eastAsia"/>
-        </w:rPr>
-      </w:pPr>
-      <w:r>
-        <w:rPr>
-          <w:rFonts w:hint="eastAsia"/>
-        </w:rPr>
-        <w:t>Bearer トークン上の作業対象施設が `facilities.deleted_at IS NULL` で存在することを確認する</w:t>
-      </w:r>
-    </w:p>
-    <w:p>
-      <w:pPr>
-        <w:rPr>
-          <w:rFonts w:hint="eastAsia"/>
-        </w:rPr>
-      </w:pPr>
-      <w:r>
-        <w:rPr>
-          <w:rFonts w:hint="eastAsia"/>
-        </w:rPr>
-        <w:t>`facilities.deleted_at IS NULL` の施設を候補とし、`establishments` を結合して設立母体名を返却する</w:t>
-      </w:r>
-    </w:p>
-    <w:p>
-      <w:pPr>
-        <w:rPr>
-          <w:rFonts w:hint="eastAsia"/>
-        </w:rPr>
-      </w:pPr>
-      <w:r>
-        <w:rPr>
-          <w:rFonts w:hint="eastAsia"/>
-        </w:rPr>
-        <w:t>keyword が指定された場合は施設コード、施設名、設立母体名の部分一致で絞り込む</w:t>
-      </w:r>
-    </w:p>
-    <w:p>
-      <w:pPr>
-        <w:rPr>
-          <w:rFonts w:hint="eastAsia"/>
-        </w:rPr>
-      </w:pPr>
-      <w:r>
-        <w:rPr>
-          <w:rFonts w:hint="eastAsia"/>
-        </w:rPr>
-        <w:t>groupId 指定時は対象グループが存在することを確認し、既に `facility_collaboration_group_facilities` に所属している施設を除外する</w:t>
-      </w:r>
-    </w:p>
-    <w:p>
-      <w:pPr>
-        <w:rPr>
-          <w:rFonts w:hint="eastAsia"/>
-        </w:rPr>
-      </w:pPr>
-      <w:r>
-        <w:rPr>
-          <w:rFonts w:hint="eastAsia"/>
-        </w:rPr>
-        <w:t>並び順は `facilities.facility_name ASC, facilities.facility_id ASC` とする</w:t>
-      </w:r>
-    </w:p>
-    <w:p>
-      <w:pPr>
-        <w:rPr>
-          <w:rFonts w:hint="eastAsia"/>
-        </w:rPr>
-      </w:pPr>
-      <w:r>
-        <w:rPr>
-          <w:rFonts w:hint="eastAsia"/>
-        </w:rPr>
-        <w:t>limit は 1 以上 100 以下とし、未指定時は 50 とする</w:t>
-      </w:r>
-    </w:p>
-    <w:p>
-      <w:pPr>
-        <w:pStyle w:val="3"/>
-        <w:rPr>
-          <w:rFonts w:hint="eastAsia"/>
-        </w:rPr>
-      </w:pPr>
-      <w:bookmarkStart w:id="45" w:name="_Toc231225062"/>
-      <w:r>
-        <w:rPr>
-          <w:rFonts w:hint="eastAsia"/>
-        </w:rPr>
         <w:t>レスポンス（200：FacilityCandidateListResponse）</w:t>
       </w:r>
       <w:bookmarkEnd w:id="45"/>
@@ -15924,6 +16266,7 @@
       </w:tblGrid>
       <w:tr>
         <w:trPr>
+          <w:cantSplit/>
           <w:tblHeader/>
         </w:trPr>
         <w:tc>
@@ -16008,6 +16351,9 @@
         </w:tc>
       </w:tr>
       <w:tr>
+        <w:trPr>
+          <w:cantSplit/>
+        </w:trPr>
         <w:tc>
           <w:tcPr>
             <w:tcW w:w="1250" w:type="pct"/>
@@ -16061,7 +16407,7 @@
           <w:rFonts w:hint="eastAsia"/>
         </w:rPr>
       </w:pPr>
-      <w:bookmarkStart w:id="46" w:name="_Toc231225063"/>
+      <w:bookmarkStart w:id="46" w:name="_Toc236710264"/>
       <w:r>
         <w:rPr>
           <w:rFonts w:hint="eastAsia"/>
@@ -16091,6 +16437,7 @@
       </w:tblGrid>
       <w:tr>
         <w:trPr>
+          <w:cantSplit/>
           <w:tblHeader/>
         </w:trPr>
         <w:tc>
@@ -16154,6 +16501,9 @@
         </w:tc>
       </w:tr>
       <w:tr>
+        <w:trPr>
+          <w:cantSplit/>
+        </w:trPr>
         <w:tc>
           <w:tcPr>
             <w:tcW w:w="1666" w:type="pct"/>
@@ -16189,6 +16539,9 @@
         </w:tc>
       </w:tr>
       <w:tr>
+        <w:trPr>
+          <w:cantSplit/>
+        </w:trPr>
         <w:tc>
           <w:tcPr>
             <w:tcW w:w="1666" w:type="pct"/>
@@ -16224,6 +16577,9 @@
         </w:tc>
       </w:tr>
       <w:tr>
+        <w:trPr>
+          <w:cantSplit/>
+        </w:trPr>
         <w:tc>
           <w:tcPr>
             <w:tcW w:w="1666" w:type="pct"/>
@@ -16259,6 +16615,9 @@
         </w:tc>
       </w:tr>
       <w:tr>
+        <w:trPr>
+          <w:cantSplit/>
+        </w:trPr>
         <w:tc>
           <w:tcPr>
             <w:tcW w:w="1666" w:type="pct"/>
@@ -16294,6 +16653,9 @@
         </w:tc>
       </w:tr>
       <w:tr>
+        <w:trPr>
+          <w:cantSplit/>
+        </w:trPr>
         <w:tc>
           <w:tcPr>
             <w:tcW w:w="1666" w:type="pct"/>
@@ -16329,6 +16691,9 @@
         </w:tc>
       </w:tr>
       <w:tr>
+        <w:trPr>
+          <w:cantSplit/>
+        </w:trPr>
         <w:tc>
           <w:tcPr>
             <w:tcW w:w="1666" w:type="pct"/>
@@ -16372,7 +16737,7 @@
           <w:rFonts w:hint="eastAsia"/>
         </w:rPr>
       </w:pPr>
-      <w:bookmarkStart w:id="47" w:name="_Toc231225064"/>
+      <w:bookmarkStart w:id="47" w:name="_Toc236710265"/>
       <w:r>
         <w:rPr>
           <w:rFonts w:hint="eastAsia"/>
@@ -16438,7 +16803,7 @@
           <w:rFonts w:hint="eastAsia"/>
         </w:rPr>
       </w:pPr>
-      <w:bookmarkStart w:id="48" w:name="_Toc231225065"/>
+      <w:bookmarkStart w:id="48" w:name="_Toc236710266"/>
       <w:r>
         <w:rPr>
           <w:rFonts w:hint="eastAsia"/>
@@ -16470,6 +16835,7 @@
       </w:tblGrid>
       <w:tr>
         <w:trPr>
+          <w:cantSplit/>
           <w:tblHeader/>
         </w:trPr>
         <w:tc>
@@ -16573,6 +16939,9 @@
         </w:tc>
       </w:tr>
       <w:tr>
+        <w:trPr>
+          <w:cantSplit/>
+        </w:trPr>
         <w:tc>
           <w:tcPr>
             <w:tcW w:w="1000" w:type="pct"/>
@@ -16636,7 +17005,7 @@
           <w:rFonts w:hint="eastAsia"/>
         </w:rPr>
       </w:pPr>
-      <w:bookmarkStart w:id="49" w:name="_Toc231225066"/>
+      <w:bookmarkStart w:id="49" w:name="_Toc236710267"/>
       <w:r>
         <w:rPr>
           <w:rFonts w:hint="eastAsia"/>
@@ -16667,6 +17036,7 @@
       </w:tblGrid>
       <w:tr>
         <w:trPr>
+          <w:cantSplit/>
           <w:tblHeader/>
         </w:trPr>
         <w:tc>
@@ -16751,6 +17121,9 @@
         </w:tc>
       </w:tr>
       <w:tr>
+        <w:trPr>
+          <w:cantSplit/>
+        </w:trPr>
         <w:tc>
           <w:tcPr>
             <w:tcW w:w="1250" w:type="pct"/>
@@ -16834,7 +17207,7 @@
         <w:rPr>
           <w:rFonts w:hint="eastAsia"/>
         </w:rPr>
-        <w:t>認可条件: 認証コンテキストが共有システム管理者アカウント（`users.account_type='SYSTEM_ADMIN'`）であること</w:t>
+        <w:t>認可条件: 認証コンテキストが共有システム管理者アカウント（users.account_type='SYSTEM_ADMIN'）であること</w:t>
       </w:r>
     </w:p>
     <w:p>
@@ -16874,46 +17247,45 @@
         <w:rPr>
           <w:rFonts w:hint="eastAsia"/>
         </w:rPr>
-        <w:t>Bearer トークン上の作業対象施設が `facilities.deleted_at IS NULL` で存在することを確認する</w:t>
-      </w:r>
-    </w:p>
-    <w:p>
-      <w:pPr>
-        <w:rPr>
-          <w:rFonts w:hint="eastAsia"/>
-        </w:rPr>
-      </w:pPr>
-      <w:r>
-        <w:rPr>
-          <w:rFonts w:hint="eastAsia"/>
-        </w:rPr>
-        <w:t>対象グループが存在し、`is_active=true` であることを確認する</w:t>
-      </w:r>
-    </w:p>
-    <w:p>
-      <w:pPr>
-        <w:rPr>
-          <w:rFonts w:hint="eastAsia"/>
-        </w:rPr>
-      </w:pPr>
-      <w:r>
-        <w:rPr>
-          <w:rFonts w:hint="eastAsia"/>
-        </w:rPr>
-        <w:t>追加対象施設が `facilities.deleted_at IS NULL` で存在することを確認する</w:t>
-      </w:r>
-    </w:p>
-    <w:p>
-      <w:pPr>
-        <w:rPr>
-          <w:rFonts w:hint="eastAsia"/>
-        </w:rPr>
-      </w:pPr>
-      <w:r>
-        <w:rPr>
-          <w:rFonts w:hint="eastAsia"/>
-        </w:rPr>
-        <w:lastRenderedPageBreak/>
+        <w:t>Bearer トークン上の作業対象施設が facilities.deleted_at IS NULL で存在することを確認する</w:t>
+      </w:r>
+    </w:p>
+    <w:p>
+      <w:pPr>
+        <w:rPr>
+          <w:rFonts w:hint="eastAsia"/>
+        </w:rPr>
+      </w:pPr>
+      <w:r>
+        <w:rPr>
+          <w:rFonts w:hint="eastAsia"/>
+        </w:rPr>
+        <w:t>対象グループが存在し、is_active=true であることを確認する</w:t>
+      </w:r>
+    </w:p>
+    <w:p>
+      <w:pPr>
+        <w:rPr>
+          <w:rFonts w:hint="eastAsia"/>
+        </w:rPr>
+      </w:pPr>
+      <w:r>
+        <w:rPr>
+          <w:rFonts w:hint="eastAsia"/>
+        </w:rPr>
+        <w:t>追加対象施設が facilities.deleted_at IS NULL で存在することを確認する</w:t>
+      </w:r>
+    </w:p>
+    <w:p>
+      <w:pPr>
+        <w:rPr>
+          <w:rFonts w:hint="eastAsia"/>
+        </w:rPr>
+      </w:pPr>
+      <w:r>
+        <w:rPr>
+          <w:rFonts w:hint="eastAsia"/>
+        </w:rPr>
         <w:t>同一グループ内に同一施設が未登録であることを確認する</w:t>
       </w:r>
     </w:p>
@@ -16927,7 +17299,7 @@
         <w:rPr>
           <w:rFonts w:hint="eastAsia"/>
         </w:rPr>
-        <w:t>`facility_collaboration_group_facilities` に `facility_collaboration_group_id`、`facility_id`、`created_by`、`updated_by` を登録する</w:t>
+        <w:t>facility_collaboration_group_facilities に facility_collaboration_group_id、facility_id、created_by、updated_by を登録する</w:t>
       </w:r>
     </w:p>
     <w:p>
@@ -16950,7 +17322,7 @@
           <w:rFonts w:hint="eastAsia"/>
         </w:rPr>
       </w:pPr>
-      <w:bookmarkStart w:id="50" w:name="_Toc231225067"/>
+      <w:bookmarkStart w:id="50" w:name="_Toc236710268"/>
       <w:r>
         <w:rPr>
           <w:rFonts w:hint="eastAsia"/>
@@ -16981,6 +17353,7 @@
       </w:tblGrid>
       <w:tr>
         <w:trPr>
+          <w:cantSplit/>
           <w:tblHeader/>
         </w:trPr>
         <w:tc>
@@ -17065,6 +17438,9 @@
         </w:tc>
       </w:tr>
       <w:tr>
+        <w:trPr>
+          <w:cantSplit/>
+        </w:trPr>
         <w:tc>
           <w:tcPr>
             <w:tcW w:w="1250" w:type="pct"/>
@@ -17110,6 +17486,9 @@
         </w:tc>
       </w:tr>
       <w:tr>
+        <w:trPr>
+          <w:cantSplit/>
+        </w:trPr>
         <w:tc>
           <w:tcPr>
             <w:tcW w:w="1250" w:type="pct"/>
@@ -17155,6 +17534,9 @@
         </w:tc>
       </w:tr>
       <w:tr>
+        <w:trPr>
+          <w:cantSplit/>
+        </w:trPr>
         <w:tc>
           <w:tcPr>
             <w:tcW w:w="1250" w:type="pct"/>
@@ -17200,6 +17582,9 @@
         </w:tc>
       </w:tr>
       <w:tr>
+        <w:trPr>
+          <w:cantSplit/>
+        </w:trPr>
         <w:tc>
           <w:tcPr>
             <w:tcW w:w="1250" w:type="pct"/>
@@ -17253,11 +17638,12 @@
           <w:rFonts w:hint="eastAsia"/>
         </w:rPr>
       </w:pPr>
-      <w:bookmarkStart w:id="51" w:name="_Toc231225068"/>
-      <w:r>
-        <w:rPr>
-          <w:rFonts w:hint="eastAsia"/>
-        </w:rPr>
+      <w:bookmarkStart w:id="51" w:name="_Toc236710269"/>
+      <w:r>
+        <w:rPr>
+          <w:rFonts w:hint="eastAsia"/>
+        </w:rPr>
+        <w:lastRenderedPageBreak/>
         <w:t>ステータスコード</w:t>
       </w:r>
       <w:bookmarkEnd w:id="51"/>
@@ -17283,6 +17669,7 @@
       </w:tblGrid>
       <w:tr>
         <w:trPr>
+          <w:cantSplit/>
           <w:tblHeader/>
         </w:trPr>
         <w:tc>
@@ -17346,6 +17733,9 @@
         </w:tc>
       </w:tr>
       <w:tr>
+        <w:trPr>
+          <w:cantSplit/>
+        </w:trPr>
         <w:tc>
           <w:tcPr>
             <w:tcW w:w="1666" w:type="pct"/>
@@ -17381,6 +17771,9 @@
         </w:tc>
       </w:tr>
       <w:tr>
+        <w:trPr>
+          <w:cantSplit/>
+        </w:trPr>
         <w:tc>
           <w:tcPr>
             <w:tcW w:w="1666" w:type="pct"/>
@@ -17416,6 +17809,9 @@
         </w:tc>
       </w:tr>
       <w:tr>
+        <w:trPr>
+          <w:cantSplit/>
+        </w:trPr>
         <w:tc>
           <w:tcPr>
             <w:tcW w:w="1666" w:type="pct"/>
@@ -17451,6 +17847,9 @@
         </w:tc>
       </w:tr>
       <w:tr>
+        <w:trPr>
+          <w:cantSplit/>
+        </w:trPr>
         <w:tc>
           <w:tcPr>
             <w:tcW w:w="1666" w:type="pct"/>
@@ -17486,6 +17885,9 @@
         </w:tc>
       </w:tr>
       <w:tr>
+        <w:trPr>
+          <w:cantSplit/>
+        </w:trPr>
         <w:tc>
           <w:tcPr>
             <w:tcW w:w="1666" w:type="pct"/>
@@ -17521,6 +17923,9 @@
         </w:tc>
       </w:tr>
       <w:tr>
+        <w:trPr>
+          <w:cantSplit/>
+        </w:trPr>
         <w:tc>
           <w:tcPr>
             <w:tcW w:w="1666" w:type="pct"/>
@@ -17556,6 +17961,9 @@
         </w:tc>
       </w:tr>
       <w:tr>
+        <w:trPr>
+          <w:cantSplit/>
+        </w:trPr>
         <w:tc>
           <w:tcPr>
             <w:tcW w:w="1666" w:type="pct"/>
@@ -17599,7 +18007,7 @@
           <w:rFonts w:hint="eastAsia"/>
         </w:rPr>
       </w:pPr>
-      <w:bookmarkStart w:id="52" w:name="_Toc231225069"/>
+      <w:bookmarkStart w:id="52" w:name="_Toc236710270"/>
       <w:r>
         <w:rPr>
           <w:rFonts w:hint="eastAsia"/>
@@ -17632,7 +18040,6 @@
         <w:rPr>
           <w:rFonts w:hint="eastAsia"/>
         </w:rPr>
-        <w:lastRenderedPageBreak/>
         <w:t>エンドポイント</w:t>
       </w:r>
     </w:p>
@@ -17666,7 +18073,7 @@
           <w:rFonts w:hint="eastAsia"/>
         </w:rPr>
       </w:pPr>
-      <w:bookmarkStart w:id="53" w:name="_Toc231225070"/>
+      <w:bookmarkStart w:id="53" w:name="_Toc236710271"/>
       <w:r>
         <w:rPr>
           <w:rFonts w:hint="eastAsia"/>
@@ -17698,6 +18105,7 @@
       </w:tblGrid>
       <w:tr>
         <w:trPr>
+          <w:cantSplit/>
           <w:tblHeader/>
         </w:trPr>
         <w:tc>
@@ -17801,6 +18209,9 @@
         </w:tc>
       </w:tr>
       <w:tr>
+        <w:trPr>
+          <w:cantSplit/>
+        </w:trPr>
         <w:tc>
           <w:tcPr>
             <w:tcW w:w="1000" w:type="pct"/>
@@ -17856,6 +18267,9 @@
         </w:tc>
       </w:tr>
       <w:tr>
+        <w:trPr>
+          <w:cantSplit/>
+        </w:trPr>
         <w:tc>
           <w:tcPr>
             <w:tcW w:w="1000" w:type="pct"/>
@@ -17949,19 +18363,20 @@
         <w:rPr>
           <w:rFonts w:hint="eastAsia"/>
         </w:rPr>
-        <w:t>認可条件: 認証コンテキストが共有システム管理者アカウント（`users.account_type='SYSTEM_ADMIN'`）であること</w:t>
-      </w:r>
-    </w:p>
-    <w:p>
-      <w:pPr>
-        <w:rPr>
-          <w:rFonts w:hint="eastAsia"/>
-        </w:rPr>
-      </w:pPr>
-      <w:r>
-        <w:rPr>
-          <w:rFonts w:hint="eastAsia"/>
-        </w:rPr>
+        <w:t>認可条件: 認証コンテキストが共有システム管理者アカウント（users.account_type='SYSTEM_ADMIN'）であること</w:t>
+      </w:r>
+    </w:p>
+    <w:p>
+      <w:pPr>
+        <w:rPr>
+          <w:rFonts w:hint="eastAsia"/>
+        </w:rPr>
+      </w:pPr>
+      <w:r>
+        <w:rPr>
+          <w:rFonts w:hint="eastAsia"/>
+        </w:rPr>
+        <w:lastRenderedPageBreak/>
         <w:t>認可条件: Bearer トークン上の作業対象施設が存在し、未削除であること</w:t>
       </w:r>
     </w:p>
@@ -17989,20 +18404,20 @@
         <w:rPr>
           <w:rFonts w:hint="eastAsia"/>
         </w:rPr>
-        <w:t>Bearer トークン上の作業対象施設が `facilities.deleted_at IS NULL` で存在することを確認する</w:t>
-      </w:r>
-    </w:p>
-    <w:p>
-      <w:pPr>
-        <w:rPr>
-          <w:rFonts w:hint="eastAsia"/>
-        </w:rPr>
-      </w:pPr>
-      <w:r>
-        <w:rPr>
-          <w:rFonts w:hint="eastAsia"/>
-        </w:rPr>
-        <w:t>対象グループが存在し、`is_active=true` であることを確認する</w:t>
+        <w:t>Bearer トークン上の作業対象施設が facilities.deleted_at IS NULL で存在することを確認する</w:t>
+      </w:r>
+    </w:p>
+    <w:p>
+      <w:pPr>
+        <w:rPr>
+          <w:rFonts w:hint="eastAsia"/>
+        </w:rPr>
+      </w:pPr>
+      <w:r>
+        <w:rPr>
+          <w:rFonts w:hint="eastAsia"/>
+        </w:rPr>
+        <w:t>対象グループが存在し、is_active=true であることを確認する</w:t>
       </w:r>
     </w:p>
     <w:p>
@@ -18028,20 +18443,20 @@
         <w:rPr>
           <w:rFonts w:hint="eastAsia"/>
         </w:rPr>
-        <w:t>`facility_collaboration_group_facilities` の該当所属行を削除する</w:t>
-      </w:r>
-    </w:p>
-    <w:p>
-      <w:pPr>
-        <w:rPr>
-          <w:rFonts w:hint="eastAsia"/>
-        </w:rPr>
-      </w:pPr>
-      <w:r>
-        <w:rPr>
-          <w:rFonts w:hint="eastAsia"/>
-        </w:rPr>
-        <w:t>公開元施設単位の `facility_external_view_settings` / `facility_external_column_settings` は削除しない</w:t>
+        <w:t>facility_collaboration_group_facilities の該当所属行を削除する</w:t>
+      </w:r>
+    </w:p>
+    <w:p>
+      <w:pPr>
+        <w:rPr>
+          <w:rFonts w:hint="eastAsia"/>
+        </w:rPr>
+      </w:pPr>
+      <w:r>
+        <w:rPr>
+          <w:rFonts w:hint="eastAsia"/>
+        </w:rPr>
+        <w:t>公開元施設単位の facility_external_view_settings / facility_external_column_settings は削除しない</w:t>
       </w:r>
     </w:p>
     <w:p>
@@ -18064,7 +18479,7 @@
           <w:rFonts w:hint="eastAsia"/>
         </w:rPr>
       </w:pPr>
-      <w:bookmarkStart w:id="54" w:name="_Toc231225071"/>
+      <w:bookmarkStart w:id="54" w:name="_Toc236710272"/>
       <w:r>
         <w:rPr>
           <w:rFonts w:hint="eastAsia"/>
@@ -18093,7 +18508,7 @@
           <w:rFonts w:hint="eastAsia"/>
         </w:rPr>
       </w:pPr>
-      <w:bookmarkStart w:id="55" w:name="_Toc231225072"/>
+      <w:bookmarkStart w:id="55" w:name="_Toc236710273"/>
       <w:r>
         <w:rPr>
           <w:rFonts w:hint="eastAsia"/>
@@ -18123,6 +18538,7 @@
       </w:tblGrid>
       <w:tr>
         <w:trPr>
+          <w:cantSplit/>
           <w:tblHeader/>
         </w:trPr>
         <w:tc>
@@ -18186,6 +18602,9 @@
         </w:tc>
       </w:tr>
       <w:tr>
+        <w:trPr>
+          <w:cantSplit/>
+        </w:trPr>
         <w:tc>
           <w:tcPr>
             <w:tcW w:w="1666" w:type="pct"/>
@@ -18221,6 +18640,9 @@
         </w:tc>
       </w:tr>
       <w:tr>
+        <w:trPr>
+          <w:cantSplit/>
+        </w:trPr>
         <w:tc>
           <w:tcPr>
             <w:tcW w:w="1666" w:type="pct"/>
@@ -18256,13 +18678,15 @@
         </w:tc>
       </w:tr>
       <w:tr>
+        <w:trPr>
+          <w:cantSplit/>
+        </w:trPr>
         <w:tc>
           <w:tcPr>
             <w:tcW w:w="1666" w:type="pct"/>
           </w:tcPr>
           <w:p>
             <w:r>
-              <w:lastRenderedPageBreak/>
               <w:t>403</w:t>
             </w:r>
           </w:p>
@@ -18292,6 +18716,9 @@
         </w:tc>
       </w:tr>
       <w:tr>
+        <w:trPr>
+          <w:cantSplit/>
+        </w:trPr>
         <w:tc>
           <w:tcPr>
             <w:tcW w:w="1666" w:type="pct"/>
@@ -18327,6 +18754,9 @@
         </w:tc>
       </w:tr>
       <w:tr>
+        <w:trPr>
+          <w:cantSplit/>
+        </w:trPr>
         <w:tc>
           <w:tcPr>
             <w:tcW w:w="1666" w:type="pct"/>
@@ -18370,7 +18800,7 @@
           <w:rFonts w:hint="eastAsia"/>
         </w:rPr>
       </w:pPr>
-      <w:bookmarkStart w:id="56" w:name="_Toc231225073"/>
+      <w:bookmarkStart w:id="56" w:name="_Toc236710274"/>
       <w:r>
         <w:rPr>
           <w:rFonts w:hint="eastAsia"/>
@@ -18413,6 +18843,7 @@
     </w:p>
     <w:p>
       <w:r>
+        <w:lastRenderedPageBreak/>
         <w:t>Path: /facility-group-management/groups/{groupId}/sharing</w:t>
       </w:r>
     </w:p>
@@ -18436,7 +18867,7 @@
           <w:rFonts w:hint="eastAsia"/>
         </w:rPr>
       </w:pPr>
-      <w:bookmarkStart w:id="57" w:name="_Toc231225074"/>
+      <w:bookmarkStart w:id="57" w:name="_Toc236710275"/>
       <w:r>
         <w:rPr>
           <w:rFonts w:hint="eastAsia"/>
@@ -18468,6 +18899,7 @@
       </w:tblGrid>
       <w:tr>
         <w:trPr>
+          <w:cantSplit/>
           <w:tblHeader/>
         </w:trPr>
         <w:tc>
@@ -18571,6 +19003,9 @@
         </w:tc>
       </w:tr>
       <w:tr>
+        <w:trPr>
+          <w:cantSplit/>
+        </w:trPr>
         <w:tc>
           <w:tcPr>
             <w:tcW w:w="1000" w:type="pct"/>
@@ -18634,7 +19069,7 @@
           <w:rFonts w:hint="eastAsia"/>
         </w:rPr>
       </w:pPr>
-      <w:bookmarkStart w:id="58" w:name="_Toc231225075"/>
+      <w:bookmarkStart w:id="58" w:name="_Toc236710276"/>
       <w:r>
         <w:rPr>
           <w:rFonts w:hint="eastAsia"/>
@@ -18665,6 +19100,7 @@
       </w:tblGrid>
       <w:tr>
         <w:trPr>
+          <w:cantSplit/>
           <w:tblHeader/>
         </w:trPr>
         <w:tc>
@@ -18749,6 +19185,9 @@
         </w:tc>
       </w:tr>
       <w:tr>
+        <w:trPr>
+          <w:cantSplit/>
+        </w:trPr>
         <w:tc>
           <w:tcPr>
             <w:tcW w:w="1250" w:type="pct"/>
@@ -18794,13 +19233,15 @@
         </w:tc>
       </w:tr>
       <w:tr>
-        <w:tc>
-          <w:tcPr>
-            <w:tcW w:w="1250" w:type="pct"/>
-          </w:tcPr>
-          <w:p>
-            <w:r>
-              <w:lastRenderedPageBreak/>
+        <w:trPr>
+          <w:cantSplit/>
+        </w:trPr>
+        <w:tc>
+          <w:tcPr>
+            <w:tcW w:w="1250" w:type="pct"/>
+          </w:tcPr>
+          <w:p>
+            <w:r>
               <w:t>sharingSettings</w:t>
             </w:r>
           </w:p>
@@ -18877,6 +19318,7 @@
       </w:tblGrid>
       <w:tr>
         <w:trPr>
+          <w:cantSplit/>
           <w:tblHeader/>
         </w:trPr>
         <w:tc>
@@ -18961,6 +19403,9 @@
         </w:tc>
       </w:tr>
       <w:tr>
+        <w:trPr>
+          <w:cantSplit/>
+        </w:trPr>
         <w:tc>
           <w:tcPr>
             <w:tcW w:w="1250" w:type="pct"/>
@@ -19000,12 +19445,15 @@
               <w:rPr>
                 <w:rFonts w:hint="eastAsia"/>
               </w:rPr>
-              <w:t>`asset`、`estimate`、`history`</w:t>
+              <w:t>asset、estimate、history</w:t>
             </w:r>
           </w:p>
         </w:tc>
       </w:tr>
       <w:tr>
+        <w:trPr>
+          <w:cantSplit/>
+        </w:trPr>
         <w:tc>
           <w:tcPr>
             <w:tcW w:w="1250" w:type="pct"/>
@@ -19051,6 +19499,9 @@
         </w:tc>
       </w:tr>
       <w:tr>
+        <w:trPr>
+          <w:cantSplit/>
+        </w:trPr>
         <w:tc>
           <w:tcPr>
             <w:tcW w:w="1250" w:type="pct"/>
@@ -19108,6 +19559,7 @@
         <w:rPr>
           <w:rFonts w:hint="eastAsia"/>
         </w:rPr>
+        <w:lastRenderedPageBreak/>
         <w:t>columnSettings要素（ColumnSharingUpdateItem）</w:t>
       </w:r>
     </w:p>
@@ -19133,6 +19585,7 @@
       </w:tblGrid>
       <w:tr>
         <w:trPr>
+          <w:cantSplit/>
           <w:tblHeader/>
         </w:trPr>
         <w:tc>
@@ -19217,6 +19670,9 @@
         </w:tc>
       </w:tr>
       <w:tr>
+        <w:trPr>
+          <w:cantSplit/>
+        </w:trPr>
         <w:tc>
           <w:tcPr>
             <w:tcW w:w="1250" w:type="pct"/>
@@ -19256,12 +19712,15 @@
               <w:rPr>
                 <w:rFonts w:hint="eastAsia"/>
               </w:rPr>
-              <w:t>公開カラムの column_code。価格カラムは `original_price_column`</w:t>
+              <w:t>公開カラムの column_code。価格カラムは original_price_column</w:t>
             </w:r>
           </w:p>
         </w:tc>
       </w:tr>
       <w:tr>
+        <w:trPr>
+          <w:cantSplit/>
+        </w:trPr>
         <w:tc>
           <w:tcPr>
             <w:tcW w:w="1250" w:type="pct"/>
@@ -19345,7 +19804,7 @@
         <w:rPr>
           <w:rFonts w:hint="eastAsia"/>
         </w:rPr>
-        <w:t>認可条件: 認証コンテキストが共有システム管理者アカウント（`users.account_type='SYSTEM_ADMIN'`）であること</w:t>
+        <w:t>認可条件: 認証コンテキストが共有システム管理者アカウント（users.account_type='SYSTEM_ADMIN'）であること</w:t>
       </w:r>
     </w:p>
     <w:p>
@@ -19385,20 +19844,20 @@
         <w:rPr>
           <w:rFonts w:hint="eastAsia"/>
         </w:rPr>
-        <w:t>Bearer トークン上の作業対象施設が `facilities.deleted_at IS NULL` で存在することを確認する</w:t>
-      </w:r>
-    </w:p>
-    <w:p>
-      <w:pPr>
-        <w:rPr>
-          <w:rFonts w:hint="eastAsia"/>
-        </w:rPr>
-      </w:pPr>
-      <w:r>
-        <w:rPr>
-          <w:rFonts w:hint="eastAsia"/>
-        </w:rPr>
-        <w:t>対象グループが存在し、`is_active=true` であることを確認する</w:t>
+        <w:t>Bearer トークン上の作業対象施設が facilities.deleted_at IS NULL で存在することを確認する</w:t>
+      </w:r>
+    </w:p>
+    <w:p>
+      <w:pPr>
+        <w:rPr>
+          <w:rFonts w:hint="eastAsia"/>
+        </w:rPr>
+      </w:pPr>
+      <w:r>
+        <w:rPr>
+          <w:rFonts w:hint="eastAsia"/>
+        </w:rPr>
+        <w:t>対象グループが存在し、is_active=true であることを確認する</w:t>
       </w:r>
     </w:p>
     <w:p>
@@ -19424,85 +19883,85 @@
         <w:rPr>
           <w:rFonts w:hint="eastAsia"/>
         </w:rPr>
+        <w:t>providerFacilityIds 指定時は、すべての施設が対象グループに所属し、facilities.deleted_at IS NULL であることを確認する</w:t>
+      </w:r>
+    </w:p>
+    <w:p>
+      <w:pPr>
+        <w:rPr>
+          <w:rFonts w:hint="eastAsia"/>
+        </w:rPr>
+      </w:pPr>
+      <w:r>
+        <w:rPr>
+          <w:rFonts w:hint="eastAsia"/>
+        </w:rPr>
+        <w:t>sharingSettings[].sharingDataType は asset、estimate、history のいずれかであることを確認する</w:t>
+      </w:r>
+    </w:p>
+    <w:p>
+      <w:pPr>
+        <w:rPr>
+          <w:rFonts w:hint="eastAsia"/>
+        </w:rPr>
+      </w:pPr>
+      <w:r>
+        <w:rPr>
+          <w:rFonts w:hint="eastAsia"/>
+        </w:rPr>
+        <w:t>columnSettings[].columnCode は column_catalogs に存在する有効な column_code であることを確認する。価格カラム共有は original_price_column を使用する</w:t>
+      </w:r>
+    </w:p>
+    <w:p>
+      <w:pPr>
+        <w:rPr>
+          <w:rFonts w:hint="eastAsia"/>
+        </w:rPr>
+      </w:pPr>
+      <w:r>
+        <w:rPr>
+          <w:rFonts w:hint="eastAsia"/>
+        </w:rPr>
+        <w:t>columnSettings[].columnCode に対応する共有データ種別が同一リクエストで isEnabled=true、または保存済み facility_external_view_settings.is_enabled=true である場合のみ、当該 columnCode を isEnabled=true にできる。現行Phaseでは original_price_column は asset の有効化を必須とする</w:t>
+      </w:r>
+    </w:p>
+    <w:p>
+      <w:pPr>
+        <w:rPr>
+          <w:rFonts w:hint="eastAsia"/>
+        </w:rPr>
+      </w:pPr>
+      <w:r>
+        <w:rPr>
+          <w:rFonts w:hint="eastAsia"/>
+        </w:rPr>
+        <w:t>対象公開元施設ごとに facility_external_view_settings(provider_facility_id, sharing_data_type) を UPSERT する</w:t>
+      </w:r>
+    </w:p>
+    <w:p>
+      <w:pPr>
+        <w:rPr>
+          <w:rFonts w:hint="eastAsia"/>
+        </w:rPr>
+      </w:pPr>
+      <w:r>
+        <w:rPr>
+          <w:rFonts w:hint="eastAsia"/>
+        </w:rPr>
+        <w:t>対象公開元施設ごとに facility_external_column_settings(provider_facility_id, column_code) を UPSERT する</w:t>
+      </w:r>
+    </w:p>
+    <w:p>
+      <w:pPr>
+        <w:rPr>
+          <w:rFonts w:hint="eastAsia"/>
+        </w:rPr>
+      </w:pPr>
+      <w:r>
+        <w:rPr>
+          <w:rFonts w:hint="eastAsia"/>
+        </w:rPr>
         <w:lastRenderedPageBreak/>
-        <w:t>providerFacilityIds 指定時は、すべての施設が対象グループに所属し、`facilities.deleted_at IS NULL` であることを確認する</w:t>
-      </w:r>
-    </w:p>
-    <w:p>
-      <w:pPr>
-        <w:rPr>
-          <w:rFonts w:hint="eastAsia"/>
-        </w:rPr>
-      </w:pPr>
-      <w:r>
-        <w:rPr>
-          <w:rFonts w:hint="eastAsia"/>
-        </w:rPr>
-        <w:t>sharingSettings[].sharingDataType は `asset`、`estimate`、`history` のいずれかであることを確認する</w:t>
-      </w:r>
-    </w:p>
-    <w:p>
-      <w:pPr>
-        <w:rPr>
-          <w:rFonts w:hint="eastAsia"/>
-        </w:rPr>
-      </w:pPr>
-      <w:r>
-        <w:rPr>
-          <w:rFonts w:hint="eastAsia"/>
-        </w:rPr>
-        <w:t>columnSettings[].columnCode は `column_catalogs` に存在する有効な column_code であることを確認する。価格カラム共有は `original_price_column` を使用する</w:t>
-      </w:r>
-    </w:p>
-    <w:p>
-      <w:pPr>
-        <w:rPr>
-          <w:rFonts w:hint="eastAsia"/>
-        </w:rPr>
-      </w:pPr>
-      <w:r>
-        <w:rPr>
-          <w:rFonts w:hint="eastAsia"/>
-        </w:rPr>
-        <w:t>columnSettings[].columnCode に対応する共有データ種別が同一リクエストで `isEnabled=true`、または保存済み `facility_external_view_settings.is_enabled=true` である場合のみ、当該 columnCode を `isEnabled=true` にできる。現行Phaseでは `original_price_column` は `asset` の有効化を必須とする</w:t>
-      </w:r>
-    </w:p>
-    <w:p>
-      <w:pPr>
-        <w:rPr>
-          <w:rFonts w:hint="eastAsia"/>
-        </w:rPr>
-      </w:pPr>
-      <w:r>
-        <w:rPr>
-          <w:rFonts w:hint="eastAsia"/>
-        </w:rPr>
-        <w:t>対象公開元施設ごとに `facility_external_view_settings(provider_facility_id, sharing_data_type)` を UPSERT する</w:t>
-      </w:r>
-    </w:p>
-    <w:p>
-      <w:pPr>
-        <w:rPr>
-          <w:rFonts w:hint="eastAsia"/>
-        </w:rPr>
-      </w:pPr>
-      <w:r>
-        <w:rPr>
-          <w:rFonts w:hint="eastAsia"/>
-        </w:rPr>
-        <w:t>対象公開元施設ごとに `facility_external_column_settings(provider_facility_id, column_code)` を UPSERT する</w:t>
-      </w:r>
-    </w:p>
-    <w:p>
-      <w:pPr>
-        <w:rPr>
-          <w:rFonts w:hint="eastAsia"/>
-        </w:rPr>
-      </w:pPr>
-      <w:r>
-        <w:rPr>
-          <w:rFonts w:hint="eastAsia"/>
-        </w:rPr>
         <w:t>保存後のグループを FacilityGroupSummary 形式で返却する</w:t>
       </w:r>
     </w:p>
@@ -19513,7 +19972,7 @@
           <w:rFonts w:hint="eastAsia"/>
         </w:rPr>
       </w:pPr>
-      <w:bookmarkStart w:id="59" w:name="_Toc231225076"/>
+      <w:bookmarkStart w:id="59" w:name="_Toc236710277"/>
       <w:r>
         <w:rPr>
           <w:rFonts w:hint="eastAsia"/>
@@ -19544,6 +20003,7 @@
       </w:tblGrid>
       <w:tr>
         <w:trPr>
+          <w:cantSplit/>
           <w:tblHeader/>
         </w:trPr>
         <w:tc>
@@ -19628,6 +20088,9 @@
         </w:tc>
       </w:tr>
       <w:tr>
+        <w:trPr>
+          <w:cantSplit/>
+        </w:trPr>
         <w:tc>
           <w:tcPr>
             <w:tcW w:w="1250" w:type="pct"/>
@@ -19673,6 +20136,9 @@
         </w:tc>
       </w:tr>
       <w:tr>
+        <w:trPr>
+          <w:cantSplit/>
+        </w:trPr>
         <w:tc>
           <w:tcPr>
             <w:tcW w:w="1250" w:type="pct"/>
@@ -19718,6 +20184,9 @@
         </w:tc>
       </w:tr>
       <w:tr>
+        <w:trPr>
+          <w:cantSplit/>
+        </w:trPr>
         <w:tc>
           <w:tcPr>
             <w:tcW w:w="1250" w:type="pct"/>
@@ -19763,6 +20232,9 @@
         </w:tc>
       </w:tr>
       <w:tr>
+        <w:trPr>
+          <w:cantSplit/>
+        </w:trPr>
         <w:tc>
           <w:tcPr>
             <w:tcW w:w="1250" w:type="pct"/>
@@ -19808,6 +20280,9 @@
         </w:tc>
       </w:tr>
       <w:tr>
+        <w:trPr>
+          <w:cantSplit/>
+        </w:trPr>
         <w:tc>
           <w:tcPr>
             <w:tcW w:w="1250" w:type="pct"/>
@@ -19861,7 +20336,7 @@
           <w:rFonts w:hint="eastAsia"/>
         </w:rPr>
       </w:pPr>
-      <w:bookmarkStart w:id="60" w:name="_Toc231225077"/>
+      <w:bookmarkStart w:id="60" w:name="_Toc236710278"/>
       <w:r>
         <w:rPr>
           <w:rFonts w:hint="eastAsia"/>
@@ -19891,6 +20366,7 @@
       </w:tblGrid>
       <w:tr>
         <w:trPr>
+          <w:cantSplit/>
           <w:tblHeader/>
         </w:trPr>
         <w:tc>
@@ -19954,6 +20430,9 @@
         </w:tc>
       </w:tr>
       <w:tr>
+        <w:trPr>
+          <w:cantSplit/>
+        </w:trPr>
         <w:tc>
           <w:tcPr>
             <w:tcW w:w="1666" w:type="pct"/>
@@ -19989,6 +20468,9 @@
         </w:tc>
       </w:tr>
       <w:tr>
+        <w:trPr>
+          <w:cantSplit/>
+        </w:trPr>
         <w:tc>
           <w:tcPr>
             <w:tcW w:w="1666" w:type="pct"/>
@@ -20024,13 +20506,15 @@
         </w:tc>
       </w:tr>
       <w:tr>
+        <w:trPr>
+          <w:cantSplit/>
+        </w:trPr>
         <w:tc>
           <w:tcPr>
             <w:tcW w:w="1666" w:type="pct"/>
           </w:tcPr>
           <w:p>
             <w:r>
-              <w:lastRenderedPageBreak/>
               <w:t>401</w:t>
             </w:r>
           </w:p>
@@ -20060,6 +20544,9 @@
         </w:tc>
       </w:tr>
       <w:tr>
+        <w:trPr>
+          <w:cantSplit/>
+        </w:trPr>
         <w:tc>
           <w:tcPr>
             <w:tcW w:w="1666" w:type="pct"/>
@@ -20095,6 +20582,9 @@
         </w:tc>
       </w:tr>
       <w:tr>
+        <w:trPr>
+          <w:cantSplit/>
+        </w:trPr>
         <w:tc>
           <w:tcPr>
             <w:tcW w:w="1666" w:type="pct"/>
@@ -20130,6 +20620,9 @@
         </w:tc>
       </w:tr>
       <w:tr>
+        <w:trPr>
+          <w:cantSplit/>
+        </w:trPr>
         <w:tc>
           <w:tcPr>
             <w:tcW w:w="1666" w:type="pct"/>
@@ -20165,6 +20658,9 @@
         </w:tc>
       </w:tr>
       <w:tr>
+        <w:trPr>
+          <w:cantSplit/>
+        </w:trPr>
         <w:tc>
           <w:tcPr>
             <w:tcW w:w="1666" w:type="pct"/>
@@ -20208,11 +20704,12 @@
           <w:rFonts w:hint="eastAsia"/>
         </w:rPr>
       </w:pPr>
-      <w:bookmarkStart w:id="61" w:name="_Toc231225078"/>
-      <w:r>
-        <w:rPr>
-          <w:rFonts w:hint="eastAsia"/>
-        </w:rPr>
+      <w:bookmarkStart w:id="61" w:name="_Toc236710279"/>
+      <w:r>
+        <w:rPr>
+          <w:rFonts w:hint="eastAsia"/>
+        </w:rPr>
+        <w:lastRenderedPageBreak/>
         <w:t>第6章 権限・業務ルール</w:t>
       </w:r>
       <w:bookmarkEnd w:id="61"/>
@@ -20224,7 +20721,7 @@
           <w:rFonts w:hint="eastAsia"/>
         </w:rPr>
       </w:pPr>
-      <w:bookmarkStart w:id="62" w:name="_Toc231225079"/>
+      <w:bookmarkStart w:id="62" w:name="_Toc236710280"/>
       <w:r>
         <w:rPr>
           <w:rFonts w:hint="eastAsia"/>
@@ -20255,6 +20752,7 @@
       </w:tblGrid>
       <w:tr>
         <w:trPr>
+          <w:cantSplit/>
           <w:tblHeader/>
         </w:trPr>
         <w:tc>
@@ -20339,6 +20837,9 @@
         </w:tc>
       </w:tr>
       <w:tr>
+        <w:trPr>
+          <w:cantSplit/>
+        </w:trPr>
         <w:tc>
           <w:tcPr>
             <w:tcW w:w="1250" w:type="pct"/>
@@ -20374,7 +20875,7 @@
               <w:rPr>
                 <w:rFonts w:hint="eastAsia"/>
               </w:rPr>
-              <w:t>認証コンテキストが共有システム管理者アカウント（`users.account_type='SYSTEM_ADMIN'`）であり、Bearer トークン上の作業対象施設が存在し未削除であること</w:t>
+              <w:t>認証コンテキストが共有システム管理者アカウント（users.account_type='SYSTEM_ADMIN'）であり、Bearer トークン上の作業対象施設が存在し未削除であること</w:t>
             </w:r>
           </w:p>
         </w:tc>
@@ -20393,6 +20894,9 @@
         </w:tc>
       </w:tr>
       <w:tr>
+        <w:trPr>
+          <w:cantSplit/>
+        </w:trPr>
         <w:tc>
           <w:tcPr>
             <w:tcW w:w="1250" w:type="pct"/>
@@ -20428,7 +20932,7 @@
               <w:rPr>
                 <w:rFonts w:hint="eastAsia"/>
               </w:rPr>
-              <w:t>認証コンテキストが共有システム管理者アカウント（`users.account_type='SYSTEM_ADMIN'`）であり、Bearer トークン上の作業対象施設が存在し未削除であること</w:t>
+              <w:t>認証コンテキストが共有システム管理者アカウント（users.account_type='SYSTEM_ADMIN'）であり、Bearer トークン上の作業対象施設が存在し未削除であること</w:t>
             </w:r>
           </w:p>
         </w:tc>
@@ -20447,6 +20951,9 @@
         </w:tc>
       </w:tr>
       <w:tr>
+        <w:trPr>
+          <w:cantSplit/>
+        </w:trPr>
         <w:tc>
           <w:tcPr>
             <w:tcW w:w="1250" w:type="pct"/>
@@ -20482,33 +20989,28 @@
               <w:rPr>
                 <w:rFonts w:hint="eastAsia"/>
               </w:rPr>
-              <w:t>認証コンテキストが共有システム管理者アカウント（`users.acco</w:t>
-            </w:r>
-            <w:r>
-              <w:rPr>
-                <w:rFonts w:hint="eastAsia"/>
-              </w:rPr>
-              <w:lastRenderedPageBreak/>
-              <w:t>unt_type='SYSTEM_ADMIN'`）であり、Bearer トークン上の作業対象施設が存在し未削除であること</w:t>
-            </w:r>
-          </w:p>
-        </w:tc>
-        <w:tc>
-          <w:tcPr>
-            <w:tcW w:w="1250" w:type="pct"/>
-          </w:tcPr>
-          <w:p>
-            <w:r>
-              <w:rPr>
-                <w:rFonts w:hint="eastAsia"/>
-              </w:rPr>
-              <w:lastRenderedPageBreak/>
+              <w:t>認証コンテキストが共有システム管理者アカウント（users.account_type='SYSTEM_ADMIN'）であり、Bearer トークン上の作業対象施設が存在し未削除であること</w:t>
+            </w:r>
+          </w:p>
+        </w:tc>
+        <w:tc>
+          <w:tcPr>
+            <w:tcW w:w="1250" w:type="pct"/>
+          </w:tcPr>
+          <w:p>
+            <w:r>
+              <w:rPr>
+                <w:rFonts w:hint="eastAsia"/>
+              </w:rPr>
               <w:t>施設グループ本体を管理する</w:t>
             </w:r>
           </w:p>
         </w:tc>
       </w:tr>
       <w:tr>
+        <w:trPr>
+          <w:cantSplit/>
+        </w:trPr>
         <w:tc>
           <w:tcPr>
             <w:tcW w:w="1250" w:type="pct"/>
@@ -20544,7 +21046,7 @@
               <w:rPr>
                 <w:rFonts w:hint="eastAsia"/>
               </w:rPr>
-              <w:t>認証コンテキストが共有システム管理者アカウント（`users.account_type='SYSTEM_ADMIN'`）であり、Bearer トークン上の作業対象施設が存在し未削除であること</w:t>
+              <w:t>認証コンテキストが共有システム管理者アカウント（users.account_type='SYSTEM_ADMIN'）であり、Bearer トークン上の作業対象施設が存在し未削除であること</w:t>
             </w:r>
           </w:p>
         </w:tc>
@@ -20563,15 +21065,19 @@
         </w:tc>
       </w:tr>
       <w:tr>
-        <w:tc>
-          <w:tcPr>
-            <w:tcW w:w="1250" w:type="pct"/>
-          </w:tcPr>
-          <w:p>
-            <w:r>
-              <w:rPr>
-                <w:rFonts w:hint="eastAsia"/>
-              </w:rPr>
+        <w:trPr>
+          <w:cantSplit/>
+        </w:trPr>
+        <w:tc>
+          <w:tcPr>
+            <w:tcW w:w="1250" w:type="pct"/>
+          </w:tcPr>
+          <w:p>
+            <w:r>
+              <w:rPr>
+                <w:rFonts w:hint="eastAsia"/>
+              </w:rPr>
+              <w:lastRenderedPageBreak/>
               <w:t>共有データ種別設定保存</w:t>
             </w:r>
           </w:p>
@@ -20598,7 +21104,7 @@
               <w:rPr>
                 <w:rFonts w:hint="eastAsia"/>
               </w:rPr>
-              <w:t>認証コンテキストが共有システム管理者アカウント（`users.account_type='SYSTEM_ADMIN'`）であり、Bearer トークン上の作業対象施設が存在し未削除であること</w:t>
+              <w:t>認証コンテキストが共有システム管理者アカウント（users.account_type='SYSTEM_ADMIN'）であり、Bearer トークン上の作業対象施設が存在し未削除であること</w:t>
             </w:r>
           </w:p>
         </w:tc>
@@ -20625,7 +21131,7 @@
           <w:rFonts w:hint="eastAsia"/>
         </w:rPr>
       </w:pPr>
-      <w:bookmarkStart w:id="63" w:name="_Toc231225080"/>
+      <w:bookmarkStart w:id="63" w:name="_Toc236710281"/>
       <w:r>
         <w:rPr>
           <w:rFonts w:hint="eastAsia"/>
@@ -20650,7 +21156,7 @@
         <w:rPr>
           <w:rFonts w:hint="eastAsia"/>
         </w:rPr>
-        <w:t>有効グループ内で同一 `group_name` は重複不可とする</w:t>
+        <w:t>有効グループ内で同一 group_name は重複不可とする</w:t>
       </w:r>
     </w:p>
     <w:p>
@@ -20669,7 +21175,7 @@
         <w:rPr>
           <w:rFonts w:hint="eastAsia"/>
         </w:rPr>
-        <w:t>グループ無効化は `facility_collaboration_groups.is_active=false` とし、所属施設行と公開設定行は削除しない</w:t>
+        <w:t>グループ無効化は facility_collaboration_groups.is_active=false とし、所属施設行と公開設定行は削除しない</w:t>
       </w:r>
     </w:p>
     <w:p>
@@ -20736,7 +21242,7 @@
           <w:rFonts w:hint="eastAsia"/>
         </w:rPr>
       </w:pPr>
-      <w:bookmarkStart w:id="64" w:name="_Toc231225081"/>
+      <w:bookmarkStart w:id="64" w:name="_Toc236710282"/>
       <w:r>
         <w:rPr>
           <w:rFonts w:hint="eastAsia"/>
@@ -20761,7 +21267,7 @@
         <w:rPr>
           <w:rFonts w:hint="eastAsia"/>
         </w:rPr>
-        <w:t>資産データ共有は `facility_external_view_settings(provider_facility_id, sharing_data_type='asset')` を正本とする</w:t>
+        <w:t>資産データ共有は facility_external_view_settings(provider_facility_id, sharing_data_type='asset') を正本とする</w:t>
       </w:r>
     </w:p>
     <w:p>
@@ -20780,8 +21286,7 @@
         <w:rPr>
           <w:rFonts w:hint="eastAsia"/>
         </w:rPr>
-        <w:lastRenderedPageBreak/>
-        <w:t>見積データ共有は `facility_external_view_settings(provider_facility_id, sharing_data_type='estimate')` に設定値を保持する</w:t>
+        <w:t>見積データ共有は facility_external_view_settings(provider_facility_id, sharing_data_type='estimate') に設定値を保持する</w:t>
       </w:r>
     </w:p>
     <w:p>
@@ -20800,7 +21305,7 @@
         <w:rPr>
           <w:rFonts w:hint="eastAsia"/>
         </w:rPr>
-        <w:t>データ履歴共有は `facility_external_view_settings(provider_facility_id, sharing_data_type='history')` に設定値を保持する</w:t>
+        <w:t>データ履歴共有は facility_external_view_settings(provider_facility_id, sharing_data_type='history') に設定値を保持する</w:t>
       </w:r>
     </w:p>
     <w:p>
@@ -20819,7 +21324,7 @@
         <w:rPr>
           <w:rFonts w:hint="eastAsia"/>
         </w:rPr>
-        <w:t>価格カラム共有は `facility_external_column_settings(provider_facility_id, column_code='original_price_column')` を正本とする</w:t>
+        <w:t>価格カラム共有は facility_external_column_settings(provider_facility_id, column_code='original_price_column') を正本とする</w:t>
       </w:r>
     </w:p>
     <w:p>
@@ -20838,7 +21343,7 @@
         <w:rPr>
           <w:rFonts w:hint="eastAsia"/>
         </w:rPr>
-        <w:t>共有データ種別は `asset`、`estimate`、`history` を返却単位とする</w:t>
+        <w:t>共有データ種別は asset、estimate、history を返却単位とする</w:t>
       </w:r>
     </w:p>
     <w:p>
@@ -20857,7 +21362,7 @@
         <w:rPr>
           <w:rFonts w:hint="eastAsia"/>
         </w:rPr>
-        <w:t>設定行が存在しない共有データ種別およびカラムは無効状態として扱い、一覧取得レスポンスでは `isEnabled=false` を返却する</w:t>
+        <w:t>設定行が存在しない共有データ種別およびカラムは無効状態として扱い、一覧取得レスポンスでは isEnabled=false を返却する</w:t>
       </w:r>
     </w:p>
     <w:p>
@@ -20876,7 +21381,7 @@
         <w:rPr>
           <w:rFonts w:hint="eastAsia"/>
         </w:rPr>
-        <w:t>公開カラムを ON にする場合は、当該カラムに対応する共有データ種別が ON であることを必須とする。現行Phaseでは `original_price_column` は `asset` が ON の場合のみ ON にできる</w:t>
+        <w:t>公開カラムを ON にする場合は、当該カラムに対応する共有データ種別が ON であることを必須とする。現行Phaseでは original_price_column は asset が ON の場合のみ ON にできる</w:t>
       </w:r>
     </w:p>
     <w:p>
@@ -20895,6 +21400,7 @@
         <w:rPr>
           <w:rFonts w:hint="eastAsia"/>
         </w:rPr>
+        <w:lastRenderedPageBreak/>
         <w:t>公開設定は施設グループIDを保持せず、公開元施設単位で保存する</w:t>
       </w:r>
     </w:p>
@@ -20924,7 +21430,7 @@
           <w:rFonts w:hint="eastAsia"/>
         </w:rPr>
       </w:pPr>
-      <w:bookmarkStart w:id="65" w:name="_Toc231225082"/>
+      <w:bookmarkStart w:id="65" w:name="_Toc236710283"/>
       <w:r>
         <w:rPr>
           <w:rFonts w:hint="eastAsia"/>
@@ -20949,7 +21455,7 @@
         <w:rPr>
           <w:rFonts w:hint="eastAsia"/>
         </w:rPr>
-        <w:t>閲覧者側施設で `original_list_view` が実効有効であること</w:t>
+        <w:t>閲覧者側施設で original_list_view が実効有効であること</w:t>
       </w:r>
     </w:p>
     <w:p>
@@ -20987,7 +21493,7 @@
         <w:rPr>
           <w:rFonts w:hint="eastAsia"/>
         </w:rPr>
-        <w:t>閲覧者側施設と公開元施設の双方が `deleted_at IS NULL` かつ `system_contract_status='ACTIVE'` であること</w:t>
+        <w:t>閲覧者側施設と公開元施設の双方が deleted_at IS NULL かつ system_contract_status='ACTIVE' であること</w:t>
       </w:r>
     </w:p>
     <w:p>
@@ -21006,7 +21512,7 @@
         <w:rPr>
           <w:rFonts w:hint="eastAsia"/>
         </w:rPr>
-        <w:t>公開元施設で `facility_external_view_settings(sharing_data_type='asset')` が有効であること</w:t>
+        <w:t>公開元施設で facility_external_view_settings(sharing_data_type='asset') が有効であること</w:t>
       </w:r>
     </w:p>
     <w:p>
@@ -21025,7 +21531,7 @@
         <w:rPr>
           <w:rFonts w:hint="eastAsia"/>
         </w:rPr>
-        <w:t>価格系項目は、閲覧者側施設で `original_price_column` が実効有効であり、公開元施設で `facility_external_column_settings(column_code='original_price_column')` が有効である場合のみ返却する</w:t>
+        <w:t>価格系項目は、閲覧者側施設で original_price_column が実効有効であり、公開元施設で facility_external_column_settings(column_code='original_price_column') が有効である場合のみ返却する</w:t>
       </w:r>
     </w:p>
     <w:p>
@@ -21035,7 +21541,7 @@
           <w:rFonts w:hint="eastAsia"/>
         </w:rPr>
       </w:pPr>
-      <w:bookmarkStart w:id="66" w:name="_Toc231225083"/>
+      <w:bookmarkStart w:id="66" w:name="_Toc236710284"/>
       <w:r>
         <w:rPr>
           <w:rFonts w:hint="eastAsia"/>
@@ -21065,6 +21571,7 @@
       </w:tblGrid>
       <w:tr>
         <w:trPr>
+          <w:cantSplit/>
           <w:tblHeader/>
         </w:trPr>
         <w:tc>
@@ -21128,6 +21635,9 @@
         </w:tc>
       </w:tr>
       <w:tr>
+        <w:trPr>
+          <w:cantSplit/>
+        </w:trPr>
         <w:tc>
           <w:tcPr>
             <w:tcW w:w="1666" w:type="pct"/>
@@ -21163,6 +21673,9 @@
         </w:tc>
       </w:tr>
       <w:tr>
+        <w:trPr>
+          <w:cantSplit/>
+        </w:trPr>
         <w:tc>
           <w:tcPr>
             <w:tcW w:w="1666" w:type="pct"/>
@@ -21198,6 +21711,9 @@
         </w:tc>
       </w:tr>
       <w:tr>
+        <w:trPr>
+          <w:cantSplit/>
+        </w:trPr>
         <w:tc>
           <w:tcPr>
             <w:tcW w:w="1666" w:type="pct"/>
@@ -21233,13 +21749,15 @@
         </w:tc>
       </w:tr>
       <w:tr>
+        <w:trPr>
+          <w:cantSplit/>
+        </w:trPr>
         <w:tc>
           <w:tcPr>
             <w:tcW w:w="1666" w:type="pct"/>
           </w:tcPr>
           <w:p>
             <w:r>
-              <w:lastRenderedPageBreak/>
               <w:t>AUTH_403_FACILITY_GROUP_EDIT_DENIED</w:t>
             </w:r>
           </w:p>
@@ -21269,6 +21787,9 @@
         </w:tc>
       </w:tr>
       <w:tr>
+        <w:trPr>
+          <w:cantSplit/>
+        </w:trPr>
         <w:tc>
           <w:tcPr>
             <w:tcW w:w="1666" w:type="pct"/>
@@ -21304,6 +21825,9 @@
         </w:tc>
       </w:tr>
       <w:tr>
+        <w:trPr>
+          <w:cantSplit/>
+        </w:trPr>
         <w:tc>
           <w:tcPr>
             <w:tcW w:w="1666" w:type="pct"/>
@@ -21339,6 +21863,9 @@
         </w:tc>
       </w:tr>
       <w:tr>
+        <w:trPr>
+          <w:cantSplit/>
+        </w:trPr>
         <w:tc>
           <w:tcPr>
             <w:tcW w:w="1666" w:type="pct"/>
@@ -21374,6 +21901,9 @@
         </w:tc>
       </w:tr>
       <w:tr>
+        <w:trPr>
+          <w:cantSplit/>
+        </w:trPr>
         <w:tc>
           <w:tcPr>
             <w:tcW w:w="1666" w:type="pct"/>
@@ -21409,12 +21939,16 @@
         </w:tc>
       </w:tr>
       <w:tr>
+        <w:trPr>
+          <w:cantSplit/>
+        </w:trPr>
         <w:tc>
           <w:tcPr>
             <w:tcW w:w="1666" w:type="pct"/>
           </w:tcPr>
           <w:p>
             <w:r>
+              <w:lastRenderedPageBreak/>
               <w:t>FACILITY_NOT_IN_GROUP</w:t>
             </w:r>
           </w:p>
@@ -21444,6 +21978,9 @@
         </w:tc>
       </w:tr>
       <w:tr>
+        <w:trPr>
+          <w:cantSplit/>
+        </w:trPr>
         <w:tc>
           <w:tcPr>
             <w:tcW w:w="1666" w:type="pct"/>
@@ -21479,6 +22016,9 @@
         </w:tc>
       </w:tr>
       <w:tr>
+        <w:trPr>
+          <w:cantSplit/>
+        </w:trPr>
         <w:tc>
           <w:tcPr>
             <w:tcW w:w="1666" w:type="pct"/>
@@ -21514,6 +22054,9 @@
         </w:tc>
       </w:tr>
       <w:tr>
+        <w:trPr>
+          <w:cantSplit/>
+        </w:trPr>
         <w:tc>
           <w:tcPr>
             <w:tcW w:w="1666" w:type="pct"/>
@@ -21549,6 +22092,9 @@
         </w:tc>
       </w:tr>
       <w:tr>
+        <w:trPr>
+          <w:cantSplit/>
+        </w:trPr>
         <w:tc>
           <w:tcPr>
             <w:tcW w:w="1666" w:type="pct"/>
@@ -21592,7 +22138,7 @@
           <w:rFonts w:hint="eastAsia"/>
         </w:rPr>
       </w:pPr>
-      <w:bookmarkStart w:id="67" w:name="_Toc231225084"/>
+      <w:bookmarkStart w:id="67" w:name="_Toc236710285"/>
       <w:r>
         <w:rPr>
           <w:rFonts w:hint="eastAsia"/>
@@ -21608,7 +22154,7 @@
           <w:rFonts w:hint="eastAsia"/>
         </w:rPr>
       </w:pPr>
-      <w:bookmarkStart w:id="68" w:name="_Toc231225085"/>
+      <w:bookmarkStart w:id="68" w:name="_Toc236710286"/>
       <w:r>
         <w:rPr>
           <w:rFonts w:hint="eastAsia"/>
@@ -21690,11 +22236,9 @@
         <w:rPr>
           <w:rFonts w:hint="eastAsia"/>
         </w:rPr>
-        <w:lastRenderedPageBreak/>
         <w:t>公開設定は公開元施設単位で保存するため、同一施設が複数グループに所属している場合も公開設定は共通で扱う</w:t>
       </w:r>
     </w:p>
-    <w:p/>
     <w:sectPr>
       <w:pgSz w:w="11909" w:h="16834"/>
       <w:pgMar w:top="1440" w:right="1440" w:bottom="1440" w:left="1440" w:header="720" w:footer="720" w:gutter="0"/>
@@ -21708,7 +22252,7 @@
 </file>
 
 <file path=word/endnotes.xml><?xml version="1.0" encoding="utf-8"?>
-<w:endnotes xmlns:wpc="http://schemas.microsoft.com/office/word/2010/wordprocessingCanvas" xmlns:cx="http://schemas.microsoft.com/office/drawing/2014/chartex" xmlns:cx1="http://schemas.microsoft.com/office/drawing/2015/9/8/chartex" xmlns:cx2="http://schemas.microsoft.com/office/drawing/2015/10/21/chartex" xmlns:cx3="http://schemas.microsoft.com/office/drawing/2016/5/9/chartex" xmlns:cx4="http://schemas.microsoft.com/office/drawing/2016/5/10/chartex" xmlns:cx5="http://schemas.microsoft.com/office/drawing/2016/5/11/chartex" xmlns:cx6="http://schemas.microsoft.com/office/drawing/2016/5/12/chartex" xmlns:cx7="http://schemas.microsoft.com/office/drawing/2016/5/13/chartex" xmlns:cx8="http://schemas.microsoft.com/office/drawing/2016/5/14/chartex" xmlns:mc="http://schemas.openxmlformats.org/markup-compatibility/2006" xmlns:aink="http://schemas.microsoft.com/office/drawing/2016/ink" xmlns:am3d="http://schemas.microsoft.com/office/drawing/2017/model3d" xmlns:o="urn:schemas-microsoft-com:office:office" xmlns:oel="http://schemas.microsoft.com/office/2019/extlst" xmlns:r="http://schemas.openxmlformats.org/officeDocument/2006/relationships" xmlns:m="http://schemas.openxmlformats.org/officeDocument/2006/math" xmlns:v="urn:schemas-microsoft-com:vml" xmlns:wp14="http://schemas.microsoft.com/office/word/2010/wordprocessingDrawing" xmlns:wp="http://schemas.openxmlformats.org/drawingml/2006/wordprocessingDrawing" xmlns:w10="urn:schemas-microsoft-com:office:word" xmlns:w="http://schemas.openxmlformats.org/wordprocessingml/2006/main" xmlns:w14="http://schemas.microsoft.com/office/word/2010/wordml" xmlns:w15="http://schemas.microsoft.com/office/word/2012/wordml" xmlns:w16cex="http://schemas.microsoft.com/office/word/2018/wordml/cex" xmlns:w16cid="http://schemas.microsoft.com/office/word/2016/wordml/cid" xmlns:w16="http://schemas.microsoft.com/office/word/2018/wordml" xmlns:w16du="http://schemas.microsoft.com/office/word/2023/wordml/word16du" xmlns:w16sdtdh="http://schemas.microsoft.com/office/word/2020/wordml/sdtdatahash" xmlns:w16sdtfl="http://schemas.microsoft.com/office/word/2024/wordml/sdtformatlock" xmlns:w16se="http://schemas.microsoft.com/office/word/2015/wordml/symex" xmlns:wpg="http://schemas.microsoft.com/office/word/2010/wordprocessingGroup" xmlns:wpi="http://schemas.microsoft.com/office/word/2010/wordprocessingInk" xmlns:wne="http://schemas.microsoft.com/office/word/2006/wordml" xmlns:wps="http://schemas.microsoft.com/office/word/2010/wordprocessingShape" mc:Ignorable="w14 w15 w16se w16cid w16 w16cex w16sdtdh w16sdtfl w16du wp14">
+<w:endnotes xmlns:wpc="http://schemas.microsoft.com/office/word/2010/wordprocessingCanvas" xmlns:cx="http://schemas.microsoft.com/office/drawing/2014/chartex" xmlns:cx1="http://schemas.microsoft.com/office/drawing/2015/9/8/chartex" xmlns:cx2="http://schemas.microsoft.com/office/drawing/2015/10/21/chartex" xmlns:cx3="http://schemas.microsoft.com/office/drawing/2016/5/9/chartex" xmlns:cx4="http://schemas.microsoft.com/office/drawing/2016/5/10/chartex" xmlns:cx5="http://schemas.microsoft.com/office/drawing/2016/5/11/chartex" xmlns:cx6="http://schemas.microsoft.com/office/drawing/2016/5/12/chartex" xmlns:cx7="http://schemas.microsoft.com/office/drawing/2016/5/13/chartex" xmlns:cx8="http://schemas.microsoft.com/office/drawing/2016/5/14/chartex" xmlns:mc="http://schemas.openxmlformats.org/markup-compatibility/2006" xmlns:aink="http://schemas.microsoft.com/office/drawing/2016/ink" xmlns:am3d="http://schemas.microsoft.com/office/drawing/2017/model3d" xmlns:o="urn:schemas-microsoft-com:office:office" xmlns:oel="http://schemas.microsoft.com/office/2019/extlst" xmlns:r="http://schemas.openxmlformats.org/officeDocument/2006/relationships" xmlns:m="http://schemas.openxmlformats.org/officeDocument/2006/math" xmlns:v="urn:schemas-microsoft-com:vml" xmlns:wp14="http://schemas.microsoft.com/office/word/2010/wordprocessingDrawing" xmlns:wp="http://schemas.openxmlformats.org/drawingml/2006/wordprocessingDrawing" xmlns:w10="urn:schemas-microsoft-com:office:word" xmlns:w="http://schemas.openxmlformats.org/wordprocessingml/2006/main" xmlns:w14="http://schemas.microsoft.com/office/word/2010/wordml" xmlns:w15="http://schemas.microsoft.com/office/word/2012/wordml" xmlns:w16cei="http://schemas.microsoft.com/office/word/2026/wordml/cei" xmlns:w16cex="http://schemas.microsoft.com/office/word/2018/wordml/cex" xmlns:w16cid="http://schemas.microsoft.com/office/word/2016/wordml/cid" xmlns:w16="http://schemas.microsoft.com/office/word/2018/wordml" xmlns:w16du="http://schemas.microsoft.com/office/word/2023/wordml/word16du" xmlns:w16sdtdh="http://schemas.microsoft.com/office/word/2020/wordml/sdtdatahash" xmlns:w16sdtfl="http://schemas.microsoft.com/office/word/2024/wordml/sdtformatlock" xmlns:w16se="http://schemas.microsoft.com/office/word/2015/wordml/symex" xmlns:wpg="http://schemas.microsoft.com/office/word/2010/wordprocessingGroup" xmlns:wpi="http://schemas.microsoft.com/office/word/2010/wordprocessingInk" xmlns:wne="http://schemas.microsoft.com/office/word/2006/wordml" xmlns:wps="http://schemas.microsoft.com/office/word/2010/wordprocessingShape" mc:Ignorable="w14 w15 w16se w16cid w16 w16cex w16sdtdh w16sdtfl w16du wp14">
   <w:endnote w:type="separator" w:id="-1">
     <w:p>
       <w:pPr>
@@ -21733,7 +22277,7 @@
 </file>
 
 <file path=word/footnotes.xml><?xml version="1.0" encoding="utf-8"?>
-<w:footnotes xmlns:wpc="http://schemas.microsoft.com/office/word/2010/wordprocessingCanvas" xmlns:cx="http://schemas.microsoft.com/office/drawing/2014/chartex" xmlns:cx1="http://schemas.microsoft.com/office/drawing/2015/9/8/chartex" xmlns:cx2="http://schemas.microsoft.com/office/drawing/2015/10/21/chartex" xmlns:cx3="http://schemas.microsoft.com/office/drawing/2016/5/9/chartex" xmlns:cx4="http://schemas.microsoft.com/office/drawing/2016/5/10/chartex" xmlns:cx5="http://schemas.microsoft.com/office/drawing/2016/5/11/chartex" xmlns:cx6="http://schemas.microsoft.com/office/drawing/2016/5/12/chartex" xmlns:cx7="http://schemas.microsoft.com/office/drawing/2016/5/13/chartex" xmlns:cx8="http://schemas.microsoft.com/office/drawing/2016/5/14/chartex" xmlns:mc="http://schemas.openxmlformats.org/markup-compatibility/2006" xmlns:aink="http://schemas.microsoft.com/office/drawing/2016/ink" xmlns:am3d="http://schemas.microsoft.com/office/drawing/2017/model3d" xmlns:o="urn:schemas-microsoft-com:office:office" xmlns:oel="http://schemas.microsoft.com/office/2019/extlst" xmlns:r="http://schemas.openxmlformats.org/officeDocument/2006/relationships" xmlns:m="http://schemas.openxmlformats.org/officeDocument/2006/math" xmlns:v="urn:schemas-microsoft-com:vml" xmlns:wp14="http://schemas.microsoft.com/office/word/2010/wordprocessingDrawing" xmlns:wp="http://schemas.openxmlformats.org/drawingml/2006/wordprocessingDrawing" xmlns:w10="urn:schemas-microsoft-com:office:word" xmlns:w="http://schemas.openxmlformats.org/wordprocessingml/2006/main" xmlns:w14="http://schemas.microsoft.com/office/word/2010/wordml" xmlns:w15="http://schemas.microsoft.com/office/word/2012/wordml" xmlns:w16cex="http://schemas.microsoft.com/office/word/2018/wordml/cex" xmlns:w16cid="http://schemas.microsoft.com/office/word/2016/wordml/cid" xmlns:w16="http://schemas.microsoft.com/office/word/2018/wordml" xmlns:w16du="http://schemas.microsoft.com/office/word/2023/wordml/word16du" xmlns:w16sdtdh="http://schemas.microsoft.com/office/word/2020/wordml/sdtdatahash" xmlns:w16sdtfl="http://schemas.microsoft.com/office/word/2024/wordml/sdtformatlock" xmlns:w16se="http://schemas.microsoft.com/office/word/2015/wordml/symex" xmlns:wpg="http://schemas.microsoft.com/office/word/2010/wordprocessingGroup" xmlns:wpi="http://schemas.microsoft.com/office/word/2010/wordprocessingInk" xmlns:wne="http://schemas.microsoft.com/office/word/2006/wordml" xmlns:wps="http://schemas.microsoft.com/office/word/2010/wordprocessingShape" mc:Ignorable="w14 w15 w16se w16cid w16 w16cex w16sdtdh w16sdtfl w16du wp14">
+<w:footnotes xmlns:wpc="http://schemas.microsoft.com/office/word/2010/wordprocessingCanvas" xmlns:cx="http://schemas.microsoft.com/office/drawing/2014/chartex" xmlns:cx1="http://schemas.microsoft.com/office/drawing/2015/9/8/chartex" xmlns:cx2="http://schemas.microsoft.com/office/drawing/2015/10/21/chartex" xmlns:cx3="http://schemas.microsoft.com/office/drawing/2016/5/9/chartex" xmlns:cx4="http://schemas.microsoft.com/office/drawing/2016/5/10/chartex" xmlns:cx5="http://schemas.microsoft.com/office/drawing/2016/5/11/chartex" xmlns:cx6="http://schemas.microsoft.com/office/drawing/2016/5/12/chartex" xmlns:cx7="http://schemas.microsoft.com/office/drawing/2016/5/13/chartex" xmlns:cx8="http://schemas.microsoft.com/office/drawing/2016/5/14/chartex" xmlns:mc="http://schemas.openxmlformats.org/markup-compatibility/2006" xmlns:aink="http://schemas.microsoft.com/office/drawing/2016/ink" xmlns:am3d="http://schemas.microsoft.com/office/drawing/2017/model3d" xmlns:o="urn:schemas-microsoft-com:office:office" xmlns:oel="http://schemas.microsoft.com/office/2019/extlst" xmlns:r="http://schemas.openxmlformats.org/officeDocument/2006/relationships" xmlns:m="http://schemas.openxmlformats.org/officeDocument/2006/math" xmlns:v="urn:schemas-microsoft-com:vml" xmlns:wp14="http://schemas.microsoft.com/office/word/2010/wordprocessingDrawing" xmlns:wp="http://schemas.openxmlformats.org/drawingml/2006/wordprocessingDrawing" xmlns:w10="urn:schemas-microsoft-com:office:word" xmlns:w="http://schemas.openxmlformats.org/wordprocessingml/2006/main" xmlns:w14="http://schemas.microsoft.com/office/word/2010/wordml" xmlns:w15="http://schemas.microsoft.com/office/word/2012/wordml" xmlns:w16cei="http://schemas.microsoft.com/office/word/2026/wordml/cei" xmlns:w16cex="http://schemas.microsoft.com/office/word/2018/wordml/cex" xmlns:w16cid="http://schemas.microsoft.com/office/word/2016/wordml/cid" xmlns:w16="http://schemas.microsoft.com/office/word/2018/wordml" xmlns:w16du="http://schemas.microsoft.com/office/word/2023/wordml/word16du" xmlns:w16sdtdh="http://schemas.microsoft.com/office/word/2020/wordml/sdtdatahash" xmlns:w16sdtfl="http://schemas.microsoft.com/office/word/2024/wordml/sdtformatlock" xmlns:w16se="http://schemas.microsoft.com/office/word/2015/wordml/symex" xmlns:wpg="http://schemas.microsoft.com/office/word/2010/wordprocessingGroup" xmlns:wpi="http://schemas.microsoft.com/office/word/2010/wordprocessingInk" xmlns:wne="http://schemas.microsoft.com/office/word/2006/wordml" xmlns:wps="http://schemas.microsoft.com/office/word/2010/wordprocessingShape" mc:Ignorable="w14 w15 w16se w16cid w16 w16cex w16sdtdh w16sdtfl w16du wp14">
   <w:footnote w:type="separator" w:id="-1">
     <w:p>
       <w:pPr>
@@ -21758,9 +22302,9 @@
 </file>
 
 <file path=word/numbering.xml><?xml version="1.0" encoding="utf-8"?>
-<w:numbering xmlns:wpc="http://schemas.microsoft.com/office/word/2010/wordprocessingCanvas" xmlns:cx="http://schemas.microsoft.com/office/drawing/2014/chartex" xmlns:cx1="http://schemas.microsoft.com/office/drawing/2015/9/8/chartex" xmlns:cx2="http://schemas.microsoft.com/office/drawing/2015/10/21/chartex" xmlns:cx3="http://schemas.microsoft.com/office/drawing/2016/5/9/chartex" xmlns:cx4="http://schemas.microsoft.com/office/drawing/2016/5/10/chartex" xmlns:cx5="http://schemas.microsoft.com/office/drawing/2016/5/11/chartex" xmlns:cx6="http://schemas.microsoft.com/office/drawing/2016/5/12/chartex" xmlns:cx7="http://schemas.microsoft.com/office/drawing/2016/5/13/chartex" xmlns:cx8="http://schemas.microsoft.com/office/drawing/2016/5/14/chartex" xmlns:mc="http://schemas.openxmlformats.org/markup-compatibility/2006" xmlns:aink="http://schemas.microsoft.com/office/drawing/2016/ink" xmlns:am3d="http://schemas.microsoft.com/office/drawing/2017/model3d" xmlns:o="urn:schemas-microsoft-com:office:office" xmlns:oel="http://schemas.microsoft.com/office/2019/extlst" xmlns:r="http://schemas.openxmlformats.org/officeDocument/2006/relationships" xmlns:m="http://schemas.openxmlformats.org/officeDocument/2006/math" xmlns:v="urn:schemas-microsoft-com:vml" xmlns:wp14="http://schemas.microsoft.com/office/word/2010/wordprocessingDrawing" xmlns:wp="http://schemas.openxmlformats.org/drawingml/2006/wordprocessingDrawing" xmlns:w10="urn:schemas-microsoft-com:office:word" xmlns:w="http://schemas.openxmlformats.org/wordprocessingml/2006/main" xmlns:w14="http://schemas.microsoft.com/office/word/2010/wordml" xmlns:w15="http://schemas.microsoft.com/office/word/2012/wordml" xmlns:w16cex="http://schemas.microsoft.com/office/word/2018/wordml/cex" xmlns:w16cid="http://schemas.microsoft.com/office/word/2016/wordml/cid" xmlns:w16="http://schemas.microsoft.com/office/word/2018/wordml" xmlns:w16du="http://schemas.microsoft.com/office/word/2023/wordml/word16du" xmlns:w16sdtdh="http://schemas.microsoft.com/office/word/2020/wordml/sdtdatahash" xmlns:w16sdtfl="http://schemas.microsoft.com/office/word/2024/wordml/sdtformatlock" xmlns:w16se="http://schemas.microsoft.com/office/word/2015/wordml/symex" xmlns:wpg="http://schemas.microsoft.com/office/word/2010/wordprocessingGroup" xmlns:wpi="http://schemas.microsoft.com/office/word/2010/wordprocessingInk" xmlns:wne="http://schemas.microsoft.com/office/word/2006/wordml" xmlns:wps="http://schemas.microsoft.com/office/word/2010/wordprocessingShape" mc:Ignorable="w14 w15 w16se w16cid w16 w16cex w16sdtdh w16sdtfl w16du wp14">
+<w:numbering xmlns:wpc="http://schemas.microsoft.com/office/word/2010/wordprocessingCanvas" xmlns:cx="http://schemas.microsoft.com/office/drawing/2014/chartex" xmlns:cx1="http://schemas.microsoft.com/office/drawing/2015/9/8/chartex" xmlns:cx2="http://schemas.microsoft.com/office/drawing/2015/10/21/chartex" xmlns:cx3="http://schemas.microsoft.com/office/drawing/2016/5/9/chartex" xmlns:cx4="http://schemas.microsoft.com/office/drawing/2016/5/10/chartex" xmlns:cx5="http://schemas.microsoft.com/office/drawing/2016/5/11/chartex" xmlns:cx6="http://schemas.microsoft.com/office/drawing/2016/5/12/chartex" xmlns:cx7="http://schemas.microsoft.com/office/drawing/2016/5/13/chartex" xmlns:cx8="http://schemas.microsoft.com/office/drawing/2016/5/14/chartex" xmlns:mc="http://schemas.openxmlformats.org/markup-compatibility/2006" xmlns:aink="http://schemas.microsoft.com/office/drawing/2016/ink" xmlns:am3d="http://schemas.microsoft.com/office/drawing/2017/model3d" xmlns:o="urn:schemas-microsoft-com:office:office" xmlns:oel="http://schemas.microsoft.com/office/2019/extlst" xmlns:r="http://schemas.openxmlformats.org/officeDocument/2006/relationships" xmlns:m="http://schemas.openxmlformats.org/officeDocument/2006/math" xmlns:v="urn:schemas-microsoft-com:vml" xmlns:wp14="http://schemas.microsoft.com/office/word/2010/wordprocessingDrawing" xmlns:wp="http://schemas.openxmlformats.org/drawingml/2006/wordprocessingDrawing" xmlns:w10="urn:schemas-microsoft-com:office:word" xmlns:w="http://schemas.openxmlformats.org/wordprocessingml/2006/main" xmlns:w14="http://schemas.microsoft.com/office/word/2010/wordml" xmlns:w15="http://schemas.microsoft.com/office/word/2012/wordml" xmlns:w16cei="http://schemas.microsoft.com/office/word/2026/wordml/cei" xmlns:w16cex="http://schemas.microsoft.com/office/word/2018/wordml/cex" xmlns:w16cid="http://schemas.microsoft.com/office/word/2016/wordml/cid" xmlns:w16="http://schemas.microsoft.com/office/word/2018/wordml" xmlns:w16du="http://schemas.microsoft.com/office/word/2023/wordml/word16du" xmlns:w16sdtdh="http://schemas.microsoft.com/office/word/2020/wordml/sdtdatahash" xmlns:w16sdtfl="http://schemas.microsoft.com/office/word/2024/wordml/sdtformatlock" xmlns:w16se="http://schemas.microsoft.com/office/word/2015/wordml/symex" xmlns:wpg="http://schemas.microsoft.com/office/word/2010/wordprocessingGroup" xmlns:wpi="http://schemas.microsoft.com/office/word/2010/wordprocessingInk" xmlns:wne="http://schemas.microsoft.com/office/word/2006/wordml" xmlns:wps="http://schemas.microsoft.com/office/word/2010/wordprocessingShape" mc:Ignorable="w14 w15 w16se w16cid w16 w16cex w16sdtdh w16sdtfl w16du wp14">
   <w:abstractNum w:abstractNumId="0" w15:restartNumberingAfterBreak="0">
-    <w:nsid w:val="01525300"/>
+    <w:nsid w:val="141801A1"/>
     <w:multiLevelType w:val="singleLevel"/>
     <w:tmpl w:val="0409000F"/>
     <w:name w:val="__API_DOC_SQUARE_BULLET__"/>
@@ -21775,94 +22319,7 @@
     </w:lvl>
   </w:abstractNum>
   <w:abstractNum w:abstractNumId="1" w15:restartNumberingAfterBreak="0">
-    <w:nsid w:val="08D32596"/>
-    <w:multiLevelType w:val="hybridMultilevel"/>
-    <w:tmpl w:val="662AD026"/>
-    <w:name w:val="__API_DOC_SQUARE_BULLET__2"/>
-    <w:lvl w:ilvl="0" w:tplc="0409000F">
-      <w:start w:val="1"/>
-      <w:numFmt w:val="decimal"/>
-      <w:lvlText w:val="%1."/>
-      <w:lvlJc w:val="left"/>
-      <w:pPr>
-        <w:ind w:left="440" w:hanging="440"/>
-      </w:pPr>
-    </w:lvl>
-    <w:lvl w:ilvl="1" w:tplc="04090017" w:tentative="1">
-      <w:start w:val="1"/>
-      <w:numFmt w:val="aiueoFullWidth"/>
-      <w:lvlText w:val="(%2)"/>
-      <w:lvlJc w:val="left"/>
-      <w:pPr>
-        <w:ind w:left="880" w:hanging="440"/>
-      </w:pPr>
-    </w:lvl>
-    <w:lvl w:ilvl="2" w:tplc="04090011" w:tentative="1">
-      <w:start w:val="1"/>
-      <w:numFmt w:val="decimalEnclosedCircle"/>
-      <w:lvlText w:val="%3"/>
-      <w:lvlJc w:val="left"/>
-      <w:pPr>
-        <w:ind w:left="1320" w:hanging="440"/>
-      </w:pPr>
-    </w:lvl>
-    <w:lvl w:ilvl="3" w:tplc="0409000F" w:tentative="1">
-      <w:start w:val="1"/>
-      <w:numFmt w:val="decimal"/>
-      <w:lvlText w:val="%4."/>
-      <w:lvlJc w:val="left"/>
-      <w:pPr>
-        <w:ind w:left="1760" w:hanging="440"/>
-      </w:pPr>
-    </w:lvl>
-    <w:lvl w:ilvl="4" w:tplc="04090017" w:tentative="1">
-      <w:start w:val="1"/>
-      <w:numFmt w:val="aiueoFullWidth"/>
-      <w:lvlText w:val="(%5)"/>
-      <w:lvlJc w:val="left"/>
-      <w:pPr>
-        <w:ind w:left="2200" w:hanging="440"/>
-      </w:pPr>
-    </w:lvl>
-    <w:lvl w:ilvl="5" w:tplc="04090011" w:tentative="1">
-      <w:start w:val="1"/>
-      <w:numFmt w:val="decimalEnclosedCircle"/>
-      <w:lvlText w:val="%6"/>
-      <w:lvlJc w:val="left"/>
-      <w:pPr>
-        <w:ind w:left="2640" w:hanging="440"/>
-      </w:pPr>
-    </w:lvl>
-    <w:lvl w:ilvl="6" w:tplc="0409000F" w:tentative="1">
-      <w:start w:val="1"/>
-      <w:numFmt w:val="decimal"/>
-      <w:lvlText w:val="%7."/>
-      <w:lvlJc w:val="left"/>
-      <w:pPr>
-        <w:ind w:left="3080" w:hanging="440"/>
-      </w:pPr>
-    </w:lvl>
-    <w:lvl w:ilvl="7" w:tplc="04090017" w:tentative="1">
-      <w:start w:val="1"/>
-      <w:numFmt w:val="aiueoFullWidth"/>
-      <w:lvlText w:val="(%8)"/>
-      <w:lvlJc w:val="left"/>
-      <w:pPr>
-        <w:ind w:left="3520" w:hanging="440"/>
-      </w:pPr>
-    </w:lvl>
-    <w:lvl w:ilvl="8" w:tplc="04090011" w:tentative="1">
-      <w:start w:val="1"/>
-      <w:numFmt w:val="decimalEnclosedCircle"/>
-      <w:lvlText w:val="%9"/>
-      <w:lvlJc w:val="left"/>
-      <w:pPr>
-        <w:ind w:left="3960" w:hanging="440"/>
-      </w:pPr>
-    </w:lvl>
-  </w:abstractNum>
-  <w:abstractNum w:abstractNumId="2" w15:restartNumberingAfterBreak="0">
-    <w:nsid w:val="0DF22D52"/>
+    <w:nsid w:val="18367E15"/>
     <w:multiLevelType w:val="singleLevel"/>
     <w:tmpl w:val="04090001"/>
     <w:lvl w:ilvl="0">
@@ -21878,355 +22335,109 @@
       </w:rPr>
     </w:lvl>
   </w:abstractNum>
+  <w:abstractNum w:abstractNumId="2" w15:restartNumberingAfterBreak="0">
+    <w:nsid w:val="22E02292"/>
+    <w:multiLevelType w:val="singleLevel"/>
+    <w:tmpl w:val="04090001"/>
+    <w:lvl w:ilvl="0">
+      <w:start w:val="1"/>
+      <w:numFmt w:val="bullet"/>
+      <w:lvlText w:val="■"/>
+      <w:lvlJc w:val="left"/>
+      <w:pPr>
+        <w:ind w:left="440" w:hanging="440"/>
+      </w:pPr>
+      <w:rPr>
+        <w:rFonts w:ascii="Meiryo UI" w:hAnsi="Meiryo UI" w:eastAsia="Meiryo UI" w:cs="Meiryo UI" w:hint="default"/>
+      </w:rPr>
+    </w:lvl>
+  </w:abstractNum>
   <w:abstractNum w:abstractNumId="3" w15:restartNumberingAfterBreak="0">
-    <w:nsid w:val="1F9D06E5"/>
-    <w:multiLevelType w:val="hybridMultilevel"/>
-    <w:tmpl w:val="74CEA65C"/>
-    <w:name w:val="__API_DOC_SQUARE_BULLET__22222"/>
-    <w:lvl w:ilvl="0" w:tplc="0409000F">
+    <w:nsid w:val="231169C8"/>
+    <w:multiLevelType w:val="singleLevel"/>
+    <w:tmpl w:val="04090001"/>
+    <w:lvl w:ilvl="0">
       <w:start w:val="1"/>
-      <w:numFmt w:val="decimal"/>
-      <w:lvlText w:val="%1."/>
+      <w:numFmt w:val="bullet"/>
+      <w:lvlText w:val="■"/>
       <w:lvlJc w:val="left"/>
       <w:pPr>
         <w:ind w:left="440" w:hanging="440"/>
       </w:pPr>
-    </w:lvl>
-    <w:lvl w:ilvl="1" w:tplc="04090017" w:tentative="1">
-      <w:start w:val="1"/>
-      <w:numFmt w:val="aiueoFullWidth"/>
-      <w:lvlText w:val="(%2)"/>
-      <w:lvlJc w:val="left"/>
-      <w:pPr>
-        <w:ind w:left="880" w:hanging="440"/>
-      </w:pPr>
-    </w:lvl>
-    <w:lvl w:ilvl="2" w:tplc="04090011" w:tentative="1">
-      <w:start w:val="1"/>
-      <w:numFmt w:val="decimalEnclosedCircle"/>
-      <w:lvlText w:val="%3"/>
-      <w:lvlJc w:val="left"/>
-      <w:pPr>
-        <w:ind w:left="1320" w:hanging="440"/>
-      </w:pPr>
-    </w:lvl>
-    <w:lvl w:ilvl="3" w:tplc="0409000F" w:tentative="1">
-      <w:start w:val="1"/>
-      <w:numFmt w:val="decimal"/>
-      <w:lvlText w:val="%4."/>
-      <w:lvlJc w:val="left"/>
-      <w:pPr>
-        <w:ind w:left="1760" w:hanging="440"/>
-      </w:pPr>
-    </w:lvl>
-    <w:lvl w:ilvl="4" w:tplc="04090017" w:tentative="1">
-      <w:start w:val="1"/>
-      <w:numFmt w:val="aiueoFullWidth"/>
-      <w:lvlText w:val="(%5)"/>
-      <w:lvlJc w:val="left"/>
-      <w:pPr>
-        <w:ind w:left="2200" w:hanging="440"/>
-      </w:pPr>
-    </w:lvl>
-    <w:lvl w:ilvl="5" w:tplc="04090011" w:tentative="1">
-      <w:start w:val="1"/>
-      <w:numFmt w:val="decimalEnclosedCircle"/>
-      <w:lvlText w:val="%6"/>
-      <w:lvlJc w:val="left"/>
-      <w:pPr>
-        <w:ind w:left="2640" w:hanging="440"/>
-      </w:pPr>
-    </w:lvl>
-    <w:lvl w:ilvl="6" w:tplc="0409000F" w:tentative="1">
-      <w:start w:val="1"/>
-      <w:numFmt w:val="decimal"/>
-      <w:lvlText w:val="%7."/>
-      <w:lvlJc w:val="left"/>
-      <w:pPr>
-        <w:ind w:left="3080" w:hanging="440"/>
-      </w:pPr>
-    </w:lvl>
-    <w:lvl w:ilvl="7" w:tplc="04090017" w:tentative="1">
-      <w:start w:val="1"/>
-      <w:numFmt w:val="aiueoFullWidth"/>
-      <w:lvlText w:val="(%8)"/>
-      <w:lvlJc w:val="left"/>
-      <w:pPr>
-        <w:ind w:left="3520" w:hanging="440"/>
-      </w:pPr>
-    </w:lvl>
-    <w:lvl w:ilvl="8" w:tplc="04090011" w:tentative="1">
-      <w:start w:val="1"/>
-      <w:numFmt w:val="decimalEnclosedCircle"/>
-      <w:lvlText w:val="%9"/>
-      <w:lvlJc w:val="left"/>
-      <w:pPr>
-        <w:ind w:left="3960" w:hanging="440"/>
-      </w:pPr>
+      <w:rPr>
+        <w:rFonts w:ascii="Meiryo UI" w:hAnsi="Meiryo UI" w:eastAsia="Meiryo UI" w:cs="Meiryo UI" w:hint="default"/>
+      </w:rPr>
     </w:lvl>
   </w:abstractNum>
   <w:abstractNum w:abstractNumId="4" w15:restartNumberingAfterBreak="0">
-    <w:nsid w:val="5BA93F37"/>
-    <w:multiLevelType w:val="hybridMultilevel"/>
-    <w:tmpl w:val="B2C0E5DC"/>
-    <w:name w:val="__API_DOC_SQUARE_BULLET__222"/>
-    <w:lvl w:ilvl="0" w:tplc="0409000F">
+    <w:nsid w:val="2CE75627"/>
+    <w:multiLevelType w:val="singleLevel"/>
+    <w:tmpl w:val="04090001"/>
+    <w:lvl w:ilvl="0">
       <w:start w:val="1"/>
-      <w:numFmt w:val="decimal"/>
-      <w:lvlText w:val="%1."/>
+      <w:numFmt w:val="bullet"/>
+      <w:lvlText w:val="■"/>
       <w:lvlJc w:val="left"/>
       <w:pPr>
         <w:ind w:left="440" w:hanging="440"/>
       </w:pPr>
-    </w:lvl>
-    <w:lvl w:ilvl="1" w:tplc="04090017" w:tentative="1">
-      <w:start w:val="1"/>
-      <w:numFmt w:val="aiueoFullWidth"/>
-      <w:lvlText w:val="(%2)"/>
-      <w:lvlJc w:val="left"/>
-      <w:pPr>
-        <w:ind w:left="880" w:hanging="440"/>
-      </w:pPr>
-    </w:lvl>
-    <w:lvl w:ilvl="2" w:tplc="04090011" w:tentative="1">
-      <w:start w:val="1"/>
-      <w:numFmt w:val="decimalEnclosedCircle"/>
-      <w:lvlText w:val="%3"/>
-      <w:lvlJc w:val="left"/>
-      <w:pPr>
-        <w:ind w:left="1320" w:hanging="440"/>
-      </w:pPr>
-    </w:lvl>
-    <w:lvl w:ilvl="3" w:tplc="0409000F" w:tentative="1">
-      <w:start w:val="1"/>
-      <w:numFmt w:val="decimal"/>
-      <w:lvlText w:val="%4."/>
-      <w:lvlJc w:val="left"/>
-      <w:pPr>
-        <w:ind w:left="1760" w:hanging="440"/>
-      </w:pPr>
-    </w:lvl>
-    <w:lvl w:ilvl="4" w:tplc="04090017" w:tentative="1">
-      <w:start w:val="1"/>
-      <w:numFmt w:val="aiueoFullWidth"/>
-      <w:lvlText w:val="(%5)"/>
-      <w:lvlJc w:val="left"/>
-      <w:pPr>
-        <w:ind w:left="2200" w:hanging="440"/>
-      </w:pPr>
-    </w:lvl>
-    <w:lvl w:ilvl="5" w:tplc="04090011" w:tentative="1">
-      <w:start w:val="1"/>
-      <w:numFmt w:val="decimalEnclosedCircle"/>
-      <w:lvlText w:val="%6"/>
-      <w:lvlJc w:val="left"/>
-      <w:pPr>
-        <w:ind w:left="2640" w:hanging="440"/>
-      </w:pPr>
-    </w:lvl>
-    <w:lvl w:ilvl="6" w:tplc="0409000F" w:tentative="1">
-      <w:start w:val="1"/>
-      <w:numFmt w:val="decimal"/>
-      <w:lvlText w:val="%7."/>
-      <w:lvlJc w:val="left"/>
-      <w:pPr>
-        <w:ind w:left="3080" w:hanging="440"/>
-      </w:pPr>
-    </w:lvl>
-    <w:lvl w:ilvl="7" w:tplc="04090017" w:tentative="1">
-      <w:start w:val="1"/>
-      <w:numFmt w:val="aiueoFullWidth"/>
-      <w:lvlText w:val="(%8)"/>
-      <w:lvlJc w:val="left"/>
-      <w:pPr>
-        <w:ind w:left="3520" w:hanging="440"/>
-      </w:pPr>
-    </w:lvl>
-    <w:lvl w:ilvl="8" w:tplc="04090011" w:tentative="1">
-      <w:start w:val="1"/>
-      <w:numFmt w:val="decimalEnclosedCircle"/>
-      <w:lvlText w:val="%9"/>
-      <w:lvlJc w:val="left"/>
-      <w:pPr>
-        <w:ind w:left="3960" w:hanging="440"/>
-      </w:pPr>
+      <w:rPr>
+        <w:rFonts w:ascii="Meiryo UI" w:hAnsi="Meiryo UI" w:eastAsia="Meiryo UI" w:cs="Meiryo UI" w:hint="default"/>
+      </w:rPr>
     </w:lvl>
   </w:abstractNum>
   <w:abstractNum w:abstractNumId="5" w15:restartNumberingAfterBreak="0">
-    <w:nsid w:val="71D25A27"/>
-    <w:multiLevelType w:val="hybridMultilevel"/>
-    <w:tmpl w:val="C804F8A4"/>
-    <w:name w:val="__API_DOC_SQUARE_BULLET__2222"/>
-    <w:lvl w:ilvl="0" w:tplc="0409000F">
+    <w:nsid w:val="47747B85"/>
+    <w:multiLevelType w:val="singleLevel"/>
+    <w:tmpl w:val="04090001"/>
+    <w:lvl w:ilvl="0">
       <w:start w:val="1"/>
-      <w:numFmt w:val="decimal"/>
-      <w:lvlText w:val="%1."/>
+      <w:numFmt w:val="bullet"/>
+      <w:lvlText w:val="■"/>
       <w:lvlJc w:val="left"/>
       <w:pPr>
         <w:ind w:left="440" w:hanging="440"/>
       </w:pPr>
-    </w:lvl>
-    <w:lvl w:ilvl="1" w:tplc="04090017" w:tentative="1">
-      <w:start w:val="1"/>
-      <w:numFmt w:val="aiueoFullWidth"/>
-      <w:lvlText w:val="(%2)"/>
-      <w:lvlJc w:val="left"/>
-      <w:pPr>
-        <w:ind w:left="880" w:hanging="440"/>
-      </w:pPr>
-    </w:lvl>
-    <w:lvl w:ilvl="2" w:tplc="04090011" w:tentative="1">
-      <w:start w:val="1"/>
-      <w:numFmt w:val="decimalEnclosedCircle"/>
-      <w:lvlText w:val="%3"/>
-      <w:lvlJc w:val="left"/>
-      <w:pPr>
-        <w:ind w:left="1320" w:hanging="440"/>
-      </w:pPr>
-    </w:lvl>
-    <w:lvl w:ilvl="3" w:tplc="0409000F" w:tentative="1">
-      <w:start w:val="1"/>
-      <w:numFmt w:val="decimal"/>
-      <w:lvlText w:val="%4."/>
-      <w:lvlJc w:val="left"/>
-      <w:pPr>
-        <w:ind w:left="1760" w:hanging="440"/>
-      </w:pPr>
-    </w:lvl>
-    <w:lvl w:ilvl="4" w:tplc="04090017" w:tentative="1">
-      <w:start w:val="1"/>
-      <w:numFmt w:val="aiueoFullWidth"/>
-      <w:lvlText w:val="(%5)"/>
-      <w:lvlJc w:val="left"/>
-      <w:pPr>
-        <w:ind w:left="2200" w:hanging="440"/>
-      </w:pPr>
-    </w:lvl>
-    <w:lvl w:ilvl="5" w:tplc="04090011" w:tentative="1">
-      <w:start w:val="1"/>
-      <w:numFmt w:val="decimalEnclosedCircle"/>
-      <w:lvlText w:val="%6"/>
-      <w:lvlJc w:val="left"/>
-      <w:pPr>
-        <w:ind w:left="2640" w:hanging="440"/>
-      </w:pPr>
-    </w:lvl>
-    <w:lvl w:ilvl="6" w:tplc="0409000F" w:tentative="1">
-      <w:start w:val="1"/>
-      <w:numFmt w:val="decimal"/>
-      <w:lvlText w:val="%7."/>
-      <w:lvlJc w:val="left"/>
-      <w:pPr>
-        <w:ind w:left="3080" w:hanging="440"/>
-      </w:pPr>
-    </w:lvl>
-    <w:lvl w:ilvl="7" w:tplc="04090017" w:tentative="1">
-      <w:start w:val="1"/>
-      <w:numFmt w:val="aiueoFullWidth"/>
-      <w:lvlText w:val="(%8)"/>
-      <w:lvlJc w:val="left"/>
-      <w:pPr>
-        <w:ind w:left="3520" w:hanging="440"/>
-      </w:pPr>
-    </w:lvl>
-    <w:lvl w:ilvl="8" w:tplc="04090011" w:tentative="1">
-      <w:start w:val="1"/>
-      <w:numFmt w:val="decimalEnclosedCircle"/>
-      <w:lvlText w:val="%9"/>
-      <w:lvlJc w:val="left"/>
-      <w:pPr>
-        <w:ind w:left="3960" w:hanging="440"/>
-      </w:pPr>
+      <w:rPr>
+        <w:rFonts w:ascii="Meiryo UI" w:hAnsi="Meiryo UI" w:eastAsia="Meiryo UI" w:cs="Meiryo UI" w:hint="default"/>
+      </w:rPr>
     </w:lvl>
   </w:abstractNum>
   <w:abstractNum w:abstractNumId="6" w15:restartNumberingAfterBreak="0">
-    <w:nsid w:val="76E7408A"/>
-    <w:multiLevelType w:val="hybridMultilevel"/>
-    <w:tmpl w:val="56BCF940"/>
-    <w:name w:val="__API_DOC_SQUARE_BULLET__22"/>
-    <w:lvl w:ilvl="0" w:tplc="0409000F">
+    <w:nsid w:val="511A15A9"/>
+    <w:multiLevelType w:val="singleLevel"/>
+    <w:tmpl w:val="04090001"/>
+    <w:lvl w:ilvl="0">
       <w:start w:val="1"/>
-      <w:numFmt w:val="decimal"/>
-      <w:lvlText w:val="%1."/>
+      <w:numFmt w:val="bullet"/>
+      <w:lvlText w:val="■"/>
       <w:lvlJc w:val="left"/>
       <w:pPr>
         <w:ind w:left="440" w:hanging="440"/>
       </w:pPr>
-    </w:lvl>
-    <w:lvl w:ilvl="1" w:tplc="04090017" w:tentative="1">
-      <w:start w:val="1"/>
-      <w:numFmt w:val="aiueoFullWidth"/>
-      <w:lvlText w:val="(%2)"/>
-      <w:lvlJc w:val="left"/>
-      <w:pPr>
-        <w:ind w:left="880" w:hanging="440"/>
-      </w:pPr>
-    </w:lvl>
-    <w:lvl w:ilvl="2" w:tplc="04090011" w:tentative="1">
-      <w:start w:val="1"/>
-      <w:numFmt w:val="decimalEnclosedCircle"/>
-      <w:lvlText w:val="%3"/>
-      <w:lvlJc w:val="left"/>
-      <w:pPr>
-        <w:ind w:left="1320" w:hanging="440"/>
-      </w:pPr>
-    </w:lvl>
-    <w:lvl w:ilvl="3" w:tplc="0409000F" w:tentative="1">
-      <w:start w:val="1"/>
-      <w:numFmt w:val="decimal"/>
-      <w:lvlText w:val="%4."/>
-      <w:lvlJc w:val="left"/>
-      <w:pPr>
-        <w:ind w:left="1760" w:hanging="440"/>
-      </w:pPr>
-    </w:lvl>
-    <w:lvl w:ilvl="4" w:tplc="04090017" w:tentative="1">
-      <w:start w:val="1"/>
-      <w:numFmt w:val="aiueoFullWidth"/>
-      <w:lvlText w:val="(%5)"/>
-      <w:lvlJc w:val="left"/>
-      <w:pPr>
-        <w:ind w:left="2200" w:hanging="440"/>
-      </w:pPr>
-    </w:lvl>
-    <w:lvl w:ilvl="5" w:tplc="04090011" w:tentative="1">
-      <w:start w:val="1"/>
-      <w:numFmt w:val="decimalEnclosedCircle"/>
-      <w:lvlText w:val="%6"/>
-      <w:lvlJc w:val="left"/>
-      <w:pPr>
-        <w:ind w:left="2640" w:hanging="440"/>
-      </w:pPr>
-    </w:lvl>
-    <w:lvl w:ilvl="6" w:tplc="0409000F" w:tentative="1">
-      <w:start w:val="1"/>
-      <w:numFmt w:val="decimal"/>
-      <w:lvlText w:val="%7."/>
-      <w:lvlJc w:val="left"/>
-      <w:pPr>
-        <w:ind w:left="3080" w:hanging="440"/>
-      </w:pPr>
-    </w:lvl>
-    <w:lvl w:ilvl="7" w:tplc="04090017" w:tentative="1">
-      <w:start w:val="1"/>
-      <w:numFmt w:val="aiueoFullWidth"/>
-      <w:lvlText w:val="(%8)"/>
-      <w:lvlJc w:val="left"/>
-      <w:pPr>
-        <w:ind w:left="3520" w:hanging="440"/>
-      </w:pPr>
-    </w:lvl>
-    <w:lvl w:ilvl="8" w:tplc="04090011" w:tentative="1">
-      <w:start w:val="1"/>
-      <w:numFmt w:val="decimalEnclosedCircle"/>
-      <w:lvlText w:val="%9"/>
-      <w:lvlJc w:val="left"/>
-      <w:pPr>
-        <w:ind w:left="3960" w:hanging="440"/>
-      </w:pPr>
+      <w:rPr>
+        <w:rFonts w:ascii="Meiryo UI" w:hAnsi="Meiryo UI" w:eastAsia="Meiryo UI" w:cs="Meiryo UI" w:hint="default"/>
+      </w:rPr>
     </w:lvl>
   </w:abstractNum>
   <w:abstractNum w:abstractNumId="7" w15:restartNumberingAfterBreak="0">
+    <w:nsid w:val="62483C39"/>
+    <w:multiLevelType w:val="singleLevel"/>
+    <w:tmpl w:val="04090001"/>
+    <w:lvl w:ilvl="0">
+      <w:start w:val="1"/>
+      <w:numFmt w:val="bullet"/>
+      <w:lvlText w:val="■"/>
+      <w:lvlJc w:val="left"/>
+      <w:pPr>
+        <w:ind w:left="440" w:hanging="440"/>
+      </w:pPr>
+      <w:rPr>
+        <w:rFonts w:ascii="Meiryo UI" w:hAnsi="Meiryo UI" w:eastAsia="Meiryo UI" w:cs="Meiryo UI" w:hint="default"/>
+      </w:rPr>
+    </w:lvl>
+  </w:abstractNum>
+  <w:abstractNum w:abstractNumId="8" w15:restartNumberingAfterBreak="0">
     <w:nsid w:val="7AC532A8"/>
     <w:multiLevelType w:val="multilevel"/>
     <w:tmpl w:val="4E1E5628"/>
@@ -22341,28 +22552,28 @@
     </w:lvl>
   </w:abstractNum>
   <w:num w:numId="1" w16cid:durableId="296302402">
+    <w:abstractNumId w:val="8"/>
+  </w:num>
+  <w:num w:numId="2" w16cid:durableId="1024939521">
+    <w:abstractNumId w:val="4"/>
+  </w:num>
+  <w:num w:numId="3" w16cid:durableId="464468033">
+    <w:abstractNumId w:val="6"/>
+  </w:num>
+  <w:num w:numId="4" w16cid:durableId="912743063">
+    <w:abstractNumId w:val="2"/>
+  </w:num>
+  <w:num w:numId="5" w16cid:durableId="1180319825">
+    <w:abstractNumId w:val="1"/>
+  </w:num>
+  <w:num w:numId="6" w16cid:durableId="710418064">
+    <w:abstractNumId w:val="3"/>
+  </w:num>
+  <w:num w:numId="7" w16cid:durableId="1116369796">
     <w:abstractNumId w:val="7"/>
   </w:num>
-  <w:num w:numId="2" w16cid:durableId="2079588508">
-    <w:abstractNumId w:val="2"/>
-  </w:num>
-  <w:num w:numId="3" w16cid:durableId="304118228">
-    <w:abstractNumId w:val="0"/>
-  </w:num>
-  <w:num w:numId="4" w16cid:durableId="28453006">
-    <w:abstractNumId w:val="1"/>
-  </w:num>
-  <w:num w:numId="5" w16cid:durableId="1878738184">
-    <w:abstractNumId w:val="6"/>
-  </w:num>
-  <w:num w:numId="6" w16cid:durableId="2076707992">
-    <w:abstractNumId w:val="4"/>
-  </w:num>
-  <w:num w:numId="7" w16cid:durableId="1774323467">
+  <w:num w:numId="8" w16cid:durableId="1381056741">
     <w:abstractNumId w:val="5"/>
-  </w:num>
-  <w:num w:numId="8" w16cid:durableId="867716198">
-    <w:abstractNumId w:val="3"/>
   </w:num>
   <w:numIdMacAtCleanup w:val="8"/>
 </w:numbering>
@@ -23784,6 +23995,7 @@
       <w:bCs/>
       <w:i/>
       <w:iCs/>
+      <w:sz w:val="18"/>
       <w:szCs w:val="24"/>
     </w:rPr>
   </w:style>
@@ -23801,6 +24013,7 @@
     </w:pPr>
     <w:rPr>
       <w:bCs/>
+      <w:sz w:val="18"/>
     </w:rPr>
   </w:style>
   <w:style w:type="paragraph" w:styleId="31">
@@ -23815,6 +24028,7 @@
       <w:ind w:left="440"/>
     </w:pPr>
     <w:rPr>
+      <w:sz w:val="18"/>
       <w:szCs w:val="20"/>
     </w:rPr>
   </w:style>
